--- a/SupportHub Documentation/SupportHub_LLD.docx
+++ b/SupportHub Documentation/SupportHub_LLD.docx
@@ -1373,7 +1373,13 @@
       </w:r>
       <w:proofErr w:type="gramEnd"/>
       <w:r>
-        <w:t xml:space="preserve"> our web app is</w:t>
+        <w:t xml:space="preserve"> our web app</w:t>
+      </w:r>
+      <w:r>
+        <w:t xml:space="preserve"> name</w:t>
+      </w:r>
+      <w:r>
+        <w:t xml:space="preserve"> is</w:t>
       </w:r>
       <w:r>
         <w:t xml:space="preserve"> </w:t>
@@ -1401,22 +1407,86 @@
       <w:proofErr w:type="spellEnd"/>
       <w:r>
         <w:t>.</w:t>
+      </w:r>
+      <w:r>
+        <w:t xml:space="preserve"> </w:t>
       </w:r>
     </w:p>
     <w:p>
       <w:pPr>
         <w:jc w:val="both"/>
+      </w:pPr>
+      <w:r>
+        <w:t>Non-profit organizations today depend on multiple digital tools to manage donor communications, staff training, and support operations. Setting up, replicating, and scaling these systems manually is time-consuming, error-prone, and unsustainable — every environment becomes a unique snowflake that is impossible to reproduce consistently across machines.</w:t>
+      </w:r>
+    </w:p>
+    <w:p>
+      <w:pPr>
+        <w:jc w:val="both"/>
+      </w:pPr>
+      <w:proofErr w:type="spellStart"/>
+      <w:r>
         <w:rPr>
           <w:b/>
           <w:bCs/>
         </w:rPr>
-      </w:pPr>
+        <w:t>SupportHub</w:t>
+      </w:r>
+      <w:proofErr w:type="spellEnd"/>
+      <w:r>
+        <w:t xml:space="preserve"> is a production-grade, microservices-based DevOps platform that automates the provisioning, containerization, and deployment of two AI-powered non-profit tools — </w:t>
+      </w:r>
+      <w:proofErr w:type="spellStart"/>
       <w:r>
         <w:rPr>
           <w:b/>
           <w:bCs/>
         </w:rPr>
-        <w:t>Problem Statement</w:t>
+        <w:t>TriageAgent</w:t>
+      </w:r>
+      <w:proofErr w:type="spellEnd"/>
+      <w:r>
+        <w:t xml:space="preserve"> (an AI communication triage system) and </w:t>
+      </w:r>
+      <w:proofErr w:type="spellStart"/>
+      <w:r>
+        <w:rPr>
+          <w:b/>
+          <w:bCs/>
+        </w:rPr>
+        <w:t>QuizBot</w:t>
+      </w:r>
+      <w:proofErr w:type="spellEnd"/>
+      <w:r>
+        <w:t xml:space="preserve"> (an AI-driven staff training platform)</w:t>
+      </w:r>
+      <w:r>
+        <w:t xml:space="preserve"> </w:t>
+      </w:r>
+      <w:r>
+        <w:t xml:space="preserve">as a unified microservices </w:t>
+      </w:r>
+      <w:proofErr w:type="gramStart"/>
+      <w:r>
+        <w:t>platform..</w:t>
+      </w:r>
+      <w:proofErr w:type="gramEnd"/>
+      <w:r>
+        <w:t xml:space="preserve"> The platform uses Infrastructure as Code (</w:t>
+      </w:r>
+      <w:proofErr w:type="spellStart"/>
+      <w:r>
+        <w:t>IaC</w:t>
+      </w:r>
+      <w:proofErr w:type="spellEnd"/>
+      <w:r>
+        <w:t>) tools, container orchestration, and CI/CD pipelines to eliminate all manual setup and enable repeatable, one-command deployment of the entire system.</w:t>
+      </w:r>
+      <w:r>
+        <w:t xml:space="preserve"> </w:t>
+      </w:r>
+      <w:r>
+        <w:t>The platform demonstrates real-world infrastructure automation using Docker, Kubernetes, Terraform, and GitHub Actions CI/CD.</w:t>
       </w:r>
     </w:p>
     <w:p>
@@ -1424,47 +1494,341 @@
         <w:jc w:val="both"/>
       </w:pPr>
       <w:r>
-        <w:t xml:space="preserve">Automate the provisioning of infrastructure for a </w:t>
+        <w:t xml:space="preserve">Built using </w:t>
+      </w:r>
+      <w:r>
+        <w:rPr>
+          <w:b/>
+          <w:bCs/>
+        </w:rPr>
+        <w:t>Docker</w:t>
+      </w:r>
+      <w:r>
+        <w:t xml:space="preserve"> for containerization, </w:t>
+      </w:r>
+      <w:r>
+        <w:rPr>
+          <w:b/>
+          <w:bCs/>
+        </w:rPr>
+        <w:t>Nginx</w:t>
+      </w:r>
+      <w:r>
+        <w:t xml:space="preserve"> as an API gateway, </w:t>
+      </w:r>
+      <w:r>
+        <w:rPr>
+          <w:b/>
+          <w:bCs/>
+        </w:rPr>
+        <w:t>GitHub Actions</w:t>
+      </w:r>
+      <w:r>
+        <w:t xml:space="preserve"> for CI/CD automation, </w:t>
       </w:r>
       <w:proofErr w:type="gramStart"/>
       <w:r>
-        <w:t>Non-Profit</w:t>
+        <w:rPr>
+          <w:b/>
+          <w:bCs/>
+        </w:rPr>
+        <w:t>Terraform</w:t>
       </w:r>
       <w:proofErr w:type="gramEnd"/>
       <w:r>
-        <w:t xml:space="preserve"> system using Infrastructure as Code (</w:t>
+        <w:t xml:space="preserve"> for infrastructure provisioning, and </w:t>
+      </w:r>
+      <w:r>
+        <w:rPr>
+          <w:b/>
+          <w:bCs/>
+        </w:rPr>
+        <w:t>Kubernetes (K8s)</w:t>
+      </w:r>
+      <w:r>
+        <w:t xml:space="preserve"> for container orchestration, the system demonstrates a real-world, enterprise-grade DevOps pipeline that </w:t>
       </w:r>
       <w:proofErr w:type="spellStart"/>
       <w:r>
-        <w:t>IaC</w:t>
+        <w:t>fulfills</w:t>
       </w:r>
       <w:proofErr w:type="spellEnd"/>
       <w:r>
-        <w:t>) tools like Terraform or Ansible. The project involves script-based deployment of local Docker environments or cloud instances (e.g., AWS), including the automated installation of core dependencies such as Terraform or Ansible. This approach eliminates manual configuration errors and enables repeatable, scalable environment setup.</w:t>
+        <w:t xml:space="preserve"> all DO-15 requirements.</w:t>
       </w:r>
     </w:p>
     <w:p>
       <w:pPr>
         <w:jc w:val="both"/>
+      </w:pPr>
+    </w:p>
+    <w:p>
+      <w:pPr>
+        <w:jc w:val="both"/>
+      </w:pPr>
+      <w:proofErr w:type="spellStart"/>
+      <w:r>
         <w:rPr>
           <w:b/>
           <w:bCs/>
         </w:rPr>
-      </w:pPr>
+        <w:t>TriageAgent</w:t>
+      </w:r>
+      <w:proofErr w:type="spellEnd"/>
+    </w:p>
+    <w:p>
+      <w:pPr>
+        <w:jc w:val="both"/>
+      </w:pPr>
+      <w:proofErr w:type="spellStart"/>
+      <w:r>
+        <w:t>TriageAgent</w:t>
+      </w:r>
+      <w:proofErr w:type="spellEnd"/>
+      <w:r>
+        <w:t xml:space="preserve"> is an AI-powered communication triage system built for non-profit organizations. It automatically classifies incoming messages by urgency and intent, extracts named entities using </w:t>
+      </w:r>
+      <w:proofErr w:type="spellStart"/>
+      <w:r>
+        <w:t>spaCy</w:t>
+      </w:r>
+      <w:proofErr w:type="spellEnd"/>
+      <w:r>
+        <w:t xml:space="preserve"> NER, generates professional draft responses using Google Gemini 2.5 Flash via </w:t>
+      </w:r>
+      <w:proofErr w:type="spellStart"/>
+      <w:r>
+        <w:t>LangChain</w:t>
+      </w:r>
+      <w:proofErr w:type="spellEnd"/>
+      <w:r>
+        <w:t xml:space="preserve">, and routes messages to the correct department — all in under 10 seconds. It has 16 REST API endpoints, Firebase </w:t>
+      </w:r>
+      <w:proofErr w:type="spellStart"/>
+      <w:r>
+        <w:t>Firestore</w:t>
+      </w:r>
+      <w:proofErr w:type="spellEnd"/>
+      <w:r>
+        <w:t xml:space="preserve"> for real-time data, and a React 19 dashboard with live analytics.</w:t>
+      </w:r>
+    </w:p>
+    <w:p>
+      <w:pPr>
+        <w:jc w:val="both"/>
+      </w:pPr>
+      <w:proofErr w:type="spellStart"/>
       <w:r>
         <w:rPr>
           <w:b/>
           <w:bCs/>
         </w:rPr>
-        <w:t>Project Objectives</w:t>
-      </w:r>
+        <w:t>QuizBot</w:t>
+      </w:r>
+      <w:proofErr w:type="spellEnd"/>
     </w:p>
     <w:p>
       <w:pPr>
-        <w:pStyle w:val="ListParagraph"/>
+        <w:jc w:val="both"/>
+      </w:pPr>
+      <w:proofErr w:type="spellStart"/>
+      <w:r>
+        <w:lastRenderedPageBreak/>
+        <w:t>QuizBot</w:t>
+      </w:r>
+      <w:proofErr w:type="spellEnd"/>
+      <w:r>
+        <w:t xml:space="preserve"> is an AI-driven educational assessment platform that trains non-profit staff. It parses donor emails, builds vector embeddings using Sentence Transformers stored in </w:t>
+      </w:r>
+      <w:proofErr w:type="spellStart"/>
+      <w:r>
+        <w:t>ChromaDB</w:t>
+      </w:r>
+      <w:proofErr w:type="spellEnd"/>
+      <w:r>
+        <w:t>, and generates contextual MCQ quizzes using a RAG pipeline powered by Gemini AI. It tracks learning progress over time with SQLite persistence.</w:t>
+      </w:r>
+    </w:p>
+    <w:p>
+      <w:pPr>
+        <w:jc w:val="both"/>
+      </w:pPr>
+      <w:r>
+        <w:rPr>
+          <w:b/>
+          <w:bCs/>
+        </w:rPr>
+        <w:t>The DevOps Infrastructure</w:t>
+      </w:r>
+    </w:p>
+    <w:p>
+      <w:pPr>
+        <w:jc w:val="both"/>
+      </w:pPr>
+      <w:r>
+        <w:t xml:space="preserve">The entire platform runs as 5 Docker containers — </w:t>
+      </w:r>
+      <w:proofErr w:type="spellStart"/>
+      <w:r>
+        <w:t>TriageAgent</w:t>
+      </w:r>
+      <w:proofErr w:type="spellEnd"/>
+      <w:r>
+        <w:t xml:space="preserve"> backend, </w:t>
+      </w:r>
+      <w:proofErr w:type="spellStart"/>
+      <w:r>
+        <w:t>TriageAgent</w:t>
+      </w:r>
+      <w:proofErr w:type="spellEnd"/>
+      <w:r>
+        <w:t xml:space="preserve"> frontend, </w:t>
+      </w:r>
+      <w:proofErr w:type="spellStart"/>
+      <w:r>
+        <w:t>QuizBot</w:t>
+      </w:r>
+      <w:proofErr w:type="spellEnd"/>
+      <w:r>
+        <w:t xml:space="preserve"> backend, </w:t>
+      </w:r>
+      <w:proofErr w:type="spellStart"/>
+      <w:r>
+        <w:t>QuizBot</w:t>
+      </w:r>
+      <w:proofErr w:type="spellEnd"/>
+      <w:r>
+        <w:t xml:space="preserve"> frontend, and </w:t>
+      </w:r>
+      <w:proofErr w:type="gramStart"/>
+      <w:r>
+        <w:t>an</w:t>
+      </w:r>
+      <w:proofErr w:type="gramEnd"/>
+      <w:r>
+        <w:t xml:space="preserve"> Nginx API gateway — all connected through a shared Docker bridge network. Nginx acts as the </w:t>
+      </w:r>
+      <w:proofErr w:type="gramStart"/>
+      <w:r>
+        <w:t>single entry</w:t>
+      </w:r>
+      <w:proofErr w:type="gramEnd"/>
+      <w:r>
+        <w:t xml:space="preserve"> point on port 80, routing </w:t>
+      </w:r>
+      <w:r>
+        <w:rPr>
+          <w:b/>
+          <w:bCs/>
+        </w:rPr>
+        <w:t>/triage/*</w:t>
+      </w:r>
+      <w:r>
+        <w:t xml:space="preserve"> to </w:t>
+      </w:r>
+      <w:proofErr w:type="spellStart"/>
+      <w:r>
+        <w:t>TriageAgent</w:t>
+      </w:r>
+      <w:proofErr w:type="spellEnd"/>
+      <w:r>
+        <w:t xml:space="preserve"> and </w:t>
+      </w:r>
+      <w:r>
+        <w:rPr>
+          <w:b/>
+          <w:bCs/>
+        </w:rPr>
+        <w:t>/quiz/*</w:t>
+      </w:r>
+      <w:r>
+        <w:t xml:space="preserve"> to </w:t>
+      </w:r>
+      <w:proofErr w:type="spellStart"/>
+      <w:r>
+        <w:t>QuizBot</w:t>
+      </w:r>
+      <w:proofErr w:type="spellEnd"/>
+      <w:r>
+        <w:t xml:space="preserve">. Infrastructure is provisioned end-to-end using Terraform — a single </w:t>
+      </w:r>
+      <w:r>
+        <w:rPr>
+          <w:b/>
+          <w:bCs/>
+        </w:rPr>
+        <w:t>terraform apply</w:t>
+      </w:r>
+      <w:r>
+        <w:t xml:space="preserve"> command installs all dependencies and deploys the entire system with zero manual steps. Kubernetes manages container orchestration with deployment files, services, and ingress rules for every container, enabling auto-restart, health checks, and horizontal scaling. GitHub Actions provides a fully automated CI/CD pipeline — every push to the main branch triggers testing, builds all 5 Docker images, pushes them to Docker Hub, and deploys automatically.</w:t>
+      </w:r>
+    </w:p>
+    <w:p>
+      <w:pPr>
+        <w:jc w:val="both"/>
+      </w:pPr>
+    </w:p>
+    <w:p>
+      <w:pPr>
+        <w:jc w:val="both"/>
+        <w:rPr>
+          <w:b/>
+          <w:bCs/>
+        </w:rPr>
+      </w:pPr>
+      <w:r>
+        <w:rPr>
+          <w:b/>
+          <w:bCs/>
+        </w:rPr>
+        <w:t>Problem Statement</w:t>
+      </w:r>
+    </w:p>
+    <w:p>
+      <w:pPr>
+        <w:jc w:val="both"/>
+      </w:pPr>
+      <w:r>
+        <w:t xml:space="preserve">Automate the provisioning of infrastructure for a </w:t>
+      </w:r>
+      <w:proofErr w:type="gramStart"/>
+      <w:r>
+        <w:t>Non-Profit</w:t>
+      </w:r>
+      <w:proofErr w:type="gramEnd"/>
+      <w:r>
+        <w:t xml:space="preserve"> system using Infrastructure as Code (</w:t>
+      </w:r>
+      <w:proofErr w:type="spellStart"/>
+      <w:r>
+        <w:t>IaC</w:t>
+      </w:r>
+      <w:proofErr w:type="spellEnd"/>
+      <w:r>
+        <w:t>) tools like Terraform or Ansible. The project involves script-based deployment of local Docker environments or cloud instances (e.g., AWS), including the automated installation of core dependencies such as Terraform or Ansible. This approach eliminates manual configuration errors and enables repeatable, scalable environment setup.</w:t>
+      </w:r>
+    </w:p>
+    <w:p>
+      <w:pPr>
+        <w:jc w:val="both"/>
+        <w:rPr>
+          <w:b/>
+          <w:bCs/>
+        </w:rPr>
+      </w:pPr>
+      <w:r>
+        <w:rPr>
+          <w:b/>
+          <w:bCs/>
+        </w:rPr>
+        <w:t>Project Objectives</w:t>
+      </w:r>
+    </w:p>
+    <w:p>
+      <w:pPr>
         <w:numPr>
           <w:ilvl w:val="0"/>
-          <w:numId w:val="30"/>
+          <w:numId w:val="36"/>
         </w:numPr>
         <w:jc w:val="both"/>
       </w:pPr>
@@ -1473,45 +1837,25 @@
           <w:b/>
           <w:bCs/>
         </w:rPr>
-        <w:t>Real-Time Classification</w:t>
-      </w:r>
-      <w:r>
-        <w:t>:</w:t>
-      </w:r>
-      <w:r>
-        <w:t xml:space="preserve"> Classify every message by urgency</w:t>
-      </w:r>
-      <w:r>
-        <w:t xml:space="preserve"> </w:t>
-      </w:r>
-      <w:r>
-        <w:t>(Critical</w:t>
-      </w:r>
-      <w:r>
-        <w:t xml:space="preserve"> </w:t>
-      </w:r>
-      <w:r>
-        <w:t>/High</w:t>
-      </w:r>
-      <w:r>
-        <w:t xml:space="preserve"> </w:t>
-      </w:r>
-      <w:r>
-        <w:t xml:space="preserve">/Normal/Low) and intent (Donation/Volunteer/Complaint/etc.) using Gemini </w:t>
-      </w:r>
-      <w:r>
-        <w:t>API</w:t>
-      </w:r>
-      <w:r>
-        <w:t>.</w:t>
+        <w:t>Full Containerization</w:t>
+      </w:r>
+      <w:r>
+        <w:t xml:space="preserve">: Package all 5 services as Docker containers connected through a shared </w:t>
+      </w:r>
+      <w:proofErr w:type="spellStart"/>
+      <w:r>
+        <w:t>supporthub</w:t>
+      </w:r>
+      <w:proofErr w:type="spellEnd"/>
+      <w:r>
+        <w:t>-network Docker bridge network.</w:t>
       </w:r>
     </w:p>
     <w:p>
       <w:pPr>
-        <w:pStyle w:val="ListParagraph"/>
         <w:numPr>
           <w:ilvl w:val="0"/>
-          <w:numId w:val="30"/>
+          <w:numId w:val="36"/>
         </w:numPr>
         <w:jc w:val="both"/>
       </w:pPr>
@@ -1520,29 +1864,17 @@
           <w:b/>
           <w:bCs/>
         </w:rPr>
-        <w:t>Named Entity Recognition</w:t>
-      </w:r>
-      <w:r>
-        <w:t>:</w:t>
-      </w:r>
-      <w:r>
-        <w:t xml:space="preserve"> Extract names, dates, amounts, emails, receipt IDs, and case numbers using hybrid </w:t>
-      </w:r>
-      <w:proofErr w:type="spellStart"/>
-      <w:r>
-        <w:t>spaCy</w:t>
-      </w:r>
-      <w:proofErr w:type="spellEnd"/>
-      <w:r>
-        <w:t xml:space="preserve"> + LLM approach.</w:t>
+        <w:t>Infrastructure as Code</w:t>
+      </w:r>
+      <w:r>
+        <w:t>: Provision the entire platform using Terraform 1.14 — zero manual steps from a fresh machine to a running system.</w:t>
       </w:r>
     </w:p>
     <w:p>
       <w:pPr>
-        <w:pStyle w:val="ListParagraph"/>
         <w:numPr>
           <w:ilvl w:val="0"/>
-          <w:numId w:val="30"/>
+          <w:numId w:val="36"/>
         </w:numPr>
         <w:jc w:val="both"/>
       </w:pPr>
@@ -1551,21 +1883,25 @@
           <w:b/>
           <w:bCs/>
         </w:rPr>
-        <w:t>Draft Response Generation</w:t>
-      </w:r>
-      <w:r>
-        <w:t>:</w:t>
-      </w:r>
-      <w:r>
-        <w:t xml:space="preserve"> Generate professional, contextual email responses tailored to message content and urgency.</w:t>
+        <w:t>Automated Dependency Installation</w:t>
+      </w:r>
+      <w:r>
+        <w:t xml:space="preserve">: install.sh bootstraps Docker, Terraform, and </w:t>
+      </w:r>
+      <w:proofErr w:type="spellStart"/>
+      <w:r>
+        <w:t>kubectl</w:t>
+      </w:r>
+      <w:proofErr w:type="spellEnd"/>
+      <w:r>
+        <w:t xml:space="preserve"> on any fresh Linux machine automatically.</w:t>
       </w:r>
     </w:p>
     <w:p>
       <w:pPr>
-        <w:pStyle w:val="ListParagraph"/>
         <w:numPr>
           <w:ilvl w:val="0"/>
-          <w:numId w:val="30"/>
+          <w:numId w:val="36"/>
         </w:numPr>
         <w:jc w:val="both"/>
       </w:pPr>
@@ -1574,18 +1910,17 @@
           <w:b/>
           <w:bCs/>
         </w:rPr>
-        <w:t>Intelligent Routing</w:t>
-      </w:r>
-      <w:r>
-        <w:t xml:space="preserve"> — Auto-route messages to the correct department.</w:t>
+        <w:t>CI/CD Pipeline</w:t>
+      </w:r>
+      <w:r>
+        <w:t>: GitHub Actions builds all 5 Docker images, runs tests, pushes to Docker Hub, and deploys on every push to main.</w:t>
       </w:r>
     </w:p>
     <w:p>
       <w:pPr>
-        <w:pStyle w:val="ListParagraph"/>
         <w:numPr>
           <w:ilvl w:val="0"/>
-          <w:numId w:val="30"/>
+          <w:numId w:val="36"/>
         </w:numPr>
         <w:jc w:val="both"/>
       </w:pPr>
@@ -1594,21 +1929,17 @@
           <w:b/>
           <w:bCs/>
         </w:rPr>
-        <w:t>Human-in-the-Loop</w:t>
-      </w:r>
-      <w:r>
-        <w:t>:</w:t>
-      </w:r>
-      <w:r>
-        <w:t xml:space="preserve"> Admin dashboard to review, approve, or reject AI responses.</w:t>
+        <w:t>Kubernetes Orchestration</w:t>
+      </w:r>
+      <w:r>
+        <w:t>: K8s manages container lifecycle with Deployments, Services, and Ingress for auto-restart, health checks, and horizontal scaling.</w:t>
       </w:r>
     </w:p>
     <w:p>
       <w:pPr>
-        <w:pStyle w:val="ListParagraph"/>
         <w:numPr>
           <w:ilvl w:val="0"/>
-          <w:numId w:val="30"/>
+          <w:numId w:val="36"/>
         </w:numPr>
         <w:jc w:val="both"/>
       </w:pPr>
@@ -1617,21 +1948,34 @@
           <w:b/>
           <w:bCs/>
         </w:rPr>
-        <w:t>Analytics</w:t>
-      </w:r>
-      <w:r>
-        <w:t>:</w:t>
-      </w:r>
-      <w:r>
-        <w:t xml:space="preserve"> Real-time insights on urgency trends, intent distribution, and system performance.</w:t>
+        <w:lastRenderedPageBreak/>
+        <w:t>Nginx API Gateway</w:t>
+      </w:r>
+      <w:r>
+        <w:t xml:space="preserve">: Single public entry point on port 80 routing /triage/* to </w:t>
+      </w:r>
+      <w:proofErr w:type="spellStart"/>
+      <w:r>
+        <w:t>TriageAgent</w:t>
+      </w:r>
+      <w:proofErr w:type="spellEnd"/>
+      <w:r>
+        <w:t xml:space="preserve"> and /quiz/* to </w:t>
+      </w:r>
+      <w:proofErr w:type="spellStart"/>
+      <w:r>
+        <w:t>QuizBot</w:t>
+      </w:r>
+      <w:proofErr w:type="spellEnd"/>
+      <w:r>
+        <w:t>.</w:t>
       </w:r>
     </w:p>
     <w:p>
       <w:pPr>
-        <w:pStyle w:val="ListParagraph"/>
         <w:numPr>
           <w:ilvl w:val="0"/>
-          <w:numId w:val="30"/>
+          <w:numId w:val="36"/>
         </w:numPr>
         <w:jc w:val="both"/>
       </w:pPr>
@@ -1640,13 +1984,18 @@
           <w:b/>
           <w:bCs/>
         </w:rPr>
-        <w:t>Production-Grade Reliability</w:t>
-      </w:r>
-      <w:r>
-        <w:t>:</w:t>
-      </w:r>
-      <w:r>
-        <w:t xml:space="preserve"> Secure, scalable system with JWT auth, rate limiting, retry logic, and Firebase infrastructure.</w:t>
+        <w:t>Repeatable &amp; Scalable</w:t>
+      </w:r>
+      <w:r>
+        <w:t xml:space="preserve">: One terraform apply command provisions the entire </w:t>
+      </w:r>
+      <w:proofErr w:type="spellStart"/>
+      <w:r>
+        <w:t>SupportHub</w:t>
+      </w:r>
+      <w:proofErr w:type="spellEnd"/>
+      <w:r>
+        <w:t xml:space="preserve"> platform identically on any machine, every time.</w:t>
       </w:r>
     </w:p>
     <w:p>
@@ -1806,30 +2155,19 @@
           <w:b/>
           <w:bCs/>
         </w:rPr>
-        <w:t>TriageAgent</w:t>
+        <w:t>SupportHub</w:t>
       </w:r>
       <w:proofErr w:type="spellEnd"/>
       <w:r>
-        <w:rPr>
-          <w:b/>
-          <w:bCs/>
-        </w:rPr>
-        <w:t xml:space="preserve"> </w:t>
-      </w:r>
-      <w:r>
-        <w:t xml:space="preserve">system — </w:t>
-      </w:r>
-      <w:r>
-        <w:t>An AI-Powered Communication System for Non-Profit Organizations</w:t>
-      </w:r>
-      <w:r>
-        <w:t>. It translates the high-level architecture into concrete, implementable components, covering module design, API contracts, data models, class descriptions, user flow, data flow, and key design decisions.</w:t>
-      </w:r>
-      <w:r>
-        <w:t xml:space="preserve"> </w:t>
-      </w:r>
-      <w:r>
-        <w:t>The document covers:</w:t>
+        <w:t xml:space="preserve"> DevOps platform — an </w:t>
+      </w:r>
+      <w:proofErr w:type="spellStart"/>
+      <w:r>
+        <w:t>IaC</w:t>
+      </w:r>
+      <w:proofErr w:type="spellEnd"/>
+      <w:r>
+        <w:t xml:space="preserve"> provisioning system for two AI-powered non-profit microservices. The document covers:</w:t>
       </w:r>
     </w:p>
     <w:p>
@@ -1837,7 +2175,7 @@
         <w:widowControl w:val="0"/>
         <w:numPr>
           <w:ilvl w:val="0"/>
-          <w:numId w:val="11"/>
+          <w:numId w:val="34"/>
         </w:numPr>
         <w:tabs>
           <w:tab w:val="left" w:pos="790"/>
@@ -1849,7 +2187,7 @@
         <w:jc w:val="both"/>
       </w:pPr>
       <w:r>
-        <w:t>Overall system architecture and component interactions</w:t>
+        <w:t>The containerization strategy for all five services using Docker</w:t>
       </w:r>
     </w:p>
     <w:p>
@@ -1857,7 +2195,7 @@
         <w:widowControl w:val="0"/>
         <w:numPr>
           <w:ilvl w:val="0"/>
-          <w:numId w:val="11"/>
+          <w:numId w:val="34"/>
         </w:numPr>
         <w:tabs>
           <w:tab w:val="left" w:pos="790"/>
@@ -1869,8 +2207,7 @@
         <w:jc w:val="both"/>
       </w:pPr>
       <w:r>
-        <w:lastRenderedPageBreak/>
-        <w:t>Technology stack and design decisions</w:t>
+        <w:t>The infrastructure provisioning approach using Terraform (Infrastructure as Code)</w:t>
       </w:r>
     </w:p>
     <w:p>
@@ -1878,7 +2215,7 @@
         <w:widowControl w:val="0"/>
         <w:numPr>
           <w:ilvl w:val="0"/>
-          <w:numId w:val="11"/>
+          <w:numId w:val="34"/>
         </w:numPr>
         <w:tabs>
           <w:tab w:val="left" w:pos="790"/>
@@ -1890,7 +2227,7 @@
         <w:jc w:val="both"/>
       </w:pPr>
       <w:r>
-        <w:t>Data flow between frontend, backend, and third-party services</w:t>
+        <w:t>The container orchestration design using Kubernetes</w:t>
       </w:r>
     </w:p>
     <w:p>
@@ -1898,7 +2235,7 @@
         <w:widowControl w:val="0"/>
         <w:numPr>
           <w:ilvl w:val="0"/>
-          <w:numId w:val="11"/>
+          <w:numId w:val="34"/>
         </w:numPr>
         <w:tabs>
           <w:tab w:val="left" w:pos="790"/>
@@ -1910,13 +2247,7 @@
         <w:jc w:val="both"/>
       </w:pPr>
       <w:r>
-        <w:t xml:space="preserve">Integration design for AI (Google Gemini), </w:t>
-      </w:r>
-      <w:r>
-        <w:t>AI Agents</w:t>
-      </w:r>
-      <w:r>
-        <w:t>, and Firebase</w:t>
+        <w:t>The automated CI/CD pipeline design using GitHub Actions</w:t>
       </w:r>
     </w:p>
     <w:p>
@@ -1924,7 +2255,7 @@
         <w:widowControl w:val="0"/>
         <w:numPr>
           <w:ilvl w:val="0"/>
-          <w:numId w:val="11"/>
+          <w:numId w:val="34"/>
         </w:numPr>
         <w:tabs>
           <w:tab w:val="left" w:pos="790"/>
@@ -1936,12 +2267,16 @@
         <w:jc w:val="both"/>
       </w:pPr>
       <w:r>
-        <w:t>Security, authentication, and API design at a high level</w:t>
+        <w:t>The API Gateway configuration using Nginx</w:t>
       </w:r>
     </w:p>
     <w:p>
       <w:pPr>
         <w:widowControl w:val="0"/>
+        <w:numPr>
+          <w:ilvl w:val="0"/>
+          <w:numId w:val="34"/>
+        </w:numPr>
         <w:tabs>
           <w:tab w:val="left" w:pos="790"/>
           <w:tab w:val="right" w:leader="dot" w:pos="9032"/>
@@ -1952,16 +2287,87 @@
         <w:jc w:val="both"/>
       </w:pPr>
       <w:r>
-        <w:t>This document serves as the primary technical reference for developers, reviewers, and evaluators of the project. It covers both the backend (</w:t>
+        <w:t>The network architecture and inter-service communication</w:t>
+      </w:r>
+    </w:p>
+    <w:p>
+      <w:pPr>
+        <w:pStyle w:val="ListParagraph"/>
+        <w:numPr>
+          <w:ilvl w:val="0"/>
+          <w:numId w:val="34"/>
+        </w:numPr>
+        <w:spacing w:before="40" w:after="40" w:line="240" w:lineRule="auto"/>
+        <w:contextualSpacing w:val="0"/>
+      </w:pPr>
+      <w:r>
+        <w:t>Complete technology stack with version details and justification</w:t>
+      </w:r>
+    </w:p>
+    <w:p>
+      <w:pPr>
+        <w:widowControl w:val="0"/>
+        <w:numPr>
+          <w:ilvl w:val="0"/>
+          <w:numId w:val="34"/>
+        </w:numPr>
+        <w:tabs>
+          <w:tab w:val="left" w:pos="790"/>
+          <w:tab w:val="right" w:leader="dot" w:pos="9032"/>
+        </w:tabs>
+        <w:autoSpaceDE w:val="0"/>
+        <w:autoSpaceDN w:val="0"/>
+        <w:spacing w:before="1" w:after="0" w:line="240" w:lineRule="auto"/>
+        <w:jc w:val="both"/>
+      </w:pPr>
+      <w:r>
+        <w:t>All configuration files, scripts, and deployment artifacts created for the project</w:t>
+      </w:r>
+    </w:p>
+    <w:p>
+      <w:pPr>
+        <w:widowControl w:val="0"/>
+        <w:tabs>
+          <w:tab w:val="left" w:pos="790"/>
+          <w:tab w:val="right" w:leader="dot" w:pos="9032"/>
+        </w:tabs>
+        <w:autoSpaceDE w:val="0"/>
+        <w:autoSpaceDN w:val="0"/>
+        <w:spacing w:before="1" w:after="0" w:line="240" w:lineRule="auto"/>
+        <w:jc w:val="both"/>
+      </w:pPr>
+      <w:r>
+        <w:t xml:space="preserve">This document does not cover the internal application logic of </w:t>
       </w:r>
       <w:proofErr w:type="spellStart"/>
       <w:r>
-        <w:t>FastAPI</w:t>
+        <w:t>TriageAgent</w:t>
       </w:r>
       <w:proofErr w:type="spellEnd"/>
       <w:r>
-        <w:t xml:space="preserve"> + AI agents) and the frontend (React 18) subsystems.</w:t>
-      </w:r>
+        <w:t xml:space="preserve"> or </w:t>
+      </w:r>
+      <w:proofErr w:type="spellStart"/>
+      <w:r>
+        <w:t>QuizBot</w:t>
+      </w:r>
+      <w:proofErr w:type="spellEnd"/>
+      <w:r>
+        <w:t xml:space="preserve"> (such as AI model behavior or frontend UI design), as those were developed in prior courses. The scope is strictly the DevOps infrastructure layer built around those applications.</w:t>
+      </w:r>
+    </w:p>
+    <w:p>
+      <w:pPr>
+        <w:widowControl w:val="0"/>
+        <w:tabs>
+          <w:tab w:val="left" w:pos="790"/>
+          <w:tab w:val="right" w:leader="dot" w:pos="9032"/>
+        </w:tabs>
+        <w:autoSpaceDE w:val="0"/>
+        <w:autoSpaceDN w:val="0"/>
+        <w:spacing w:before="1" w:after="0" w:line="240" w:lineRule="auto"/>
+        <w:jc w:val="both"/>
+      </w:pPr>
     </w:p>
     <w:p>
       <w:pPr>
@@ -1997,10 +2403,8 @@
         <w:spacing w:before="1" w:after="0" w:line="240" w:lineRule="auto"/>
         <w:jc w:val="both"/>
         <w:rPr>
-          <w:b/>
-          <w:bCs/>
-          <w:sz w:val="28"/>
-          <w:szCs w:val="28"/>
+          <w:sz w:val="22"/>
+          <w:szCs w:val="22"/>
         </w:rPr>
       </w:pPr>
       <w:r>
@@ -2044,17 +2448,19 @@
         <w:autoSpaceDN w:val="0"/>
         <w:spacing w:before="1" w:after="0" w:line="240" w:lineRule="auto"/>
         <w:jc w:val="both"/>
-        <w:rPr>
-          <w:b/>
-          <w:bCs/>
-          <w:sz w:val="8"/>
-          <w:szCs w:val="8"/>
-        </w:rPr>
-      </w:pPr>
+      </w:pPr>
+      <w:r>
+        <w:t>This document is intended for the following readers:</w:t>
+      </w:r>
     </w:p>
     <w:p>
       <w:pPr>
+        <w:pStyle w:val="ListParagraph"/>
         <w:widowControl w:val="0"/>
+        <w:numPr>
+          <w:ilvl w:val="0"/>
+          <w:numId w:val="37"/>
+        </w:numPr>
         <w:tabs>
           <w:tab w:val="left" w:pos="790"/>
           <w:tab w:val="right" w:leader="dot" w:pos="9032"/>
@@ -2063,11 +2469,45 @@
         <w:autoSpaceDN w:val="0"/>
         <w:spacing w:before="1" w:after="0" w:line="240" w:lineRule="auto"/>
         <w:jc w:val="both"/>
-        <w:rPr>
-          <w:sz w:val="2"/>
-          <w:szCs w:val="2"/>
-        </w:rPr>
-      </w:pPr>
+      </w:pPr>
+      <w:r>
+        <w:rPr>
+          <w:b/>
+          <w:bCs/>
+        </w:rPr>
+        <w:t xml:space="preserve">Non-Profit Organization </w:t>
+      </w:r>
+      <w:proofErr w:type="gramStart"/>
+      <w:r>
+        <w:rPr>
+          <w:b/>
+          <w:bCs/>
+        </w:rPr>
+        <w:t xml:space="preserve">Staff  </w:t>
+      </w:r>
+      <w:r>
+        <w:t>The</w:t>
+      </w:r>
+      <w:proofErr w:type="gramEnd"/>
+      <w:r>
+        <w:t xml:space="preserve"> end users of both </w:t>
+      </w:r>
+      <w:proofErr w:type="spellStart"/>
+      <w:r>
+        <w:t>TriageAgent</w:t>
+      </w:r>
+      <w:proofErr w:type="spellEnd"/>
+      <w:r>
+        <w:t xml:space="preserve"> and </w:t>
+      </w:r>
+      <w:proofErr w:type="spellStart"/>
+      <w:r>
+        <w:t>QuizBot</w:t>
+      </w:r>
+      <w:proofErr w:type="spellEnd"/>
+      <w:r>
+        <w:t>. They benefit from reliable, always-on services maintained by the automated DevOps pipeline.</w:t>
+      </w:r>
     </w:p>
     <w:p>
       <w:pPr>
@@ -2075,7 +2515,7 @@
         <w:widowControl w:val="0"/>
         <w:numPr>
           <w:ilvl w:val="0"/>
-          <w:numId w:val="33"/>
+          <w:numId w:val="37"/>
         </w:numPr>
         <w:tabs>
           <w:tab w:val="left" w:pos="790"/>
@@ -2085,26 +2525,28 @@
         <w:autoSpaceDN w:val="0"/>
         <w:spacing w:before="1" w:after="0" w:line="240" w:lineRule="auto"/>
         <w:jc w:val="both"/>
-        <w:rPr>
-          <w:sz w:val="22"/>
-          <w:szCs w:val="22"/>
-        </w:rPr>
       </w:pPr>
       <w:r>
         <w:rPr>
           <w:b/>
           <w:bCs/>
-          <w:sz w:val="22"/>
-          <w:szCs w:val="22"/>
-        </w:rPr>
-        <w:t>Non-Profit Organization Staff</w:t>
-      </w:r>
-      <w:r>
-        <w:rPr>
-          <w:sz w:val="22"/>
-          <w:szCs w:val="22"/>
-        </w:rPr>
-        <w:t xml:space="preserve"> The primary users. Staff members who receive and respond to incoming communications daily — donation queries, volunteer inquiries, complaints, and partnership requests. They use the admin dashboard to review AI-generated classifications and approve or reject draft responses.</w:t>
+        </w:rPr>
+        <w:t xml:space="preserve">DevOps Engineers / </w:t>
+      </w:r>
+      <w:proofErr w:type="gramStart"/>
+      <w:r>
+        <w:rPr>
+          <w:b/>
+          <w:bCs/>
+        </w:rPr>
+        <w:t xml:space="preserve">Developers  </w:t>
+      </w:r>
+      <w:r>
+        <w:t>Team</w:t>
+      </w:r>
+      <w:proofErr w:type="gramEnd"/>
+      <w:r>
+        <w:t xml:space="preserve"> members responsible for maintaining Docker containers, Terraform scripts, GitHub Actions workflows, and Kubernetes configurations.</w:t>
       </w:r>
     </w:p>
     <w:p>
@@ -2113,7 +2555,7 @@
         <w:widowControl w:val="0"/>
         <w:numPr>
           <w:ilvl w:val="0"/>
-          <w:numId w:val="33"/>
+          <w:numId w:val="37"/>
         </w:numPr>
         <w:tabs>
           <w:tab w:val="left" w:pos="790"/>
@@ -2123,35 +2565,36 @@
         <w:autoSpaceDN w:val="0"/>
         <w:spacing w:before="1" w:after="0" w:line="240" w:lineRule="auto"/>
         <w:jc w:val="both"/>
-        <w:rPr>
-          <w:sz w:val="22"/>
-          <w:szCs w:val="22"/>
-        </w:rPr>
       </w:pPr>
       <w:r>
         <w:rPr>
           <w:b/>
           <w:bCs/>
-          <w:sz w:val="22"/>
-          <w:szCs w:val="22"/>
-        </w:rPr>
-        <w:t>Non-Profit Administrators / Managers</w:t>
-      </w:r>
-      <w:r>
-        <w:rPr>
-          <w:sz w:val="22"/>
-          <w:szCs w:val="22"/>
-        </w:rPr>
-        <w:t xml:space="preserve"> Team leads and managers who monitor the analytics dashboard to track message volume, urgency distribution, response times, and team performance metrics.</w:t>
+        </w:rPr>
+        <w:t xml:space="preserve">University &amp; Industry </w:t>
+      </w:r>
+      <w:proofErr w:type="gramStart"/>
+      <w:r>
+        <w:rPr>
+          <w:b/>
+          <w:bCs/>
+        </w:rPr>
+        <w:t xml:space="preserve">Evaluators  </w:t>
+      </w:r>
+      <w:r>
+        <w:t>Mentors</w:t>
+      </w:r>
+      <w:proofErr w:type="gramEnd"/>
+      <w:r>
+        <w:t xml:space="preserve"> and professors reviewing the technical design, tool selection, architecture decisions, and fulfilment of the DO-15 problem statement.</w:t>
       </w:r>
     </w:p>
     <w:p>
       <w:pPr>
-        <w:pStyle w:val="ListParagraph"/>
         <w:widowControl w:val="0"/>
         <w:numPr>
           <w:ilvl w:val="0"/>
-          <w:numId w:val="33"/>
+          <w:numId w:val="35"/>
         </w:numPr>
         <w:tabs>
           <w:tab w:val="left" w:pos="790"/>
@@ -2161,27 +2604,151 @@
         <w:autoSpaceDN w:val="0"/>
         <w:spacing w:before="1" w:after="0" w:line="240" w:lineRule="auto"/>
         <w:jc w:val="both"/>
-        <w:rPr>
-          <w:sz w:val="22"/>
-          <w:szCs w:val="22"/>
-        </w:rPr>
       </w:pPr>
       <w:r>
         <w:rPr>
           <w:b/>
           <w:bCs/>
-          <w:sz w:val="22"/>
-          <w:szCs w:val="22"/>
-        </w:rPr>
-        <w:t>Department Teams</w:t>
-      </w:r>
-      <w:r>
-        <w:rPr>
-          <w:sz w:val="22"/>
-          <w:szCs w:val="22"/>
-        </w:rPr>
-        <w:t xml:space="preserve"> Specific teams (Donations, Volunteers, Support, Partnerships) who receive routed messages assigned to them based on intent classification.</w:t>
-      </w:r>
+        </w:rPr>
+        <w:t>Project Evaluators (</w:t>
+      </w:r>
+      <w:proofErr w:type="spellStart"/>
+      <w:r>
+        <w:rPr>
+          <w:b/>
+          <w:bCs/>
+        </w:rPr>
+        <w:t>Datagami</w:t>
+      </w:r>
+      <w:proofErr w:type="spellEnd"/>
+      <w:r>
+        <w:rPr>
+          <w:b/>
+          <w:bCs/>
+        </w:rPr>
+        <w:t>/IBM)</w:t>
+      </w:r>
+      <w:r>
+        <w:t xml:space="preserve"> — to assess the technical depth and correctness of the DevOps implementation against the problem statement DO-15</w:t>
+      </w:r>
+    </w:p>
+    <w:p>
+      <w:pPr>
+        <w:widowControl w:val="0"/>
+        <w:numPr>
+          <w:ilvl w:val="0"/>
+          <w:numId w:val="35"/>
+        </w:numPr>
+        <w:tabs>
+          <w:tab w:val="left" w:pos="790"/>
+          <w:tab w:val="right" w:leader="dot" w:pos="9032"/>
+        </w:tabs>
+        <w:autoSpaceDE w:val="0"/>
+        <w:autoSpaceDN w:val="0"/>
+        <w:spacing w:before="1" w:after="0" w:line="240" w:lineRule="auto"/>
+        <w:jc w:val="both"/>
+      </w:pPr>
+      <w:r>
+        <w:rPr>
+          <w:b/>
+          <w:bCs/>
+        </w:rPr>
+        <w:t>Team Members (Group 03D2)</w:t>
+      </w:r>
+      <w:r>
+        <w:t xml:space="preserve"> — as a reference guide for understanding every design decision made during the project</w:t>
+      </w:r>
+    </w:p>
+    <w:p>
+      <w:pPr>
+        <w:widowControl w:val="0"/>
+        <w:numPr>
+          <w:ilvl w:val="0"/>
+          <w:numId w:val="35"/>
+        </w:numPr>
+        <w:tabs>
+          <w:tab w:val="left" w:pos="790"/>
+          <w:tab w:val="right" w:leader="dot" w:pos="9032"/>
+        </w:tabs>
+        <w:autoSpaceDE w:val="0"/>
+        <w:autoSpaceDN w:val="0"/>
+        <w:spacing w:before="1" w:after="0" w:line="240" w:lineRule="auto"/>
+        <w:jc w:val="both"/>
+      </w:pPr>
+      <w:r>
+        <w:rPr>
+          <w:b/>
+          <w:bCs/>
+        </w:rPr>
+        <w:t>Future Developers</w:t>
+      </w:r>
+      <w:r>
+        <w:t xml:space="preserve"> — anyone who needs to maintain, extend, or redeploy the </w:t>
+      </w:r>
+      <w:proofErr w:type="spellStart"/>
+      <w:r>
+        <w:t>SupportHub</w:t>
+      </w:r>
+      <w:proofErr w:type="spellEnd"/>
+      <w:r>
+        <w:t xml:space="preserve"> platform</w:t>
+      </w:r>
+    </w:p>
+    <w:p>
+      <w:pPr>
+        <w:widowControl w:val="0"/>
+        <w:numPr>
+          <w:ilvl w:val="0"/>
+          <w:numId w:val="35"/>
+        </w:numPr>
+        <w:tabs>
+          <w:tab w:val="left" w:pos="790"/>
+          <w:tab w:val="right" w:leader="dot" w:pos="9032"/>
+        </w:tabs>
+        <w:autoSpaceDE w:val="0"/>
+        <w:autoSpaceDN w:val="0"/>
+        <w:spacing w:before="1" w:after="0" w:line="240" w:lineRule="auto"/>
+        <w:jc w:val="both"/>
+      </w:pPr>
+      <w:r>
+        <w:rPr>
+          <w:b/>
+          <w:bCs/>
+        </w:rPr>
+        <w:t>DevOps Engineers</w:t>
+      </w:r>
+      <w:r>
+        <w:t xml:space="preserve"> — technical professionals who may review the infrastructure design for best practices and production readiness</w:t>
+      </w:r>
+    </w:p>
+    <w:p>
+      <w:pPr>
+        <w:widowControl w:val="0"/>
+        <w:tabs>
+          <w:tab w:val="left" w:pos="790"/>
+          <w:tab w:val="right" w:leader="dot" w:pos="9032"/>
+        </w:tabs>
+        <w:autoSpaceDE w:val="0"/>
+        <w:autoSpaceDN w:val="0"/>
+        <w:spacing w:before="1" w:after="0" w:line="240" w:lineRule="auto"/>
+        <w:jc w:val="both"/>
+      </w:pPr>
+      <w:r>
+        <w:t>Readers are expected to have basic familiarity with containerization concepts, cloud infrastructure, and software deployment practices.</w:t>
+      </w:r>
+    </w:p>
+    <w:p>
+      <w:pPr>
+        <w:widowControl w:val="0"/>
+        <w:tabs>
+          <w:tab w:val="left" w:pos="790"/>
+          <w:tab w:val="right" w:leader="dot" w:pos="9032"/>
+        </w:tabs>
+        <w:autoSpaceDE w:val="0"/>
+        <w:autoSpaceDN w:val="0"/>
+        <w:spacing w:before="1" w:after="0" w:line="240" w:lineRule="auto"/>
+        <w:jc w:val="both"/>
+      </w:pPr>
     </w:p>
     <w:p>
       <w:pPr>
@@ -2284,61 +2851,360 @@
       </w:pPr>
       <w:proofErr w:type="spellStart"/>
       <w:r>
+        <w:t>SupportHub</w:t>
+      </w:r>
+      <w:proofErr w:type="spellEnd"/>
+      <w:r>
+        <w:t xml:space="preserve"> is a containerized microservices platform that automates the deployment and management of two AI-powered non-profit applications.</w:t>
+      </w:r>
+      <w:r>
+        <w:t xml:space="preserve"> </w:t>
+      </w:r>
+      <w:r>
+        <w:t>The system is composed of five Docker containers orchestrated behind an Nginx API gateway, provisioned via Terraform, automated via GitHub Actions, and managed via Kubernetes.</w:t>
+      </w:r>
+    </w:p>
+    <w:p>
+      <w:pPr>
+        <w:widowControl w:val="0"/>
+        <w:tabs>
+          <w:tab w:val="left" w:pos="790"/>
+          <w:tab w:val="right" w:leader="dot" w:pos="9032"/>
+        </w:tabs>
+        <w:autoSpaceDE w:val="0"/>
+        <w:autoSpaceDN w:val="0"/>
+        <w:spacing w:before="1" w:after="0" w:line="240" w:lineRule="auto"/>
+        <w:jc w:val="both"/>
+      </w:pPr>
+      <w:r>
+        <w:t xml:space="preserve"> </w:t>
+      </w:r>
+      <w:proofErr w:type="spellStart"/>
+      <w:r>
+        <w:rPr>
+          <w:b/>
+          <w:bCs/>
+        </w:rPr>
         <w:t>TriageAgent</w:t>
       </w:r>
       <w:proofErr w:type="spellEnd"/>
       <w:r>
-        <w:t xml:space="preserve"> is a production-grade, AI-powered reactive triage system built for </w:t>
+        <w:t xml:space="preserve"> automatically classifies incoming messages by urgency and intent, extracts named entities using </w:t>
+      </w:r>
+      <w:proofErr w:type="spellStart"/>
+      <w:r>
+        <w:t>spaCy</w:t>
+      </w:r>
+      <w:proofErr w:type="spellEnd"/>
+      <w:r>
+        <w:t xml:space="preserve"> NER, generates professional draft responses using Google Gemini 2.5 Flash via </w:t>
+      </w:r>
+      <w:proofErr w:type="spellStart"/>
+      <w:r>
+        <w:t>LangChain</w:t>
+      </w:r>
+      <w:proofErr w:type="spellEnd"/>
+      <w:r>
+        <w:t xml:space="preserve">, and routes messages to the correct department — all in under 10 seconds, with 16 REST API endpoints and Firebase </w:t>
+      </w:r>
+      <w:proofErr w:type="spellStart"/>
+      <w:r>
+        <w:t>Firestore</w:t>
+      </w:r>
+      <w:proofErr w:type="spellEnd"/>
+      <w:r>
+        <w:t xml:space="preserve"> for real-time data. </w:t>
+      </w:r>
+      <w:proofErr w:type="spellStart"/>
+      <w:r>
+        <w:rPr>
+          <w:b/>
+          <w:bCs/>
+        </w:rPr>
+        <w:t>QuizBot</w:t>
+      </w:r>
+      <w:proofErr w:type="spellEnd"/>
+      <w:r>
+        <w:t xml:space="preserve"> parses donor emails, builds vector embeddings using Sentence Transformers stored in </w:t>
+      </w:r>
+      <w:proofErr w:type="spellStart"/>
+      <w:r>
+        <w:t>ChromaDB</w:t>
+      </w:r>
+      <w:proofErr w:type="spellEnd"/>
+      <w:r>
+        <w:t>, and generates contextual MCQ quizzes using a RAG pipeline powered by Gemini AI, tracking learning progress over time with SQLite persistence.</w:t>
+      </w:r>
+    </w:p>
+    <w:p>
+      <w:pPr>
+        <w:widowControl w:val="0"/>
+        <w:tabs>
+          <w:tab w:val="left" w:pos="790"/>
+          <w:tab w:val="right" w:leader="dot" w:pos="9032"/>
+        </w:tabs>
+        <w:autoSpaceDE w:val="0"/>
+        <w:autoSpaceDN w:val="0"/>
+        <w:spacing w:before="1" w:after="0" w:line="240" w:lineRule="auto"/>
+        <w:jc w:val="both"/>
+      </w:pPr>
+    </w:p>
+    <w:p>
+      <w:pPr>
+        <w:widowControl w:val="0"/>
+        <w:tabs>
+          <w:tab w:val="left" w:pos="790"/>
+          <w:tab w:val="right" w:leader="dot" w:pos="9032"/>
+        </w:tabs>
+        <w:autoSpaceDE w:val="0"/>
+        <w:autoSpaceDN w:val="0"/>
+        <w:spacing w:before="1" w:after="0" w:line="240" w:lineRule="auto"/>
+        <w:jc w:val="both"/>
+      </w:pPr>
+      <w:proofErr w:type="spellStart"/>
+      <w:r>
+        <w:t>SupportHub</w:t>
+      </w:r>
+      <w:proofErr w:type="spellEnd"/>
+      <w:r>
+        <w:t xml:space="preserve"> is a production-grade, containerized microservices platform designed for non-profit organizations. It unifies two AI-powered applications — </w:t>
+      </w:r>
+      <w:proofErr w:type="spellStart"/>
+      <w:r>
+        <w:t>TriageAgent</w:t>
+      </w:r>
+      <w:proofErr w:type="spellEnd"/>
+      <w:r>
+        <w:t xml:space="preserve"> and </w:t>
+      </w:r>
+      <w:proofErr w:type="spellStart"/>
+      <w:r>
+        <w:t>QuizBot</w:t>
+      </w:r>
+      <w:proofErr w:type="spellEnd"/>
+      <w:r>
+        <w:t xml:space="preserve"> — under a single infrastructure umbrella, deployed and managed entirely through automated DevOps tooling.</w:t>
+      </w:r>
+    </w:p>
+    <w:p>
+      <w:pPr>
+        <w:widowControl w:val="0"/>
+        <w:tabs>
+          <w:tab w:val="left" w:pos="790"/>
+          <w:tab w:val="right" w:leader="dot" w:pos="9032"/>
+        </w:tabs>
+        <w:autoSpaceDE w:val="0"/>
+        <w:autoSpaceDN w:val="0"/>
+        <w:spacing w:before="1" w:after="0" w:line="240" w:lineRule="auto"/>
+        <w:jc w:val="both"/>
+      </w:pPr>
+      <w:proofErr w:type="spellStart"/>
+      <w:r>
+        <w:rPr>
+          <w:b/>
+          <w:bCs/>
+        </w:rPr>
+        <w:t>TriageAgent</w:t>
+      </w:r>
+      <w:proofErr w:type="spellEnd"/>
+      <w:r>
+        <w:t xml:space="preserve"> is an AI-driven communication triage system. It classifies incoming messages by urgency and intent, extracts named entities using </w:t>
+      </w:r>
+      <w:proofErr w:type="spellStart"/>
+      <w:r>
+        <w:t>spaCy</w:t>
+      </w:r>
+      <w:proofErr w:type="spellEnd"/>
+      <w:r>
+        <w:t xml:space="preserve"> NER, generates draft responses via Google Gemini 2.5 Flash through </w:t>
+      </w:r>
+      <w:proofErr w:type="spellStart"/>
+      <w:r>
+        <w:t>LangChain</w:t>
+      </w:r>
+      <w:proofErr w:type="spellEnd"/>
+      <w:r>
+        <w:t>, and routes messages to appropriate departments — all within seconds.</w:t>
+      </w:r>
+    </w:p>
+    <w:p>
+      <w:pPr>
+        <w:widowControl w:val="0"/>
+        <w:tabs>
+          <w:tab w:val="left" w:pos="790"/>
+          <w:tab w:val="right" w:leader="dot" w:pos="9032"/>
+        </w:tabs>
+        <w:autoSpaceDE w:val="0"/>
+        <w:autoSpaceDN w:val="0"/>
+        <w:spacing w:before="1" w:after="0" w:line="240" w:lineRule="auto"/>
+        <w:jc w:val="both"/>
+      </w:pPr>
+      <w:proofErr w:type="spellStart"/>
+      <w:r>
+        <w:rPr>
+          <w:b/>
+          <w:bCs/>
+        </w:rPr>
+        <w:t>QuizBot</w:t>
+      </w:r>
+      <w:proofErr w:type="spellEnd"/>
+      <w:r>
+        <w:t xml:space="preserve"> is an AI-powered educational assessment platform. It parses donor emails, generates vector embeddings using Sentence Transformers stored in </w:t>
+      </w:r>
+      <w:proofErr w:type="spellStart"/>
+      <w:r>
+        <w:t>ChromaDB</w:t>
+      </w:r>
+      <w:proofErr w:type="spellEnd"/>
+      <w:r>
+        <w:t>, and creates contextual MCQ quizzes through a RAG pipeline powered by Gemini AI to train non-profit staff.</w:t>
+      </w:r>
+    </w:p>
+    <w:p>
+      <w:pPr>
+        <w:widowControl w:val="0"/>
+        <w:tabs>
+          <w:tab w:val="left" w:pos="790"/>
+          <w:tab w:val="right" w:leader="dot" w:pos="9032"/>
+        </w:tabs>
+        <w:autoSpaceDE w:val="0"/>
+        <w:autoSpaceDN w:val="0"/>
+        <w:spacing w:before="1" w:after="0" w:line="240" w:lineRule="auto"/>
+        <w:jc w:val="both"/>
+      </w:pPr>
+      <w:r>
+        <w:t xml:space="preserve">At the infrastructure level, </w:t>
+      </w:r>
+      <w:proofErr w:type="spellStart"/>
+      <w:r>
+        <w:t>SupportHub</w:t>
+      </w:r>
+      <w:proofErr w:type="spellEnd"/>
+      <w:r>
+        <w:t xml:space="preserve"> runs as </w:t>
+      </w:r>
+      <w:r>
+        <w:rPr>
+          <w:b/>
+          <w:bCs/>
+        </w:rPr>
+        <w:t>five Docker containers</w:t>
+      </w:r>
+      <w:r>
+        <w:t xml:space="preserve"> — </w:t>
+      </w:r>
+      <w:proofErr w:type="spellStart"/>
+      <w:r>
+        <w:t>TriageAgent</w:t>
+      </w:r>
+      <w:proofErr w:type="spellEnd"/>
+      <w:r>
+        <w:t xml:space="preserve"> backend, </w:t>
+      </w:r>
+      <w:proofErr w:type="spellStart"/>
+      <w:r>
+        <w:t>TriageAgent</w:t>
+      </w:r>
+      <w:proofErr w:type="spellEnd"/>
+      <w:r>
+        <w:t xml:space="preserve"> frontend, </w:t>
+      </w:r>
+      <w:proofErr w:type="spellStart"/>
+      <w:r>
+        <w:t>QuizBot</w:t>
+      </w:r>
+      <w:proofErr w:type="spellEnd"/>
+      <w:r>
+        <w:t xml:space="preserve"> backend, </w:t>
+      </w:r>
+      <w:proofErr w:type="spellStart"/>
+      <w:r>
+        <w:t>QuizBot</w:t>
+      </w:r>
+      <w:proofErr w:type="spellEnd"/>
+      <w:r>
+        <w:t xml:space="preserve"> frontend, and </w:t>
       </w:r>
       <w:proofErr w:type="gramStart"/>
       <w:r>
-        <w:t>Non-Profit</w:t>
+        <w:t>an</w:t>
       </w:r>
       <w:proofErr w:type="gramEnd"/>
       <w:r>
-        <w:t xml:space="preserve"> organizations. It automates the processing of incoming communications by performing four core operations in sequence:</w:t>
+        <w:t xml:space="preserve"> Nginx API gateway — all connected through a shared Docker bridge network. Nginx acts as the single public entry point on port 80, routing traffic to the appropriate service based on URL path.</w:t>
+      </w:r>
+    </w:p>
+    <w:p>
+      <w:pPr>
+        <w:widowControl w:val="0"/>
+        <w:tabs>
+          <w:tab w:val="left" w:pos="790"/>
+          <w:tab w:val="right" w:leader="dot" w:pos="9032"/>
+        </w:tabs>
+        <w:autoSpaceDE w:val="0"/>
+        <w:autoSpaceDN w:val="0"/>
+        <w:spacing w:before="1" w:after="0" w:line="240" w:lineRule="auto"/>
+        <w:jc w:val="both"/>
+      </w:pPr>
+      <w:r>
+        <w:t xml:space="preserve">The entire platform is provisioned end-to-end using </w:t>
+      </w:r>
+      <w:r>
+        <w:rPr>
+          <w:b/>
+          <w:bCs/>
+        </w:rPr>
+        <w:t>Terraform</w:t>
+      </w:r>
+      <w:r>
+        <w:t xml:space="preserve">, container orchestration is managed by </w:t>
+      </w:r>
+      <w:r>
+        <w:rPr>
+          <w:b/>
+          <w:bCs/>
+        </w:rPr>
+        <w:t>Kubernetes</w:t>
+      </w:r>
+      <w:r>
+        <w:t xml:space="preserve">, and every code change triggers an automated </w:t>
+      </w:r>
+      <w:r>
+        <w:rPr>
+          <w:b/>
+          <w:bCs/>
+        </w:rPr>
+        <w:t>GitHub Actions</w:t>
+      </w:r>
+      <w:r>
+        <w:t xml:space="preserve"> CI/CD pipeline that tests, builds, and deploys all services without any manual intervention.</w:t>
       </w:r>
     </w:p>
     <w:tbl>
       <w:tblPr>
-        <w:tblW w:w="9367" w:type="dxa"/>
-        <w:tblBorders>
-          <w:top w:val="single" w:sz="4" w:space="0" w:color="auto"/>
-          <w:left w:val="single" w:sz="4" w:space="0" w:color="auto"/>
-          <w:bottom w:val="single" w:sz="4" w:space="0" w:color="auto"/>
-          <w:right w:val="single" w:sz="4" w:space="0" w:color="auto"/>
-          <w:insideH w:val="single" w:sz="4" w:space="0" w:color="auto"/>
-          <w:insideV w:val="single" w:sz="4" w:space="0" w:color="auto"/>
-        </w:tblBorders>
+        <w:tblW w:w="0" w:type="auto"/>
+        <w:tblCellSpacing w:w="15" w:type="dxa"/>
         <w:tblCellMar>
-          <w:top w:w="80" w:type="dxa"/>
-          <w:left w:w="140" w:type="dxa"/>
-          <w:bottom w:w="80" w:type="dxa"/>
-          <w:right w:w="140" w:type="dxa"/>
+          <w:top w:w="15" w:type="dxa"/>
+          <w:left w:w="15" w:type="dxa"/>
+          <w:bottom w:w="15" w:type="dxa"/>
+          <w:right w:w="15" w:type="dxa"/>
         </w:tblCellMar>
         <w:tblLook w:val="04A0" w:firstRow="1" w:lastRow="0" w:firstColumn="1" w:lastColumn="0" w:noHBand="0" w:noVBand="1"/>
       </w:tblPr>
       <w:tblGrid>
-        <w:gridCol w:w="800"/>
-        <w:gridCol w:w="2202"/>
-        <w:gridCol w:w="2802"/>
-        <w:gridCol w:w="3563"/>
+        <w:gridCol w:w="2544"/>
+        <w:gridCol w:w="2133"/>
+        <w:gridCol w:w="4349"/>
       </w:tblGrid>
       <w:tr>
         <w:trPr>
-          <w:trHeight w:val="258"/>
           <w:tblHeader/>
+          <w:tblCellSpacing w:w="15" w:type="dxa"/>
         </w:trPr>
         <w:tc>
           <w:tcPr>
-            <w:tcW w:w="800" w:type="dxa"/>
-            <w:tcBorders>
-              <w:top w:val="single" w:sz="4" w:space="0" w:color="2E75B6"/>
-              <w:left w:val="single" w:sz="4" w:space="0" w:color="2E75B6"/>
-              <w:bottom w:val="single" w:sz="4" w:space="0" w:color="2E75B6"/>
-              <w:right w:val="single" w:sz="4" w:space="0" w:color="2E75B6"/>
-            </w:tcBorders>
-            <w:shd w:val="clear" w:color="auto" w:fill="1B2A4A"/>
+            <w:tcW w:w="0" w:type="auto"/>
             <w:vAlign w:val="center"/>
             <w:hideMark/>
           </w:tcPr>
@@ -2352,59 +3218,24 @@
               <w:autoSpaceDE w:val="0"/>
               <w:autoSpaceDN w:val="0"/>
               <w:spacing w:before="1" w:after="0" w:line="240" w:lineRule="auto"/>
-            </w:pPr>
-            <w:r>
+              <w:jc w:val="both"/>
               <w:rPr>
                 <w:b/>
                 <w:bCs/>
               </w:rPr>
-              <w:t>#</w:t>
-            </w:r>
-          </w:p>
-        </w:tc>
-        <w:tc>
-          <w:tcPr>
-            <w:tcW w:w="2202" w:type="dxa"/>
-            <w:tcBorders>
-              <w:top w:val="single" w:sz="4" w:space="0" w:color="2E75B6"/>
-              <w:left w:val="single" w:sz="4" w:space="0" w:color="2E75B6"/>
-              <w:bottom w:val="single" w:sz="4" w:space="0" w:color="2E75B6"/>
-              <w:right w:val="single" w:sz="4" w:space="0" w:color="2E75B6"/>
-            </w:tcBorders>
-            <w:shd w:val="clear" w:color="auto" w:fill="1B2A4A"/>
-            <w:vAlign w:val="center"/>
-            <w:hideMark/>
-          </w:tcPr>
-          <w:p>
-            <w:pPr>
-              <w:widowControl w:val="0"/>
-              <w:tabs>
-                <w:tab w:val="left" w:pos="790"/>
-                <w:tab w:val="right" w:leader="dot" w:pos="9032"/>
-              </w:tabs>
-              <w:autoSpaceDE w:val="0"/>
-              <w:autoSpaceDN w:val="0"/>
-              <w:spacing w:before="1" w:after="0" w:line="240" w:lineRule="auto"/>
             </w:pPr>
             <w:r>
               <w:rPr>
                 <w:b/>
                 <w:bCs/>
               </w:rPr>
-              <w:t>Operation</w:t>
-            </w:r>
-          </w:p>
-        </w:tc>
-        <w:tc>
-          <w:tcPr>
-            <w:tcW w:w="2802" w:type="dxa"/>
-            <w:tcBorders>
-              <w:top w:val="single" w:sz="4" w:space="0" w:color="2E75B6"/>
-              <w:left w:val="single" w:sz="4" w:space="0" w:color="2E75B6"/>
-              <w:bottom w:val="single" w:sz="4" w:space="0" w:color="2E75B6"/>
-              <w:right w:val="single" w:sz="4" w:space="0" w:color="2E75B6"/>
-            </w:tcBorders>
-            <w:shd w:val="clear" w:color="auto" w:fill="1B2A4A"/>
+              <w:t>Component</w:t>
+            </w:r>
+          </w:p>
+        </w:tc>
+        <w:tc>
+          <w:tcPr>
+            <w:tcW w:w="0" w:type="auto"/>
             <w:vAlign w:val="center"/>
             <w:hideMark/>
           </w:tcPr>
@@ -2418,64 +3249,60 @@
               <w:autoSpaceDE w:val="0"/>
               <w:autoSpaceDN w:val="0"/>
               <w:spacing w:before="1" w:after="0" w:line="240" w:lineRule="auto"/>
-            </w:pPr>
-            <w:r>
+              <w:jc w:val="both"/>
               <w:rPr>
                 <w:b/>
                 <w:bCs/>
               </w:rPr>
-              <w:t>Technology Used</w:t>
-            </w:r>
-          </w:p>
-        </w:tc>
-        <w:tc>
-          <w:tcPr>
-            <w:tcW w:w="3563" w:type="dxa"/>
-            <w:tcBorders>
-              <w:top w:val="single" w:sz="4" w:space="0" w:color="2E75B6"/>
-              <w:left w:val="single" w:sz="4" w:space="0" w:color="2E75B6"/>
-              <w:bottom w:val="single" w:sz="4" w:space="0" w:color="2E75B6"/>
-              <w:right w:val="single" w:sz="4" w:space="0" w:color="2E75B6"/>
-            </w:tcBorders>
-            <w:shd w:val="clear" w:color="auto" w:fill="1B2A4A"/>
-            <w:vAlign w:val="center"/>
-            <w:hideMark/>
-          </w:tcPr>
-          <w:p>
-            <w:pPr>
-              <w:widowControl w:val="0"/>
-              <w:tabs>
-                <w:tab w:val="left" w:pos="790"/>
-                <w:tab w:val="right" w:leader="dot" w:pos="9032"/>
-              </w:tabs>
-              <w:autoSpaceDE w:val="0"/>
-              <w:autoSpaceDN w:val="0"/>
-              <w:spacing w:before="1" w:after="0" w:line="240" w:lineRule="auto"/>
             </w:pPr>
             <w:r>
               <w:rPr>
                 <w:b/>
                 <w:bCs/>
               </w:rPr>
-              <w:t>Output</w:t>
+              <w:t>Technology</w:t>
+            </w:r>
+          </w:p>
+        </w:tc>
+        <w:tc>
+          <w:tcPr>
+            <w:tcW w:w="0" w:type="auto"/>
+            <w:vAlign w:val="center"/>
+            <w:hideMark/>
+          </w:tcPr>
+          <w:p>
+            <w:pPr>
+              <w:widowControl w:val="0"/>
+              <w:tabs>
+                <w:tab w:val="left" w:pos="790"/>
+                <w:tab w:val="right" w:leader="dot" w:pos="9032"/>
+              </w:tabs>
+              <w:autoSpaceDE w:val="0"/>
+              <w:autoSpaceDN w:val="0"/>
+              <w:spacing w:before="1" w:after="0" w:line="240" w:lineRule="auto"/>
+              <w:jc w:val="both"/>
+              <w:rPr>
+                <w:b/>
+                <w:bCs/>
+              </w:rPr>
+            </w:pPr>
+            <w:r>
+              <w:rPr>
+                <w:b/>
+                <w:bCs/>
+              </w:rPr>
+              <w:t>Purpose</w:t>
             </w:r>
           </w:p>
         </w:tc>
       </w:tr>
       <w:tr>
         <w:trPr>
-          <w:trHeight w:val="525"/>
+          <w:tblCellSpacing w:w="15" w:type="dxa"/>
         </w:trPr>
         <w:tc>
           <w:tcPr>
-            <w:tcW w:w="800" w:type="dxa"/>
-            <w:tcBorders>
-              <w:top w:val="single" w:sz="4" w:space="0" w:color="CCCCCC"/>
-              <w:left w:val="single" w:sz="4" w:space="0" w:color="CCCCCC"/>
-              <w:bottom w:val="single" w:sz="4" w:space="0" w:color="CCCCCC"/>
-              <w:right w:val="single" w:sz="4" w:space="0" w:color="CCCCCC"/>
-            </w:tcBorders>
-            <w:shd w:val="clear" w:color="auto" w:fill="F2F2F2"/>
+            <w:tcW w:w="0" w:type="auto"/>
             <w:vAlign w:val="center"/>
             <w:hideMark/>
           </w:tcPr>
@@ -2489,26 +3316,16 @@
               <w:autoSpaceDE w:val="0"/>
               <w:autoSpaceDN w:val="0"/>
               <w:spacing w:before="1" w:after="0" w:line="240" w:lineRule="auto"/>
-            </w:pPr>
-            <w:r>
-              <w:rPr>
-                <w:b/>
-                <w:bCs/>
-              </w:rPr>
-              <w:t>1</w:t>
-            </w:r>
-          </w:p>
-        </w:tc>
-        <w:tc>
-          <w:tcPr>
-            <w:tcW w:w="2202" w:type="dxa"/>
-            <w:tcBorders>
-              <w:top w:val="single" w:sz="4" w:space="0" w:color="CCCCCC"/>
-              <w:left w:val="single" w:sz="4" w:space="0" w:color="CCCCCC"/>
-              <w:bottom w:val="single" w:sz="4" w:space="0" w:color="CCCCCC"/>
-              <w:right w:val="single" w:sz="4" w:space="0" w:color="CCCCCC"/>
-            </w:tcBorders>
-            <w:shd w:val="clear" w:color="auto" w:fill="FFFFFF"/>
+              <w:jc w:val="both"/>
+            </w:pPr>
+            <w:r>
+              <w:t>Containerization</w:t>
+            </w:r>
+          </w:p>
+        </w:tc>
+        <w:tc>
+          <w:tcPr>
+            <w:tcW w:w="0" w:type="auto"/>
             <w:vAlign w:val="center"/>
             <w:hideMark/>
           </w:tcPr>
@@ -2522,22 +3339,16 @@
               <w:autoSpaceDE w:val="0"/>
               <w:autoSpaceDN w:val="0"/>
               <w:spacing w:before="1" w:after="0" w:line="240" w:lineRule="auto"/>
-            </w:pPr>
-            <w:r>
-              <w:t>Message Classification</w:t>
-            </w:r>
-          </w:p>
-        </w:tc>
-        <w:tc>
-          <w:tcPr>
-            <w:tcW w:w="2802" w:type="dxa"/>
-            <w:tcBorders>
-              <w:top w:val="single" w:sz="4" w:space="0" w:color="CCCCCC"/>
-              <w:left w:val="single" w:sz="4" w:space="0" w:color="CCCCCC"/>
-              <w:bottom w:val="single" w:sz="4" w:space="0" w:color="CCCCCC"/>
-              <w:right w:val="single" w:sz="4" w:space="0" w:color="CCCCCC"/>
-            </w:tcBorders>
-            <w:shd w:val="clear" w:color="auto" w:fill="FFFFFF"/>
+              <w:jc w:val="both"/>
+            </w:pPr>
+            <w:r>
+              <w:t>Docker</w:t>
+            </w:r>
+          </w:p>
+        </w:tc>
+        <w:tc>
+          <w:tcPr>
+            <w:tcW w:w="0" w:type="auto"/>
             <w:vAlign w:val="center"/>
             <w:hideMark/>
           </w:tcPr>
@@ -2551,56 +3362,21 @@
               <w:autoSpaceDE w:val="0"/>
               <w:autoSpaceDN w:val="0"/>
               <w:spacing w:before="1" w:after="0" w:line="240" w:lineRule="auto"/>
-            </w:pPr>
-            <w:r>
-              <w:t>Gemini 2.5 Flash (JSON mode, temp=0.3)</w:t>
-            </w:r>
-          </w:p>
-        </w:tc>
-        <w:tc>
-          <w:tcPr>
-            <w:tcW w:w="3563" w:type="dxa"/>
-            <w:tcBorders>
-              <w:top w:val="single" w:sz="4" w:space="0" w:color="CCCCCC"/>
-              <w:left w:val="single" w:sz="4" w:space="0" w:color="CCCCCC"/>
-              <w:bottom w:val="single" w:sz="4" w:space="0" w:color="CCCCCC"/>
-              <w:right w:val="single" w:sz="4" w:space="0" w:color="CCCCCC"/>
-            </w:tcBorders>
-            <w:shd w:val="clear" w:color="auto" w:fill="FFFFFF"/>
-            <w:vAlign w:val="center"/>
-            <w:hideMark/>
-          </w:tcPr>
-          <w:p>
-            <w:pPr>
-              <w:widowControl w:val="0"/>
-              <w:tabs>
-                <w:tab w:val="left" w:pos="790"/>
-                <w:tab w:val="right" w:leader="dot" w:pos="9032"/>
-              </w:tabs>
-              <w:autoSpaceDE w:val="0"/>
-              <w:autoSpaceDN w:val="0"/>
-              <w:spacing w:before="1" w:after="0" w:line="240" w:lineRule="auto"/>
-            </w:pPr>
-            <w:r>
-              <w:t>urgency + intent + confidence + reasoning</w:t>
+              <w:jc w:val="both"/>
+            </w:pPr>
+            <w:r>
+              <w:t>Packages each service into isolated containers</w:t>
             </w:r>
           </w:p>
         </w:tc>
       </w:tr>
       <w:tr>
         <w:trPr>
-          <w:trHeight w:val="525"/>
+          <w:tblCellSpacing w:w="15" w:type="dxa"/>
         </w:trPr>
         <w:tc>
           <w:tcPr>
-            <w:tcW w:w="800" w:type="dxa"/>
-            <w:tcBorders>
-              <w:top w:val="single" w:sz="4" w:space="0" w:color="CCCCCC"/>
-              <w:left w:val="single" w:sz="4" w:space="0" w:color="CCCCCC"/>
-              <w:bottom w:val="single" w:sz="4" w:space="0" w:color="CCCCCC"/>
-              <w:right w:val="single" w:sz="4" w:space="0" w:color="CCCCCC"/>
-            </w:tcBorders>
-            <w:shd w:val="clear" w:color="auto" w:fill="F2F2F2"/>
+            <w:tcW w:w="0" w:type="auto"/>
             <w:vAlign w:val="center"/>
             <w:hideMark/>
           </w:tcPr>
@@ -2614,26 +3390,16 @@
               <w:autoSpaceDE w:val="0"/>
               <w:autoSpaceDN w:val="0"/>
               <w:spacing w:before="1" w:after="0" w:line="240" w:lineRule="auto"/>
-            </w:pPr>
-            <w:r>
-              <w:rPr>
-                <w:b/>
-                <w:bCs/>
-              </w:rPr>
-              <w:t>2</w:t>
-            </w:r>
-          </w:p>
-        </w:tc>
-        <w:tc>
-          <w:tcPr>
-            <w:tcW w:w="2202" w:type="dxa"/>
-            <w:tcBorders>
-              <w:top w:val="single" w:sz="4" w:space="0" w:color="CCCCCC"/>
-              <w:left w:val="single" w:sz="4" w:space="0" w:color="CCCCCC"/>
-              <w:bottom w:val="single" w:sz="4" w:space="0" w:color="CCCCCC"/>
-              <w:right w:val="single" w:sz="4" w:space="0" w:color="CCCCCC"/>
-            </w:tcBorders>
-            <w:shd w:val="clear" w:color="auto" w:fill="FFFFFF"/>
+              <w:jc w:val="both"/>
+            </w:pPr>
+            <w:r>
+              <w:t>Local Orchestration</w:t>
+            </w:r>
+          </w:p>
+        </w:tc>
+        <w:tc>
+          <w:tcPr>
+            <w:tcW w:w="0" w:type="auto"/>
             <w:vAlign w:val="center"/>
             <w:hideMark/>
           </w:tcPr>
@@ -2647,22 +3413,16 @@
               <w:autoSpaceDE w:val="0"/>
               <w:autoSpaceDN w:val="0"/>
               <w:spacing w:before="1" w:after="0" w:line="240" w:lineRule="auto"/>
-            </w:pPr>
-            <w:r>
-              <w:t>Named Entity Recognition</w:t>
-            </w:r>
-          </w:p>
-        </w:tc>
-        <w:tc>
-          <w:tcPr>
-            <w:tcW w:w="2802" w:type="dxa"/>
-            <w:tcBorders>
-              <w:top w:val="single" w:sz="4" w:space="0" w:color="CCCCCC"/>
-              <w:left w:val="single" w:sz="4" w:space="0" w:color="CCCCCC"/>
-              <w:bottom w:val="single" w:sz="4" w:space="0" w:color="CCCCCC"/>
-              <w:right w:val="single" w:sz="4" w:space="0" w:color="CCCCCC"/>
-            </w:tcBorders>
-            <w:shd w:val="clear" w:color="auto" w:fill="FFFFFF"/>
+              <w:jc w:val="both"/>
+            </w:pPr>
+            <w:r>
+              <w:t>Docker Compose</w:t>
+            </w:r>
+          </w:p>
+        </w:tc>
+        <w:tc>
+          <w:tcPr>
+            <w:tcW w:w="0" w:type="auto"/>
             <w:vAlign w:val="center"/>
             <w:hideMark/>
           </w:tcPr>
@@ -2676,69 +3436,21 @@
               <w:autoSpaceDE w:val="0"/>
               <w:autoSpaceDN w:val="0"/>
               <w:spacing w:before="1" w:after="0" w:line="240" w:lineRule="auto"/>
-            </w:pPr>
-            <w:proofErr w:type="spellStart"/>
-            <w:r>
-              <w:t>spaCy</w:t>
-            </w:r>
-            <w:proofErr w:type="spellEnd"/>
-            <w:r>
-              <w:t xml:space="preserve"> </w:t>
-            </w:r>
-            <w:proofErr w:type="spellStart"/>
-            <w:r>
-              <w:t>en_core_web_sm</w:t>
-            </w:r>
-            <w:proofErr w:type="spellEnd"/>
-            <w:r>
-              <w:t xml:space="preserve"> + Gemini LLM (hybrid)</w:t>
-            </w:r>
-          </w:p>
-        </w:tc>
-        <w:tc>
-          <w:tcPr>
-            <w:tcW w:w="3563" w:type="dxa"/>
-            <w:tcBorders>
-              <w:top w:val="single" w:sz="4" w:space="0" w:color="CCCCCC"/>
-              <w:left w:val="single" w:sz="4" w:space="0" w:color="CCCCCC"/>
-              <w:bottom w:val="single" w:sz="4" w:space="0" w:color="CCCCCC"/>
-              <w:right w:val="single" w:sz="4" w:space="0" w:color="CCCCCC"/>
-            </w:tcBorders>
-            <w:shd w:val="clear" w:color="auto" w:fill="FFFFFF"/>
-            <w:vAlign w:val="center"/>
-            <w:hideMark/>
-          </w:tcPr>
-          <w:p>
-            <w:pPr>
-              <w:widowControl w:val="0"/>
-              <w:tabs>
-                <w:tab w:val="left" w:pos="790"/>
-                <w:tab w:val="right" w:leader="dot" w:pos="9032"/>
-              </w:tabs>
-              <w:autoSpaceDE w:val="0"/>
-              <w:autoSpaceDN w:val="0"/>
-              <w:spacing w:before="1" w:after="0" w:line="240" w:lineRule="auto"/>
-            </w:pPr>
-            <w:r>
-              <w:t>persons, dates, amounts, emails, receipt IDs</w:t>
+              <w:jc w:val="both"/>
+            </w:pPr>
+            <w:r>
+              <w:t>Runs all 5 containers together locally</w:t>
             </w:r>
           </w:p>
         </w:tc>
       </w:tr>
       <w:tr>
         <w:trPr>
-          <w:trHeight w:val="791"/>
+          <w:tblCellSpacing w:w="15" w:type="dxa"/>
         </w:trPr>
         <w:tc>
           <w:tcPr>
-            <w:tcW w:w="800" w:type="dxa"/>
-            <w:tcBorders>
-              <w:top w:val="single" w:sz="4" w:space="0" w:color="CCCCCC"/>
-              <w:left w:val="single" w:sz="4" w:space="0" w:color="CCCCCC"/>
-              <w:bottom w:val="single" w:sz="4" w:space="0" w:color="CCCCCC"/>
-              <w:right w:val="single" w:sz="4" w:space="0" w:color="CCCCCC"/>
-            </w:tcBorders>
-            <w:shd w:val="clear" w:color="auto" w:fill="F2F2F2"/>
+            <w:tcW w:w="0" w:type="auto"/>
             <w:vAlign w:val="center"/>
             <w:hideMark/>
           </w:tcPr>
@@ -2752,26 +3464,16 @@
               <w:autoSpaceDE w:val="0"/>
               <w:autoSpaceDN w:val="0"/>
               <w:spacing w:before="1" w:after="0" w:line="240" w:lineRule="auto"/>
-            </w:pPr>
-            <w:r>
-              <w:rPr>
-                <w:b/>
-                <w:bCs/>
-              </w:rPr>
-              <w:t>3</w:t>
-            </w:r>
-          </w:p>
-        </w:tc>
-        <w:tc>
-          <w:tcPr>
-            <w:tcW w:w="2202" w:type="dxa"/>
-            <w:tcBorders>
-              <w:top w:val="single" w:sz="4" w:space="0" w:color="CCCCCC"/>
-              <w:left w:val="single" w:sz="4" w:space="0" w:color="CCCCCC"/>
-              <w:bottom w:val="single" w:sz="4" w:space="0" w:color="CCCCCC"/>
-              <w:right w:val="single" w:sz="4" w:space="0" w:color="CCCCCC"/>
-            </w:tcBorders>
-            <w:shd w:val="clear" w:color="auto" w:fill="FFFFFF"/>
+              <w:jc w:val="both"/>
+            </w:pPr>
+            <w:r>
+              <w:t>Production Orchestration</w:t>
+            </w:r>
+          </w:p>
+        </w:tc>
+        <w:tc>
+          <w:tcPr>
+            <w:tcW w:w="0" w:type="auto"/>
             <w:vAlign w:val="center"/>
             <w:hideMark/>
           </w:tcPr>
@@ -2785,22 +3487,16 @@
               <w:autoSpaceDE w:val="0"/>
               <w:autoSpaceDN w:val="0"/>
               <w:spacing w:before="1" w:after="0" w:line="240" w:lineRule="auto"/>
-            </w:pPr>
-            <w:r>
-              <w:t>Draft Response Generation</w:t>
-            </w:r>
-          </w:p>
-        </w:tc>
-        <w:tc>
-          <w:tcPr>
-            <w:tcW w:w="2802" w:type="dxa"/>
-            <w:tcBorders>
-              <w:top w:val="single" w:sz="4" w:space="0" w:color="CCCCCC"/>
-              <w:left w:val="single" w:sz="4" w:space="0" w:color="CCCCCC"/>
-              <w:bottom w:val="single" w:sz="4" w:space="0" w:color="CCCCCC"/>
-              <w:right w:val="single" w:sz="4" w:space="0" w:color="CCCCCC"/>
-            </w:tcBorders>
-            <w:shd w:val="clear" w:color="auto" w:fill="FFFFFF"/>
+              <w:jc w:val="both"/>
+            </w:pPr>
+            <w:r>
+              <w:t>Kubernetes</w:t>
+            </w:r>
+          </w:p>
+        </w:tc>
+        <w:tc>
+          <w:tcPr>
+            <w:tcW w:w="0" w:type="auto"/>
             <w:vAlign w:val="center"/>
             <w:hideMark/>
           </w:tcPr>
@@ -2814,64 +3510,21 @@
               <w:autoSpaceDE w:val="0"/>
               <w:autoSpaceDN w:val="0"/>
               <w:spacing w:before="1" w:after="0" w:line="240" w:lineRule="auto"/>
-            </w:pPr>
-            <w:r>
-              <w:t xml:space="preserve">Gemini 2.5 Flash (temp=0.7, </w:t>
-            </w:r>
-            <w:proofErr w:type="spellStart"/>
-            <w:r>
-              <w:t>max_tokens</w:t>
-            </w:r>
-            <w:proofErr w:type="spellEnd"/>
-            <w:r>
-              <w:t>=2000)</w:t>
-            </w:r>
-          </w:p>
-        </w:tc>
-        <w:tc>
-          <w:tcPr>
-            <w:tcW w:w="3563" w:type="dxa"/>
-            <w:tcBorders>
-              <w:top w:val="single" w:sz="4" w:space="0" w:color="CCCCCC"/>
-              <w:left w:val="single" w:sz="4" w:space="0" w:color="CCCCCC"/>
-              <w:bottom w:val="single" w:sz="4" w:space="0" w:color="CCCCCC"/>
-              <w:right w:val="single" w:sz="4" w:space="0" w:color="CCCCCC"/>
-            </w:tcBorders>
-            <w:shd w:val="clear" w:color="auto" w:fill="FFFFFF"/>
-            <w:vAlign w:val="center"/>
-            <w:hideMark/>
-          </w:tcPr>
-          <w:p>
-            <w:pPr>
-              <w:widowControl w:val="0"/>
-              <w:tabs>
-                <w:tab w:val="left" w:pos="790"/>
-                <w:tab w:val="right" w:leader="dot" w:pos="9032"/>
-              </w:tabs>
-              <w:autoSpaceDE w:val="0"/>
-              <w:autoSpaceDN w:val="0"/>
-              <w:spacing w:before="1" w:after="0" w:line="240" w:lineRule="auto"/>
-            </w:pPr>
-            <w:r>
-              <w:t>Full email draft with Subject line + body</w:t>
+              <w:jc w:val="both"/>
+            </w:pPr>
+            <w:r>
+              <w:t>Manages containers at scale in production</w:t>
             </w:r>
           </w:p>
         </w:tc>
       </w:tr>
       <w:tr>
         <w:trPr>
-          <w:trHeight w:val="525"/>
+          <w:tblCellSpacing w:w="15" w:type="dxa"/>
         </w:trPr>
         <w:tc>
           <w:tcPr>
-            <w:tcW w:w="800" w:type="dxa"/>
-            <w:tcBorders>
-              <w:top w:val="single" w:sz="4" w:space="0" w:color="CCCCCC"/>
-              <w:left w:val="single" w:sz="4" w:space="0" w:color="CCCCCC"/>
-              <w:bottom w:val="single" w:sz="4" w:space="0" w:color="CCCCCC"/>
-              <w:right w:val="single" w:sz="4" w:space="0" w:color="CCCCCC"/>
-            </w:tcBorders>
-            <w:shd w:val="clear" w:color="auto" w:fill="F2F2F2"/>
+            <w:tcW w:w="0" w:type="auto"/>
             <w:vAlign w:val="center"/>
             <w:hideMark/>
           </w:tcPr>
@@ -2885,26 +3538,16 @@
               <w:autoSpaceDE w:val="0"/>
               <w:autoSpaceDN w:val="0"/>
               <w:spacing w:before="1" w:after="0" w:line="240" w:lineRule="auto"/>
-            </w:pPr>
-            <w:r>
-              <w:rPr>
-                <w:b/>
-                <w:bCs/>
-              </w:rPr>
-              <w:t>4</w:t>
-            </w:r>
-          </w:p>
-        </w:tc>
-        <w:tc>
-          <w:tcPr>
-            <w:tcW w:w="2202" w:type="dxa"/>
-            <w:tcBorders>
-              <w:top w:val="single" w:sz="4" w:space="0" w:color="CCCCCC"/>
-              <w:left w:val="single" w:sz="4" w:space="0" w:color="CCCCCC"/>
-              <w:bottom w:val="single" w:sz="4" w:space="0" w:color="CCCCCC"/>
-              <w:right w:val="single" w:sz="4" w:space="0" w:color="CCCCCC"/>
-            </w:tcBorders>
-            <w:shd w:val="clear" w:color="auto" w:fill="FFFFFF"/>
+              <w:jc w:val="both"/>
+            </w:pPr>
+            <w:r>
+              <w:t>Infrastructure as Code</w:t>
+            </w:r>
+          </w:p>
+        </w:tc>
+        <w:tc>
+          <w:tcPr>
+            <w:tcW w:w="0" w:type="auto"/>
             <w:vAlign w:val="center"/>
             <w:hideMark/>
           </w:tcPr>
@@ -2918,22 +3561,16 @@
               <w:autoSpaceDE w:val="0"/>
               <w:autoSpaceDN w:val="0"/>
               <w:spacing w:before="1" w:after="0" w:line="240" w:lineRule="auto"/>
-            </w:pPr>
-            <w:r>
-              <w:t>Intelligent Routing</w:t>
-            </w:r>
-          </w:p>
-        </w:tc>
-        <w:tc>
-          <w:tcPr>
-            <w:tcW w:w="2802" w:type="dxa"/>
-            <w:tcBorders>
-              <w:top w:val="single" w:sz="4" w:space="0" w:color="CCCCCC"/>
-              <w:left w:val="single" w:sz="4" w:space="0" w:color="CCCCCC"/>
-              <w:bottom w:val="single" w:sz="4" w:space="0" w:color="CCCCCC"/>
-              <w:right w:val="single" w:sz="4" w:space="0" w:color="CCCCCC"/>
-            </w:tcBorders>
-            <w:shd w:val="clear" w:color="auto" w:fill="FFFFFF"/>
+              <w:jc w:val="both"/>
+            </w:pPr>
+            <w:r>
+              <w:t>Terraform</w:t>
+            </w:r>
+          </w:p>
+        </w:tc>
+        <w:tc>
+          <w:tcPr>
+            <w:tcW w:w="0" w:type="auto"/>
             <w:vAlign w:val="center"/>
             <w:hideMark/>
           </w:tcPr>
@@ -2947,30 +3584,225 @@
               <w:autoSpaceDE w:val="0"/>
               <w:autoSpaceDN w:val="0"/>
               <w:spacing w:before="1" w:after="0" w:line="240" w:lineRule="auto"/>
-            </w:pPr>
-            <w:r>
-              <w:t>Router Agent (</w:t>
-            </w:r>
+              <w:jc w:val="both"/>
+            </w:pPr>
+            <w:r>
+              <w:t>Automates provisioning with zero manual steps</w:t>
+            </w:r>
+          </w:p>
+        </w:tc>
+      </w:tr>
+      <w:tr>
+        <w:trPr>
+          <w:tblCellSpacing w:w="15" w:type="dxa"/>
+        </w:trPr>
+        <w:tc>
+          <w:tcPr>
+            <w:tcW w:w="0" w:type="auto"/>
+            <w:vAlign w:val="center"/>
+            <w:hideMark/>
+          </w:tcPr>
+          <w:p>
+            <w:pPr>
+              <w:widowControl w:val="0"/>
+              <w:tabs>
+                <w:tab w:val="left" w:pos="790"/>
+                <w:tab w:val="right" w:leader="dot" w:pos="9032"/>
+              </w:tabs>
+              <w:autoSpaceDE w:val="0"/>
+              <w:autoSpaceDN w:val="0"/>
+              <w:spacing w:before="1" w:after="0" w:line="240" w:lineRule="auto"/>
+              <w:jc w:val="both"/>
+            </w:pPr>
+            <w:r>
+              <w:t>CI/CD Pipeline</w:t>
+            </w:r>
+          </w:p>
+        </w:tc>
+        <w:tc>
+          <w:tcPr>
+            <w:tcW w:w="0" w:type="auto"/>
+            <w:vAlign w:val="center"/>
+            <w:hideMark/>
+          </w:tcPr>
+          <w:p>
+            <w:pPr>
+              <w:widowControl w:val="0"/>
+              <w:tabs>
+                <w:tab w:val="left" w:pos="790"/>
+                <w:tab w:val="right" w:leader="dot" w:pos="9032"/>
+              </w:tabs>
+              <w:autoSpaceDE w:val="0"/>
+              <w:autoSpaceDN w:val="0"/>
+              <w:spacing w:before="1" w:after="0" w:line="240" w:lineRule="auto"/>
+              <w:jc w:val="both"/>
+            </w:pPr>
+            <w:r>
+              <w:t>GitHub Actions</w:t>
+            </w:r>
+          </w:p>
+        </w:tc>
+        <w:tc>
+          <w:tcPr>
+            <w:tcW w:w="0" w:type="auto"/>
+            <w:vAlign w:val="center"/>
+            <w:hideMark/>
+          </w:tcPr>
+          <w:p>
+            <w:pPr>
+              <w:widowControl w:val="0"/>
+              <w:tabs>
+                <w:tab w:val="left" w:pos="790"/>
+                <w:tab w:val="right" w:leader="dot" w:pos="9032"/>
+              </w:tabs>
+              <w:autoSpaceDE w:val="0"/>
+              <w:autoSpaceDN w:val="0"/>
+              <w:spacing w:before="1" w:after="0" w:line="240" w:lineRule="auto"/>
+              <w:jc w:val="both"/>
+            </w:pPr>
+            <w:r>
+              <w:t xml:space="preserve">Auto-tests, builds, and deploys on every </w:t>
+            </w:r>
+            <w:r>
+              <w:lastRenderedPageBreak/>
+              <w:t>push</w:t>
+            </w:r>
+          </w:p>
+        </w:tc>
+      </w:tr>
+      <w:tr>
+        <w:trPr>
+          <w:tblCellSpacing w:w="15" w:type="dxa"/>
+        </w:trPr>
+        <w:tc>
+          <w:tcPr>
+            <w:tcW w:w="0" w:type="auto"/>
+            <w:vAlign w:val="center"/>
+            <w:hideMark/>
+          </w:tcPr>
+          <w:p>
+            <w:pPr>
+              <w:widowControl w:val="0"/>
+              <w:tabs>
+                <w:tab w:val="left" w:pos="790"/>
+                <w:tab w:val="right" w:leader="dot" w:pos="9032"/>
+              </w:tabs>
+              <w:autoSpaceDE w:val="0"/>
+              <w:autoSpaceDN w:val="0"/>
+              <w:spacing w:before="1" w:after="0" w:line="240" w:lineRule="auto"/>
+              <w:jc w:val="both"/>
+            </w:pPr>
+            <w:r>
+              <w:lastRenderedPageBreak/>
+              <w:t>API Gateway</w:t>
+            </w:r>
+          </w:p>
+        </w:tc>
+        <w:tc>
+          <w:tcPr>
+            <w:tcW w:w="0" w:type="auto"/>
+            <w:vAlign w:val="center"/>
+            <w:hideMark/>
+          </w:tcPr>
+          <w:p>
+            <w:pPr>
+              <w:widowControl w:val="0"/>
+              <w:tabs>
+                <w:tab w:val="left" w:pos="790"/>
+                <w:tab w:val="right" w:leader="dot" w:pos="9032"/>
+              </w:tabs>
+              <w:autoSpaceDE w:val="0"/>
+              <w:autoSpaceDN w:val="0"/>
+              <w:spacing w:before="1" w:after="0" w:line="240" w:lineRule="auto"/>
+              <w:jc w:val="both"/>
+            </w:pPr>
+            <w:r>
+              <w:t>Nginx</w:t>
+            </w:r>
+          </w:p>
+        </w:tc>
+        <w:tc>
+          <w:tcPr>
+            <w:tcW w:w="0" w:type="auto"/>
+            <w:vAlign w:val="center"/>
+            <w:hideMark/>
+          </w:tcPr>
+          <w:p>
+            <w:pPr>
+              <w:widowControl w:val="0"/>
+              <w:tabs>
+                <w:tab w:val="left" w:pos="790"/>
+                <w:tab w:val="right" w:leader="dot" w:pos="9032"/>
+              </w:tabs>
+              <w:autoSpaceDE w:val="0"/>
+              <w:autoSpaceDN w:val="0"/>
+              <w:spacing w:before="1" w:after="0" w:line="240" w:lineRule="auto"/>
+              <w:jc w:val="both"/>
+            </w:pPr>
+            <w:r>
+              <w:t>Routes all traffic to correct services</w:t>
+            </w:r>
+          </w:p>
+        </w:tc>
+      </w:tr>
+      <w:tr>
+        <w:trPr>
+          <w:tblCellSpacing w:w="15" w:type="dxa"/>
+        </w:trPr>
+        <w:tc>
+          <w:tcPr>
+            <w:tcW w:w="0" w:type="auto"/>
+            <w:vAlign w:val="center"/>
+            <w:hideMark/>
+          </w:tcPr>
+          <w:p>
+            <w:pPr>
+              <w:widowControl w:val="0"/>
+              <w:tabs>
+                <w:tab w:val="left" w:pos="790"/>
+                <w:tab w:val="right" w:leader="dot" w:pos="9032"/>
+              </w:tabs>
+              <w:autoSpaceDE w:val="0"/>
+              <w:autoSpaceDN w:val="0"/>
+              <w:spacing w:before="1" w:after="0" w:line="240" w:lineRule="auto"/>
+              <w:jc w:val="both"/>
+            </w:pPr>
+            <w:r>
+              <w:t>AI Backend</w:t>
+            </w:r>
+          </w:p>
+        </w:tc>
+        <w:tc>
+          <w:tcPr>
+            <w:tcW w:w="0" w:type="auto"/>
+            <w:vAlign w:val="center"/>
+            <w:hideMark/>
+          </w:tcPr>
+          <w:p>
+            <w:pPr>
+              <w:widowControl w:val="0"/>
+              <w:tabs>
+                <w:tab w:val="left" w:pos="790"/>
+                <w:tab w:val="right" w:leader="dot" w:pos="9032"/>
+              </w:tabs>
+              <w:autoSpaceDE w:val="0"/>
+              <w:autoSpaceDN w:val="0"/>
+              <w:spacing w:before="1" w:after="0" w:line="240" w:lineRule="auto"/>
+              <w:jc w:val="both"/>
+            </w:pPr>
             <w:proofErr w:type="spellStart"/>
             <w:r>
-              <w:t>enum</w:t>
+              <w:t>FastAPI</w:t>
             </w:r>
             <w:proofErr w:type="spellEnd"/>
             <w:r>
-              <w:t xml:space="preserve"> lookups)</w:t>
-            </w:r>
-          </w:p>
-        </w:tc>
-        <w:tc>
-          <w:tcPr>
-            <w:tcW w:w="3563" w:type="dxa"/>
-            <w:tcBorders>
-              <w:top w:val="single" w:sz="4" w:space="0" w:color="CCCCCC"/>
-              <w:left w:val="single" w:sz="4" w:space="0" w:color="CCCCCC"/>
-              <w:bottom w:val="single" w:sz="4" w:space="0" w:color="CCCCCC"/>
-              <w:right w:val="single" w:sz="4" w:space="0" w:color="CCCCCC"/>
-            </w:tcBorders>
-            <w:shd w:val="clear" w:color="auto" w:fill="FFFFFF"/>
+              <w:t xml:space="preserve"> + Python 3.11</w:t>
+            </w:r>
+          </w:p>
+        </w:tc>
+        <w:tc>
+          <w:tcPr>
+            <w:tcW w:w="0" w:type="auto"/>
             <w:vAlign w:val="center"/>
             <w:hideMark/>
           </w:tcPr>
@@ -2984,9 +3816,97 @@
               <w:autoSpaceDE w:val="0"/>
               <w:autoSpaceDN w:val="0"/>
               <w:spacing w:before="1" w:after="0" w:line="240" w:lineRule="auto"/>
-            </w:pPr>
-            <w:r>
-              <w:t>Department + priority level 1–4</w:t>
+              <w:jc w:val="both"/>
+            </w:pPr>
+            <w:r>
+              <w:t xml:space="preserve">REST APIs for both </w:t>
+            </w:r>
+            <w:proofErr w:type="spellStart"/>
+            <w:r>
+              <w:t>TriageAgent</w:t>
+            </w:r>
+            <w:proofErr w:type="spellEnd"/>
+            <w:r>
+              <w:t xml:space="preserve"> and </w:t>
+            </w:r>
+            <w:proofErr w:type="spellStart"/>
+            <w:r>
+              <w:t>QuizBot</w:t>
+            </w:r>
+            <w:proofErr w:type="spellEnd"/>
+          </w:p>
+        </w:tc>
+      </w:tr>
+      <w:tr>
+        <w:trPr>
+          <w:tblCellSpacing w:w="15" w:type="dxa"/>
+        </w:trPr>
+        <w:tc>
+          <w:tcPr>
+            <w:tcW w:w="0" w:type="auto"/>
+            <w:vAlign w:val="center"/>
+            <w:hideMark/>
+          </w:tcPr>
+          <w:p>
+            <w:pPr>
+              <w:widowControl w:val="0"/>
+              <w:tabs>
+                <w:tab w:val="left" w:pos="790"/>
+                <w:tab w:val="right" w:leader="dot" w:pos="9032"/>
+              </w:tabs>
+              <w:autoSpaceDE w:val="0"/>
+              <w:autoSpaceDN w:val="0"/>
+              <w:spacing w:before="1" w:after="0" w:line="240" w:lineRule="auto"/>
+              <w:jc w:val="both"/>
+            </w:pPr>
+            <w:r>
+              <w:t>Frontend</w:t>
+            </w:r>
+          </w:p>
+        </w:tc>
+        <w:tc>
+          <w:tcPr>
+            <w:tcW w:w="0" w:type="auto"/>
+            <w:vAlign w:val="center"/>
+            <w:hideMark/>
+          </w:tcPr>
+          <w:p>
+            <w:pPr>
+              <w:widowControl w:val="0"/>
+              <w:tabs>
+                <w:tab w:val="left" w:pos="790"/>
+                <w:tab w:val="right" w:leader="dot" w:pos="9032"/>
+              </w:tabs>
+              <w:autoSpaceDE w:val="0"/>
+              <w:autoSpaceDN w:val="0"/>
+              <w:spacing w:before="1" w:after="0" w:line="240" w:lineRule="auto"/>
+              <w:jc w:val="both"/>
+            </w:pPr>
+            <w:r>
+              <w:t>React 19 + Vite 7</w:t>
+            </w:r>
+          </w:p>
+        </w:tc>
+        <w:tc>
+          <w:tcPr>
+            <w:tcW w:w="0" w:type="auto"/>
+            <w:vAlign w:val="center"/>
+            <w:hideMark/>
+          </w:tcPr>
+          <w:p>
+            <w:pPr>
+              <w:widowControl w:val="0"/>
+              <w:tabs>
+                <w:tab w:val="left" w:pos="790"/>
+                <w:tab w:val="right" w:leader="dot" w:pos="9032"/>
+              </w:tabs>
+              <w:autoSpaceDE w:val="0"/>
+              <w:autoSpaceDN w:val="0"/>
+              <w:spacing w:before="1" w:after="0" w:line="240" w:lineRule="auto"/>
+              <w:jc w:val="both"/>
+            </w:pPr>
+            <w:r>
+              <w:t>User interfaces for both applications</w:t>
             </w:r>
           </w:p>
         </w:tc>
@@ -3004,17 +3924,6 @@
         <w:spacing w:before="1" w:after="0" w:line="240" w:lineRule="auto"/>
         <w:jc w:val="both"/>
       </w:pPr>
-      <w:r>
-        <w:t xml:space="preserve">The system processes each message in 5–10 seconds, reducing manual triage time from 15–20 minutes to under 1 minute — a 10–20× improvement in resolution speed. All results are stored in Firebase </w:t>
-      </w:r>
-      <w:proofErr w:type="spellStart"/>
-      <w:r>
-        <w:t>Firestore</w:t>
-      </w:r>
-      <w:proofErr w:type="spellEnd"/>
-      <w:r>
-        <w:t xml:space="preserve"> and reviewed via a React 18 admin dashboard.</w:t>
-      </w:r>
     </w:p>
     <w:p>
       <w:pPr>
@@ -3109,7 +4018,6 @@
           <w:sz w:val="28"/>
           <w:szCs w:val="28"/>
         </w:rPr>
-        <w:lastRenderedPageBreak/>
         <w:drawing>
           <wp:inline distT="0" distB="0" distL="0" distR="0" wp14:anchorId="0C4AA7CF" wp14:editId="56CFF44E">
             <wp:extent cx="5730736" cy="3124200"/>
@@ -3293,6 +4201,7 @@
           <w:bCs/>
           <w:noProof/>
         </w:rPr>
+        <w:lastRenderedPageBreak/>
         <w:drawing>
           <wp:inline distT="0" distB="0" distL="0" distR="0" wp14:anchorId="40C9BA89" wp14:editId="5675DFA4">
             <wp:extent cx="5728970" cy="4123266"/>
@@ -3406,7 +4315,6 @@
           <w:sz w:val="28"/>
           <w:szCs w:val="28"/>
         </w:rPr>
-        <w:lastRenderedPageBreak/>
         <w:t>Process</w:t>
       </w:r>
       <w:r>
@@ -3458,6 +4366,7 @@
         <w:rPr>
           <w:noProof/>
         </w:rPr>
+        <w:lastRenderedPageBreak/>
         <w:drawing>
           <wp:inline distT="0" distB="0" distL="0" distR="0" wp14:anchorId="14ED287C" wp14:editId="77845624">
             <wp:extent cx="5806440" cy="8229600"/>
@@ -3549,7 +4458,6 @@
           <w:sz w:val="28"/>
           <w:szCs w:val="28"/>
         </w:rPr>
-        <w:lastRenderedPageBreak/>
         <w:t>Information</w:t>
       </w:r>
       <w:r>
@@ -3598,6 +4506,7 @@
           <w:b/>
           <w:bCs/>
         </w:rPr>
+        <w:lastRenderedPageBreak/>
         <w:t xml:space="preserve">Data Flow Diagram </w:t>
       </w:r>
     </w:p>
@@ -3740,7 +4649,7 @@
           <w:noProof/>
         </w:rPr>
         <w:drawing>
-          <wp:inline distT="0" distB="0" distL="0" distR="0" wp14:anchorId="2CCB6F5A" wp14:editId="26794874">
+          <wp:inline distT="0" distB="0" distL="0" distR="0" wp14:anchorId="2CCB6F5A" wp14:editId="7685A384">
             <wp:extent cx="5731510" cy="3629891"/>
             <wp:effectExtent l="0" t="0" r="2540" b="8890"/>
             <wp:docPr id="1048353472" name="Picture 1"/>
@@ -3825,6 +4734,7 @@
           <w:b/>
           <w:bCs/>
         </w:rPr>
+        <w:lastRenderedPageBreak/>
         <w:t>Class Diagram</w:t>
       </w:r>
     </w:p>
@@ -11563,6 +12473,7 @@
         <w:spacing w:before="2" w:after="0" w:line="240" w:lineRule="auto"/>
       </w:pPr>
       <w:r>
+        <w:lastRenderedPageBreak/>
         <w:pict w14:anchorId="4A32C71D">
           <v:rect id="_x0000_i1027" style="width:0;height:1.5pt" o:hralign="center" o:hrstd="t" o:hr="t" fillcolor="#a0a0a0" stroked="f"/>
         </w:pict>
@@ -15004,6 +15915,155 @@
     </w:lvl>
   </w:abstractNum>
   <w:abstractNum w:abstractNumId="13" w15:restartNumberingAfterBreak="0">
+    <w:nsid w:val="2AC87F54"/>
+    <w:multiLevelType w:val="multilevel"/>
+    <w:tmpl w:val="26BA2B34"/>
+    <w:lvl w:ilvl="0">
+      <w:start w:val="1"/>
+      <w:numFmt w:val="bullet"/>
+      <w:lvlText w:val=""/>
+      <w:lvlJc w:val="left"/>
+      <w:pPr>
+        <w:tabs>
+          <w:tab w:val="num" w:pos="720"/>
+        </w:tabs>
+        <w:ind w:left="720" w:hanging="360"/>
+      </w:pPr>
+      <w:rPr>
+        <w:rFonts w:ascii="Symbol" w:hAnsi="Symbol" w:hint="default"/>
+        <w:sz w:val="20"/>
+      </w:rPr>
+    </w:lvl>
+    <w:lvl w:ilvl="1" w:tentative="1">
+      <w:start w:val="1"/>
+      <w:numFmt w:val="bullet"/>
+      <w:lvlText w:val="o"/>
+      <w:lvlJc w:val="left"/>
+      <w:pPr>
+        <w:tabs>
+          <w:tab w:val="num" w:pos="1440"/>
+        </w:tabs>
+        <w:ind w:left="1440" w:hanging="360"/>
+      </w:pPr>
+      <w:rPr>
+        <w:rFonts w:ascii="Courier New" w:hAnsi="Courier New" w:hint="default"/>
+        <w:sz w:val="20"/>
+      </w:rPr>
+    </w:lvl>
+    <w:lvl w:ilvl="2" w:tentative="1">
+      <w:start w:val="1"/>
+      <w:numFmt w:val="bullet"/>
+      <w:lvlText w:val=""/>
+      <w:lvlJc w:val="left"/>
+      <w:pPr>
+        <w:tabs>
+          <w:tab w:val="num" w:pos="2160"/>
+        </w:tabs>
+        <w:ind w:left="2160" w:hanging="360"/>
+      </w:pPr>
+      <w:rPr>
+        <w:rFonts w:ascii="Wingdings" w:hAnsi="Wingdings" w:hint="default"/>
+        <w:sz w:val="20"/>
+      </w:rPr>
+    </w:lvl>
+    <w:lvl w:ilvl="3" w:tentative="1">
+      <w:start w:val="1"/>
+      <w:numFmt w:val="bullet"/>
+      <w:lvlText w:val=""/>
+      <w:lvlJc w:val="left"/>
+      <w:pPr>
+        <w:tabs>
+          <w:tab w:val="num" w:pos="2880"/>
+        </w:tabs>
+        <w:ind w:left="2880" w:hanging="360"/>
+      </w:pPr>
+      <w:rPr>
+        <w:rFonts w:ascii="Wingdings" w:hAnsi="Wingdings" w:hint="default"/>
+        <w:sz w:val="20"/>
+      </w:rPr>
+    </w:lvl>
+    <w:lvl w:ilvl="4" w:tentative="1">
+      <w:start w:val="1"/>
+      <w:numFmt w:val="bullet"/>
+      <w:lvlText w:val=""/>
+      <w:lvlJc w:val="left"/>
+      <w:pPr>
+        <w:tabs>
+          <w:tab w:val="num" w:pos="3600"/>
+        </w:tabs>
+        <w:ind w:left="3600" w:hanging="360"/>
+      </w:pPr>
+      <w:rPr>
+        <w:rFonts w:ascii="Wingdings" w:hAnsi="Wingdings" w:hint="default"/>
+        <w:sz w:val="20"/>
+      </w:rPr>
+    </w:lvl>
+    <w:lvl w:ilvl="5" w:tentative="1">
+      <w:start w:val="1"/>
+      <w:numFmt w:val="bullet"/>
+      <w:lvlText w:val=""/>
+      <w:lvlJc w:val="left"/>
+      <w:pPr>
+        <w:tabs>
+          <w:tab w:val="num" w:pos="4320"/>
+        </w:tabs>
+        <w:ind w:left="4320" w:hanging="360"/>
+      </w:pPr>
+      <w:rPr>
+        <w:rFonts w:ascii="Wingdings" w:hAnsi="Wingdings" w:hint="default"/>
+        <w:sz w:val="20"/>
+      </w:rPr>
+    </w:lvl>
+    <w:lvl w:ilvl="6" w:tentative="1">
+      <w:start w:val="1"/>
+      <w:numFmt w:val="bullet"/>
+      <w:lvlText w:val=""/>
+      <w:lvlJc w:val="left"/>
+      <w:pPr>
+        <w:tabs>
+          <w:tab w:val="num" w:pos="5040"/>
+        </w:tabs>
+        <w:ind w:left="5040" w:hanging="360"/>
+      </w:pPr>
+      <w:rPr>
+        <w:rFonts w:ascii="Wingdings" w:hAnsi="Wingdings" w:hint="default"/>
+        <w:sz w:val="20"/>
+      </w:rPr>
+    </w:lvl>
+    <w:lvl w:ilvl="7" w:tentative="1">
+      <w:start w:val="1"/>
+      <w:numFmt w:val="bullet"/>
+      <w:lvlText w:val=""/>
+      <w:lvlJc w:val="left"/>
+      <w:pPr>
+        <w:tabs>
+          <w:tab w:val="num" w:pos="5760"/>
+        </w:tabs>
+        <w:ind w:left="5760" w:hanging="360"/>
+      </w:pPr>
+      <w:rPr>
+        <w:rFonts w:ascii="Wingdings" w:hAnsi="Wingdings" w:hint="default"/>
+        <w:sz w:val="20"/>
+      </w:rPr>
+    </w:lvl>
+    <w:lvl w:ilvl="8" w:tentative="1">
+      <w:start w:val="1"/>
+      <w:numFmt w:val="bullet"/>
+      <w:lvlText w:val=""/>
+      <w:lvlJc w:val="left"/>
+      <w:pPr>
+        <w:tabs>
+          <w:tab w:val="num" w:pos="6480"/>
+        </w:tabs>
+        <w:ind w:left="6480" w:hanging="360"/>
+      </w:pPr>
+      <w:rPr>
+        <w:rFonts w:ascii="Wingdings" w:hAnsi="Wingdings" w:hint="default"/>
+        <w:sz w:val="20"/>
+      </w:rPr>
+    </w:lvl>
+  </w:abstractNum>
+  <w:abstractNum w:abstractNumId="14" w15:restartNumberingAfterBreak="0">
     <w:nsid w:val="2C8060D6"/>
     <w:multiLevelType w:val="multilevel"/>
     <w:tmpl w:val="7FD6B022"/>
@@ -15152,7 +16212,7 @@
       </w:rPr>
     </w:lvl>
   </w:abstractNum>
-  <w:abstractNum w:abstractNumId="14" w15:restartNumberingAfterBreak="0">
+  <w:abstractNum w:abstractNumId="15" w15:restartNumberingAfterBreak="0">
     <w:nsid w:val="308B7EBC"/>
     <w:multiLevelType w:val="multilevel"/>
     <w:tmpl w:val="7FD6B022"/>
@@ -15301,7 +16361,198 @@
       </w:rPr>
     </w:lvl>
   </w:abstractNum>
-  <w:abstractNum w:abstractNumId="15" w15:restartNumberingAfterBreak="0">
+  <w:abstractNum w:abstractNumId="16" w15:restartNumberingAfterBreak="0">
+    <w:nsid w:val="322E40BF"/>
+    <w:multiLevelType w:val="hybridMultilevel"/>
+    <w:tmpl w:val="573C1376"/>
+    <w:lvl w:ilvl="0" w:tplc="FEF0CA14">
+      <w:start w:val="1"/>
+      <w:numFmt w:val="bullet"/>
+      <w:lvlText w:val="•"/>
+      <w:lvlJc w:val="left"/>
+      <w:pPr>
+        <w:ind w:left="720" w:hanging="360"/>
+      </w:pPr>
+    </w:lvl>
+    <w:lvl w:ilvl="1" w:tplc="DBCA901E">
+      <w:numFmt w:val="decimal"/>
+      <w:lvlText w:val=""/>
+      <w:lvlJc w:val="left"/>
+      <w:pPr>
+        <w:ind w:left="0" w:firstLine="0"/>
+      </w:pPr>
+    </w:lvl>
+    <w:lvl w:ilvl="2" w:tplc="323EC330">
+      <w:numFmt w:val="decimal"/>
+      <w:lvlText w:val=""/>
+      <w:lvlJc w:val="left"/>
+      <w:pPr>
+        <w:ind w:left="0" w:firstLine="0"/>
+      </w:pPr>
+    </w:lvl>
+    <w:lvl w:ilvl="3" w:tplc="7D8CFD00">
+      <w:numFmt w:val="decimal"/>
+      <w:lvlText w:val=""/>
+      <w:lvlJc w:val="left"/>
+      <w:pPr>
+        <w:ind w:left="0" w:firstLine="0"/>
+      </w:pPr>
+    </w:lvl>
+    <w:lvl w:ilvl="4" w:tplc="B7328578">
+      <w:numFmt w:val="decimal"/>
+      <w:lvlText w:val=""/>
+      <w:lvlJc w:val="left"/>
+      <w:pPr>
+        <w:ind w:left="0" w:firstLine="0"/>
+      </w:pPr>
+    </w:lvl>
+    <w:lvl w:ilvl="5" w:tplc="F58A5068">
+      <w:numFmt w:val="decimal"/>
+      <w:lvlText w:val=""/>
+      <w:lvlJc w:val="left"/>
+      <w:pPr>
+        <w:ind w:left="0" w:firstLine="0"/>
+      </w:pPr>
+    </w:lvl>
+    <w:lvl w:ilvl="6" w:tplc="1142909E">
+      <w:numFmt w:val="decimal"/>
+      <w:lvlText w:val=""/>
+      <w:lvlJc w:val="left"/>
+      <w:pPr>
+        <w:ind w:left="0" w:firstLine="0"/>
+      </w:pPr>
+    </w:lvl>
+    <w:lvl w:ilvl="7" w:tplc="9036CC62">
+      <w:numFmt w:val="decimal"/>
+      <w:lvlText w:val=""/>
+      <w:lvlJc w:val="left"/>
+      <w:pPr>
+        <w:ind w:left="0" w:firstLine="0"/>
+      </w:pPr>
+    </w:lvl>
+    <w:lvl w:ilvl="8" w:tplc="5BF8AF6C">
+      <w:numFmt w:val="decimal"/>
+      <w:lvlText w:val=""/>
+      <w:lvlJc w:val="left"/>
+      <w:pPr>
+        <w:ind w:left="0" w:firstLine="0"/>
+      </w:pPr>
+    </w:lvl>
+  </w:abstractNum>
+  <w:abstractNum w:abstractNumId="17" w15:restartNumberingAfterBreak="0">
+    <w:nsid w:val="34A25A74"/>
+    <w:multiLevelType w:val="hybridMultilevel"/>
+    <w:tmpl w:val="D1FC5DA0"/>
+    <w:lvl w:ilvl="0" w:tplc="40090001">
+      <w:start w:val="1"/>
+      <w:numFmt w:val="bullet"/>
+      <w:lvlText w:val=""/>
+      <w:lvlJc w:val="left"/>
+      <w:pPr>
+        <w:ind w:left="720" w:hanging="360"/>
+      </w:pPr>
+      <w:rPr>
+        <w:rFonts w:ascii="Symbol" w:hAnsi="Symbol" w:hint="default"/>
+      </w:rPr>
+    </w:lvl>
+    <w:lvl w:ilvl="1" w:tplc="40090003" w:tentative="1">
+      <w:start w:val="1"/>
+      <w:numFmt w:val="bullet"/>
+      <w:lvlText w:val="o"/>
+      <w:lvlJc w:val="left"/>
+      <w:pPr>
+        <w:ind w:left="1440" w:hanging="360"/>
+      </w:pPr>
+      <w:rPr>
+        <w:rFonts w:ascii="Courier New" w:hAnsi="Courier New" w:cs="Courier New" w:hint="default"/>
+      </w:rPr>
+    </w:lvl>
+    <w:lvl w:ilvl="2" w:tplc="40090005" w:tentative="1">
+      <w:start w:val="1"/>
+      <w:numFmt w:val="bullet"/>
+      <w:lvlText w:val=""/>
+      <w:lvlJc w:val="left"/>
+      <w:pPr>
+        <w:ind w:left="2160" w:hanging="360"/>
+      </w:pPr>
+      <w:rPr>
+        <w:rFonts w:ascii="Wingdings" w:hAnsi="Wingdings" w:hint="default"/>
+      </w:rPr>
+    </w:lvl>
+    <w:lvl w:ilvl="3" w:tplc="40090001" w:tentative="1">
+      <w:start w:val="1"/>
+      <w:numFmt w:val="bullet"/>
+      <w:lvlText w:val=""/>
+      <w:lvlJc w:val="left"/>
+      <w:pPr>
+        <w:ind w:left="2880" w:hanging="360"/>
+      </w:pPr>
+      <w:rPr>
+        <w:rFonts w:ascii="Symbol" w:hAnsi="Symbol" w:hint="default"/>
+      </w:rPr>
+    </w:lvl>
+    <w:lvl w:ilvl="4" w:tplc="40090003" w:tentative="1">
+      <w:start w:val="1"/>
+      <w:numFmt w:val="bullet"/>
+      <w:lvlText w:val="o"/>
+      <w:lvlJc w:val="left"/>
+      <w:pPr>
+        <w:ind w:left="3600" w:hanging="360"/>
+      </w:pPr>
+      <w:rPr>
+        <w:rFonts w:ascii="Courier New" w:hAnsi="Courier New" w:cs="Courier New" w:hint="default"/>
+      </w:rPr>
+    </w:lvl>
+    <w:lvl w:ilvl="5" w:tplc="40090005" w:tentative="1">
+      <w:start w:val="1"/>
+      <w:numFmt w:val="bullet"/>
+      <w:lvlText w:val=""/>
+      <w:lvlJc w:val="left"/>
+      <w:pPr>
+        <w:ind w:left="4320" w:hanging="360"/>
+      </w:pPr>
+      <w:rPr>
+        <w:rFonts w:ascii="Wingdings" w:hAnsi="Wingdings" w:hint="default"/>
+      </w:rPr>
+    </w:lvl>
+    <w:lvl w:ilvl="6" w:tplc="40090001" w:tentative="1">
+      <w:start w:val="1"/>
+      <w:numFmt w:val="bullet"/>
+      <w:lvlText w:val=""/>
+      <w:lvlJc w:val="left"/>
+      <w:pPr>
+        <w:ind w:left="5040" w:hanging="360"/>
+      </w:pPr>
+      <w:rPr>
+        <w:rFonts w:ascii="Symbol" w:hAnsi="Symbol" w:hint="default"/>
+      </w:rPr>
+    </w:lvl>
+    <w:lvl w:ilvl="7" w:tplc="40090003" w:tentative="1">
+      <w:start w:val="1"/>
+      <w:numFmt w:val="bullet"/>
+      <w:lvlText w:val="o"/>
+      <w:lvlJc w:val="left"/>
+      <w:pPr>
+        <w:ind w:left="5760" w:hanging="360"/>
+      </w:pPr>
+      <w:rPr>
+        <w:rFonts w:ascii="Courier New" w:hAnsi="Courier New" w:cs="Courier New" w:hint="default"/>
+      </w:rPr>
+    </w:lvl>
+    <w:lvl w:ilvl="8" w:tplc="40090005" w:tentative="1">
+      <w:start w:val="1"/>
+      <w:numFmt w:val="bullet"/>
+      <w:lvlText w:val=""/>
+      <w:lvlJc w:val="left"/>
+      <w:pPr>
+        <w:ind w:left="6480" w:hanging="360"/>
+      </w:pPr>
+      <w:rPr>
+        <w:rFonts w:ascii="Wingdings" w:hAnsi="Wingdings" w:hint="default"/>
+      </w:rPr>
+    </w:lvl>
+  </w:abstractNum>
+  <w:abstractNum w:abstractNumId="18" w15:restartNumberingAfterBreak="0">
     <w:nsid w:val="36397212"/>
     <w:multiLevelType w:val="multilevel"/>
     <w:tmpl w:val="F1607EDA"/>
@@ -15450,7 +16701,7 @@
       </w:rPr>
     </w:lvl>
   </w:abstractNum>
-  <w:abstractNum w:abstractNumId="16" w15:restartNumberingAfterBreak="0">
+  <w:abstractNum w:abstractNumId="19" w15:restartNumberingAfterBreak="0">
     <w:nsid w:val="39536F92"/>
     <w:multiLevelType w:val="multilevel"/>
     <w:tmpl w:val="7FD6B022"/>
@@ -15599,7 +16850,7 @@
       </w:rPr>
     </w:lvl>
   </w:abstractNum>
-  <w:abstractNum w:abstractNumId="17" w15:restartNumberingAfterBreak="0">
+  <w:abstractNum w:abstractNumId="20" w15:restartNumberingAfterBreak="0">
     <w:nsid w:val="42864B04"/>
     <w:multiLevelType w:val="hybridMultilevel"/>
     <w:tmpl w:val="4BBE4F38"/>
@@ -15691,7 +16942,7 @@
       </w:pPr>
     </w:lvl>
   </w:abstractNum>
-  <w:abstractNum w:abstractNumId="18" w15:restartNumberingAfterBreak="0">
+  <w:abstractNum w:abstractNumId="21" w15:restartNumberingAfterBreak="0">
     <w:nsid w:val="45A87150"/>
     <w:multiLevelType w:val="multilevel"/>
     <w:tmpl w:val="131EDE14"/>
@@ -15820,7 +17071,7 @@
       </w:rPr>
     </w:lvl>
   </w:abstractNum>
-  <w:abstractNum w:abstractNumId="19" w15:restartNumberingAfterBreak="0">
+  <w:abstractNum w:abstractNumId="22" w15:restartNumberingAfterBreak="0">
     <w:nsid w:val="4C9C4873"/>
     <w:multiLevelType w:val="multilevel"/>
     <w:tmpl w:val="48683FE2"/>
@@ -15969,7 +17220,7 @@
       </w:rPr>
     </w:lvl>
   </w:abstractNum>
-  <w:abstractNum w:abstractNumId="20" w15:restartNumberingAfterBreak="0">
+  <w:abstractNum w:abstractNumId="23" w15:restartNumberingAfterBreak="0">
     <w:nsid w:val="550D12E3"/>
     <w:multiLevelType w:val="multilevel"/>
     <w:tmpl w:val="7FD6B022"/>
@@ -16118,7 +17369,7 @@
       </w:rPr>
     </w:lvl>
   </w:abstractNum>
-  <w:abstractNum w:abstractNumId="21" w15:restartNumberingAfterBreak="0">
+  <w:abstractNum w:abstractNumId="24" w15:restartNumberingAfterBreak="0">
     <w:nsid w:val="55D220E1"/>
     <w:multiLevelType w:val="multilevel"/>
     <w:tmpl w:val="7FD6B022"/>
@@ -16267,7 +17518,7 @@
       </w:rPr>
     </w:lvl>
   </w:abstractNum>
-  <w:abstractNum w:abstractNumId="22" w15:restartNumberingAfterBreak="0">
+  <w:abstractNum w:abstractNumId="25" w15:restartNumberingAfterBreak="0">
     <w:nsid w:val="5DB70B39"/>
     <w:multiLevelType w:val="hybridMultilevel"/>
     <w:tmpl w:val="699C0398"/>
@@ -16353,7 +17604,7 @@
       </w:pPr>
     </w:lvl>
   </w:abstractNum>
-  <w:abstractNum w:abstractNumId="23" w15:restartNumberingAfterBreak="0">
+  <w:abstractNum w:abstractNumId="26" w15:restartNumberingAfterBreak="0">
     <w:nsid w:val="5F017840"/>
     <w:multiLevelType w:val="multilevel"/>
     <w:tmpl w:val="131EDE14"/>
@@ -16482,7 +17733,7 @@
       </w:rPr>
     </w:lvl>
   </w:abstractNum>
-  <w:abstractNum w:abstractNumId="24" w15:restartNumberingAfterBreak="0">
+  <w:abstractNum w:abstractNumId="27" w15:restartNumberingAfterBreak="0">
     <w:nsid w:val="63CC6824"/>
     <w:multiLevelType w:val="hybridMultilevel"/>
     <w:tmpl w:val="327AE018"/>
@@ -16574,7 +17825,7 @@
       </w:pPr>
     </w:lvl>
   </w:abstractNum>
-  <w:abstractNum w:abstractNumId="25" w15:restartNumberingAfterBreak="0">
+  <w:abstractNum w:abstractNumId="28" w15:restartNumberingAfterBreak="0">
     <w:nsid w:val="66477CA6"/>
     <w:multiLevelType w:val="multilevel"/>
     <w:tmpl w:val="97367090"/>
@@ -16687,7 +17938,7 @@
       </w:pPr>
     </w:lvl>
   </w:abstractNum>
-  <w:abstractNum w:abstractNumId="26" w15:restartNumberingAfterBreak="0">
+  <w:abstractNum w:abstractNumId="29" w15:restartNumberingAfterBreak="0">
     <w:nsid w:val="674B02B0"/>
     <w:multiLevelType w:val="multilevel"/>
     <w:tmpl w:val="7FD6B022"/>
@@ -16836,7 +18087,7 @@
       </w:rPr>
     </w:lvl>
   </w:abstractNum>
-  <w:abstractNum w:abstractNumId="27" w15:restartNumberingAfterBreak="0">
+  <w:abstractNum w:abstractNumId="30" w15:restartNumberingAfterBreak="0">
     <w:nsid w:val="6FBD7344"/>
     <w:multiLevelType w:val="hybridMultilevel"/>
     <w:tmpl w:val="8A4AA012"/>
@@ -16928,7 +18179,7 @@
       </w:pPr>
     </w:lvl>
   </w:abstractNum>
-  <w:abstractNum w:abstractNumId="28" w15:restartNumberingAfterBreak="0">
+  <w:abstractNum w:abstractNumId="31" w15:restartNumberingAfterBreak="0">
     <w:nsid w:val="720D39D4"/>
     <w:multiLevelType w:val="multilevel"/>
     <w:tmpl w:val="87F2D55A"/>
@@ -17077,7 +18328,156 @@
       </w:rPr>
     </w:lvl>
   </w:abstractNum>
-  <w:abstractNum w:abstractNumId="29" w15:restartNumberingAfterBreak="0">
+  <w:abstractNum w:abstractNumId="32" w15:restartNumberingAfterBreak="0">
+    <w:nsid w:val="745C3087"/>
+    <w:multiLevelType w:val="multilevel"/>
+    <w:tmpl w:val="EBE8AE10"/>
+    <w:lvl w:ilvl="0">
+      <w:start w:val="1"/>
+      <w:numFmt w:val="bullet"/>
+      <w:lvlText w:val=""/>
+      <w:lvlJc w:val="left"/>
+      <w:pPr>
+        <w:tabs>
+          <w:tab w:val="num" w:pos="720"/>
+        </w:tabs>
+        <w:ind w:left="720" w:hanging="360"/>
+      </w:pPr>
+      <w:rPr>
+        <w:rFonts w:ascii="Symbol" w:hAnsi="Symbol" w:hint="default"/>
+        <w:sz w:val="20"/>
+      </w:rPr>
+    </w:lvl>
+    <w:lvl w:ilvl="1" w:tentative="1">
+      <w:start w:val="1"/>
+      <w:numFmt w:val="bullet"/>
+      <w:lvlText w:val="o"/>
+      <w:lvlJc w:val="left"/>
+      <w:pPr>
+        <w:tabs>
+          <w:tab w:val="num" w:pos="1440"/>
+        </w:tabs>
+        <w:ind w:left="1440" w:hanging="360"/>
+      </w:pPr>
+      <w:rPr>
+        <w:rFonts w:ascii="Courier New" w:hAnsi="Courier New" w:hint="default"/>
+        <w:sz w:val="20"/>
+      </w:rPr>
+    </w:lvl>
+    <w:lvl w:ilvl="2" w:tentative="1">
+      <w:start w:val="1"/>
+      <w:numFmt w:val="bullet"/>
+      <w:lvlText w:val=""/>
+      <w:lvlJc w:val="left"/>
+      <w:pPr>
+        <w:tabs>
+          <w:tab w:val="num" w:pos="2160"/>
+        </w:tabs>
+        <w:ind w:left="2160" w:hanging="360"/>
+      </w:pPr>
+      <w:rPr>
+        <w:rFonts w:ascii="Wingdings" w:hAnsi="Wingdings" w:hint="default"/>
+        <w:sz w:val="20"/>
+      </w:rPr>
+    </w:lvl>
+    <w:lvl w:ilvl="3" w:tentative="1">
+      <w:start w:val="1"/>
+      <w:numFmt w:val="bullet"/>
+      <w:lvlText w:val=""/>
+      <w:lvlJc w:val="left"/>
+      <w:pPr>
+        <w:tabs>
+          <w:tab w:val="num" w:pos="2880"/>
+        </w:tabs>
+        <w:ind w:left="2880" w:hanging="360"/>
+      </w:pPr>
+      <w:rPr>
+        <w:rFonts w:ascii="Wingdings" w:hAnsi="Wingdings" w:hint="default"/>
+        <w:sz w:val="20"/>
+      </w:rPr>
+    </w:lvl>
+    <w:lvl w:ilvl="4" w:tentative="1">
+      <w:start w:val="1"/>
+      <w:numFmt w:val="bullet"/>
+      <w:lvlText w:val=""/>
+      <w:lvlJc w:val="left"/>
+      <w:pPr>
+        <w:tabs>
+          <w:tab w:val="num" w:pos="3600"/>
+        </w:tabs>
+        <w:ind w:left="3600" w:hanging="360"/>
+      </w:pPr>
+      <w:rPr>
+        <w:rFonts w:ascii="Wingdings" w:hAnsi="Wingdings" w:hint="default"/>
+        <w:sz w:val="20"/>
+      </w:rPr>
+    </w:lvl>
+    <w:lvl w:ilvl="5" w:tentative="1">
+      <w:start w:val="1"/>
+      <w:numFmt w:val="bullet"/>
+      <w:lvlText w:val=""/>
+      <w:lvlJc w:val="left"/>
+      <w:pPr>
+        <w:tabs>
+          <w:tab w:val="num" w:pos="4320"/>
+        </w:tabs>
+        <w:ind w:left="4320" w:hanging="360"/>
+      </w:pPr>
+      <w:rPr>
+        <w:rFonts w:ascii="Wingdings" w:hAnsi="Wingdings" w:hint="default"/>
+        <w:sz w:val="20"/>
+      </w:rPr>
+    </w:lvl>
+    <w:lvl w:ilvl="6" w:tentative="1">
+      <w:start w:val="1"/>
+      <w:numFmt w:val="bullet"/>
+      <w:lvlText w:val=""/>
+      <w:lvlJc w:val="left"/>
+      <w:pPr>
+        <w:tabs>
+          <w:tab w:val="num" w:pos="5040"/>
+        </w:tabs>
+        <w:ind w:left="5040" w:hanging="360"/>
+      </w:pPr>
+      <w:rPr>
+        <w:rFonts w:ascii="Wingdings" w:hAnsi="Wingdings" w:hint="default"/>
+        <w:sz w:val="20"/>
+      </w:rPr>
+    </w:lvl>
+    <w:lvl w:ilvl="7" w:tentative="1">
+      <w:start w:val="1"/>
+      <w:numFmt w:val="bullet"/>
+      <w:lvlText w:val=""/>
+      <w:lvlJc w:val="left"/>
+      <w:pPr>
+        <w:tabs>
+          <w:tab w:val="num" w:pos="5760"/>
+        </w:tabs>
+        <w:ind w:left="5760" w:hanging="360"/>
+      </w:pPr>
+      <w:rPr>
+        <w:rFonts w:ascii="Wingdings" w:hAnsi="Wingdings" w:hint="default"/>
+        <w:sz w:val="20"/>
+      </w:rPr>
+    </w:lvl>
+    <w:lvl w:ilvl="8" w:tentative="1">
+      <w:start w:val="1"/>
+      <w:numFmt w:val="bullet"/>
+      <w:lvlText w:val=""/>
+      <w:lvlJc w:val="left"/>
+      <w:pPr>
+        <w:tabs>
+          <w:tab w:val="num" w:pos="6480"/>
+        </w:tabs>
+        <w:ind w:left="6480" w:hanging="360"/>
+      </w:pPr>
+      <w:rPr>
+        <w:rFonts w:ascii="Wingdings" w:hAnsi="Wingdings" w:hint="default"/>
+        <w:sz w:val="20"/>
+      </w:rPr>
+    </w:lvl>
+  </w:abstractNum>
+  <w:abstractNum w:abstractNumId="33" w15:restartNumberingAfterBreak="0">
     <w:nsid w:val="782042DC"/>
     <w:multiLevelType w:val="hybridMultilevel"/>
     <w:tmpl w:val="8A14AB2A"/>
@@ -17190,7 +18590,7 @@
       </w:rPr>
     </w:lvl>
   </w:abstractNum>
-  <w:abstractNum w:abstractNumId="30" w15:restartNumberingAfterBreak="0">
+  <w:abstractNum w:abstractNumId="34" w15:restartNumberingAfterBreak="0">
     <w:nsid w:val="7DED400D"/>
     <w:multiLevelType w:val="hybridMultilevel"/>
     <w:tmpl w:val="07CA201A"/>
@@ -17282,7 +18682,7 @@
       </w:pPr>
     </w:lvl>
   </w:abstractNum>
-  <w:abstractNum w:abstractNumId="31" w15:restartNumberingAfterBreak="0">
+  <w:abstractNum w:abstractNumId="35" w15:restartNumberingAfterBreak="0">
     <w:nsid w:val="7E5600A6"/>
     <w:multiLevelType w:val="multilevel"/>
     <w:tmpl w:val="1BB085D8"/>
@@ -17431,7 +18831,7 @@
       </w:rPr>
     </w:lvl>
   </w:abstractNum>
-  <w:abstractNum w:abstractNumId="32" w15:restartNumberingAfterBreak="0">
+  <w:abstractNum w:abstractNumId="36" w15:restartNumberingAfterBreak="0">
     <w:nsid w:val="7F3C62A9"/>
     <w:multiLevelType w:val="multilevel"/>
     <w:tmpl w:val="7C3ECC9A"/>
@@ -17590,22 +18990,22 @@
     <w:abstractNumId w:val="0"/>
   </w:num>
   <w:num w:numId="4" w16cid:durableId="2027709558">
-    <w:abstractNumId w:val="17"/>
+    <w:abstractNumId w:val="20"/>
   </w:num>
   <w:num w:numId="5" w16cid:durableId="1107702099">
-    <w:abstractNumId w:val="30"/>
+    <w:abstractNumId w:val="34"/>
   </w:num>
   <w:num w:numId="6" w16cid:durableId="1113788032">
-    <w:abstractNumId w:val="27"/>
+    <w:abstractNumId w:val="30"/>
   </w:num>
   <w:num w:numId="7" w16cid:durableId="2136217931">
     <w:abstractNumId w:val="4"/>
   </w:num>
   <w:num w:numId="8" w16cid:durableId="1982419179">
-    <w:abstractNumId w:val="23"/>
+    <w:abstractNumId w:val="26"/>
   </w:num>
   <w:num w:numId="9" w16cid:durableId="575633767">
-    <w:abstractNumId w:val="31"/>
+    <w:abstractNumId w:val="35"/>
   </w:num>
   <w:num w:numId="10" w16cid:durableId="798845302">
     <w:abstractNumId w:val="11"/>
@@ -17614,16 +19014,16 @@
     <w:abstractNumId w:val="9"/>
   </w:num>
   <w:num w:numId="12" w16cid:durableId="460343480">
-    <w:abstractNumId w:val="19"/>
+    <w:abstractNumId w:val="22"/>
   </w:num>
   <w:num w:numId="13" w16cid:durableId="844248462">
-    <w:abstractNumId w:val="28"/>
+    <w:abstractNumId w:val="31"/>
   </w:num>
   <w:num w:numId="14" w16cid:durableId="631441801">
     <w:abstractNumId w:val="3"/>
   </w:num>
   <w:num w:numId="15" w16cid:durableId="987830823">
-    <w:abstractNumId w:val="20"/>
+    <w:abstractNumId w:val="23"/>
   </w:num>
   <w:num w:numId="16" w16cid:durableId="463084835">
     <w:abstractNumId w:val="2"/>
@@ -17632,31 +19032,31 @@
     <w:abstractNumId w:val="7"/>
   </w:num>
   <w:num w:numId="18" w16cid:durableId="1983732708">
-    <w:abstractNumId w:val="15"/>
+    <w:abstractNumId w:val="18"/>
   </w:num>
   <w:num w:numId="19" w16cid:durableId="1674600159">
-    <w:abstractNumId w:val="32"/>
+    <w:abstractNumId w:val="36"/>
   </w:num>
   <w:num w:numId="20" w16cid:durableId="455949909">
     <w:abstractNumId w:val="1"/>
   </w:num>
   <w:num w:numId="21" w16cid:durableId="1888905677">
-    <w:abstractNumId w:val="13"/>
+    <w:abstractNumId w:val="14"/>
   </w:num>
   <w:num w:numId="22" w16cid:durableId="522137497">
-    <w:abstractNumId w:val="14"/>
+    <w:abstractNumId w:val="15"/>
   </w:num>
   <w:num w:numId="23" w16cid:durableId="1495562763">
-    <w:abstractNumId w:val="16"/>
+    <w:abstractNumId w:val="19"/>
   </w:num>
   <w:num w:numId="24" w16cid:durableId="1550921119">
-    <w:abstractNumId w:val="21"/>
+    <w:abstractNumId w:val="24"/>
   </w:num>
   <w:num w:numId="25" w16cid:durableId="1078483715">
-    <w:abstractNumId w:val="26"/>
+    <w:abstractNumId w:val="29"/>
   </w:num>
   <w:num w:numId="26" w16cid:durableId="1942297012">
-    <w:abstractNumId w:val="18"/>
+    <w:abstractNumId w:val="21"/>
   </w:num>
   <w:num w:numId="27" w16cid:durableId="1437561977">
     <w:abstractNumId w:val="6"/>
@@ -17665,19 +19065,40 @@
     <w:abstractNumId w:val="12"/>
   </w:num>
   <w:num w:numId="29" w16cid:durableId="1449543567">
-    <w:abstractNumId w:val="25"/>
+    <w:abstractNumId w:val="28"/>
   </w:num>
   <w:num w:numId="30" w16cid:durableId="1515535930">
-    <w:abstractNumId w:val="29"/>
+    <w:abstractNumId w:val="33"/>
   </w:num>
   <w:num w:numId="31" w16cid:durableId="2070808774">
     <w:abstractNumId w:val="8"/>
   </w:num>
   <w:num w:numId="32" w16cid:durableId="998075995">
-    <w:abstractNumId w:val="24"/>
+    <w:abstractNumId w:val="27"/>
   </w:num>
   <w:num w:numId="33" w16cid:durableId="1854151687">
-    <w:abstractNumId w:val="22"/>
+    <w:abstractNumId w:val="25"/>
+  </w:num>
+  <w:num w:numId="34" w16cid:durableId="1762487595">
+    <w:abstractNumId w:val="13"/>
+  </w:num>
+  <w:num w:numId="35" w16cid:durableId="458569372">
+    <w:abstractNumId w:val="32"/>
+  </w:num>
+  <w:num w:numId="36" w16cid:durableId="1471945584">
+    <w:abstractNumId w:val="16"/>
+    <w:lvlOverride w:ilvl="0"/>
+    <w:lvlOverride w:ilvl="1"/>
+    <w:lvlOverride w:ilvl="2"/>
+    <w:lvlOverride w:ilvl="3"/>
+    <w:lvlOverride w:ilvl="4"/>
+    <w:lvlOverride w:ilvl="5"/>
+    <w:lvlOverride w:ilvl="6"/>
+    <w:lvlOverride w:ilvl="7"/>
+    <w:lvlOverride w:ilvl="8"/>
+  </w:num>
+  <w:num w:numId="37" w16cid:durableId="1074359214">
+    <w:abstractNumId w:val="17"/>
   </w:num>
 </w:numbering>
 </file>
@@ -17881,7 +19302,7 @@
     <w:lsdException w:name="Medium Shading 2 Accent 1" w:uiPriority="64"/>
     <w:lsdException w:name="Medium List 1 Accent 1" w:uiPriority="65"/>
     <w:lsdException w:name="Revision" w:semiHidden="1"/>
-    <w:lsdException w:name="List Paragraph" w:uiPriority="1" w:qFormat="1"/>
+    <w:lsdException w:name="List Paragraph" w:uiPriority="0" w:qFormat="1"/>
     <w:lsdException w:name="Quote" w:uiPriority="29" w:qFormat="1"/>
     <w:lsdException w:name="Intense Quote" w:uiPriority="30" w:qFormat="1"/>
     <w:lsdException w:name="Medium List 2 Accent 1" w:uiPriority="66"/>
@@ -18525,7 +19946,6 @@
   <w:style w:type="paragraph" w:styleId="ListParagraph">
     <w:name w:val="List Paragraph"/>
     <w:basedOn w:val="Normal"/>
-    <w:uiPriority w:val="1"/>
     <w:qFormat/>
     <w:rsid w:val="00D9199F"/>
     <w:pPr>

--- a/SupportHub Documentation/SupportHub_LLD.docx
+++ b/SupportHub Documentation/SupportHub_LLD.docx
@@ -1134,11 +1134,11 @@
         </w:numPr>
         <w:tabs>
           <w:tab w:val="left" w:pos="790"/>
-          <w:tab w:val="right" w:leader="dot" w:pos="8995"/>
+          <w:tab w:val="right" w:leader="dot" w:pos="8953"/>
         </w:tabs>
         <w:autoSpaceDE w:val="0"/>
         <w:autoSpaceDN w:val="0"/>
-        <w:spacing w:before="1" w:after="0" w:line="240" w:lineRule="auto"/>
+        <w:spacing w:after="0" w:line="240" w:lineRule="auto"/>
         <w:ind w:left="790" w:hanging="430"/>
         <w:contextualSpacing w:val="0"/>
         <w:rPr>
@@ -1146,43 +1146,13 @@
           <w:szCs w:val="28"/>
         </w:rPr>
       </w:pPr>
-      <w:r>
-        <w:rPr>
-          <w:sz w:val="28"/>
-          <w:szCs w:val="28"/>
-        </w:rPr>
-        <w:t>Key</w:t>
-      </w:r>
-      <w:r>
-        <w:rPr>
-          <w:spacing w:val="-4"/>
-          <w:sz w:val="28"/>
-          <w:szCs w:val="28"/>
-        </w:rPr>
-        <w:t xml:space="preserve"> </w:t>
-      </w:r>
-      <w:r>
-        <w:rPr>
-          <w:sz w:val="28"/>
-          <w:szCs w:val="28"/>
-        </w:rPr>
-        <w:t>Design</w:t>
-      </w:r>
-      <w:r>
-        <w:rPr>
-          <w:spacing w:val="-3"/>
-          <w:sz w:val="28"/>
-          <w:szCs w:val="28"/>
-        </w:rPr>
-        <w:t xml:space="preserve"> </w:t>
-      </w:r>
       <w:r>
         <w:rPr>
           <w:spacing w:val="-2"/>
           <w:sz w:val="28"/>
           <w:szCs w:val="28"/>
         </w:rPr>
-        <w:t>Considerations</w:t>
+        <w:t>Docker Implementation</w:t>
       </w:r>
     </w:p>
     <w:p>
@@ -1195,7 +1165,98 @@
         </w:numPr>
         <w:tabs>
           <w:tab w:val="left" w:pos="790"/>
-          <w:tab w:val="right" w:leader="dot" w:pos="9028"/>
+          <w:tab w:val="right" w:leader="dot" w:pos="8953"/>
+        </w:tabs>
+        <w:autoSpaceDE w:val="0"/>
+        <w:autoSpaceDN w:val="0"/>
+        <w:spacing w:after="0" w:line="240" w:lineRule="auto"/>
+        <w:ind w:left="790" w:hanging="430"/>
+        <w:contextualSpacing w:val="0"/>
+        <w:rPr>
+          <w:sz w:val="28"/>
+          <w:szCs w:val="28"/>
+        </w:rPr>
+      </w:pPr>
+      <w:r>
+        <w:rPr>
+          <w:spacing w:val="-2"/>
+          <w:sz w:val="28"/>
+          <w:szCs w:val="28"/>
+        </w:rPr>
+        <w:t>CI/CD Pipeline</w:t>
+      </w:r>
+    </w:p>
+    <w:p>
+      <w:pPr>
+        <w:pStyle w:val="ListParagraph"/>
+        <w:widowControl w:val="0"/>
+        <w:numPr>
+          <w:ilvl w:val="1"/>
+          <w:numId w:val="7"/>
+        </w:numPr>
+        <w:tabs>
+          <w:tab w:val="left" w:pos="790"/>
+          <w:tab w:val="right" w:leader="dot" w:pos="8953"/>
+        </w:tabs>
+        <w:autoSpaceDE w:val="0"/>
+        <w:autoSpaceDN w:val="0"/>
+        <w:spacing w:after="0" w:line="240" w:lineRule="auto"/>
+        <w:ind w:left="790" w:hanging="430"/>
+        <w:contextualSpacing w:val="0"/>
+        <w:rPr>
+          <w:sz w:val="28"/>
+          <w:szCs w:val="28"/>
+        </w:rPr>
+      </w:pPr>
+      <w:r>
+        <w:rPr>
+          <w:sz w:val="28"/>
+          <w:szCs w:val="28"/>
+        </w:rPr>
+        <w:t>Infrastructure as Code (Terraform)</w:t>
+      </w:r>
+    </w:p>
+    <w:p>
+      <w:pPr>
+        <w:pStyle w:val="ListParagraph"/>
+        <w:widowControl w:val="0"/>
+        <w:numPr>
+          <w:ilvl w:val="1"/>
+          <w:numId w:val="7"/>
+        </w:numPr>
+        <w:tabs>
+          <w:tab w:val="left" w:pos="790"/>
+          <w:tab w:val="right" w:leader="dot" w:pos="8953"/>
+        </w:tabs>
+        <w:autoSpaceDE w:val="0"/>
+        <w:autoSpaceDN w:val="0"/>
+        <w:spacing w:after="0" w:line="240" w:lineRule="auto"/>
+        <w:ind w:left="790" w:hanging="430"/>
+        <w:contextualSpacing w:val="0"/>
+        <w:rPr>
+          <w:sz w:val="28"/>
+          <w:szCs w:val="28"/>
+        </w:rPr>
+      </w:pPr>
+      <w:r>
+        <w:rPr>
+          <w:sz w:val="28"/>
+          <w:szCs w:val="28"/>
+        </w:rPr>
+        <w:t>Kubernetes Configuration</w:t>
+      </w:r>
+    </w:p>
+    <w:p>
+      <w:pPr>
+        <w:pStyle w:val="ListParagraph"/>
+        <w:widowControl w:val="0"/>
+        <w:numPr>
+          <w:ilvl w:val="1"/>
+          <w:numId w:val="7"/>
+        </w:numPr>
+        <w:tabs>
+          <w:tab w:val="left" w:pos="790"/>
+          <w:tab w:val="right" w:leader="dot" w:pos="8995"/>
         </w:tabs>
         <w:autoSpaceDE w:val="0"/>
         <w:autoSpaceDN w:val="0"/>
@@ -1212,7 +1273,7 @@
           <w:sz w:val="28"/>
           <w:szCs w:val="28"/>
         </w:rPr>
-        <w:t>API</w:t>
+        <w:t>Key</w:t>
       </w:r>
       <w:r>
         <w:rPr>
@@ -1224,11 +1285,68 @@
       </w:r>
       <w:r>
         <w:rPr>
+          <w:sz w:val="28"/>
+          <w:szCs w:val="28"/>
+        </w:rPr>
+        <w:t>Design</w:t>
+      </w:r>
+      <w:r>
+        <w:rPr>
+          <w:spacing w:val="-3"/>
+          <w:sz w:val="28"/>
+          <w:szCs w:val="28"/>
+        </w:rPr>
+        <w:t xml:space="preserve"> </w:t>
+      </w:r>
+      <w:r>
+        <w:rPr>
           <w:spacing w:val="-2"/>
           <w:sz w:val="28"/>
           <w:szCs w:val="28"/>
         </w:rPr>
-        <w:t>Catalogue.</w:t>
+        <w:t>Considerations</w:t>
+      </w:r>
+    </w:p>
+    <w:p>
+      <w:pPr>
+        <w:pStyle w:val="ListParagraph"/>
+        <w:widowControl w:val="0"/>
+        <w:tabs>
+          <w:tab w:val="left" w:pos="790"/>
+          <w:tab w:val="right" w:leader="dot" w:pos="8995"/>
+        </w:tabs>
+        <w:autoSpaceDE w:val="0"/>
+        <w:autoSpaceDN w:val="0"/>
+        <w:spacing w:before="1" w:after="0" w:line="240" w:lineRule="auto"/>
+        <w:ind w:left="790"/>
+        <w:contextualSpacing w:val="0"/>
+        <w:rPr>
+          <w:sz w:val="28"/>
+          <w:szCs w:val="28"/>
+        </w:rPr>
+      </w:pPr>
+      <w:r>
+        <w:rPr>
+          <w:sz w:val="28"/>
+          <w:szCs w:val="28"/>
+        </w:rPr>
+        <w:t>API</w:t>
+      </w:r>
+      <w:r>
+        <w:rPr>
+          <w:spacing w:val="-4"/>
+          <w:sz w:val="28"/>
+          <w:szCs w:val="28"/>
+        </w:rPr>
+        <w:t xml:space="preserve"> </w:t>
+      </w:r>
+      <w:r>
+        <w:rPr>
+          <w:spacing w:val="-2"/>
+          <w:sz w:val="28"/>
+          <w:szCs w:val="28"/>
+        </w:rPr>
+        <w:t>Catalogue</w:t>
       </w:r>
     </w:p>
     <w:p>
@@ -1286,8 +1404,6 @@
     <w:p/>
     <w:p/>
     <w:p/>
-    <w:p/>
-    <w:p/>
     <w:p>
       <w:pPr>
         <w:pStyle w:val="ListParagraph"/>
@@ -1434,7 +1550,21 @@
         <w:t xml:space="preserve"> </w:t>
       </w:r>
       <w:r>
-        <w:t>Built using Docker for containerization, Nginx as an API gateway, GitHub Actions for CI/CD automation, Terraform for infrastructure provisioning, and Kubernetes for container orchestration.</w:t>
+        <w:t xml:space="preserve">Built using Docker for containerization, </w:t>
+      </w:r>
+      <w:r>
+        <w:t xml:space="preserve">managed through </w:t>
+      </w:r>
+      <w:proofErr w:type="gramStart"/>
+      <w:r>
+        <w:t>an</w:t>
+      </w:r>
+      <w:proofErr w:type="gramEnd"/>
+      <w:r>
+        <w:t xml:space="preserve"> </w:t>
+      </w:r>
+      <w:r>
+        <w:t>Nginx as an API gateway, GitHub Actions for CI/CD automation, Terraform for infrastructure provisioning, and Kubernetes for container orchestration.</w:t>
       </w:r>
     </w:p>
     <w:p>
@@ -1533,20 +1663,25 @@
           <w:numId w:val="39"/>
         </w:numPr>
         <w:jc w:val="both"/>
+      </w:pPr>
+      <w:r>
         <w:rPr>
           <w:b/>
           <w:bCs/>
         </w:rPr>
-      </w:pPr>
-      <w:r>
-        <w:rPr>
-          <w:b/>
-          <w:bCs/>
-        </w:rPr>
         <w:t>Infrastructure as Code</w:t>
       </w:r>
       <w:r>
-        <w:t>: Provision the entire platform using Terraform 1.14 — zero manual steps from a fresh machine to a running system.</w:t>
+        <w:t>: Provision the entire platform using Terraform</w:t>
+      </w:r>
+      <w:r>
+        <w:t xml:space="preserve">, it </w:t>
+      </w:r>
+      <w:r>
+        <w:t>scripts provision and deploy the entire platform with a single command</w:t>
+      </w:r>
+      <w:r>
+        <w:t>.</w:t>
       </w:r>
     </w:p>
     <w:p>
@@ -1602,7 +1737,13 @@
         <w:t>CI/CD Pipeline</w:t>
       </w:r>
       <w:r>
-        <w:t>: GitHub Actions builds all 5 Docker images, runs tests, pushes to Docker Hub, and deploys on every push to main.</w:t>
+        <w:t xml:space="preserve">: GitHub Actions builds all 5 Docker images, runs tests, </w:t>
+      </w:r>
+      <w:r>
+        <w:t xml:space="preserve">builds images and </w:t>
+      </w:r>
+      <w:r>
+        <w:t>pushes to Docker Hub, and deploys on every push to main.</w:t>
       </w:r>
     </w:p>
     <w:p>
@@ -1637,6 +1778,10 @@
           <w:numId w:val="39"/>
         </w:numPr>
         <w:jc w:val="both"/>
+        <w:rPr>
+          <w:b/>
+          <w:bCs/>
+        </w:rPr>
       </w:pPr>
       <w:r>
         <w:rPr>
@@ -2010,7 +2155,10 @@
       </w:r>
       <w:proofErr w:type="spellEnd"/>
       <w:r>
-        <w:t xml:space="preserve"> — such as AI model behavior or frontend UI design — as those were developed in prior </w:t>
+        <w:t>,</w:t>
+      </w:r>
+      <w:r>
+        <w:t xml:space="preserve"> as those were developed in prior </w:t>
       </w:r>
       <w:proofErr w:type="spellStart"/>
       <w:r>
@@ -2313,59 +2461,6 @@
               <w:spacing w:before="1"/>
             </w:pPr>
             <w:r>
-              <w:t>Future Developers</w:t>
-            </w:r>
-          </w:p>
-        </w:tc>
-        <w:tc>
-          <w:tcPr>
-            <w:tcW w:w="6753" w:type="dxa"/>
-            <w:hideMark/>
-          </w:tcPr>
-          <w:p>
-            <w:pPr>
-              <w:widowControl w:val="0"/>
-              <w:tabs>
-                <w:tab w:val="left" w:pos="790"/>
-                <w:tab w:val="right" w:leader="dot" w:pos="9032"/>
-              </w:tabs>
-              <w:autoSpaceDE w:val="0"/>
-              <w:autoSpaceDN w:val="0"/>
-              <w:spacing w:before="1"/>
-              <w:jc w:val="both"/>
-            </w:pPr>
-            <w:r>
-              <w:t xml:space="preserve">Anyone who needs to maintain, extend, or redeploy the </w:t>
-            </w:r>
-            <w:proofErr w:type="spellStart"/>
-            <w:r>
-              <w:t>SupportHub</w:t>
-            </w:r>
-            <w:proofErr w:type="spellEnd"/>
-            <w:r>
-              <w:t xml:space="preserve"> platform</w:t>
-            </w:r>
-          </w:p>
-        </w:tc>
-      </w:tr>
-      <w:tr>
-        <w:tc>
-          <w:tcPr>
-            <w:tcW w:w="2263" w:type="dxa"/>
-            <w:hideMark/>
-          </w:tcPr>
-          <w:p>
-            <w:pPr>
-              <w:widowControl w:val="0"/>
-              <w:tabs>
-                <w:tab w:val="left" w:pos="790"/>
-                <w:tab w:val="right" w:leader="dot" w:pos="9032"/>
-              </w:tabs>
-              <w:autoSpaceDE w:val="0"/>
-              <w:autoSpaceDN w:val="0"/>
-              <w:spacing w:before="1"/>
-            </w:pPr>
-            <w:r>
               <w:t>Non-Profit Organization Staff</w:t>
             </w:r>
           </w:p>
@@ -2589,6 +2684,21 @@
       <w:proofErr w:type="spellEnd"/>
       <w:r>
         <w:t>, and generates contextual MCQ quizzes using a RAG pipeline powered by Gemini AI, tracking learning progress over time with SQLite persistence.</w:t>
+      </w:r>
+      <w:r>
+        <w:rPr>
+          <w:rFonts w:ascii="Times New Roman" w:eastAsia="Times New Roman" w:hAnsi="Times New Roman" w:cs="Times New Roman"/>
+          <w:color w:val="000000"/>
+          <w:kern w:val="0"/>
+          <w:sz w:val="22"/>
+          <w:szCs w:val="22"/>
+          <w:lang w:eastAsia="en-IN"/>
+          <w14:ligatures w14:val="none"/>
+        </w:rPr>
+        <w:t xml:space="preserve"> </w:t>
+      </w:r>
+      <w:r>
+        <w:t>The system runs all components simultaneously with a single docker compose up -d command — making it fully operational in under 2 minutes from a fresh clone.</w:t>
       </w:r>
     </w:p>
     <w:p>
@@ -2615,9 +2725,9 @@
         <w:tblLook w:val="04A0" w:firstRow="1" w:lastRow="0" w:firstColumn="1" w:lastColumn="0" w:noHBand="0" w:noVBand="1"/>
       </w:tblPr>
       <w:tblGrid>
-        <w:gridCol w:w="2611"/>
-        <w:gridCol w:w="2207"/>
-        <w:gridCol w:w="4198"/>
+        <w:gridCol w:w="2408"/>
+        <w:gridCol w:w="2690"/>
+        <w:gridCol w:w="3918"/>
       </w:tblGrid>
       <w:tr>
         <w:tc>
@@ -2652,7 +2762,7 @@
         </w:tc>
         <w:tc>
           <w:tcPr>
-            <w:tcW w:w="0" w:type="auto"/>
+            <w:tcW w:w="2690" w:type="dxa"/>
             <w:hideMark/>
           </w:tcPr>
           <w:p>
@@ -2682,7 +2792,7 @@
         </w:tc>
         <w:tc>
           <w:tcPr>
-            <w:tcW w:w="0" w:type="auto"/>
+            <w:tcW w:w="3918" w:type="dxa"/>
             <w:hideMark/>
           </w:tcPr>
           <w:p>
@@ -2736,7 +2846,7 @@
         </w:tc>
         <w:tc>
           <w:tcPr>
-            <w:tcW w:w="0" w:type="auto"/>
+            <w:tcW w:w="2690" w:type="dxa"/>
             <w:hideMark/>
           </w:tcPr>
           <w:p>
@@ -2758,7 +2868,7 @@
         </w:tc>
         <w:tc>
           <w:tcPr>
-            <w:tcW w:w="0" w:type="auto"/>
+            <w:tcW w:w="3918" w:type="dxa"/>
             <w:hideMark/>
           </w:tcPr>
           <w:p>
@@ -2804,7 +2914,7 @@
         </w:tc>
         <w:tc>
           <w:tcPr>
-            <w:tcW w:w="0" w:type="auto"/>
+            <w:tcW w:w="2690" w:type="dxa"/>
             <w:hideMark/>
           </w:tcPr>
           <w:p>
@@ -2826,7 +2936,7 @@
         </w:tc>
         <w:tc>
           <w:tcPr>
-            <w:tcW w:w="0" w:type="auto"/>
+            <w:tcW w:w="3918" w:type="dxa"/>
             <w:hideMark/>
           </w:tcPr>
           <w:p>
@@ -2873,7 +2983,7 @@
         </w:tc>
         <w:tc>
           <w:tcPr>
-            <w:tcW w:w="0" w:type="auto"/>
+            <w:tcW w:w="2690" w:type="dxa"/>
             <w:hideMark/>
           </w:tcPr>
           <w:p>
@@ -2895,7 +3005,7 @@
         </w:tc>
         <w:tc>
           <w:tcPr>
-            <w:tcW w:w="0" w:type="auto"/>
+            <w:tcW w:w="3918" w:type="dxa"/>
             <w:hideMark/>
           </w:tcPr>
           <w:p>
@@ -2941,7 +3051,7 @@
         </w:tc>
         <w:tc>
           <w:tcPr>
-            <w:tcW w:w="0" w:type="auto"/>
+            <w:tcW w:w="2690" w:type="dxa"/>
             <w:hideMark/>
           </w:tcPr>
           <w:p>
@@ -2963,7 +3073,7 @@
         </w:tc>
         <w:tc>
           <w:tcPr>
-            <w:tcW w:w="0" w:type="auto"/>
+            <w:tcW w:w="3918" w:type="dxa"/>
             <w:hideMark/>
           </w:tcPr>
           <w:p>
@@ -3009,7 +3119,7 @@
         </w:tc>
         <w:tc>
           <w:tcPr>
-            <w:tcW w:w="0" w:type="auto"/>
+            <w:tcW w:w="2690" w:type="dxa"/>
             <w:hideMark/>
           </w:tcPr>
           <w:p>
@@ -3031,7 +3141,7 @@
         </w:tc>
         <w:tc>
           <w:tcPr>
-            <w:tcW w:w="0" w:type="auto"/>
+            <w:tcW w:w="3918" w:type="dxa"/>
             <w:hideMark/>
           </w:tcPr>
           <w:p>
@@ -3071,13 +3181,16 @@
               <w:jc w:val="both"/>
             </w:pPr>
             <w:r>
+              <w:t xml:space="preserve">Nginx </w:t>
+            </w:r>
+            <w:r>
               <w:t>API Gateway</w:t>
             </w:r>
           </w:p>
         </w:tc>
         <w:tc>
           <w:tcPr>
-            <w:tcW w:w="0" w:type="auto"/>
+            <w:tcW w:w="2690" w:type="dxa"/>
             <w:hideMark/>
           </w:tcPr>
           <w:p>
@@ -3092,14 +3205,27 @@
               <w:spacing w:before="1"/>
               <w:jc w:val="both"/>
             </w:pPr>
-            <w:r>
-              <w:t>Nginx</w:t>
-            </w:r>
-          </w:p>
-        </w:tc>
-        <w:tc>
-          <w:tcPr>
-            <w:tcW w:w="0" w:type="auto"/>
+            <w:proofErr w:type="spellStart"/>
+            <w:proofErr w:type="gramStart"/>
+            <w:r>
+              <w:t>n</w:t>
+            </w:r>
+            <w:r>
+              <w:t>ginx</w:t>
+            </w:r>
+            <w:r>
+              <w:t>:alpine</w:t>
+            </w:r>
+            <w:proofErr w:type="spellEnd"/>
+            <w:proofErr w:type="gramEnd"/>
+            <w:r>
+              <w:t xml:space="preserve"> + config</w:t>
+            </w:r>
+          </w:p>
+        </w:tc>
+        <w:tc>
+          <w:tcPr>
+            <w:tcW w:w="3918" w:type="dxa"/>
             <w:hideMark/>
           </w:tcPr>
           <w:p>
@@ -3145,7 +3271,7 @@
         </w:tc>
         <w:tc>
           <w:tcPr>
-            <w:tcW w:w="0" w:type="auto"/>
+            <w:tcW w:w="2690" w:type="dxa"/>
             <w:hideMark/>
           </w:tcPr>
           <w:p>
@@ -3168,11 +3294,22 @@
             <w:r>
               <w:t xml:space="preserve"> + Python 3.11</w:t>
             </w:r>
-          </w:p>
-        </w:tc>
-        <w:tc>
-          <w:tcPr>
-            <w:tcW w:w="0" w:type="auto"/>
+            <w:r>
+              <w:t xml:space="preserve"> + </w:t>
+            </w:r>
+            <w:proofErr w:type="spellStart"/>
+            <w:r>
+              <w:t>LangChain</w:t>
+            </w:r>
+            <w:proofErr w:type="spellEnd"/>
+            <w:r>
+              <w:t xml:space="preserve"> + DB</w:t>
+            </w:r>
+          </w:p>
+        </w:tc>
+        <w:tc>
+          <w:tcPr>
+            <w:tcW w:w="3918" w:type="dxa"/>
             <w:hideMark/>
           </w:tcPr>
           <w:p>
@@ -3231,7 +3368,7 @@
         </w:tc>
         <w:tc>
           <w:tcPr>
-            <w:tcW w:w="0" w:type="auto"/>
+            <w:tcW w:w="2690" w:type="dxa"/>
             <w:hideMark/>
           </w:tcPr>
           <w:p>
@@ -3253,7 +3390,7 @@
         </w:tc>
         <w:tc>
           <w:tcPr>
-            <w:tcW w:w="0" w:type="auto"/>
+            <w:tcW w:w="3918" w:type="dxa"/>
             <w:hideMark/>
           </w:tcPr>
           <w:p>
@@ -3290,6 +3427,73 @@
           <w:szCs w:val="10"/>
         </w:rPr>
       </w:pPr>
+    </w:p>
+    <w:p>
+      <w:pPr>
+        <w:widowControl w:val="0"/>
+        <w:tabs>
+          <w:tab w:val="left" w:pos="790"/>
+          <w:tab w:val="right" w:leader="dot" w:pos="9032"/>
+        </w:tabs>
+        <w:autoSpaceDE w:val="0"/>
+        <w:autoSpaceDN w:val="0"/>
+        <w:spacing w:before="1" w:after="0" w:line="240" w:lineRule="auto"/>
+        <w:jc w:val="both"/>
+      </w:pPr>
+      <w:r>
+        <w:t xml:space="preserve">The platform processes requests end-to-end: a user opens </w:t>
+      </w:r>
+      <w:r>
+        <w:rPr>
+          <w:color w:val="004F88"/>
+        </w:rPr>
+        <w:t xml:space="preserve">http://localhost/ </w:t>
+      </w:r>
+      <w:r>
+        <w:t xml:space="preserve">and sees the </w:t>
+      </w:r>
+      <w:proofErr w:type="spellStart"/>
+      <w:r>
+        <w:t>SupportHub</w:t>
+      </w:r>
+      <w:proofErr w:type="spellEnd"/>
+      <w:r>
+        <w:t xml:space="preserve"> landing page. Clicking 'Launch </w:t>
+      </w:r>
+      <w:proofErr w:type="spellStart"/>
+      <w:r>
+        <w:t>TriageAgent</w:t>
+      </w:r>
+      <w:proofErr w:type="spellEnd"/>
+      <w:r>
+        <w:t xml:space="preserve">' routes to </w:t>
+      </w:r>
+      <w:r>
+        <w:rPr>
+          <w:color w:val="004F88"/>
+        </w:rPr>
+        <w:t xml:space="preserve">http://localhost/triage/ </w:t>
+      </w:r>
+      <w:r>
+        <w:t xml:space="preserve">where they can submit messages for AI triage. Clicking 'Launch </w:t>
+      </w:r>
+      <w:proofErr w:type="spellStart"/>
+      <w:r>
+        <w:t>QuizBot</w:t>
+      </w:r>
+      <w:proofErr w:type="spellEnd"/>
+      <w:r>
+        <w:t xml:space="preserve">' routes to </w:t>
+      </w:r>
+      <w:r>
+        <w:rPr>
+          <w:color w:val="004F88"/>
+        </w:rPr>
+        <w:t xml:space="preserve">http://localhost/quiz/ </w:t>
+      </w:r>
+      <w:r>
+        <w:t>where staff can generate and take quizzes. All routing is handled by Nginx without the user being aware of the underlying container architecture.</w:t>
+      </w:r>
     </w:p>
     <w:p>
       <w:pPr>
@@ -3451,7 +3655,13 @@
       </w:r>
       <w:proofErr w:type="spellEnd"/>
       <w:r>
-        <w:t xml:space="preserve"> provisioning, CI/CD automation, and Kubernetes orchestration layered on top. Each layer has a single responsibility and clean interfaces — no layer bypasses another.</w:t>
+        <w:t xml:space="preserve"> provisioning, </w:t>
+      </w:r>
+      <w:r>
+        <w:t xml:space="preserve">Nginx API gateway, </w:t>
+      </w:r>
+      <w:r>
+        <w:t>CI/CD automation, and Kubernetes orchestration layered on top. Each layer has a single responsibility and clean interfaces — no layer bypasses another.</w:t>
       </w:r>
     </w:p>
     <w:p>
@@ -3471,9 +3681,9 @@
           <w:noProof/>
         </w:rPr>
         <w:drawing>
-          <wp:inline distT="0" distB="0" distL="0" distR="0" wp14:anchorId="741643D2" wp14:editId="00E4F514">
-            <wp:extent cx="5897880" cy="5324475"/>
-            <wp:effectExtent l="0" t="0" r="7620" b="9525"/>
+          <wp:inline distT="0" distB="0" distL="0" distR="0" wp14:anchorId="741643D2" wp14:editId="50976EF8">
+            <wp:extent cx="5897880" cy="3848100"/>
+            <wp:effectExtent l="0" t="0" r="7620" b="0"/>
             <wp:docPr id="1" name="Picture 1"/>
             <wp:cNvGraphicFramePr>
               <a:graphicFrameLocks xmlns:a="http://schemas.openxmlformats.org/drawingml/2006/main" noChangeAspect="1"/>
@@ -3497,7 +3707,7 @@
                   <pic:spPr bwMode="auto">
                     <a:xfrm>
                       <a:off x="0" y="0"/>
-                      <a:ext cx="5897880" cy="5324475"/>
+                      <a:ext cx="5897880" cy="3848100"/>
                     </a:xfrm>
                     <a:prstGeom prst="rect">
                       <a:avLst/>
@@ -3595,6 +3805,9 @@
       </w:r>
     </w:p>
     <w:p>
+      <w:pPr>
+        <w:jc w:val="both"/>
+      </w:pPr>
       <w:proofErr w:type="spellStart"/>
       <w:r>
         <w:t>SupportHub</w:t>
@@ -4778,6 +4991,7 @@
         <w:autoSpaceDE w:val="0"/>
         <w:autoSpaceDN w:val="0"/>
         <w:spacing w:before="2" w:after="0" w:line="240" w:lineRule="auto"/>
+        <w:jc w:val="both"/>
       </w:pPr>
       <w:r>
         <w:t xml:space="preserve">All user requests enter </w:t>
@@ -4868,683 +5082,6 @@
         </w:drawing>
       </w:r>
     </w:p>
-    <w:tbl>
-      <w:tblPr>
-        <w:tblStyle w:val="TableGrid"/>
-        <w:tblW w:w="9360" w:type="dxa"/>
-        <w:tblLook w:val="04A0" w:firstRow="1" w:lastRow="0" w:firstColumn="1" w:lastColumn="0" w:noHBand="0" w:noVBand="1"/>
-      </w:tblPr>
-      <w:tblGrid>
-        <w:gridCol w:w="2200"/>
-        <w:gridCol w:w="2600"/>
-        <w:gridCol w:w="2560"/>
-        <w:gridCol w:w="2000"/>
-      </w:tblGrid>
-      <w:tr>
-        <w:tc>
-          <w:tcPr>
-            <w:tcW w:w="2200" w:type="dxa"/>
-            <w:hideMark/>
-          </w:tcPr>
-          <w:p>
-            <w:pPr>
-              <w:widowControl w:val="0"/>
-              <w:tabs>
-                <w:tab w:val="left" w:pos="790"/>
-                <w:tab w:val="right" w:leader="dot" w:pos="8954"/>
-              </w:tabs>
-              <w:autoSpaceDE w:val="0"/>
-              <w:autoSpaceDN w:val="0"/>
-              <w:spacing w:before="2"/>
-            </w:pPr>
-            <w:r>
-              <w:rPr>
-                <w:b/>
-                <w:bCs/>
-              </w:rPr>
-              <w:t>External URL Path</w:t>
-            </w:r>
-          </w:p>
-        </w:tc>
-        <w:tc>
-          <w:tcPr>
-            <w:tcW w:w="2600" w:type="dxa"/>
-            <w:hideMark/>
-          </w:tcPr>
-          <w:p>
-            <w:pPr>
-              <w:widowControl w:val="0"/>
-              <w:tabs>
-                <w:tab w:val="left" w:pos="790"/>
-                <w:tab w:val="right" w:leader="dot" w:pos="8954"/>
-              </w:tabs>
-              <w:autoSpaceDE w:val="0"/>
-              <w:autoSpaceDN w:val="0"/>
-              <w:spacing w:before="2"/>
-            </w:pPr>
-            <w:r>
-              <w:rPr>
-                <w:b/>
-                <w:bCs/>
-              </w:rPr>
-              <w:t>Routed To</w:t>
-            </w:r>
-          </w:p>
-        </w:tc>
-        <w:tc>
-          <w:tcPr>
-            <w:tcW w:w="2560" w:type="dxa"/>
-            <w:hideMark/>
-          </w:tcPr>
-          <w:p>
-            <w:pPr>
-              <w:widowControl w:val="0"/>
-              <w:tabs>
-                <w:tab w:val="left" w:pos="790"/>
-                <w:tab w:val="right" w:leader="dot" w:pos="8954"/>
-              </w:tabs>
-              <w:autoSpaceDE w:val="0"/>
-              <w:autoSpaceDN w:val="0"/>
-              <w:spacing w:before="2"/>
-            </w:pPr>
-            <w:r>
-              <w:rPr>
-                <w:b/>
-                <w:bCs/>
-              </w:rPr>
-              <w:t>Container</w:t>
-            </w:r>
-          </w:p>
-        </w:tc>
-        <w:tc>
-          <w:tcPr>
-            <w:tcW w:w="2000" w:type="dxa"/>
-            <w:hideMark/>
-          </w:tcPr>
-          <w:p>
-            <w:pPr>
-              <w:widowControl w:val="0"/>
-              <w:tabs>
-                <w:tab w:val="left" w:pos="790"/>
-                <w:tab w:val="right" w:leader="dot" w:pos="8954"/>
-              </w:tabs>
-              <w:autoSpaceDE w:val="0"/>
-              <w:autoSpaceDN w:val="0"/>
-              <w:spacing w:before="2"/>
-            </w:pPr>
-            <w:r>
-              <w:rPr>
-                <w:b/>
-                <w:bCs/>
-              </w:rPr>
-              <w:t>Port</w:t>
-            </w:r>
-          </w:p>
-        </w:tc>
-      </w:tr>
-      <w:tr>
-        <w:tc>
-          <w:tcPr>
-            <w:tcW w:w="2200" w:type="dxa"/>
-            <w:hideMark/>
-          </w:tcPr>
-          <w:p>
-            <w:pPr>
-              <w:widowControl w:val="0"/>
-              <w:tabs>
-                <w:tab w:val="left" w:pos="790"/>
-                <w:tab w:val="right" w:leader="dot" w:pos="8954"/>
-              </w:tabs>
-              <w:autoSpaceDE w:val="0"/>
-              <w:autoSpaceDN w:val="0"/>
-              <w:spacing w:before="2"/>
-            </w:pPr>
-            <w:proofErr w:type="gramStart"/>
-            <w:r>
-              <w:t>/  (</w:t>
-            </w:r>
-            <w:proofErr w:type="gramEnd"/>
-            <w:r>
-              <w:t>root)</w:t>
-            </w:r>
-          </w:p>
-        </w:tc>
-        <w:tc>
-          <w:tcPr>
-            <w:tcW w:w="2600" w:type="dxa"/>
-            <w:hideMark/>
-          </w:tcPr>
-          <w:p>
-            <w:pPr>
-              <w:widowControl w:val="0"/>
-              <w:tabs>
-                <w:tab w:val="left" w:pos="790"/>
-                <w:tab w:val="right" w:leader="dot" w:pos="8954"/>
-              </w:tabs>
-              <w:autoSpaceDE w:val="0"/>
-              <w:autoSpaceDN w:val="0"/>
-              <w:spacing w:before="2"/>
-            </w:pPr>
-            <w:proofErr w:type="spellStart"/>
-            <w:r>
-              <w:t>SupportHub</w:t>
-            </w:r>
-            <w:proofErr w:type="spellEnd"/>
-            <w:r>
-              <w:t xml:space="preserve"> Landing Page</w:t>
-            </w:r>
-          </w:p>
-        </w:tc>
-        <w:tc>
-          <w:tcPr>
-            <w:tcW w:w="2560" w:type="dxa"/>
-            <w:hideMark/>
-          </w:tcPr>
-          <w:p>
-            <w:pPr>
-              <w:widowControl w:val="0"/>
-              <w:tabs>
-                <w:tab w:val="left" w:pos="790"/>
-                <w:tab w:val="right" w:leader="dot" w:pos="8954"/>
-              </w:tabs>
-              <w:autoSpaceDE w:val="0"/>
-              <w:autoSpaceDN w:val="0"/>
-              <w:spacing w:before="2"/>
-            </w:pPr>
-            <w:r>
-              <w:t>served from portal/index.html</w:t>
-            </w:r>
-          </w:p>
-        </w:tc>
-        <w:tc>
-          <w:tcPr>
-            <w:tcW w:w="2000" w:type="dxa"/>
-            <w:hideMark/>
-          </w:tcPr>
-          <w:p>
-            <w:pPr>
-              <w:widowControl w:val="0"/>
-              <w:tabs>
-                <w:tab w:val="left" w:pos="790"/>
-                <w:tab w:val="right" w:leader="dot" w:pos="8954"/>
-              </w:tabs>
-              <w:autoSpaceDE w:val="0"/>
-              <w:autoSpaceDN w:val="0"/>
-              <w:spacing w:before="2"/>
-            </w:pPr>
-            <w:r>
-              <w:t>80</w:t>
-            </w:r>
-          </w:p>
-        </w:tc>
-      </w:tr>
-      <w:tr>
-        <w:tc>
-          <w:tcPr>
-            <w:tcW w:w="2200" w:type="dxa"/>
-            <w:hideMark/>
-          </w:tcPr>
-          <w:p>
-            <w:pPr>
-              <w:widowControl w:val="0"/>
-              <w:tabs>
-                <w:tab w:val="left" w:pos="790"/>
-                <w:tab w:val="right" w:leader="dot" w:pos="8954"/>
-              </w:tabs>
-              <w:autoSpaceDE w:val="0"/>
-              <w:autoSpaceDN w:val="0"/>
-              <w:spacing w:before="2"/>
-            </w:pPr>
-            <w:r>
-              <w:t>/triage/</w:t>
-            </w:r>
-          </w:p>
-        </w:tc>
-        <w:tc>
-          <w:tcPr>
-            <w:tcW w:w="2600" w:type="dxa"/>
-            <w:hideMark/>
-          </w:tcPr>
-          <w:p>
-            <w:pPr>
-              <w:widowControl w:val="0"/>
-              <w:tabs>
-                <w:tab w:val="left" w:pos="790"/>
-                <w:tab w:val="right" w:leader="dot" w:pos="8954"/>
-              </w:tabs>
-              <w:autoSpaceDE w:val="0"/>
-              <w:autoSpaceDN w:val="0"/>
-              <w:spacing w:before="2"/>
-            </w:pPr>
-            <w:proofErr w:type="spellStart"/>
-            <w:r>
-              <w:t>TriageAgent</w:t>
-            </w:r>
-            <w:proofErr w:type="spellEnd"/>
-            <w:r>
-              <w:t xml:space="preserve"> Frontend</w:t>
-            </w:r>
-          </w:p>
-        </w:tc>
-        <w:tc>
-          <w:tcPr>
-            <w:tcW w:w="2560" w:type="dxa"/>
-            <w:hideMark/>
-          </w:tcPr>
-          <w:p>
-            <w:pPr>
-              <w:widowControl w:val="0"/>
-              <w:tabs>
-                <w:tab w:val="left" w:pos="790"/>
-                <w:tab w:val="right" w:leader="dot" w:pos="8954"/>
-              </w:tabs>
-              <w:autoSpaceDE w:val="0"/>
-              <w:autoSpaceDN w:val="0"/>
-              <w:spacing w:before="2"/>
-            </w:pPr>
-            <w:r>
-              <w:t>triage-frontend</w:t>
-            </w:r>
-          </w:p>
-        </w:tc>
-        <w:tc>
-          <w:tcPr>
-            <w:tcW w:w="2000" w:type="dxa"/>
-            <w:hideMark/>
-          </w:tcPr>
-          <w:p>
-            <w:pPr>
-              <w:widowControl w:val="0"/>
-              <w:tabs>
-                <w:tab w:val="left" w:pos="790"/>
-                <w:tab w:val="right" w:leader="dot" w:pos="8954"/>
-              </w:tabs>
-              <w:autoSpaceDE w:val="0"/>
-              <w:autoSpaceDN w:val="0"/>
-              <w:spacing w:before="2"/>
-            </w:pPr>
-            <w:r>
-              <w:t>3000</w:t>
-            </w:r>
-          </w:p>
-        </w:tc>
-      </w:tr>
-      <w:tr>
-        <w:tc>
-          <w:tcPr>
-            <w:tcW w:w="2200" w:type="dxa"/>
-            <w:hideMark/>
-          </w:tcPr>
-          <w:p>
-            <w:pPr>
-              <w:widowControl w:val="0"/>
-              <w:tabs>
-                <w:tab w:val="left" w:pos="790"/>
-                <w:tab w:val="right" w:leader="dot" w:pos="8954"/>
-              </w:tabs>
-              <w:autoSpaceDE w:val="0"/>
-              <w:autoSpaceDN w:val="0"/>
-              <w:spacing w:before="2"/>
-            </w:pPr>
-            <w:r>
-              <w:t>/triage/</w:t>
-            </w:r>
-            <w:proofErr w:type="spellStart"/>
-            <w:r>
-              <w:t>api</w:t>
-            </w:r>
-            <w:proofErr w:type="spellEnd"/>
-            <w:r>
-              <w:t>/</w:t>
-            </w:r>
-          </w:p>
-        </w:tc>
-        <w:tc>
-          <w:tcPr>
-            <w:tcW w:w="2600" w:type="dxa"/>
-            <w:hideMark/>
-          </w:tcPr>
-          <w:p>
-            <w:pPr>
-              <w:widowControl w:val="0"/>
-              <w:tabs>
-                <w:tab w:val="left" w:pos="790"/>
-                <w:tab w:val="right" w:leader="dot" w:pos="8954"/>
-              </w:tabs>
-              <w:autoSpaceDE w:val="0"/>
-              <w:autoSpaceDN w:val="0"/>
-              <w:spacing w:before="2"/>
-            </w:pPr>
-            <w:proofErr w:type="spellStart"/>
-            <w:r>
-              <w:t>TriageAgent</w:t>
-            </w:r>
-            <w:proofErr w:type="spellEnd"/>
-            <w:r>
-              <w:t xml:space="preserve"> Backend API</w:t>
-            </w:r>
-          </w:p>
-        </w:tc>
-        <w:tc>
-          <w:tcPr>
-            <w:tcW w:w="2560" w:type="dxa"/>
-            <w:hideMark/>
-          </w:tcPr>
-          <w:p>
-            <w:pPr>
-              <w:widowControl w:val="0"/>
-              <w:tabs>
-                <w:tab w:val="left" w:pos="790"/>
-                <w:tab w:val="right" w:leader="dot" w:pos="8954"/>
-              </w:tabs>
-              <w:autoSpaceDE w:val="0"/>
-              <w:autoSpaceDN w:val="0"/>
-              <w:spacing w:before="2"/>
-            </w:pPr>
-            <w:r>
-              <w:t>triage-backend</w:t>
-            </w:r>
-          </w:p>
-        </w:tc>
-        <w:tc>
-          <w:tcPr>
-            <w:tcW w:w="2000" w:type="dxa"/>
-            <w:hideMark/>
-          </w:tcPr>
-          <w:p>
-            <w:pPr>
-              <w:widowControl w:val="0"/>
-              <w:tabs>
-                <w:tab w:val="left" w:pos="790"/>
-                <w:tab w:val="right" w:leader="dot" w:pos="8954"/>
-              </w:tabs>
-              <w:autoSpaceDE w:val="0"/>
-              <w:autoSpaceDN w:val="0"/>
-              <w:spacing w:before="2"/>
-            </w:pPr>
-            <w:r>
-              <w:t>8000</w:t>
-            </w:r>
-          </w:p>
-        </w:tc>
-      </w:tr>
-      <w:tr>
-        <w:tc>
-          <w:tcPr>
-            <w:tcW w:w="2200" w:type="dxa"/>
-            <w:hideMark/>
-          </w:tcPr>
-          <w:p>
-            <w:pPr>
-              <w:widowControl w:val="0"/>
-              <w:tabs>
-                <w:tab w:val="left" w:pos="790"/>
-                <w:tab w:val="right" w:leader="dot" w:pos="8954"/>
-              </w:tabs>
-              <w:autoSpaceDE w:val="0"/>
-              <w:autoSpaceDN w:val="0"/>
-              <w:spacing w:before="2"/>
-            </w:pPr>
-            <w:r>
-              <w:t>/quiz/</w:t>
-            </w:r>
-          </w:p>
-        </w:tc>
-        <w:tc>
-          <w:tcPr>
-            <w:tcW w:w="2600" w:type="dxa"/>
-            <w:hideMark/>
-          </w:tcPr>
-          <w:p>
-            <w:pPr>
-              <w:widowControl w:val="0"/>
-              <w:tabs>
-                <w:tab w:val="left" w:pos="790"/>
-                <w:tab w:val="right" w:leader="dot" w:pos="8954"/>
-              </w:tabs>
-              <w:autoSpaceDE w:val="0"/>
-              <w:autoSpaceDN w:val="0"/>
-              <w:spacing w:before="2"/>
-            </w:pPr>
-            <w:proofErr w:type="spellStart"/>
-            <w:r>
-              <w:t>QuizBot</w:t>
-            </w:r>
-            <w:proofErr w:type="spellEnd"/>
-            <w:r>
-              <w:t xml:space="preserve"> Frontend</w:t>
-            </w:r>
-          </w:p>
-        </w:tc>
-        <w:tc>
-          <w:tcPr>
-            <w:tcW w:w="2560" w:type="dxa"/>
-            <w:hideMark/>
-          </w:tcPr>
-          <w:p>
-            <w:pPr>
-              <w:widowControl w:val="0"/>
-              <w:tabs>
-                <w:tab w:val="left" w:pos="790"/>
-                <w:tab w:val="right" w:leader="dot" w:pos="8954"/>
-              </w:tabs>
-              <w:autoSpaceDE w:val="0"/>
-              <w:autoSpaceDN w:val="0"/>
-              <w:spacing w:before="2"/>
-            </w:pPr>
-            <w:r>
-              <w:t>quiz-frontend</w:t>
-            </w:r>
-          </w:p>
-        </w:tc>
-        <w:tc>
-          <w:tcPr>
-            <w:tcW w:w="2000" w:type="dxa"/>
-            <w:hideMark/>
-          </w:tcPr>
-          <w:p>
-            <w:pPr>
-              <w:widowControl w:val="0"/>
-              <w:tabs>
-                <w:tab w:val="left" w:pos="790"/>
-                <w:tab w:val="right" w:leader="dot" w:pos="8954"/>
-              </w:tabs>
-              <w:autoSpaceDE w:val="0"/>
-              <w:autoSpaceDN w:val="0"/>
-              <w:spacing w:before="2"/>
-            </w:pPr>
-            <w:r>
-              <w:t>3001</w:t>
-            </w:r>
-          </w:p>
-        </w:tc>
-      </w:tr>
-      <w:tr>
-        <w:tc>
-          <w:tcPr>
-            <w:tcW w:w="2200" w:type="dxa"/>
-            <w:hideMark/>
-          </w:tcPr>
-          <w:p>
-            <w:pPr>
-              <w:widowControl w:val="0"/>
-              <w:tabs>
-                <w:tab w:val="left" w:pos="790"/>
-                <w:tab w:val="right" w:leader="dot" w:pos="8954"/>
-              </w:tabs>
-              <w:autoSpaceDE w:val="0"/>
-              <w:autoSpaceDN w:val="0"/>
-              <w:spacing w:before="2"/>
-            </w:pPr>
-            <w:r>
-              <w:t>/quiz/</w:t>
-            </w:r>
-            <w:proofErr w:type="spellStart"/>
-            <w:r>
-              <w:t>api</w:t>
-            </w:r>
-            <w:proofErr w:type="spellEnd"/>
-            <w:r>
-              <w:t>/</w:t>
-            </w:r>
-          </w:p>
-        </w:tc>
-        <w:tc>
-          <w:tcPr>
-            <w:tcW w:w="2600" w:type="dxa"/>
-            <w:hideMark/>
-          </w:tcPr>
-          <w:p>
-            <w:pPr>
-              <w:widowControl w:val="0"/>
-              <w:tabs>
-                <w:tab w:val="left" w:pos="790"/>
-                <w:tab w:val="right" w:leader="dot" w:pos="8954"/>
-              </w:tabs>
-              <w:autoSpaceDE w:val="0"/>
-              <w:autoSpaceDN w:val="0"/>
-              <w:spacing w:before="2"/>
-            </w:pPr>
-            <w:proofErr w:type="spellStart"/>
-            <w:r>
-              <w:t>QuizBot</w:t>
-            </w:r>
-            <w:proofErr w:type="spellEnd"/>
-            <w:r>
-              <w:t xml:space="preserve"> Backend API</w:t>
-            </w:r>
-          </w:p>
-        </w:tc>
-        <w:tc>
-          <w:tcPr>
-            <w:tcW w:w="2560" w:type="dxa"/>
-            <w:hideMark/>
-          </w:tcPr>
-          <w:p>
-            <w:pPr>
-              <w:widowControl w:val="0"/>
-              <w:tabs>
-                <w:tab w:val="left" w:pos="790"/>
-                <w:tab w:val="right" w:leader="dot" w:pos="8954"/>
-              </w:tabs>
-              <w:autoSpaceDE w:val="0"/>
-              <w:autoSpaceDN w:val="0"/>
-              <w:spacing w:before="2"/>
-            </w:pPr>
-            <w:r>
-              <w:t>quiz-backend</w:t>
-            </w:r>
-          </w:p>
-        </w:tc>
-        <w:tc>
-          <w:tcPr>
-            <w:tcW w:w="2000" w:type="dxa"/>
-            <w:hideMark/>
-          </w:tcPr>
-          <w:p>
-            <w:pPr>
-              <w:widowControl w:val="0"/>
-              <w:tabs>
-                <w:tab w:val="left" w:pos="790"/>
-                <w:tab w:val="right" w:leader="dot" w:pos="8954"/>
-              </w:tabs>
-              <w:autoSpaceDE w:val="0"/>
-              <w:autoSpaceDN w:val="0"/>
-              <w:spacing w:before="2"/>
-            </w:pPr>
-            <w:r>
-              <w:t>8001</w:t>
-            </w:r>
-          </w:p>
-        </w:tc>
-      </w:tr>
-    </w:tbl>
-    <w:p>
-      <w:pPr>
-        <w:widowControl w:val="0"/>
-        <w:tabs>
-          <w:tab w:val="left" w:pos="790"/>
-          <w:tab w:val="right" w:leader="dot" w:pos="8954"/>
-        </w:tabs>
-        <w:autoSpaceDE w:val="0"/>
-        <w:autoSpaceDN w:val="0"/>
-        <w:spacing w:before="2" w:after="0" w:line="240" w:lineRule="auto"/>
-      </w:pPr>
-    </w:p>
-    <w:p>
-      <w:pPr>
-        <w:widowControl w:val="0"/>
-        <w:tabs>
-          <w:tab w:val="left" w:pos="790"/>
-          <w:tab w:val="right" w:leader="dot" w:pos="8954"/>
-        </w:tabs>
-        <w:autoSpaceDE w:val="0"/>
-        <w:autoSpaceDN w:val="0"/>
-        <w:spacing w:before="2" w:after="0" w:line="240" w:lineRule="auto"/>
-      </w:pPr>
-      <w:r>
-        <w:rPr>
-          <w:b/>
-          <w:bCs/>
-        </w:rPr>
-        <w:t>Rewrite rule behaviour:</w:t>
-      </w:r>
-      <w:r>
-        <w:t xml:space="preserve"> Nginx strips the service prefix before proxying. A request to </w:t>
-      </w:r>
-      <w:r>
-        <w:rPr>
-          <w:b/>
-          <w:bCs/>
-        </w:rPr>
-        <w:t>/triage/</w:t>
-      </w:r>
-      <w:proofErr w:type="spellStart"/>
-      <w:r>
-        <w:rPr>
-          <w:b/>
-          <w:bCs/>
-        </w:rPr>
-        <w:t>api</w:t>
-      </w:r>
-      <w:proofErr w:type="spellEnd"/>
-      <w:r>
-        <w:rPr>
-          <w:b/>
-          <w:bCs/>
-        </w:rPr>
-        <w:t>/triage</w:t>
-      </w:r>
-      <w:r>
-        <w:t xml:space="preserve"> is rewritten to </w:t>
-      </w:r>
-      <w:r>
-        <w:rPr>
-          <w:b/>
-          <w:bCs/>
-        </w:rPr>
-        <w:t>/</w:t>
-      </w:r>
-      <w:proofErr w:type="spellStart"/>
-      <w:r>
-        <w:rPr>
-          <w:b/>
-          <w:bCs/>
-        </w:rPr>
-        <w:t>api</w:t>
-      </w:r>
-      <w:proofErr w:type="spellEnd"/>
-      <w:r>
-        <w:rPr>
-          <w:b/>
-          <w:bCs/>
-        </w:rPr>
-        <w:t>/triage</w:t>
-      </w:r>
-      <w:r>
-        <w:t xml:space="preserve"> before hitting triage-backend. This ensures each backend receives the same paths it would in standalone mode.</w:t>
-      </w:r>
-    </w:p>
     <w:p>
       <w:pPr>
         <w:pStyle w:val="ListParagraph"/>
@@ -5570,391 +5107,1096 @@
           <w:b/>
           <w:bCs/>
         </w:rPr>
-        <w:t>Data Persistence &amp; Volume Design</w:t>
+        <w:t>Container Network</w:t>
+      </w:r>
+      <w:r>
+        <w:rPr>
+          <w:b/>
+          <w:bCs/>
+        </w:rPr>
+        <w:t xml:space="preserve"> Design</w:t>
       </w:r>
     </w:p>
     <w:tbl>
       <w:tblPr>
-        <w:tblStyle w:val="TableGrid"/>
-        <w:tblW w:w="9360" w:type="dxa"/>
+        <w:tblW w:w="9434" w:type="dxa"/>
+        <w:tblBorders>
+          <w:top w:val="single" w:sz="4" w:space="0" w:color="auto"/>
+          <w:left w:val="single" w:sz="4" w:space="0" w:color="auto"/>
+          <w:bottom w:val="single" w:sz="4" w:space="0" w:color="auto"/>
+          <w:right w:val="single" w:sz="4" w:space="0" w:color="auto"/>
+          <w:insideH w:val="single" w:sz="4" w:space="0" w:color="auto"/>
+          <w:insideV w:val="single" w:sz="4" w:space="0" w:color="auto"/>
+        </w:tblBorders>
+        <w:tblCellMar>
+          <w:left w:w="10" w:type="dxa"/>
+          <w:right w:w="10" w:type="dxa"/>
+        </w:tblCellMar>
         <w:tblLook w:val="04A0" w:firstRow="1" w:lastRow="0" w:firstColumn="1" w:lastColumn="0" w:noHBand="0" w:noVBand="1"/>
       </w:tblPr>
       <w:tblGrid>
-        <w:gridCol w:w="1838"/>
-        <w:gridCol w:w="1701"/>
-        <w:gridCol w:w="2410"/>
-        <w:gridCol w:w="3411"/>
+        <w:gridCol w:w="1830"/>
+        <w:gridCol w:w="1827"/>
+        <w:gridCol w:w="1411"/>
+        <w:gridCol w:w="1540"/>
+        <w:gridCol w:w="2826"/>
       </w:tblGrid>
       <w:tr>
+        <w:trPr>
+          <w:trHeight w:val="608"/>
+        </w:trPr>
         <w:tc>
           <w:tcPr>
             <w:tcW w:w="1838" w:type="dxa"/>
-            <w:hideMark/>
-          </w:tcPr>
-          <w:p>
-            <w:pPr>
-              <w:widowControl w:val="0"/>
-              <w:tabs>
-                <w:tab w:val="left" w:pos="790"/>
-                <w:tab w:val="right" w:leader="dot" w:pos="8954"/>
-              </w:tabs>
-              <w:autoSpaceDE w:val="0"/>
-              <w:autoSpaceDN w:val="0"/>
-              <w:spacing w:before="2"/>
+            <w:tcBorders>
+              <w:top w:val="single" w:sz="4" w:space="0" w:color="999999"/>
+              <w:left w:val="single" w:sz="4" w:space="0" w:color="999999"/>
+              <w:bottom w:val="single" w:sz="4" w:space="0" w:color="999999"/>
+              <w:right w:val="single" w:sz="4" w:space="0" w:color="999999"/>
+            </w:tcBorders>
+            <w:shd w:val="clear" w:color="auto" w:fill="1A3A6B"/>
+            <w:tcMar>
+              <w:top w:w="80" w:type="dxa"/>
+              <w:left w:w="120" w:type="dxa"/>
+              <w:bottom w:w="80" w:type="dxa"/>
+              <w:right w:w="120" w:type="dxa"/>
+            </w:tcMar>
+            <w:hideMark/>
+          </w:tcPr>
+          <w:p>
+            <w:pPr>
+              <w:widowControl w:val="0"/>
+              <w:tabs>
+                <w:tab w:val="left" w:pos="790"/>
+                <w:tab w:val="right" w:leader="dot" w:pos="8954"/>
+              </w:tabs>
+              <w:autoSpaceDE w:val="0"/>
+              <w:autoSpaceDN w:val="0"/>
+              <w:spacing w:before="2" w:after="0" w:line="240" w:lineRule="auto"/>
             </w:pPr>
             <w:r>
               <w:rPr>
                 <w:b/>
                 <w:bCs/>
               </w:rPr>
-              <w:t>Volume Name</w:t>
-            </w:r>
-          </w:p>
-        </w:tc>
-        <w:tc>
-          <w:tcPr>
-            <w:tcW w:w="1701" w:type="dxa"/>
-            <w:hideMark/>
-          </w:tcPr>
-          <w:p>
-            <w:pPr>
-              <w:widowControl w:val="0"/>
-              <w:tabs>
-                <w:tab w:val="left" w:pos="790"/>
-                <w:tab w:val="right" w:leader="dot" w:pos="8954"/>
-              </w:tabs>
-              <w:autoSpaceDE w:val="0"/>
-              <w:autoSpaceDN w:val="0"/>
-              <w:spacing w:before="2"/>
+              <w:t>Container</w:t>
+            </w:r>
+          </w:p>
+        </w:tc>
+        <w:tc>
+          <w:tcPr>
+            <w:tcW w:w="1843" w:type="dxa"/>
+            <w:tcBorders>
+              <w:top w:val="single" w:sz="4" w:space="0" w:color="999999"/>
+              <w:left w:val="single" w:sz="4" w:space="0" w:color="999999"/>
+              <w:bottom w:val="single" w:sz="4" w:space="0" w:color="999999"/>
+              <w:right w:val="single" w:sz="4" w:space="0" w:color="999999"/>
+            </w:tcBorders>
+            <w:shd w:val="clear" w:color="auto" w:fill="1A3A6B"/>
+            <w:tcMar>
+              <w:top w:w="80" w:type="dxa"/>
+              <w:left w:w="120" w:type="dxa"/>
+              <w:bottom w:w="80" w:type="dxa"/>
+              <w:right w:w="120" w:type="dxa"/>
+            </w:tcMar>
+            <w:hideMark/>
+          </w:tcPr>
+          <w:p>
+            <w:pPr>
+              <w:widowControl w:val="0"/>
+              <w:tabs>
+                <w:tab w:val="left" w:pos="790"/>
+                <w:tab w:val="right" w:leader="dot" w:pos="8954"/>
+              </w:tabs>
+              <w:autoSpaceDE w:val="0"/>
+              <w:autoSpaceDN w:val="0"/>
+              <w:spacing w:before="2" w:after="0" w:line="240" w:lineRule="auto"/>
             </w:pPr>
             <w:r>
               <w:rPr>
                 <w:b/>
                 <w:bCs/>
               </w:rPr>
-              <w:t>Mounted In</w:t>
-            </w:r>
-          </w:p>
-        </w:tc>
-        <w:tc>
-          <w:tcPr>
-            <w:tcW w:w="2410" w:type="dxa"/>
-            <w:hideMark/>
-          </w:tcPr>
-          <w:p>
-            <w:pPr>
-              <w:widowControl w:val="0"/>
-              <w:tabs>
-                <w:tab w:val="left" w:pos="790"/>
-                <w:tab w:val="right" w:leader="dot" w:pos="8954"/>
-              </w:tabs>
-              <w:autoSpaceDE w:val="0"/>
-              <w:autoSpaceDN w:val="0"/>
-              <w:spacing w:before="2"/>
-            </w:pPr>
-            <w:r>
+              <w:t>Internal Host</w:t>
+            </w:r>
+          </w:p>
+        </w:tc>
+        <w:tc>
+          <w:tcPr>
+            <w:tcW w:w="1417" w:type="dxa"/>
+            <w:tcBorders>
+              <w:top w:val="single" w:sz="4" w:space="0" w:color="999999"/>
+              <w:left w:val="single" w:sz="4" w:space="0" w:color="999999"/>
+              <w:bottom w:val="single" w:sz="4" w:space="0" w:color="999999"/>
+              <w:right w:val="single" w:sz="4" w:space="0" w:color="999999"/>
+            </w:tcBorders>
+            <w:shd w:val="clear" w:color="auto" w:fill="1A3A6B"/>
+          </w:tcPr>
+          <w:p>
+            <w:pPr>
+              <w:widowControl w:val="0"/>
+              <w:tabs>
+                <w:tab w:val="left" w:pos="790"/>
+                <w:tab w:val="right" w:leader="dot" w:pos="8954"/>
+              </w:tabs>
+              <w:autoSpaceDE w:val="0"/>
+              <w:autoSpaceDN w:val="0"/>
+              <w:spacing w:before="2" w:after="0" w:line="240" w:lineRule="auto"/>
               <w:rPr>
                 <w:b/>
                 <w:bCs/>
               </w:rPr>
-              <w:t>Container Path</w:t>
-            </w:r>
-          </w:p>
-        </w:tc>
-        <w:tc>
-          <w:tcPr>
-            <w:tcW w:w="3411" w:type="dxa"/>
-            <w:hideMark/>
-          </w:tcPr>
-          <w:p>
-            <w:pPr>
-              <w:widowControl w:val="0"/>
-              <w:tabs>
-                <w:tab w:val="left" w:pos="790"/>
-                <w:tab w:val="right" w:leader="dot" w:pos="8954"/>
-              </w:tabs>
-              <w:autoSpaceDE w:val="0"/>
-              <w:autoSpaceDN w:val="0"/>
-              <w:spacing w:before="2"/>
             </w:pPr>
             <w:r>
               <w:rPr>
                 <w:b/>
                 <w:bCs/>
               </w:rPr>
-              <w:t>Purpose</w:t>
+              <w:t>External URL Path</w:t>
+            </w:r>
+          </w:p>
+        </w:tc>
+        <w:tc>
+          <w:tcPr>
+            <w:tcW w:w="1478" w:type="dxa"/>
+            <w:tcBorders>
+              <w:top w:val="single" w:sz="4" w:space="0" w:color="999999"/>
+              <w:left w:val="single" w:sz="4" w:space="0" w:color="999999"/>
+              <w:bottom w:val="single" w:sz="4" w:space="0" w:color="999999"/>
+              <w:right w:val="single" w:sz="4" w:space="0" w:color="999999"/>
+            </w:tcBorders>
+            <w:shd w:val="clear" w:color="auto" w:fill="1A3A6B"/>
+            <w:tcMar>
+              <w:top w:w="80" w:type="dxa"/>
+              <w:left w:w="120" w:type="dxa"/>
+              <w:bottom w:w="80" w:type="dxa"/>
+              <w:right w:w="120" w:type="dxa"/>
+            </w:tcMar>
+            <w:hideMark/>
+          </w:tcPr>
+          <w:p>
+            <w:pPr>
+              <w:widowControl w:val="0"/>
+              <w:tabs>
+                <w:tab w:val="left" w:pos="790"/>
+                <w:tab w:val="right" w:leader="dot" w:pos="8954"/>
+              </w:tabs>
+              <w:autoSpaceDE w:val="0"/>
+              <w:autoSpaceDN w:val="0"/>
+              <w:spacing w:before="2" w:after="0" w:line="240" w:lineRule="auto"/>
+            </w:pPr>
+            <w:r>
+              <w:rPr>
+                <w:b/>
+                <w:bCs/>
+              </w:rPr>
+              <w:t>External Port</w:t>
+            </w:r>
+          </w:p>
+        </w:tc>
+        <w:tc>
+          <w:tcPr>
+            <w:tcW w:w="2858" w:type="dxa"/>
+            <w:tcBorders>
+              <w:top w:val="single" w:sz="4" w:space="0" w:color="999999"/>
+              <w:left w:val="single" w:sz="4" w:space="0" w:color="999999"/>
+              <w:bottom w:val="single" w:sz="4" w:space="0" w:color="999999"/>
+              <w:right w:val="single" w:sz="4" w:space="0" w:color="999999"/>
+            </w:tcBorders>
+            <w:shd w:val="clear" w:color="auto" w:fill="1A3A6B"/>
+            <w:tcMar>
+              <w:top w:w="80" w:type="dxa"/>
+              <w:left w:w="120" w:type="dxa"/>
+              <w:bottom w:w="80" w:type="dxa"/>
+              <w:right w:w="120" w:type="dxa"/>
+            </w:tcMar>
+            <w:hideMark/>
+          </w:tcPr>
+          <w:p>
+            <w:pPr>
+              <w:widowControl w:val="0"/>
+              <w:tabs>
+                <w:tab w:val="left" w:pos="790"/>
+                <w:tab w:val="right" w:leader="dot" w:pos="8954"/>
+              </w:tabs>
+              <w:autoSpaceDE w:val="0"/>
+              <w:autoSpaceDN w:val="0"/>
+              <w:spacing w:before="2" w:after="0" w:line="240" w:lineRule="auto"/>
+            </w:pPr>
+            <w:r>
+              <w:rPr>
+                <w:b/>
+                <w:bCs/>
+              </w:rPr>
+              <w:t>Connected To</w:t>
             </w:r>
           </w:p>
         </w:tc>
       </w:tr>
       <w:tr>
+        <w:trPr>
+          <w:trHeight w:val="593"/>
+        </w:trPr>
         <w:tc>
           <w:tcPr>
             <w:tcW w:w="1838" w:type="dxa"/>
-            <w:hideMark/>
-          </w:tcPr>
-          <w:p>
-            <w:pPr>
-              <w:widowControl w:val="0"/>
-              <w:tabs>
-                <w:tab w:val="left" w:pos="790"/>
-                <w:tab w:val="right" w:leader="dot" w:pos="8954"/>
-              </w:tabs>
-              <w:autoSpaceDE w:val="0"/>
-              <w:autoSpaceDN w:val="0"/>
-              <w:spacing w:before="2"/>
+            <w:tcBorders>
+              <w:top w:val="single" w:sz="4" w:space="0" w:color="999999"/>
+              <w:left w:val="single" w:sz="4" w:space="0" w:color="999999"/>
+              <w:bottom w:val="single" w:sz="4" w:space="0" w:color="999999"/>
+              <w:right w:val="single" w:sz="4" w:space="0" w:color="999999"/>
+            </w:tcBorders>
+            <w:shd w:val="clear" w:color="auto" w:fill="FFFFFF"/>
+            <w:tcMar>
+              <w:top w:w="80" w:type="dxa"/>
+              <w:left w:w="120" w:type="dxa"/>
+              <w:bottom w:w="80" w:type="dxa"/>
+              <w:right w:w="120" w:type="dxa"/>
+            </w:tcMar>
+            <w:hideMark/>
+          </w:tcPr>
+          <w:p>
+            <w:pPr>
+              <w:widowControl w:val="0"/>
+              <w:tabs>
+                <w:tab w:val="left" w:pos="790"/>
+                <w:tab w:val="right" w:leader="dot" w:pos="8954"/>
+              </w:tabs>
+              <w:autoSpaceDE w:val="0"/>
+              <w:autoSpaceDN w:val="0"/>
+              <w:spacing w:before="2" w:after="0" w:line="240" w:lineRule="auto"/>
             </w:pPr>
             <w:proofErr w:type="spellStart"/>
             <w:r>
-              <w:t>quizbot-chromadb</w:t>
+              <w:t>supporthub</w:t>
             </w:r>
             <w:proofErr w:type="spellEnd"/>
-          </w:p>
-        </w:tc>
-        <w:tc>
-          <w:tcPr>
-            <w:tcW w:w="1701" w:type="dxa"/>
-            <w:hideMark/>
-          </w:tcPr>
-          <w:p>
-            <w:pPr>
-              <w:widowControl w:val="0"/>
-              <w:tabs>
-                <w:tab w:val="left" w:pos="790"/>
-                <w:tab w:val="right" w:leader="dot" w:pos="8954"/>
-              </w:tabs>
-              <w:autoSpaceDE w:val="0"/>
-              <w:autoSpaceDN w:val="0"/>
-              <w:spacing w:before="2"/>
-            </w:pPr>
-            <w:r>
-              <w:t>quiz-backend</w:t>
-            </w:r>
-          </w:p>
-        </w:tc>
-        <w:tc>
-          <w:tcPr>
-            <w:tcW w:w="2410" w:type="dxa"/>
-            <w:hideMark/>
-          </w:tcPr>
-          <w:p>
-            <w:pPr>
-              <w:widowControl w:val="0"/>
-              <w:tabs>
-                <w:tab w:val="left" w:pos="790"/>
-                <w:tab w:val="right" w:leader="dot" w:pos="8954"/>
-              </w:tabs>
-              <w:autoSpaceDE w:val="0"/>
-              <w:autoSpaceDN w:val="0"/>
-              <w:spacing w:before="2"/>
-            </w:pPr>
-            <w:r>
-              <w:t>/app/data</w:t>
-            </w:r>
-          </w:p>
-        </w:tc>
-        <w:tc>
-          <w:tcPr>
-            <w:tcW w:w="3411" w:type="dxa"/>
-            <w:hideMark/>
-          </w:tcPr>
-          <w:p>
-            <w:pPr>
-              <w:widowControl w:val="0"/>
-              <w:tabs>
-                <w:tab w:val="left" w:pos="790"/>
-                <w:tab w:val="right" w:leader="dot" w:pos="8954"/>
-              </w:tabs>
-              <w:autoSpaceDE w:val="0"/>
-              <w:autoSpaceDN w:val="0"/>
-              <w:spacing w:before="2"/>
-            </w:pPr>
-            <w:proofErr w:type="spellStart"/>
-            <w:r>
-              <w:t>ChromaDB</w:t>
-            </w:r>
-            <w:proofErr w:type="spellEnd"/>
-            <w:r>
-              <w:t xml:space="preserve"> vector store — Sentence Transformer embeddings from donor emails</w:t>
+            <w:r>
+              <w:t>-nginx</w:t>
+            </w:r>
+          </w:p>
+        </w:tc>
+        <w:tc>
+          <w:tcPr>
+            <w:tcW w:w="1843" w:type="dxa"/>
+            <w:tcBorders>
+              <w:top w:val="single" w:sz="4" w:space="0" w:color="999999"/>
+              <w:left w:val="single" w:sz="4" w:space="0" w:color="999999"/>
+              <w:bottom w:val="single" w:sz="4" w:space="0" w:color="999999"/>
+              <w:right w:val="single" w:sz="4" w:space="0" w:color="999999"/>
+            </w:tcBorders>
+            <w:shd w:val="clear" w:color="auto" w:fill="FFFFFF"/>
+            <w:tcMar>
+              <w:top w:w="80" w:type="dxa"/>
+              <w:left w:w="120" w:type="dxa"/>
+              <w:bottom w:w="80" w:type="dxa"/>
+              <w:right w:w="120" w:type="dxa"/>
+            </w:tcMar>
+            <w:hideMark/>
+          </w:tcPr>
+          <w:p>
+            <w:pPr>
+              <w:widowControl w:val="0"/>
+              <w:tabs>
+                <w:tab w:val="left" w:pos="790"/>
+                <w:tab w:val="right" w:leader="dot" w:pos="8954"/>
+              </w:tabs>
+              <w:autoSpaceDE w:val="0"/>
+              <w:autoSpaceDN w:val="0"/>
+              <w:spacing w:before="2" w:after="0" w:line="240" w:lineRule="auto"/>
+            </w:pPr>
+            <w:r>
+              <w:t>nginx</w:t>
+            </w:r>
+          </w:p>
+        </w:tc>
+        <w:tc>
+          <w:tcPr>
+            <w:tcW w:w="1417" w:type="dxa"/>
+            <w:tcBorders>
+              <w:top w:val="single" w:sz="4" w:space="0" w:color="999999"/>
+              <w:left w:val="single" w:sz="4" w:space="0" w:color="999999"/>
+              <w:bottom w:val="single" w:sz="4" w:space="0" w:color="999999"/>
+              <w:right w:val="single" w:sz="4" w:space="0" w:color="999999"/>
+            </w:tcBorders>
+            <w:shd w:val="clear" w:color="auto" w:fill="FFFFFF"/>
+          </w:tcPr>
+          <w:p>
+            <w:pPr>
+              <w:widowControl w:val="0"/>
+              <w:tabs>
+                <w:tab w:val="left" w:pos="790"/>
+                <w:tab w:val="right" w:leader="dot" w:pos="8954"/>
+              </w:tabs>
+              <w:autoSpaceDE w:val="0"/>
+              <w:autoSpaceDN w:val="0"/>
+              <w:spacing w:before="2" w:after="0" w:line="240" w:lineRule="auto"/>
+            </w:pPr>
+            <w:r>
+              <w:t>/ (root)</w:t>
+            </w:r>
+          </w:p>
+        </w:tc>
+        <w:tc>
+          <w:tcPr>
+            <w:tcW w:w="1478" w:type="dxa"/>
+            <w:tcBorders>
+              <w:top w:val="single" w:sz="4" w:space="0" w:color="999999"/>
+              <w:left w:val="single" w:sz="4" w:space="0" w:color="999999"/>
+              <w:bottom w:val="single" w:sz="4" w:space="0" w:color="999999"/>
+              <w:right w:val="single" w:sz="4" w:space="0" w:color="999999"/>
+            </w:tcBorders>
+            <w:shd w:val="clear" w:color="auto" w:fill="FFFFFF"/>
+            <w:tcMar>
+              <w:top w:w="80" w:type="dxa"/>
+              <w:left w:w="120" w:type="dxa"/>
+              <w:bottom w:w="80" w:type="dxa"/>
+              <w:right w:w="120" w:type="dxa"/>
+            </w:tcMar>
+            <w:hideMark/>
+          </w:tcPr>
+          <w:p>
+            <w:pPr>
+              <w:widowControl w:val="0"/>
+              <w:tabs>
+                <w:tab w:val="left" w:pos="790"/>
+                <w:tab w:val="right" w:leader="dot" w:pos="8954"/>
+              </w:tabs>
+              <w:autoSpaceDE w:val="0"/>
+              <w:autoSpaceDN w:val="0"/>
+              <w:spacing w:before="2" w:after="0" w:line="240" w:lineRule="auto"/>
+            </w:pPr>
+            <w:r>
+              <w:t>0.0.0.0:80</w:t>
+            </w:r>
+          </w:p>
+        </w:tc>
+        <w:tc>
+          <w:tcPr>
+            <w:tcW w:w="2858" w:type="dxa"/>
+            <w:tcBorders>
+              <w:top w:val="single" w:sz="4" w:space="0" w:color="999999"/>
+              <w:left w:val="single" w:sz="4" w:space="0" w:color="999999"/>
+              <w:bottom w:val="single" w:sz="4" w:space="0" w:color="999999"/>
+              <w:right w:val="single" w:sz="4" w:space="0" w:color="999999"/>
+            </w:tcBorders>
+            <w:shd w:val="clear" w:color="auto" w:fill="FFFFFF"/>
+            <w:tcMar>
+              <w:top w:w="80" w:type="dxa"/>
+              <w:left w:w="120" w:type="dxa"/>
+              <w:bottom w:w="80" w:type="dxa"/>
+              <w:right w:w="120" w:type="dxa"/>
+            </w:tcMar>
+            <w:hideMark/>
+          </w:tcPr>
+          <w:p>
+            <w:pPr>
+              <w:widowControl w:val="0"/>
+              <w:tabs>
+                <w:tab w:val="left" w:pos="790"/>
+                <w:tab w:val="right" w:leader="dot" w:pos="8954"/>
+              </w:tabs>
+              <w:autoSpaceDE w:val="0"/>
+              <w:autoSpaceDN w:val="0"/>
+              <w:spacing w:before="2" w:after="0" w:line="240" w:lineRule="auto"/>
+            </w:pPr>
+            <w:r>
+              <w:t>All 4 service containers</w:t>
             </w:r>
           </w:p>
         </w:tc>
       </w:tr>
       <w:tr>
+        <w:trPr>
+          <w:trHeight w:val="608"/>
+        </w:trPr>
         <w:tc>
           <w:tcPr>
             <w:tcW w:w="1838" w:type="dxa"/>
-            <w:hideMark/>
-          </w:tcPr>
-          <w:p>
-            <w:pPr>
-              <w:widowControl w:val="0"/>
-              <w:tabs>
-                <w:tab w:val="left" w:pos="790"/>
-                <w:tab w:val="right" w:leader="dot" w:pos="8954"/>
-              </w:tabs>
-              <w:autoSpaceDE w:val="0"/>
-              <w:autoSpaceDN w:val="0"/>
-              <w:spacing w:before="2"/>
-            </w:pPr>
+            <w:tcBorders>
+              <w:top w:val="single" w:sz="4" w:space="0" w:color="999999"/>
+              <w:left w:val="single" w:sz="4" w:space="0" w:color="999999"/>
+              <w:bottom w:val="single" w:sz="4" w:space="0" w:color="999999"/>
+              <w:right w:val="single" w:sz="4" w:space="0" w:color="999999"/>
+            </w:tcBorders>
+            <w:shd w:val="clear" w:color="auto" w:fill="EEF2F7"/>
+            <w:tcMar>
+              <w:top w:w="80" w:type="dxa"/>
+              <w:left w:w="120" w:type="dxa"/>
+              <w:bottom w:w="80" w:type="dxa"/>
+              <w:right w:w="120" w:type="dxa"/>
+            </w:tcMar>
+            <w:hideMark/>
+          </w:tcPr>
+          <w:p>
+            <w:pPr>
+              <w:widowControl w:val="0"/>
+              <w:tabs>
+                <w:tab w:val="left" w:pos="790"/>
+                <w:tab w:val="right" w:leader="dot" w:pos="8954"/>
+              </w:tabs>
+              <w:autoSpaceDE w:val="0"/>
+              <w:autoSpaceDN w:val="0"/>
+              <w:spacing w:before="2" w:after="0" w:line="240" w:lineRule="auto"/>
+            </w:pPr>
+            <w:r>
+              <w:t>triage-backend</w:t>
+            </w:r>
+          </w:p>
+        </w:tc>
+        <w:tc>
+          <w:tcPr>
+            <w:tcW w:w="1843" w:type="dxa"/>
+            <w:tcBorders>
+              <w:top w:val="single" w:sz="4" w:space="0" w:color="999999"/>
+              <w:left w:val="single" w:sz="4" w:space="0" w:color="999999"/>
+              <w:bottom w:val="single" w:sz="4" w:space="0" w:color="999999"/>
+              <w:right w:val="single" w:sz="4" w:space="0" w:color="999999"/>
+            </w:tcBorders>
+            <w:shd w:val="clear" w:color="auto" w:fill="EEF2F7"/>
+            <w:tcMar>
+              <w:top w:w="80" w:type="dxa"/>
+              <w:left w:w="120" w:type="dxa"/>
+              <w:bottom w:w="80" w:type="dxa"/>
+              <w:right w:w="120" w:type="dxa"/>
+            </w:tcMar>
+            <w:hideMark/>
+          </w:tcPr>
+          <w:p>
+            <w:pPr>
+              <w:widowControl w:val="0"/>
+              <w:tabs>
+                <w:tab w:val="left" w:pos="790"/>
+                <w:tab w:val="right" w:leader="dot" w:pos="8954"/>
+              </w:tabs>
+              <w:autoSpaceDE w:val="0"/>
+              <w:autoSpaceDN w:val="0"/>
+              <w:spacing w:before="2" w:after="0" w:line="240" w:lineRule="auto"/>
+            </w:pPr>
+            <w:r>
+              <w:t>triage-backend</w:t>
+            </w:r>
+          </w:p>
+        </w:tc>
+        <w:tc>
+          <w:tcPr>
+            <w:tcW w:w="1417" w:type="dxa"/>
+            <w:tcBorders>
+              <w:top w:val="single" w:sz="4" w:space="0" w:color="999999"/>
+              <w:left w:val="single" w:sz="4" w:space="0" w:color="999999"/>
+              <w:bottom w:val="single" w:sz="4" w:space="0" w:color="999999"/>
+              <w:right w:val="single" w:sz="4" w:space="0" w:color="999999"/>
+            </w:tcBorders>
+            <w:shd w:val="clear" w:color="auto" w:fill="EEF2F7"/>
+          </w:tcPr>
+          <w:p>
+            <w:pPr>
+              <w:widowControl w:val="0"/>
+              <w:tabs>
+                <w:tab w:val="left" w:pos="790"/>
+                <w:tab w:val="right" w:leader="dot" w:pos="8954"/>
+              </w:tabs>
+              <w:autoSpaceDE w:val="0"/>
+              <w:autoSpaceDN w:val="0"/>
+              <w:spacing w:before="2" w:after="0" w:line="240" w:lineRule="auto"/>
+            </w:pPr>
+            <w:r>
+              <w:t>/triage/</w:t>
+            </w:r>
             <w:proofErr w:type="spellStart"/>
             <w:r>
-              <w:t>quizbot-sqlite</w:t>
+              <w:t>api</w:t>
             </w:r>
             <w:proofErr w:type="spellEnd"/>
-          </w:p>
-        </w:tc>
-        <w:tc>
-          <w:tcPr>
-            <w:tcW w:w="1701" w:type="dxa"/>
-            <w:hideMark/>
-          </w:tcPr>
-          <w:p>
-            <w:pPr>
-              <w:widowControl w:val="0"/>
-              <w:tabs>
-                <w:tab w:val="left" w:pos="790"/>
-                <w:tab w:val="right" w:leader="dot" w:pos="8954"/>
-              </w:tabs>
-              <w:autoSpaceDE w:val="0"/>
-              <w:autoSpaceDN w:val="0"/>
-              <w:spacing w:before="2"/>
-            </w:pPr>
-            <w:r>
-              <w:t>quiz-backend</w:t>
-            </w:r>
-          </w:p>
-        </w:tc>
-        <w:tc>
-          <w:tcPr>
-            <w:tcW w:w="2410" w:type="dxa"/>
-            <w:hideMark/>
-          </w:tcPr>
-          <w:p>
-            <w:pPr>
-              <w:widowControl w:val="0"/>
-              <w:tabs>
-                <w:tab w:val="left" w:pos="790"/>
-                <w:tab w:val="right" w:leader="dot" w:pos="8954"/>
-              </w:tabs>
-              <w:autoSpaceDE w:val="0"/>
-              <w:autoSpaceDN w:val="0"/>
-              <w:spacing w:before="2"/>
-            </w:pPr>
-            <w:r>
-              <w:t>/app/</w:t>
+            <w:r>
+              <w:t>/</w:t>
+            </w:r>
+          </w:p>
+        </w:tc>
+        <w:tc>
+          <w:tcPr>
+            <w:tcW w:w="1478" w:type="dxa"/>
+            <w:tcBorders>
+              <w:top w:val="single" w:sz="4" w:space="0" w:color="999999"/>
+              <w:left w:val="single" w:sz="4" w:space="0" w:color="999999"/>
+              <w:bottom w:val="single" w:sz="4" w:space="0" w:color="999999"/>
+              <w:right w:val="single" w:sz="4" w:space="0" w:color="999999"/>
+            </w:tcBorders>
+            <w:shd w:val="clear" w:color="auto" w:fill="EEF2F7"/>
+            <w:tcMar>
+              <w:top w:w="80" w:type="dxa"/>
+              <w:left w:w="120" w:type="dxa"/>
+              <w:bottom w:w="80" w:type="dxa"/>
+              <w:right w:w="120" w:type="dxa"/>
+            </w:tcMar>
+            <w:hideMark/>
+          </w:tcPr>
+          <w:p>
+            <w:pPr>
+              <w:widowControl w:val="0"/>
+              <w:tabs>
+                <w:tab w:val="left" w:pos="790"/>
+                <w:tab w:val="right" w:leader="dot" w:pos="8954"/>
+              </w:tabs>
+              <w:autoSpaceDE w:val="0"/>
+              <w:autoSpaceDN w:val="0"/>
+              <w:spacing w:before="2" w:after="0" w:line="240" w:lineRule="auto"/>
+            </w:pPr>
+            <w:r>
+              <w:t>0.0.0.0:8000</w:t>
+            </w:r>
+          </w:p>
+        </w:tc>
+        <w:tc>
+          <w:tcPr>
+            <w:tcW w:w="2858" w:type="dxa"/>
+            <w:tcBorders>
+              <w:top w:val="single" w:sz="4" w:space="0" w:color="999999"/>
+              <w:left w:val="single" w:sz="4" w:space="0" w:color="999999"/>
+              <w:bottom w:val="single" w:sz="4" w:space="0" w:color="999999"/>
+              <w:right w:val="single" w:sz="4" w:space="0" w:color="999999"/>
+            </w:tcBorders>
+            <w:shd w:val="clear" w:color="auto" w:fill="EEF2F7"/>
+            <w:tcMar>
+              <w:top w:w="80" w:type="dxa"/>
+              <w:left w:w="120" w:type="dxa"/>
+              <w:bottom w:w="80" w:type="dxa"/>
+              <w:right w:w="120" w:type="dxa"/>
+            </w:tcMar>
+            <w:hideMark/>
+          </w:tcPr>
+          <w:p>
+            <w:pPr>
+              <w:widowControl w:val="0"/>
+              <w:tabs>
+                <w:tab w:val="left" w:pos="790"/>
+                <w:tab w:val="right" w:leader="dot" w:pos="8954"/>
+              </w:tabs>
+              <w:autoSpaceDE w:val="0"/>
+              <w:autoSpaceDN w:val="0"/>
+              <w:spacing w:before="2" w:after="0" w:line="240" w:lineRule="auto"/>
+            </w:pPr>
+            <w:r>
+              <w:t xml:space="preserve">Firebase, Gemini API, </w:t>
             </w:r>
             <w:proofErr w:type="spellStart"/>
             <w:r>
-              <w:t>quizbot.db</w:t>
+              <w:t>spaCy</w:t>
             </w:r>
             <w:proofErr w:type="spellEnd"/>
-          </w:p>
-        </w:tc>
-        <w:tc>
-          <w:tcPr>
-            <w:tcW w:w="3411" w:type="dxa"/>
-            <w:hideMark/>
-          </w:tcPr>
-          <w:p>
-            <w:pPr>
-              <w:widowControl w:val="0"/>
-              <w:tabs>
-                <w:tab w:val="left" w:pos="790"/>
-                <w:tab w:val="right" w:leader="dot" w:pos="8954"/>
-              </w:tabs>
-              <w:autoSpaceDE w:val="0"/>
-              <w:autoSpaceDN w:val="0"/>
-              <w:spacing w:before="2"/>
-            </w:pPr>
-            <w:r>
-              <w:t>SQLite database — quiz history and staff learning progress tracking</w:t>
-            </w:r>
           </w:p>
         </w:tc>
       </w:tr>
       <w:tr>
+        <w:trPr>
+          <w:trHeight w:val="593"/>
+        </w:trPr>
         <w:tc>
           <w:tcPr>
             <w:tcW w:w="1838" w:type="dxa"/>
-            <w:hideMark/>
-          </w:tcPr>
-          <w:p>
-            <w:pPr>
-              <w:widowControl w:val="0"/>
-              <w:tabs>
-                <w:tab w:val="left" w:pos="790"/>
-                <w:tab w:val="right" w:leader="dot" w:pos="8954"/>
-              </w:tabs>
-              <w:autoSpaceDE w:val="0"/>
-              <w:autoSpaceDN w:val="0"/>
-              <w:spacing w:before="2"/>
-            </w:pPr>
-            <w:r>
-              <w:t>nginx-logs</w:t>
-            </w:r>
-          </w:p>
-        </w:tc>
-        <w:tc>
-          <w:tcPr>
-            <w:tcW w:w="1701" w:type="dxa"/>
-            <w:hideMark/>
-          </w:tcPr>
-          <w:p>
-            <w:pPr>
-              <w:widowControl w:val="0"/>
-              <w:tabs>
-                <w:tab w:val="left" w:pos="790"/>
-                <w:tab w:val="right" w:leader="dot" w:pos="8954"/>
-              </w:tabs>
-              <w:autoSpaceDE w:val="0"/>
-              <w:autoSpaceDN w:val="0"/>
-              <w:spacing w:before="2"/>
-            </w:pPr>
-            <w:r>
-              <w:t>nginx</w:t>
-            </w:r>
-          </w:p>
-        </w:tc>
-        <w:tc>
-          <w:tcPr>
-            <w:tcW w:w="2410" w:type="dxa"/>
-            <w:hideMark/>
-          </w:tcPr>
-          <w:p>
-            <w:pPr>
-              <w:widowControl w:val="0"/>
-              <w:tabs>
-                <w:tab w:val="left" w:pos="790"/>
-                <w:tab w:val="right" w:leader="dot" w:pos="8954"/>
-              </w:tabs>
-              <w:autoSpaceDE w:val="0"/>
-              <w:autoSpaceDN w:val="0"/>
-              <w:spacing w:before="2"/>
-            </w:pPr>
-            <w:r>
-              <w:t>/var/log/nginx</w:t>
-            </w:r>
-          </w:p>
-        </w:tc>
-        <w:tc>
-          <w:tcPr>
-            <w:tcW w:w="3411" w:type="dxa"/>
-            <w:hideMark/>
-          </w:tcPr>
-          <w:p>
-            <w:pPr>
-              <w:widowControl w:val="0"/>
-              <w:tabs>
-                <w:tab w:val="left" w:pos="790"/>
-                <w:tab w:val="right" w:leader="dot" w:pos="8954"/>
-              </w:tabs>
-              <w:autoSpaceDE w:val="0"/>
-              <w:autoSpaceDN w:val="0"/>
-              <w:spacing w:before="2"/>
-            </w:pPr>
-            <w:r>
-              <w:t>Nginx access and error logs for monitoring and debugging</w:t>
+            <w:tcBorders>
+              <w:top w:val="single" w:sz="4" w:space="0" w:color="999999"/>
+              <w:left w:val="single" w:sz="4" w:space="0" w:color="999999"/>
+              <w:bottom w:val="single" w:sz="4" w:space="0" w:color="999999"/>
+              <w:right w:val="single" w:sz="4" w:space="0" w:color="999999"/>
+            </w:tcBorders>
+            <w:shd w:val="clear" w:color="auto" w:fill="FFFFFF"/>
+            <w:tcMar>
+              <w:top w:w="80" w:type="dxa"/>
+              <w:left w:w="120" w:type="dxa"/>
+              <w:bottom w:w="80" w:type="dxa"/>
+              <w:right w:w="120" w:type="dxa"/>
+            </w:tcMar>
+            <w:hideMark/>
+          </w:tcPr>
+          <w:p>
+            <w:pPr>
+              <w:widowControl w:val="0"/>
+              <w:tabs>
+                <w:tab w:val="left" w:pos="790"/>
+                <w:tab w:val="right" w:leader="dot" w:pos="8954"/>
+              </w:tabs>
+              <w:autoSpaceDE w:val="0"/>
+              <w:autoSpaceDN w:val="0"/>
+              <w:spacing w:before="2" w:after="0" w:line="240" w:lineRule="auto"/>
+            </w:pPr>
+            <w:r>
+              <w:t>triage-frontend</w:t>
+            </w:r>
+          </w:p>
+        </w:tc>
+        <w:tc>
+          <w:tcPr>
+            <w:tcW w:w="1843" w:type="dxa"/>
+            <w:tcBorders>
+              <w:top w:val="single" w:sz="4" w:space="0" w:color="999999"/>
+              <w:left w:val="single" w:sz="4" w:space="0" w:color="999999"/>
+              <w:bottom w:val="single" w:sz="4" w:space="0" w:color="999999"/>
+              <w:right w:val="single" w:sz="4" w:space="0" w:color="999999"/>
+            </w:tcBorders>
+            <w:shd w:val="clear" w:color="auto" w:fill="FFFFFF"/>
+            <w:tcMar>
+              <w:top w:w="80" w:type="dxa"/>
+              <w:left w:w="120" w:type="dxa"/>
+              <w:bottom w:w="80" w:type="dxa"/>
+              <w:right w:w="120" w:type="dxa"/>
+            </w:tcMar>
+            <w:hideMark/>
+          </w:tcPr>
+          <w:p>
+            <w:pPr>
+              <w:widowControl w:val="0"/>
+              <w:tabs>
+                <w:tab w:val="left" w:pos="790"/>
+                <w:tab w:val="right" w:leader="dot" w:pos="8954"/>
+              </w:tabs>
+              <w:autoSpaceDE w:val="0"/>
+              <w:autoSpaceDN w:val="0"/>
+              <w:spacing w:before="2" w:after="0" w:line="240" w:lineRule="auto"/>
+            </w:pPr>
+            <w:r>
+              <w:t>triage-frontend</w:t>
+            </w:r>
+          </w:p>
+        </w:tc>
+        <w:tc>
+          <w:tcPr>
+            <w:tcW w:w="1417" w:type="dxa"/>
+            <w:tcBorders>
+              <w:top w:val="single" w:sz="4" w:space="0" w:color="999999"/>
+              <w:left w:val="single" w:sz="4" w:space="0" w:color="999999"/>
+              <w:bottom w:val="single" w:sz="4" w:space="0" w:color="999999"/>
+              <w:right w:val="single" w:sz="4" w:space="0" w:color="999999"/>
+            </w:tcBorders>
+            <w:shd w:val="clear" w:color="auto" w:fill="FFFFFF"/>
+          </w:tcPr>
+          <w:p>
+            <w:pPr>
+              <w:widowControl w:val="0"/>
+              <w:tabs>
+                <w:tab w:val="left" w:pos="790"/>
+                <w:tab w:val="right" w:leader="dot" w:pos="8954"/>
+              </w:tabs>
+              <w:autoSpaceDE w:val="0"/>
+              <w:autoSpaceDN w:val="0"/>
+              <w:spacing w:before="2" w:after="0" w:line="240" w:lineRule="auto"/>
+            </w:pPr>
+            <w:r>
+              <w:t>/triage/</w:t>
+            </w:r>
+          </w:p>
+        </w:tc>
+        <w:tc>
+          <w:tcPr>
+            <w:tcW w:w="1478" w:type="dxa"/>
+            <w:tcBorders>
+              <w:top w:val="single" w:sz="4" w:space="0" w:color="999999"/>
+              <w:left w:val="single" w:sz="4" w:space="0" w:color="999999"/>
+              <w:bottom w:val="single" w:sz="4" w:space="0" w:color="999999"/>
+              <w:right w:val="single" w:sz="4" w:space="0" w:color="999999"/>
+            </w:tcBorders>
+            <w:shd w:val="clear" w:color="auto" w:fill="FFFFFF"/>
+            <w:tcMar>
+              <w:top w:w="80" w:type="dxa"/>
+              <w:left w:w="120" w:type="dxa"/>
+              <w:bottom w:w="80" w:type="dxa"/>
+              <w:right w:w="120" w:type="dxa"/>
+            </w:tcMar>
+            <w:hideMark/>
+          </w:tcPr>
+          <w:p>
+            <w:pPr>
+              <w:widowControl w:val="0"/>
+              <w:tabs>
+                <w:tab w:val="left" w:pos="790"/>
+                <w:tab w:val="right" w:leader="dot" w:pos="8954"/>
+              </w:tabs>
+              <w:autoSpaceDE w:val="0"/>
+              <w:autoSpaceDN w:val="0"/>
+              <w:spacing w:before="2" w:after="0" w:line="240" w:lineRule="auto"/>
+            </w:pPr>
+            <w:r>
+              <w:t>0.0.0.0:3000</w:t>
+            </w:r>
+          </w:p>
+        </w:tc>
+        <w:tc>
+          <w:tcPr>
+            <w:tcW w:w="2858" w:type="dxa"/>
+            <w:tcBorders>
+              <w:top w:val="single" w:sz="4" w:space="0" w:color="999999"/>
+              <w:left w:val="single" w:sz="4" w:space="0" w:color="999999"/>
+              <w:bottom w:val="single" w:sz="4" w:space="0" w:color="999999"/>
+              <w:right w:val="single" w:sz="4" w:space="0" w:color="999999"/>
+            </w:tcBorders>
+            <w:shd w:val="clear" w:color="auto" w:fill="FFFFFF"/>
+            <w:tcMar>
+              <w:top w:w="80" w:type="dxa"/>
+              <w:left w:w="120" w:type="dxa"/>
+              <w:bottom w:w="80" w:type="dxa"/>
+              <w:right w:w="120" w:type="dxa"/>
+            </w:tcMar>
+            <w:hideMark/>
+          </w:tcPr>
+          <w:p>
+            <w:pPr>
+              <w:widowControl w:val="0"/>
+              <w:tabs>
+                <w:tab w:val="left" w:pos="790"/>
+                <w:tab w:val="right" w:leader="dot" w:pos="8954"/>
+              </w:tabs>
+              <w:autoSpaceDE w:val="0"/>
+              <w:autoSpaceDN w:val="0"/>
+              <w:spacing w:before="2" w:after="0" w:line="240" w:lineRule="auto"/>
+            </w:pPr>
+            <w:r>
+              <w:t>Nginx (routed via proxy)</w:t>
+            </w:r>
+          </w:p>
+        </w:tc>
+      </w:tr>
+      <w:tr>
+        <w:trPr>
+          <w:trHeight w:val="608"/>
+        </w:trPr>
+        <w:tc>
+          <w:tcPr>
+            <w:tcW w:w="1838" w:type="dxa"/>
+            <w:tcBorders>
+              <w:top w:val="single" w:sz="4" w:space="0" w:color="999999"/>
+              <w:left w:val="single" w:sz="4" w:space="0" w:color="999999"/>
+              <w:bottom w:val="single" w:sz="4" w:space="0" w:color="999999"/>
+              <w:right w:val="single" w:sz="4" w:space="0" w:color="999999"/>
+            </w:tcBorders>
+            <w:shd w:val="clear" w:color="auto" w:fill="EEF2F7"/>
+            <w:tcMar>
+              <w:top w:w="80" w:type="dxa"/>
+              <w:left w:w="120" w:type="dxa"/>
+              <w:bottom w:w="80" w:type="dxa"/>
+              <w:right w:w="120" w:type="dxa"/>
+            </w:tcMar>
+            <w:hideMark/>
+          </w:tcPr>
+          <w:p>
+            <w:pPr>
+              <w:widowControl w:val="0"/>
+              <w:tabs>
+                <w:tab w:val="left" w:pos="790"/>
+                <w:tab w:val="right" w:leader="dot" w:pos="8954"/>
+              </w:tabs>
+              <w:autoSpaceDE w:val="0"/>
+              <w:autoSpaceDN w:val="0"/>
+              <w:spacing w:before="2" w:after="0" w:line="240" w:lineRule="auto"/>
+            </w:pPr>
+            <w:r>
+              <w:t>quiz-backend</w:t>
+            </w:r>
+          </w:p>
+        </w:tc>
+        <w:tc>
+          <w:tcPr>
+            <w:tcW w:w="1843" w:type="dxa"/>
+            <w:tcBorders>
+              <w:top w:val="single" w:sz="4" w:space="0" w:color="999999"/>
+              <w:left w:val="single" w:sz="4" w:space="0" w:color="999999"/>
+              <w:bottom w:val="single" w:sz="4" w:space="0" w:color="999999"/>
+              <w:right w:val="single" w:sz="4" w:space="0" w:color="999999"/>
+            </w:tcBorders>
+            <w:shd w:val="clear" w:color="auto" w:fill="EEF2F7"/>
+            <w:tcMar>
+              <w:top w:w="80" w:type="dxa"/>
+              <w:left w:w="120" w:type="dxa"/>
+              <w:bottom w:w="80" w:type="dxa"/>
+              <w:right w:w="120" w:type="dxa"/>
+            </w:tcMar>
+            <w:hideMark/>
+          </w:tcPr>
+          <w:p>
+            <w:pPr>
+              <w:widowControl w:val="0"/>
+              <w:tabs>
+                <w:tab w:val="left" w:pos="790"/>
+                <w:tab w:val="right" w:leader="dot" w:pos="8954"/>
+              </w:tabs>
+              <w:autoSpaceDE w:val="0"/>
+              <w:autoSpaceDN w:val="0"/>
+              <w:spacing w:before="2" w:after="0" w:line="240" w:lineRule="auto"/>
+            </w:pPr>
+            <w:r>
+              <w:t>quiz-backend</w:t>
+            </w:r>
+          </w:p>
+        </w:tc>
+        <w:tc>
+          <w:tcPr>
+            <w:tcW w:w="1417" w:type="dxa"/>
+            <w:tcBorders>
+              <w:top w:val="single" w:sz="4" w:space="0" w:color="999999"/>
+              <w:left w:val="single" w:sz="4" w:space="0" w:color="999999"/>
+              <w:bottom w:val="single" w:sz="4" w:space="0" w:color="999999"/>
+              <w:right w:val="single" w:sz="4" w:space="0" w:color="999999"/>
+            </w:tcBorders>
+            <w:shd w:val="clear" w:color="auto" w:fill="EEF2F7"/>
+          </w:tcPr>
+          <w:p>
+            <w:pPr>
+              <w:widowControl w:val="0"/>
+              <w:tabs>
+                <w:tab w:val="left" w:pos="790"/>
+                <w:tab w:val="right" w:leader="dot" w:pos="8954"/>
+              </w:tabs>
+              <w:autoSpaceDE w:val="0"/>
+              <w:autoSpaceDN w:val="0"/>
+              <w:spacing w:before="2" w:after="0" w:line="240" w:lineRule="auto"/>
+            </w:pPr>
+            <w:r>
+              <w:t>/quiz/</w:t>
+            </w:r>
+            <w:proofErr w:type="spellStart"/>
+            <w:r>
+              <w:t>api</w:t>
+            </w:r>
+            <w:proofErr w:type="spellEnd"/>
+          </w:p>
+        </w:tc>
+        <w:tc>
+          <w:tcPr>
+            <w:tcW w:w="1478" w:type="dxa"/>
+            <w:tcBorders>
+              <w:top w:val="single" w:sz="4" w:space="0" w:color="999999"/>
+              <w:left w:val="single" w:sz="4" w:space="0" w:color="999999"/>
+              <w:bottom w:val="single" w:sz="4" w:space="0" w:color="999999"/>
+              <w:right w:val="single" w:sz="4" w:space="0" w:color="999999"/>
+            </w:tcBorders>
+            <w:shd w:val="clear" w:color="auto" w:fill="EEF2F7"/>
+            <w:tcMar>
+              <w:top w:w="80" w:type="dxa"/>
+              <w:left w:w="120" w:type="dxa"/>
+              <w:bottom w:w="80" w:type="dxa"/>
+              <w:right w:w="120" w:type="dxa"/>
+            </w:tcMar>
+            <w:hideMark/>
+          </w:tcPr>
+          <w:p>
+            <w:pPr>
+              <w:widowControl w:val="0"/>
+              <w:tabs>
+                <w:tab w:val="left" w:pos="790"/>
+                <w:tab w:val="right" w:leader="dot" w:pos="8954"/>
+              </w:tabs>
+              <w:autoSpaceDE w:val="0"/>
+              <w:autoSpaceDN w:val="0"/>
+              <w:spacing w:before="2" w:after="0" w:line="240" w:lineRule="auto"/>
+            </w:pPr>
+            <w:r>
+              <w:t>0.0.0.0:8001</w:t>
+            </w:r>
+          </w:p>
+        </w:tc>
+        <w:tc>
+          <w:tcPr>
+            <w:tcW w:w="2858" w:type="dxa"/>
+            <w:tcBorders>
+              <w:top w:val="single" w:sz="4" w:space="0" w:color="999999"/>
+              <w:left w:val="single" w:sz="4" w:space="0" w:color="999999"/>
+              <w:bottom w:val="single" w:sz="4" w:space="0" w:color="999999"/>
+              <w:right w:val="single" w:sz="4" w:space="0" w:color="999999"/>
+            </w:tcBorders>
+            <w:shd w:val="clear" w:color="auto" w:fill="EEF2F7"/>
+            <w:tcMar>
+              <w:top w:w="80" w:type="dxa"/>
+              <w:left w:w="120" w:type="dxa"/>
+              <w:bottom w:w="80" w:type="dxa"/>
+              <w:right w:w="120" w:type="dxa"/>
+            </w:tcMar>
+            <w:hideMark/>
+          </w:tcPr>
+          <w:p>
+            <w:pPr>
+              <w:widowControl w:val="0"/>
+              <w:tabs>
+                <w:tab w:val="left" w:pos="790"/>
+                <w:tab w:val="right" w:leader="dot" w:pos="8954"/>
+              </w:tabs>
+              <w:autoSpaceDE w:val="0"/>
+              <w:autoSpaceDN w:val="0"/>
+              <w:spacing w:before="2" w:after="0" w:line="240" w:lineRule="auto"/>
+            </w:pPr>
+            <w:r>
+              <w:t xml:space="preserve">Firebase, Gemini API, </w:t>
+            </w:r>
+            <w:proofErr w:type="spellStart"/>
+            <w:r>
+              <w:t>ChromaDB</w:t>
+            </w:r>
+            <w:proofErr w:type="spellEnd"/>
+          </w:p>
+        </w:tc>
+      </w:tr>
+      <w:tr>
+        <w:trPr>
+          <w:trHeight w:val="289"/>
+        </w:trPr>
+        <w:tc>
+          <w:tcPr>
+            <w:tcW w:w="1838" w:type="dxa"/>
+            <w:tcBorders>
+              <w:top w:val="single" w:sz="4" w:space="0" w:color="999999"/>
+              <w:left w:val="single" w:sz="4" w:space="0" w:color="999999"/>
+              <w:bottom w:val="single" w:sz="4" w:space="0" w:color="999999"/>
+              <w:right w:val="single" w:sz="4" w:space="0" w:color="999999"/>
+            </w:tcBorders>
+            <w:shd w:val="clear" w:color="auto" w:fill="FFFFFF"/>
+            <w:tcMar>
+              <w:top w:w="80" w:type="dxa"/>
+              <w:left w:w="120" w:type="dxa"/>
+              <w:bottom w:w="80" w:type="dxa"/>
+              <w:right w:w="120" w:type="dxa"/>
+            </w:tcMar>
+            <w:hideMark/>
+          </w:tcPr>
+          <w:p>
+            <w:pPr>
+              <w:widowControl w:val="0"/>
+              <w:tabs>
+                <w:tab w:val="left" w:pos="790"/>
+                <w:tab w:val="right" w:leader="dot" w:pos="8954"/>
+              </w:tabs>
+              <w:autoSpaceDE w:val="0"/>
+              <w:autoSpaceDN w:val="0"/>
+              <w:spacing w:before="2" w:after="0" w:line="240" w:lineRule="auto"/>
+            </w:pPr>
+            <w:r>
+              <w:t>quiz-frontend</w:t>
+            </w:r>
+          </w:p>
+        </w:tc>
+        <w:tc>
+          <w:tcPr>
+            <w:tcW w:w="1843" w:type="dxa"/>
+            <w:tcBorders>
+              <w:top w:val="single" w:sz="4" w:space="0" w:color="999999"/>
+              <w:left w:val="single" w:sz="4" w:space="0" w:color="999999"/>
+              <w:bottom w:val="single" w:sz="4" w:space="0" w:color="999999"/>
+              <w:right w:val="single" w:sz="4" w:space="0" w:color="999999"/>
+            </w:tcBorders>
+            <w:shd w:val="clear" w:color="auto" w:fill="FFFFFF"/>
+            <w:tcMar>
+              <w:top w:w="80" w:type="dxa"/>
+              <w:left w:w="120" w:type="dxa"/>
+              <w:bottom w:w="80" w:type="dxa"/>
+              <w:right w:w="120" w:type="dxa"/>
+            </w:tcMar>
+            <w:hideMark/>
+          </w:tcPr>
+          <w:p>
+            <w:pPr>
+              <w:widowControl w:val="0"/>
+              <w:tabs>
+                <w:tab w:val="left" w:pos="790"/>
+                <w:tab w:val="right" w:leader="dot" w:pos="8954"/>
+              </w:tabs>
+              <w:autoSpaceDE w:val="0"/>
+              <w:autoSpaceDN w:val="0"/>
+              <w:spacing w:before="2" w:after="0" w:line="240" w:lineRule="auto"/>
+            </w:pPr>
+            <w:r>
+              <w:t>quiz-frontend</w:t>
+            </w:r>
+          </w:p>
+        </w:tc>
+        <w:tc>
+          <w:tcPr>
+            <w:tcW w:w="1417" w:type="dxa"/>
+            <w:tcBorders>
+              <w:top w:val="single" w:sz="4" w:space="0" w:color="999999"/>
+              <w:left w:val="single" w:sz="4" w:space="0" w:color="999999"/>
+              <w:bottom w:val="single" w:sz="4" w:space="0" w:color="999999"/>
+              <w:right w:val="single" w:sz="4" w:space="0" w:color="999999"/>
+            </w:tcBorders>
+            <w:shd w:val="clear" w:color="auto" w:fill="FFFFFF"/>
+          </w:tcPr>
+          <w:p>
+            <w:pPr>
+              <w:widowControl w:val="0"/>
+              <w:tabs>
+                <w:tab w:val="left" w:pos="790"/>
+                <w:tab w:val="right" w:leader="dot" w:pos="8954"/>
+              </w:tabs>
+              <w:autoSpaceDE w:val="0"/>
+              <w:autoSpaceDN w:val="0"/>
+              <w:spacing w:before="2" w:after="0" w:line="240" w:lineRule="auto"/>
+            </w:pPr>
+            <w:r>
+              <w:t>/quiz/</w:t>
+            </w:r>
+          </w:p>
+        </w:tc>
+        <w:tc>
+          <w:tcPr>
+            <w:tcW w:w="1478" w:type="dxa"/>
+            <w:tcBorders>
+              <w:top w:val="single" w:sz="4" w:space="0" w:color="999999"/>
+              <w:left w:val="single" w:sz="4" w:space="0" w:color="999999"/>
+              <w:bottom w:val="single" w:sz="4" w:space="0" w:color="999999"/>
+              <w:right w:val="single" w:sz="4" w:space="0" w:color="999999"/>
+            </w:tcBorders>
+            <w:shd w:val="clear" w:color="auto" w:fill="FFFFFF"/>
+            <w:tcMar>
+              <w:top w:w="80" w:type="dxa"/>
+              <w:left w:w="120" w:type="dxa"/>
+              <w:bottom w:w="80" w:type="dxa"/>
+              <w:right w:w="120" w:type="dxa"/>
+            </w:tcMar>
+            <w:hideMark/>
+          </w:tcPr>
+          <w:p>
+            <w:pPr>
+              <w:widowControl w:val="0"/>
+              <w:tabs>
+                <w:tab w:val="left" w:pos="790"/>
+                <w:tab w:val="right" w:leader="dot" w:pos="8954"/>
+              </w:tabs>
+              <w:autoSpaceDE w:val="0"/>
+              <w:autoSpaceDN w:val="0"/>
+              <w:spacing w:before="2" w:after="0" w:line="240" w:lineRule="auto"/>
+            </w:pPr>
+            <w:r>
+              <w:t>0.0.0.0:3001</w:t>
+            </w:r>
+          </w:p>
+        </w:tc>
+        <w:tc>
+          <w:tcPr>
+            <w:tcW w:w="2858" w:type="dxa"/>
+            <w:tcBorders>
+              <w:top w:val="single" w:sz="4" w:space="0" w:color="999999"/>
+              <w:left w:val="single" w:sz="4" w:space="0" w:color="999999"/>
+              <w:bottom w:val="single" w:sz="4" w:space="0" w:color="999999"/>
+              <w:right w:val="single" w:sz="4" w:space="0" w:color="999999"/>
+            </w:tcBorders>
+            <w:shd w:val="clear" w:color="auto" w:fill="FFFFFF"/>
+            <w:tcMar>
+              <w:top w:w="80" w:type="dxa"/>
+              <w:left w:w="120" w:type="dxa"/>
+              <w:bottom w:w="80" w:type="dxa"/>
+              <w:right w:w="120" w:type="dxa"/>
+            </w:tcMar>
+            <w:hideMark/>
+          </w:tcPr>
+          <w:p>
+            <w:pPr>
+              <w:widowControl w:val="0"/>
+              <w:tabs>
+                <w:tab w:val="left" w:pos="790"/>
+                <w:tab w:val="right" w:leader="dot" w:pos="8954"/>
+              </w:tabs>
+              <w:autoSpaceDE w:val="0"/>
+              <w:autoSpaceDN w:val="0"/>
+              <w:spacing w:before="2" w:after="0" w:line="240" w:lineRule="auto"/>
+            </w:pPr>
+            <w:r>
+              <w:t>Nginx (routed via proxy)</w:t>
             </w:r>
           </w:p>
         </w:tc>
@@ -5970,12 +6212,6 @@
         <w:autoSpaceDE w:val="0"/>
         <w:autoSpaceDN w:val="0"/>
         <w:spacing w:before="2" w:after="0" w:line="240" w:lineRule="auto"/>
-        <w:rPr>
-          <w:b/>
-          <w:bCs/>
-          <w:sz w:val="16"/>
-          <w:szCs w:val="16"/>
-        </w:rPr>
       </w:pPr>
     </w:p>
     <w:p>
@@ -6007,7 +6243,15 @@
           <w:sz w:val="28"/>
           <w:szCs w:val="28"/>
         </w:rPr>
-        <w:lastRenderedPageBreak/>
+        <w:t xml:space="preserve">Docker </w:t>
+      </w:r>
+      <w:r>
+        <w:rPr>
+          <w:b/>
+          <w:bCs/>
+          <w:sz w:val="28"/>
+          <w:szCs w:val="28"/>
+        </w:rPr>
         <w:t>Components</w:t>
       </w:r>
       <w:r>
@@ -6033,12 +6277,7 @@
     </w:p>
     <w:p>
       <w:pPr>
-        <w:pStyle w:val="ListParagraph"/>
         <w:widowControl w:val="0"/>
-        <w:numPr>
-          <w:ilvl w:val="2"/>
-          <w:numId w:val="8"/>
-        </w:numPr>
         <w:tabs>
           <w:tab w:val="left" w:pos="790"/>
           <w:tab w:val="right" w:leader="dot" w:pos="8954"/>
@@ -6046,26 +6285,62 @@
         <w:autoSpaceDE w:val="0"/>
         <w:autoSpaceDN w:val="0"/>
         <w:spacing w:before="2" w:after="0" w:line="240" w:lineRule="auto"/>
+        <w:jc w:val="both"/>
         <w:rPr>
           <w:b/>
           <w:bCs/>
-        </w:rPr>
-      </w:pPr>
+          <w:sz w:val="28"/>
+          <w:szCs w:val="28"/>
+        </w:rPr>
+      </w:pPr>
+      <w:r>
+        <w:t xml:space="preserve">Each of the 5 services has a dedicated </w:t>
+      </w:r>
+      <w:proofErr w:type="spellStart"/>
+      <w:r>
+        <w:t>Dockerfile</w:t>
+      </w:r>
+      <w:proofErr w:type="spellEnd"/>
+      <w:r>
+        <w:t xml:space="preserve">. Backend services use a </w:t>
+      </w:r>
       <w:r>
         <w:rPr>
           <w:b/>
           <w:bCs/>
-          <w:spacing w:val="-2"/>
-        </w:rPr>
-        <w:t>Docker</w:t>
+        </w:rPr>
+        <w:t>single-stage build</w:t>
+      </w:r>
+      <w:r>
+        <w:t xml:space="preserve"> (python:3.11-slim). Frontend services use </w:t>
       </w:r>
       <w:r>
         <w:rPr>
           <w:b/>
           <w:bCs/>
-          <w:spacing w:val="-2"/>
-        </w:rPr>
-        <w:t xml:space="preserve"> Components Design</w:t>
+        </w:rPr>
+        <w:t>multi-stage builds</w:t>
+      </w:r>
+      <w:r>
+        <w:t xml:space="preserve"> — Stage 1: node:18-alpine to build the React app; Stage 2: </w:t>
+      </w:r>
+      <w:proofErr w:type="spellStart"/>
+      <w:proofErr w:type="gramStart"/>
+      <w:r>
+        <w:t>nginx:alpine</w:t>
+      </w:r>
+      <w:proofErr w:type="spellEnd"/>
+      <w:proofErr w:type="gramEnd"/>
+      <w:r>
+        <w:t xml:space="preserve"> to serve the compiled static files. The Nginx container additionally serves the portal/index.html </w:t>
+      </w:r>
+      <w:proofErr w:type="spellStart"/>
+      <w:r>
+        <w:t>SupportHub</w:t>
+      </w:r>
+      <w:proofErr w:type="spellEnd"/>
+      <w:r>
+        <w:t xml:space="preserve"> landing page.</w:t>
       </w:r>
     </w:p>
     <w:p>
@@ -6078,80 +6353,20 @@
         <w:autoSpaceDE w:val="0"/>
         <w:autoSpaceDN w:val="0"/>
         <w:spacing w:before="2" w:after="0" w:line="240" w:lineRule="auto"/>
-      </w:pPr>
-      <w:r>
-        <w:t xml:space="preserve">Each of the 5 services has a dedicated </w:t>
-      </w:r>
-      <w:proofErr w:type="spellStart"/>
-      <w:r>
-        <w:t>Dockerfile</w:t>
-      </w:r>
-      <w:proofErr w:type="spellEnd"/>
-      <w:r>
-        <w:t xml:space="preserve">. Backend services use a </w:t>
-      </w:r>
-      <w:r>
         <w:rPr>
           <w:b/>
           <w:bCs/>
         </w:rPr>
-        <w:t>single-stage build</w:t>
-      </w:r>
-      <w:r>
-        <w:t xml:space="preserve"> (python:3.11-slim). Frontend services use </w:t>
-      </w:r>
-      <w:r>
-        <w:rPr>
-          <w:b/>
-          <w:bCs/>
-        </w:rPr>
-        <w:t>multi-stage builds</w:t>
-      </w:r>
-      <w:r>
-        <w:t xml:space="preserve"> — Stage 1: node:18-alpine to build the React app; Stage 2: </w:t>
-      </w:r>
-      <w:proofErr w:type="spellStart"/>
-      <w:proofErr w:type="gramStart"/>
-      <w:r>
-        <w:t>nginx:alpine</w:t>
-      </w:r>
-      <w:proofErr w:type="spellEnd"/>
-      <w:proofErr w:type="gramEnd"/>
-      <w:r>
-        <w:t xml:space="preserve"> to serve the compiled static files. The Nginx container additionally serves the portal/index.html </w:t>
-      </w:r>
-      <w:proofErr w:type="spellStart"/>
-      <w:r>
-        <w:t>SupportHub</w:t>
-      </w:r>
-      <w:proofErr w:type="spellEnd"/>
-      <w:r>
-        <w:t xml:space="preserve"> landing page.</w:t>
-      </w:r>
-    </w:p>
-    <w:p>
-      <w:pPr>
-        <w:widowControl w:val="0"/>
-        <w:tabs>
-          <w:tab w:val="left" w:pos="790"/>
-          <w:tab w:val="right" w:leader="dot" w:pos="8954"/>
-        </w:tabs>
-        <w:autoSpaceDE w:val="0"/>
-        <w:autoSpaceDN w:val="0"/>
-        <w:spacing w:before="2" w:after="0" w:line="240" w:lineRule="auto"/>
-        <w:rPr>
-          <w:b/>
-          <w:bCs/>
-        </w:rPr>
       </w:pPr>
       <w:r>
         <w:rPr>
           <w:noProof/>
         </w:rPr>
+        <w:lastRenderedPageBreak/>
         <w:drawing>
-          <wp:inline distT="0" distB="0" distL="0" distR="0" wp14:anchorId="5C127C59" wp14:editId="1892444D">
-            <wp:extent cx="5731510" cy="3178175"/>
-            <wp:effectExtent l="0" t="0" r="2540" b="3175"/>
+          <wp:inline distT="0" distB="0" distL="0" distR="0" wp14:anchorId="5C127C59" wp14:editId="00D39530">
+            <wp:extent cx="5731510" cy="2971800"/>
+            <wp:effectExtent l="0" t="0" r="2540" b="0"/>
             <wp:docPr id="155695716" name="Picture 1"/>
             <wp:cNvGraphicFramePr>
               <a:graphicFrameLocks xmlns:a="http://schemas.openxmlformats.org/drawingml/2006/main" noChangeAspect="1"/>
@@ -6175,7 +6390,7 @@
                   <pic:spPr bwMode="auto">
                     <a:xfrm>
                       <a:off x="0" y="0"/>
-                      <a:ext cx="5731510" cy="3178175"/>
+                      <a:ext cx="5734658" cy="2973432"/>
                     </a:xfrm>
                     <a:prstGeom prst="rect">
                       <a:avLst/>
@@ -6229,6 +6444,1277 @@
         <w:pStyle w:val="ListParagraph"/>
         <w:widowControl w:val="0"/>
         <w:numPr>
+          <w:ilvl w:val="1"/>
+          <w:numId w:val="8"/>
+        </w:numPr>
+        <w:tabs>
+          <w:tab w:val="left" w:pos="790"/>
+          <w:tab w:val="right" w:leader="dot" w:pos="8954"/>
+        </w:tabs>
+        <w:autoSpaceDE w:val="0"/>
+        <w:autoSpaceDN w:val="0"/>
+        <w:spacing w:before="2" w:after="0" w:line="240" w:lineRule="auto"/>
+        <w:rPr>
+          <w:b/>
+          <w:bCs/>
+        </w:rPr>
+      </w:pPr>
+      <w:r>
+        <w:rPr>
+          <w:b/>
+          <w:bCs/>
+        </w:rPr>
+        <w:t>Docker Implementation</w:t>
+      </w:r>
+    </w:p>
+    <w:p>
+      <w:pPr>
+        <w:widowControl w:val="0"/>
+        <w:tabs>
+          <w:tab w:val="left" w:pos="790"/>
+          <w:tab w:val="right" w:leader="dot" w:pos="8954"/>
+        </w:tabs>
+        <w:autoSpaceDE w:val="0"/>
+        <w:autoSpaceDN w:val="0"/>
+        <w:spacing w:before="2" w:after="0" w:line="240" w:lineRule="auto"/>
+        <w:rPr>
+          <w:b/>
+          <w:bCs/>
+        </w:rPr>
+      </w:pPr>
+      <w:r>
+        <w:rPr>
+          <w:b/>
+          <w:bCs/>
+          <w:noProof/>
+        </w:rPr>
+        <mc:AlternateContent>
+          <mc:Choice Requires="wpg">
+            <w:drawing>
+              <wp:inline distT="0" distB="0" distL="0" distR="0" wp14:anchorId="71FB636D" wp14:editId="28D0F1DD">
+                <wp:extent cx="5731510" cy="3346383"/>
+                <wp:effectExtent l="0" t="0" r="21590" b="26035"/>
+                <wp:docPr id="26863963" name="Group 3"/>
+                <wp:cNvGraphicFramePr/>
+                <a:graphic xmlns:a="http://schemas.openxmlformats.org/drawingml/2006/main">
+                  <a:graphicData uri="http://schemas.microsoft.com/office/word/2010/wordprocessingGroup">
+                    <wpg:wgp>
+                      <wpg:cNvGrpSpPr/>
+                      <wpg:grpSpPr>
+                        <a:xfrm>
+                          <a:off x="0" y="0"/>
+                          <a:ext cx="5731510" cy="3346383"/>
+                          <a:chOff x="82143" y="0"/>
+                          <a:chExt cx="6048739" cy="3853560"/>
+                        </a:xfrm>
+                      </wpg:grpSpPr>
+                      <pic:pic xmlns:pic="http://schemas.openxmlformats.org/drawingml/2006/picture">
+                        <pic:nvPicPr>
+                          <pic:cNvPr id="2081097624" name="Picture 1"/>
+                          <pic:cNvPicPr>
+                            <a:picLocks noChangeAspect="1"/>
+                          </pic:cNvPicPr>
+                        </pic:nvPicPr>
+                        <pic:blipFill rotWithShape="1">
+                          <a:blip r:embed="rId11" cstate="print">
+                            <a:extLst>
+                              <a:ext uri="{28A0092B-C50C-407E-A947-70E740481C1C}">
+                                <a14:useLocalDpi xmlns:a14="http://schemas.microsoft.com/office/drawing/2010/main" val="0"/>
+                              </a:ext>
+                            </a:extLst>
+                          </a:blip>
+                          <a:srcRect r="5032"/>
+                          <a:stretch>
+                            <a:fillRect/>
+                          </a:stretch>
+                        </pic:blipFill>
+                        <pic:spPr bwMode="auto">
+                          <a:xfrm>
+                            <a:off x="3262746" y="159328"/>
+                            <a:ext cx="2764790" cy="1692275"/>
+                          </a:xfrm>
+                          <a:prstGeom prst="rect">
+                            <a:avLst/>
+                          </a:prstGeom>
+                          <a:ln>
+                            <a:noFill/>
+                          </a:ln>
+                          <a:extLst>
+                            <a:ext uri="{53640926-AAD7-44D8-BBD7-CCE9431645EC}">
+                              <a14:shadowObscured xmlns:a14="http://schemas.microsoft.com/office/drawing/2010/main"/>
+                            </a:ext>
+                          </a:extLst>
+                        </pic:spPr>
+                      </pic:pic>
+                      <pic:pic xmlns:pic="http://schemas.openxmlformats.org/drawingml/2006/picture">
+                        <pic:nvPicPr>
+                          <pic:cNvPr id="921183240" name="Picture 1"/>
+                          <pic:cNvPicPr>
+                            <a:picLocks noChangeAspect="1"/>
+                          </pic:cNvPicPr>
+                        </pic:nvPicPr>
+                        <pic:blipFill>
+                          <a:blip r:embed="rId12" cstate="print">
+                            <a:extLst>
+                              <a:ext uri="{28A0092B-C50C-407E-A947-70E740481C1C}">
+                                <a14:useLocalDpi xmlns:a14="http://schemas.microsoft.com/office/drawing/2010/main" val="0"/>
+                              </a:ext>
+                            </a:extLst>
+                          </a:blip>
+                          <a:stretch>
+                            <a:fillRect/>
+                          </a:stretch>
+                        </pic:blipFill>
+                        <pic:spPr>
+                          <a:xfrm>
+                            <a:off x="145473" y="173182"/>
+                            <a:ext cx="3058795" cy="1685925"/>
+                          </a:xfrm>
+                          <a:prstGeom prst="rect">
+                            <a:avLst/>
+                          </a:prstGeom>
+                        </pic:spPr>
+                      </pic:pic>
+                      <pic:pic xmlns:pic="http://schemas.openxmlformats.org/drawingml/2006/picture">
+                        <pic:nvPicPr>
+                          <pic:cNvPr id="1197349040" name="Picture 1"/>
+                          <pic:cNvPicPr>
+                            <a:picLocks noChangeAspect="1"/>
+                          </pic:cNvPicPr>
+                        </pic:nvPicPr>
+                        <pic:blipFill>
+                          <a:blip r:embed="rId13" cstate="print">
+                            <a:extLst>
+                              <a:ext uri="{28A0092B-C50C-407E-A947-70E740481C1C}">
+                                <a14:useLocalDpi xmlns:a14="http://schemas.microsoft.com/office/drawing/2010/main" val="0"/>
+                              </a:ext>
+                            </a:extLst>
+                          </a:blip>
+                          <a:stretch>
+                            <a:fillRect/>
+                          </a:stretch>
+                        </pic:blipFill>
+                        <pic:spPr>
+                          <a:xfrm>
+                            <a:off x="145473" y="1925782"/>
+                            <a:ext cx="3058795" cy="1736090"/>
+                          </a:xfrm>
+                          <a:prstGeom prst="rect">
+                            <a:avLst/>
+                          </a:prstGeom>
+                        </pic:spPr>
+                      </pic:pic>
+                      <pic:pic xmlns:pic="http://schemas.openxmlformats.org/drawingml/2006/picture">
+                        <pic:nvPicPr>
+                          <pic:cNvPr id="940306912" name="Picture 1"/>
+                          <pic:cNvPicPr>
+                            <a:picLocks noChangeAspect="1"/>
+                          </pic:cNvPicPr>
+                        </pic:nvPicPr>
+                        <pic:blipFill rotWithShape="1">
+                          <a:blip r:embed="rId14" cstate="print">
+                            <a:extLst>
+                              <a:ext uri="{28A0092B-C50C-407E-A947-70E740481C1C}">
+                                <a14:useLocalDpi xmlns:a14="http://schemas.microsoft.com/office/drawing/2010/main" val="0"/>
+                              </a:ext>
+                            </a:extLst>
+                          </a:blip>
+                          <a:srcRect r="5100"/>
+                          <a:stretch>
+                            <a:fillRect/>
+                          </a:stretch>
+                        </pic:blipFill>
+                        <pic:spPr bwMode="auto">
+                          <a:xfrm>
+                            <a:off x="3269673" y="1925782"/>
+                            <a:ext cx="2769870" cy="1736090"/>
+                          </a:xfrm>
+                          <a:prstGeom prst="rect">
+                            <a:avLst/>
+                          </a:prstGeom>
+                          <a:ln>
+                            <a:noFill/>
+                          </a:ln>
+                          <a:extLst>
+                            <a:ext uri="{53640926-AAD7-44D8-BBD7-CCE9431645EC}">
+                              <a14:shadowObscured xmlns:a14="http://schemas.microsoft.com/office/drawing/2010/main"/>
+                            </a:ext>
+                          </a:extLst>
+                        </pic:spPr>
+                      </pic:pic>
+                      <wps:wsp>
+                        <wps:cNvPr id="758617110" name="Rectangle 1"/>
+                        <wps:cNvSpPr/>
+                        <wps:spPr>
+                          <a:xfrm>
+                            <a:off x="82143" y="41562"/>
+                            <a:ext cx="6048739" cy="3761105"/>
+                          </a:xfrm>
+                          <a:prstGeom prst="rect">
+                            <a:avLst/>
+                          </a:prstGeom>
+                          <a:noFill/>
+                          <a:ln w="9525" cap="flat" cmpd="sng" algn="ctr">
+                            <a:solidFill>
+                              <a:schemeClr val="dk1"/>
+                            </a:solidFill>
+                            <a:prstDash val="solid"/>
+                            <a:round/>
+                            <a:headEnd type="none" w="med" len="med"/>
+                            <a:tailEnd type="none" w="med" len="med"/>
+                          </a:ln>
+                        </wps:spPr>
+                        <wps:style>
+                          <a:lnRef idx="0">
+                            <a:scrgbClr r="0" g="0" b="0"/>
+                          </a:lnRef>
+                          <a:fillRef idx="0">
+                            <a:scrgbClr r="0" g="0" b="0"/>
+                          </a:fillRef>
+                          <a:effectRef idx="0">
+                            <a:scrgbClr r="0" g="0" b="0"/>
+                          </a:effectRef>
+                          <a:fontRef idx="minor">
+                            <a:schemeClr val="dk1"/>
+                          </a:fontRef>
+                        </wps:style>
+                        <wps:bodyPr rot="0" spcFirstLastPara="0" vertOverflow="overflow" horzOverflow="overflow" vert="horz" wrap="square" lIns="91440" tIns="45720" rIns="91440" bIns="45720" numCol="1" spcCol="0" rtlCol="0" fromWordArt="0" anchor="ctr" anchorCtr="0" forceAA="0" compatLnSpc="1">
+                          <a:prstTxWarp prst="textNoShape">
+                            <a:avLst/>
+                          </a:prstTxWarp>
+                          <a:noAutofit/>
+                        </wps:bodyPr>
+                      </wps:wsp>
+                      <wps:wsp>
+                        <wps:cNvPr id="975734802" name="Text Box 2"/>
+                        <wps:cNvSpPr txBox="1"/>
+                        <wps:spPr>
+                          <a:xfrm>
+                            <a:off x="926094" y="0"/>
+                            <a:ext cx="1553142" cy="246449"/>
+                          </a:xfrm>
+                          <a:prstGeom prst="rect">
+                            <a:avLst/>
+                          </a:prstGeom>
+                          <a:solidFill>
+                            <a:schemeClr val="lt1"/>
+                          </a:solidFill>
+                          <a:ln w="6350">
+                            <a:solidFill>
+                              <a:prstClr val="black"/>
+                            </a:solidFill>
+                          </a:ln>
+                        </wps:spPr>
+                        <wps:txbx>
+                          <w:txbxContent>
+                            <w:p>
+                              <w:pPr>
+                                <w:rPr>
+                                  <w:color w:val="000000" w:themeColor="text1"/>
+                                  <w:sz w:val="16"/>
+                                  <w:szCs w:val="16"/>
+                                  <w:lang w:val="en-US"/>
+                                  <w14:shadow w14:blurRad="38100" w14:dist="19050" w14:dir="2700000" w14:sx="100000" w14:sy="100000" w14:kx="0" w14:ky="0" w14:algn="tl">
+                                    <w14:schemeClr w14:val="dk1">
+                                      <w14:alpha w14:val="60000"/>
+                                    </w14:schemeClr>
+                                  </w14:shadow>
+                                  <w14:textOutline w14:w="0" w14:cap="flat" w14:cmpd="sng" w14:algn="ctr">
+                                    <w14:noFill/>
+                                    <w14:prstDash w14:val="solid"/>
+                                    <w14:round/>
+                                  </w14:textOutline>
+                                </w:rPr>
+                              </w:pPr>
+                              <w:proofErr w:type="spellStart"/>
+                              <w:r>
+                                <w:rPr>
+                                  <w:color w:val="000000" w:themeColor="text1"/>
+                                  <w:sz w:val="16"/>
+                                  <w:szCs w:val="16"/>
+                                  <w:lang w:val="en-US"/>
+                                  <w14:shadow w14:blurRad="38100" w14:dist="19050" w14:dir="2700000" w14:sx="100000" w14:sy="100000" w14:kx="0" w14:ky="0" w14:algn="tl">
+                                    <w14:schemeClr w14:val="dk1">
+                                      <w14:alpha w14:val="60000"/>
+                                    </w14:schemeClr>
+                                  </w14:shadow>
+                                  <w14:textOutline w14:w="0" w14:cap="flat" w14:cmpd="sng" w14:algn="ctr">
+                                    <w14:noFill/>
+                                    <w14:prstDash w14:val="solid"/>
+                                    <w14:round/>
+                                  </w14:textOutline>
+                                </w:rPr>
+                                <w:t>Quizbot</w:t>
+                              </w:r>
+                              <w:proofErr w:type="spellEnd"/>
+                              <w:r>
+                                <w:rPr>
+                                  <w:color w:val="000000" w:themeColor="text1"/>
+                                  <w:sz w:val="16"/>
+                                  <w:szCs w:val="16"/>
+                                  <w:lang w:val="en-US"/>
+                                  <w14:shadow w14:blurRad="38100" w14:dist="19050" w14:dir="2700000" w14:sx="100000" w14:sy="100000" w14:kx="0" w14:ky="0" w14:algn="tl">
+                                    <w14:schemeClr w14:val="dk1">
+                                      <w14:alpha w14:val="60000"/>
+                                    </w14:schemeClr>
+                                  </w14:shadow>
+                                  <w14:textOutline w14:w="0" w14:cap="flat" w14:cmpd="sng" w14:algn="ctr">
+                                    <w14:noFill/>
+                                    <w14:prstDash w14:val="solid"/>
+                                    <w14:round/>
+                                  </w14:textOutline>
+                                </w:rPr>
+                                <w:t xml:space="preserve">-backend </w:t>
+                              </w:r>
+                              <w:proofErr w:type="spellStart"/>
+                              <w:r>
+                                <w:rPr>
+                                  <w:color w:val="000000" w:themeColor="text1"/>
+                                  <w:sz w:val="16"/>
+                                  <w:szCs w:val="16"/>
+                                  <w:lang w:val="en-US"/>
+                                  <w14:shadow w14:blurRad="38100" w14:dist="19050" w14:dir="2700000" w14:sx="100000" w14:sy="100000" w14:kx="0" w14:ky="0" w14:algn="tl">
+                                    <w14:schemeClr w14:val="dk1">
+                                      <w14:alpha w14:val="60000"/>
+                                    </w14:schemeClr>
+                                  </w14:shadow>
+                                  <w14:textOutline w14:w="0" w14:cap="flat" w14:cmpd="sng" w14:algn="ctr">
+                                    <w14:noFill/>
+                                    <w14:prstDash w14:val="solid"/>
+                                    <w14:round/>
+                                  </w14:textOutline>
+                                </w:rPr>
+                                <w:t>Dockerfile</w:t>
+                              </w:r>
+                              <w:proofErr w:type="spellEnd"/>
+                            </w:p>
+                          </w:txbxContent>
+                        </wps:txbx>
+                        <wps:bodyPr rot="0" spcFirstLastPara="0" vertOverflow="overflow" horzOverflow="overflow" vert="horz" wrap="square" lIns="91440" tIns="45720" rIns="91440" bIns="45720" numCol="1" spcCol="0" rtlCol="0" fromWordArt="0" anchor="t" anchorCtr="0" forceAA="0" compatLnSpc="1">
+                          <a:prstTxWarp prst="textNoShape">
+                            <a:avLst/>
+                          </a:prstTxWarp>
+                          <a:noAutofit/>
+                        </wps:bodyPr>
+                      </wps:wsp>
+                      <wps:wsp>
+                        <wps:cNvPr id="1727799061" name="Text Box 2"/>
+                        <wps:cNvSpPr txBox="1"/>
+                        <wps:spPr>
+                          <a:xfrm>
+                            <a:off x="3941618" y="6928"/>
+                            <a:ext cx="1539584" cy="239517"/>
+                          </a:xfrm>
+                          <a:prstGeom prst="rect">
+                            <a:avLst/>
+                          </a:prstGeom>
+                          <a:solidFill>
+                            <a:schemeClr val="lt1"/>
+                          </a:solidFill>
+                          <a:ln w="6350">
+                            <a:solidFill>
+                              <a:prstClr val="black"/>
+                            </a:solidFill>
+                          </a:ln>
+                        </wps:spPr>
+                        <wps:txbx>
+                          <w:txbxContent>
+                            <w:p>
+                              <w:pPr>
+                                <w:rPr>
+                                  <w:color w:val="000000" w:themeColor="text1"/>
+                                  <w:sz w:val="16"/>
+                                  <w:szCs w:val="16"/>
+                                  <w:lang w:val="en-US"/>
+                                  <w14:shadow w14:blurRad="38100" w14:dist="19050" w14:dir="2700000" w14:sx="100000" w14:sy="100000" w14:kx="0" w14:ky="0" w14:algn="tl">
+                                    <w14:schemeClr w14:val="dk1">
+                                      <w14:alpha w14:val="60000"/>
+                                    </w14:schemeClr>
+                                  </w14:shadow>
+                                  <w14:textOutline w14:w="0" w14:cap="flat" w14:cmpd="sng" w14:algn="ctr">
+                                    <w14:noFill/>
+                                    <w14:prstDash w14:val="solid"/>
+                                    <w14:round/>
+                                  </w14:textOutline>
+                                </w:rPr>
+                              </w:pPr>
+                              <w:proofErr w:type="spellStart"/>
+                              <w:r>
+                                <w:rPr>
+                                  <w:color w:val="000000" w:themeColor="text1"/>
+                                  <w:sz w:val="16"/>
+                                  <w:szCs w:val="16"/>
+                                  <w:lang w:val="en-US"/>
+                                  <w14:shadow w14:blurRad="38100" w14:dist="19050" w14:dir="2700000" w14:sx="100000" w14:sy="100000" w14:kx="0" w14:ky="0" w14:algn="tl">
+                                    <w14:schemeClr w14:val="dk1">
+                                      <w14:alpha w14:val="60000"/>
+                                    </w14:schemeClr>
+                                  </w14:shadow>
+                                  <w14:textOutline w14:w="0" w14:cap="flat" w14:cmpd="sng" w14:algn="ctr">
+                                    <w14:noFill/>
+                                    <w14:prstDash w14:val="solid"/>
+                                    <w14:round/>
+                                  </w14:textOutline>
+                                </w:rPr>
+                                <w:t>Quizbot</w:t>
+                              </w:r>
+                              <w:proofErr w:type="spellEnd"/>
+                              <w:r>
+                                <w:rPr>
+                                  <w:color w:val="000000" w:themeColor="text1"/>
+                                  <w:sz w:val="16"/>
+                                  <w:szCs w:val="16"/>
+                                  <w:lang w:val="en-US"/>
+                                  <w14:shadow w14:blurRad="38100" w14:dist="19050" w14:dir="2700000" w14:sx="100000" w14:sy="100000" w14:kx="0" w14:ky="0" w14:algn="tl">
+                                    <w14:schemeClr w14:val="dk1">
+                                      <w14:alpha w14:val="60000"/>
+                                    </w14:schemeClr>
+                                  </w14:shadow>
+                                  <w14:textOutline w14:w="0" w14:cap="flat" w14:cmpd="sng" w14:algn="ctr">
+                                    <w14:noFill/>
+                                    <w14:prstDash w14:val="solid"/>
+                                    <w14:round/>
+                                  </w14:textOutline>
+                                </w:rPr>
+                                <w:t>-</w:t>
+                              </w:r>
+                              <w:r>
+                                <w:rPr>
+                                  <w:color w:val="000000" w:themeColor="text1"/>
+                                  <w:sz w:val="16"/>
+                                  <w:szCs w:val="16"/>
+                                  <w:lang w:val="en-US"/>
+                                  <w14:shadow w14:blurRad="38100" w14:dist="19050" w14:dir="2700000" w14:sx="100000" w14:sy="100000" w14:kx="0" w14:ky="0" w14:algn="tl">
+                                    <w14:schemeClr w14:val="dk1">
+                                      <w14:alpha w14:val="60000"/>
+                                    </w14:schemeClr>
+                                  </w14:shadow>
+                                  <w14:textOutline w14:w="0" w14:cap="flat" w14:cmpd="sng" w14:algn="ctr">
+                                    <w14:noFill/>
+                                    <w14:prstDash w14:val="solid"/>
+                                    <w14:round/>
+                                  </w14:textOutline>
+                                </w:rPr>
+                                <w:t>front</w:t>
+                              </w:r>
+                              <w:r>
+                                <w:rPr>
+                                  <w:color w:val="000000" w:themeColor="text1"/>
+                                  <w:sz w:val="16"/>
+                                  <w:szCs w:val="16"/>
+                                  <w:lang w:val="en-US"/>
+                                  <w14:shadow w14:blurRad="38100" w14:dist="19050" w14:dir="2700000" w14:sx="100000" w14:sy="100000" w14:kx="0" w14:ky="0" w14:algn="tl">
+                                    <w14:schemeClr w14:val="dk1">
+                                      <w14:alpha w14:val="60000"/>
+                                    </w14:schemeClr>
+                                  </w14:shadow>
+                                  <w14:textOutline w14:w="0" w14:cap="flat" w14:cmpd="sng" w14:algn="ctr">
+                                    <w14:noFill/>
+                                    <w14:prstDash w14:val="solid"/>
+                                    <w14:round/>
+                                  </w14:textOutline>
+                                </w:rPr>
+                                <w:t xml:space="preserve">end </w:t>
+                              </w:r>
+                              <w:proofErr w:type="spellStart"/>
+                              <w:r>
+                                <w:rPr>
+                                  <w:color w:val="000000" w:themeColor="text1"/>
+                                  <w:sz w:val="16"/>
+                                  <w:szCs w:val="16"/>
+                                  <w:lang w:val="en-US"/>
+                                  <w14:shadow w14:blurRad="38100" w14:dist="19050" w14:dir="2700000" w14:sx="100000" w14:sy="100000" w14:kx="0" w14:ky="0" w14:algn="tl">
+                                    <w14:schemeClr w14:val="dk1">
+                                      <w14:alpha w14:val="60000"/>
+                                    </w14:schemeClr>
+                                  </w14:shadow>
+                                  <w14:textOutline w14:w="0" w14:cap="flat" w14:cmpd="sng" w14:algn="ctr">
+                                    <w14:noFill/>
+                                    <w14:prstDash w14:val="solid"/>
+                                    <w14:round/>
+                                  </w14:textOutline>
+                                </w:rPr>
+                                <w:t>Dockerfile</w:t>
+                              </w:r>
+                              <w:proofErr w:type="spellEnd"/>
+                            </w:p>
+                          </w:txbxContent>
+                        </wps:txbx>
+                        <wps:bodyPr rot="0" spcFirstLastPara="0" vertOverflow="overflow" horzOverflow="overflow" vert="horz" wrap="square" lIns="91440" tIns="45720" rIns="91440" bIns="45720" numCol="1" spcCol="0" rtlCol="0" fromWordArt="0" anchor="t" anchorCtr="0" forceAA="0" compatLnSpc="1">
+                          <a:prstTxWarp prst="textNoShape">
+                            <a:avLst/>
+                          </a:prstTxWarp>
+                          <a:noAutofit/>
+                        </wps:bodyPr>
+                      </wps:wsp>
+                      <wps:wsp>
+                        <wps:cNvPr id="244225993" name="Text Box 2"/>
+                        <wps:cNvSpPr txBox="1"/>
+                        <wps:spPr>
+                          <a:xfrm>
+                            <a:off x="4151974" y="3607719"/>
+                            <a:ext cx="1537520" cy="245841"/>
+                          </a:xfrm>
+                          <a:prstGeom prst="rect">
+                            <a:avLst/>
+                          </a:prstGeom>
+                          <a:solidFill>
+                            <a:schemeClr val="lt1"/>
+                          </a:solidFill>
+                          <a:ln w="6350">
+                            <a:solidFill>
+                              <a:prstClr val="black"/>
+                            </a:solidFill>
+                          </a:ln>
+                        </wps:spPr>
+                        <wps:txbx>
+                          <w:txbxContent>
+                            <w:p>
+                              <w:pPr>
+                                <w:jc w:val="both"/>
+                                <w:rPr>
+                                  <w:color w:val="000000" w:themeColor="text1"/>
+                                  <w:sz w:val="16"/>
+                                  <w:szCs w:val="16"/>
+                                  <w:lang w:val="en-US"/>
+                                  <w14:shadow w14:blurRad="38100" w14:dist="19050" w14:dir="2700000" w14:sx="100000" w14:sy="100000" w14:kx="0" w14:ky="0" w14:algn="tl">
+                                    <w14:schemeClr w14:val="dk1">
+                                      <w14:alpha w14:val="60000"/>
+                                    </w14:schemeClr>
+                                  </w14:shadow>
+                                  <w14:textOutline w14:w="0" w14:cap="flat" w14:cmpd="sng" w14:algn="ctr">
+                                    <w14:noFill/>
+                                    <w14:prstDash w14:val="solid"/>
+                                    <w14:round/>
+                                  </w14:textOutline>
+                                </w:rPr>
+                              </w:pPr>
+                              <w:r>
+                                <w:rPr>
+                                  <w:color w:val="000000" w:themeColor="text1"/>
+                                  <w:sz w:val="16"/>
+                                  <w:szCs w:val="16"/>
+                                  <w:lang w:val="en-US"/>
+                                  <w14:shadow w14:blurRad="38100" w14:dist="19050" w14:dir="2700000" w14:sx="100000" w14:sy="100000" w14:kx="0" w14:ky="0" w14:algn="tl">
+                                    <w14:schemeClr w14:val="dk1">
+                                      <w14:alpha w14:val="60000"/>
+                                    </w14:schemeClr>
+                                  </w14:shadow>
+                                  <w14:textOutline w14:w="0" w14:cap="flat" w14:cmpd="sng" w14:algn="ctr">
+                                    <w14:noFill/>
+                                    <w14:prstDash w14:val="solid"/>
+                                    <w14:round/>
+                                  </w14:textOutline>
+                                </w:rPr>
+                                <w:t>Triage</w:t>
+                              </w:r>
+                              <w:r>
+                                <w:rPr>
+                                  <w:color w:val="000000" w:themeColor="text1"/>
+                                  <w:sz w:val="16"/>
+                                  <w:szCs w:val="16"/>
+                                  <w:lang w:val="en-US"/>
+                                  <w14:shadow w14:blurRad="38100" w14:dist="19050" w14:dir="2700000" w14:sx="100000" w14:sy="100000" w14:kx="0" w14:ky="0" w14:algn="tl">
+                                    <w14:schemeClr w14:val="dk1">
+                                      <w14:alpha w14:val="60000"/>
+                                    </w14:schemeClr>
+                                  </w14:shadow>
+                                  <w14:textOutline w14:w="0" w14:cap="flat" w14:cmpd="sng" w14:algn="ctr">
+                                    <w14:noFill/>
+                                    <w14:prstDash w14:val="solid"/>
+                                    <w14:round/>
+                                  </w14:textOutline>
+                                </w:rPr>
+                                <w:t xml:space="preserve">-backend </w:t>
+                              </w:r>
+                              <w:proofErr w:type="spellStart"/>
+                              <w:r>
+                                <w:rPr>
+                                  <w:color w:val="000000" w:themeColor="text1"/>
+                                  <w:sz w:val="16"/>
+                                  <w:szCs w:val="16"/>
+                                  <w:lang w:val="en-US"/>
+                                  <w14:shadow w14:blurRad="38100" w14:dist="19050" w14:dir="2700000" w14:sx="100000" w14:sy="100000" w14:kx="0" w14:ky="0" w14:algn="tl">
+                                    <w14:schemeClr w14:val="dk1">
+                                      <w14:alpha w14:val="60000"/>
+                                    </w14:schemeClr>
+                                  </w14:shadow>
+                                  <w14:textOutline w14:w="0" w14:cap="flat" w14:cmpd="sng" w14:algn="ctr">
+                                    <w14:noFill/>
+                                    <w14:prstDash w14:val="solid"/>
+                                    <w14:round/>
+                                  </w14:textOutline>
+                                </w:rPr>
+                                <w:t>Dockerfile</w:t>
+                              </w:r>
+                              <w:proofErr w:type="spellEnd"/>
+                            </w:p>
+                          </w:txbxContent>
+                        </wps:txbx>
+                        <wps:bodyPr rot="0" spcFirstLastPara="0" vertOverflow="overflow" horzOverflow="overflow" vert="horz" wrap="square" lIns="91440" tIns="45720" rIns="91440" bIns="45720" numCol="1" spcCol="0" rtlCol="0" fromWordArt="0" anchor="t" anchorCtr="0" forceAA="0" compatLnSpc="1">
+                          <a:prstTxWarp prst="textNoShape">
+                            <a:avLst/>
+                          </a:prstTxWarp>
+                          <a:noAutofit/>
+                        </wps:bodyPr>
+                      </wps:wsp>
+                      <wps:wsp>
+                        <wps:cNvPr id="1200061370" name="Text Box 2"/>
+                        <wps:cNvSpPr txBox="1"/>
+                        <wps:spPr>
+                          <a:xfrm>
+                            <a:off x="949037" y="3607719"/>
+                            <a:ext cx="1537667" cy="237277"/>
+                          </a:xfrm>
+                          <a:prstGeom prst="rect">
+                            <a:avLst/>
+                          </a:prstGeom>
+                          <a:solidFill>
+                            <a:schemeClr val="lt1"/>
+                          </a:solidFill>
+                          <a:ln w="6350">
+                            <a:solidFill>
+                              <a:prstClr val="black"/>
+                            </a:solidFill>
+                          </a:ln>
+                        </wps:spPr>
+                        <wps:txbx>
+                          <w:txbxContent>
+                            <w:p>
+                              <w:pPr>
+                                <w:rPr>
+                                  <w:color w:val="000000" w:themeColor="text1"/>
+                                  <w:sz w:val="16"/>
+                                  <w:szCs w:val="16"/>
+                                  <w:lang w:val="en-US"/>
+                                  <w14:shadow w14:blurRad="38100" w14:dist="19050" w14:dir="2700000" w14:sx="100000" w14:sy="100000" w14:kx="0" w14:ky="0" w14:algn="tl">
+                                    <w14:schemeClr w14:val="dk1">
+                                      <w14:alpha w14:val="60000"/>
+                                    </w14:schemeClr>
+                                  </w14:shadow>
+                                  <w14:textOutline w14:w="0" w14:cap="flat" w14:cmpd="sng" w14:algn="ctr">
+                                    <w14:noFill/>
+                                    <w14:prstDash w14:val="solid"/>
+                                    <w14:round/>
+                                  </w14:textOutline>
+                                </w:rPr>
+                              </w:pPr>
+                              <w:r>
+                                <w:rPr>
+                                  <w:color w:val="000000" w:themeColor="text1"/>
+                                  <w:sz w:val="16"/>
+                                  <w:szCs w:val="16"/>
+                                  <w:lang w:val="en-US"/>
+                                  <w14:shadow w14:blurRad="38100" w14:dist="19050" w14:dir="2700000" w14:sx="100000" w14:sy="100000" w14:kx="0" w14:ky="0" w14:algn="tl">
+                                    <w14:schemeClr w14:val="dk1">
+                                      <w14:alpha w14:val="60000"/>
+                                    </w14:schemeClr>
+                                  </w14:shadow>
+                                  <w14:textOutline w14:w="0" w14:cap="flat" w14:cmpd="sng" w14:algn="ctr">
+                                    <w14:noFill/>
+                                    <w14:prstDash w14:val="solid"/>
+                                    <w14:round/>
+                                  </w14:textOutline>
+                                </w:rPr>
+                                <w:t>Triage</w:t>
+                              </w:r>
+                              <w:r>
+                                <w:rPr>
+                                  <w:color w:val="000000" w:themeColor="text1"/>
+                                  <w:sz w:val="16"/>
+                                  <w:szCs w:val="16"/>
+                                  <w:lang w:val="en-US"/>
+                                  <w14:shadow w14:blurRad="38100" w14:dist="19050" w14:dir="2700000" w14:sx="100000" w14:sy="100000" w14:kx="0" w14:ky="0" w14:algn="tl">
+                                    <w14:schemeClr w14:val="dk1">
+                                      <w14:alpha w14:val="60000"/>
+                                    </w14:schemeClr>
+                                  </w14:shadow>
+                                  <w14:textOutline w14:w="0" w14:cap="flat" w14:cmpd="sng" w14:algn="ctr">
+                                    <w14:noFill/>
+                                    <w14:prstDash w14:val="solid"/>
+                                    <w14:round/>
+                                  </w14:textOutline>
+                                </w:rPr>
+                                <w:t xml:space="preserve">-backend </w:t>
+                              </w:r>
+                              <w:proofErr w:type="spellStart"/>
+                              <w:r>
+                                <w:rPr>
+                                  <w:color w:val="000000" w:themeColor="text1"/>
+                                  <w:sz w:val="16"/>
+                                  <w:szCs w:val="16"/>
+                                  <w:lang w:val="en-US"/>
+                                  <w14:shadow w14:blurRad="38100" w14:dist="19050" w14:dir="2700000" w14:sx="100000" w14:sy="100000" w14:kx="0" w14:ky="0" w14:algn="tl">
+                                    <w14:schemeClr w14:val="dk1">
+                                      <w14:alpha w14:val="60000"/>
+                                    </w14:schemeClr>
+                                  </w14:shadow>
+                                  <w14:textOutline w14:w="0" w14:cap="flat" w14:cmpd="sng" w14:algn="ctr">
+                                    <w14:noFill/>
+                                    <w14:prstDash w14:val="solid"/>
+                                    <w14:round/>
+                                  </w14:textOutline>
+                                </w:rPr>
+                                <w:t>Dockerfile</w:t>
+                              </w:r>
+                              <w:proofErr w:type="spellEnd"/>
+                            </w:p>
+                          </w:txbxContent>
+                        </wps:txbx>
+                        <wps:bodyPr rot="0" spcFirstLastPara="0" vertOverflow="overflow" horzOverflow="overflow" vert="horz" wrap="square" lIns="91440" tIns="45720" rIns="91440" bIns="45720" numCol="1" spcCol="0" rtlCol="0" fromWordArt="0" anchor="t" anchorCtr="0" forceAA="0" compatLnSpc="1">
+                          <a:prstTxWarp prst="textNoShape">
+                            <a:avLst/>
+                          </a:prstTxWarp>
+                          <a:noAutofit/>
+                        </wps:bodyPr>
+                      </wps:wsp>
+                    </wpg:wgp>
+                  </a:graphicData>
+                </a:graphic>
+              </wp:inline>
+            </w:drawing>
+          </mc:Choice>
+          <mc:Fallback>
+            <w:pict>
+              <v:group w14:anchorId="71FB636D" id="Group 3" o:spid="_x0000_s1026" style="width:451.3pt;height:263.5pt;mso-position-horizontal-relative:char;mso-position-vertical-relative:line" coordorigin="821" coordsize="60487,38535" o:gfxdata="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">
+                <v:shapetype id="_x0000_t75" coordsize="21600,21600" o:spt="75" o:preferrelative="t" path="m@4@5l@4@11@9@11@9@5xe" filled="f" stroked="f">
+                  <v:stroke joinstyle="miter"/>
+                  <v:formulas>
+                    <v:f eqn="if lineDrawn pixelLineWidth 0"/>
+                    <v:f eqn="sum @0 1 0"/>
+                    <v:f eqn="sum 0 0 @1"/>
+                    <v:f eqn="prod @2 1 2"/>
+                    <v:f eqn="prod @3 21600 pixelWidth"/>
+                    <v:f eqn="prod @3 21600 pixelHeight"/>
+                    <v:f eqn="sum @0 0 1"/>
+                    <v:f eqn="prod @6 1 2"/>
+                    <v:f eqn="prod @7 21600 pixelWidth"/>
+                    <v:f eqn="sum @8 21600 0"/>
+                    <v:f eqn="prod @7 21600 pixelHeight"/>
+                    <v:f eqn="sum @10 21600 0"/>
+                  </v:formulas>
+                  <v:path o:extrusionok="f" gradientshapeok="t" o:connecttype="rect"/>
+                  <o:lock v:ext="edit" aspectratio="t"/>
+                </v:shapetype>
+                <v:shape id="Picture 1" o:spid="_x0000_s1027" type="#_x0000_t75" style="position:absolute;left:32627;top:1593;width:27648;height:16923;visibility:visible;mso-wrap-style:square" o:gfxdata="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">
+                  <v:imagedata r:id="rId15" o:title="" cropright="3298f"/>
+                </v:shape>
+                <v:shape id="Picture 1" o:spid="_x0000_s1028" type="#_x0000_t75" style="position:absolute;left:1454;top:1731;width:30588;height:16860;visibility:visible;mso-wrap-style:square" o:gfxdata="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">
+                  <v:imagedata r:id="rId16" o:title=""/>
+                </v:shape>
+                <v:shape id="Picture 1" o:spid="_x0000_s1029" type="#_x0000_t75" style="position:absolute;left:1454;top:19257;width:30588;height:17361;visibility:visible;mso-wrap-style:square" o:gfxdata="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">
+                  <v:imagedata r:id="rId17" o:title=""/>
+                </v:shape>
+                <v:shape id="Picture 1" o:spid="_x0000_s1030" type="#_x0000_t75" style="position:absolute;left:32696;top:19257;width:27699;height:17361;visibility:visible;mso-wrap-style:square" o:gfxdata="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">
+                  <v:imagedata r:id="rId18" o:title="" cropright="3342f"/>
+                </v:shape>
+                <v:rect id="Rectangle 1" o:spid="_x0000_s1031" style="position:absolute;left:821;top:415;width:60487;height:37611;visibility:visible;mso-wrap-style:square;v-text-anchor:middle" o:gfxdata="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" filled="f" strokecolor="black [3200]">
+                  <v:stroke joinstyle="round"/>
+                </v:rect>
+                <v:shapetype id="_x0000_t202" coordsize="21600,21600" o:spt="202" path="m,l,21600r21600,l21600,xe">
+                  <v:stroke joinstyle="miter"/>
+                  <v:path gradientshapeok="t" o:connecttype="rect"/>
+                </v:shapetype>
+                <v:shape id="Text Box 2" o:spid="_x0000_s1032" type="#_x0000_t202" style="position:absolute;left:9260;width:15532;height:2464;visibility:visible;mso-wrap-style:square;v-text-anchor:top" o:gfxdata="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" fillcolor="white [3201]" strokeweight=".5pt">
+                  <v:textbox>
+                    <w:txbxContent>
+                      <w:p>
+                        <w:pPr>
+                          <w:rPr>
+                            <w:color w:val="000000" w:themeColor="text1"/>
+                            <w:sz w:val="16"/>
+                            <w:szCs w:val="16"/>
+                            <w:lang w:val="en-US"/>
+                            <w14:shadow w14:blurRad="38100" w14:dist="19050" w14:dir="2700000" w14:sx="100000" w14:sy="100000" w14:kx="0" w14:ky="0" w14:algn="tl">
+                              <w14:schemeClr w14:val="dk1">
+                                <w14:alpha w14:val="60000"/>
+                              </w14:schemeClr>
+                            </w14:shadow>
+                            <w14:textOutline w14:w="0" w14:cap="flat" w14:cmpd="sng" w14:algn="ctr">
+                              <w14:noFill/>
+                              <w14:prstDash w14:val="solid"/>
+                              <w14:round/>
+                            </w14:textOutline>
+                          </w:rPr>
+                        </w:pPr>
+                        <w:proofErr w:type="spellStart"/>
+                        <w:r>
+                          <w:rPr>
+                            <w:color w:val="000000" w:themeColor="text1"/>
+                            <w:sz w:val="16"/>
+                            <w:szCs w:val="16"/>
+                            <w:lang w:val="en-US"/>
+                            <w14:shadow w14:blurRad="38100" w14:dist="19050" w14:dir="2700000" w14:sx="100000" w14:sy="100000" w14:kx="0" w14:ky="0" w14:algn="tl">
+                              <w14:schemeClr w14:val="dk1">
+                                <w14:alpha w14:val="60000"/>
+                              </w14:schemeClr>
+                            </w14:shadow>
+                            <w14:textOutline w14:w="0" w14:cap="flat" w14:cmpd="sng" w14:algn="ctr">
+                              <w14:noFill/>
+                              <w14:prstDash w14:val="solid"/>
+                              <w14:round/>
+                            </w14:textOutline>
+                          </w:rPr>
+                          <w:t>Quizbot</w:t>
+                        </w:r>
+                        <w:proofErr w:type="spellEnd"/>
+                        <w:r>
+                          <w:rPr>
+                            <w:color w:val="000000" w:themeColor="text1"/>
+                            <w:sz w:val="16"/>
+                            <w:szCs w:val="16"/>
+                            <w:lang w:val="en-US"/>
+                            <w14:shadow w14:blurRad="38100" w14:dist="19050" w14:dir="2700000" w14:sx="100000" w14:sy="100000" w14:kx="0" w14:ky="0" w14:algn="tl">
+                              <w14:schemeClr w14:val="dk1">
+                                <w14:alpha w14:val="60000"/>
+                              </w14:schemeClr>
+                            </w14:shadow>
+                            <w14:textOutline w14:w="0" w14:cap="flat" w14:cmpd="sng" w14:algn="ctr">
+                              <w14:noFill/>
+                              <w14:prstDash w14:val="solid"/>
+                              <w14:round/>
+                            </w14:textOutline>
+                          </w:rPr>
+                          <w:t xml:space="preserve">-backend </w:t>
+                        </w:r>
+                        <w:proofErr w:type="spellStart"/>
+                        <w:r>
+                          <w:rPr>
+                            <w:color w:val="000000" w:themeColor="text1"/>
+                            <w:sz w:val="16"/>
+                            <w:szCs w:val="16"/>
+                            <w:lang w:val="en-US"/>
+                            <w14:shadow w14:blurRad="38100" w14:dist="19050" w14:dir="2700000" w14:sx="100000" w14:sy="100000" w14:kx="0" w14:ky="0" w14:algn="tl">
+                              <w14:schemeClr w14:val="dk1">
+                                <w14:alpha w14:val="60000"/>
+                              </w14:schemeClr>
+                            </w14:shadow>
+                            <w14:textOutline w14:w="0" w14:cap="flat" w14:cmpd="sng" w14:algn="ctr">
+                              <w14:noFill/>
+                              <w14:prstDash w14:val="solid"/>
+                              <w14:round/>
+                            </w14:textOutline>
+                          </w:rPr>
+                          <w:t>Dockerfile</w:t>
+                        </w:r>
+                        <w:proofErr w:type="spellEnd"/>
+                      </w:p>
+                    </w:txbxContent>
+                  </v:textbox>
+                </v:shape>
+                <v:shape id="Text Box 2" o:spid="_x0000_s1033" type="#_x0000_t202" style="position:absolute;left:39416;top:69;width:15396;height:2395;visibility:visible;mso-wrap-style:square;v-text-anchor:top" o:gfxdata="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" fillcolor="white [3201]" strokeweight=".5pt">
+                  <v:textbox>
+                    <w:txbxContent>
+                      <w:p>
+                        <w:pPr>
+                          <w:rPr>
+                            <w:color w:val="000000" w:themeColor="text1"/>
+                            <w:sz w:val="16"/>
+                            <w:szCs w:val="16"/>
+                            <w:lang w:val="en-US"/>
+                            <w14:shadow w14:blurRad="38100" w14:dist="19050" w14:dir="2700000" w14:sx="100000" w14:sy="100000" w14:kx="0" w14:ky="0" w14:algn="tl">
+                              <w14:schemeClr w14:val="dk1">
+                                <w14:alpha w14:val="60000"/>
+                              </w14:schemeClr>
+                            </w14:shadow>
+                            <w14:textOutline w14:w="0" w14:cap="flat" w14:cmpd="sng" w14:algn="ctr">
+                              <w14:noFill/>
+                              <w14:prstDash w14:val="solid"/>
+                              <w14:round/>
+                            </w14:textOutline>
+                          </w:rPr>
+                        </w:pPr>
+                        <w:proofErr w:type="spellStart"/>
+                        <w:r>
+                          <w:rPr>
+                            <w:color w:val="000000" w:themeColor="text1"/>
+                            <w:sz w:val="16"/>
+                            <w:szCs w:val="16"/>
+                            <w:lang w:val="en-US"/>
+                            <w14:shadow w14:blurRad="38100" w14:dist="19050" w14:dir="2700000" w14:sx="100000" w14:sy="100000" w14:kx="0" w14:ky="0" w14:algn="tl">
+                              <w14:schemeClr w14:val="dk1">
+                                <w14:alpha w14:val="60000"/>
+                              </w14:schemeClr>
+                            </w14:shadow>
+                            <w14:textOutline w14:w="0" w14:cap="flat" w14:cmpd="sng" w14:algn="ctr">
+                              <w14:noFill/>
+                              <w14:prstDash w14:val="solid"/>
+                              <w14:round/>
+                            </w14:textOutline>
+                          </w:rPr>
+                          <w:t>Quizbot</w:t>
+                        </w:r>
+                        <w:proofErr w:type="spellEnd"/>
+                        <w:r>
+                          <w:rPr>
+                            <w:color w:val="000000" w:themeColor="text1"/>
+                            <w:sz w:val="16"/>
+                            <w:szCs w:val="16"/>
+                            <w:lang w:val="en-US"/>
+                            <w14:shadow w14:blurRad="38100" w14:dist="19050" w14:dir="2700000" w14:sx="100000" w14:sy="100000" w14:kx="0" w14:ky="0" w14:algn="tl">
+                              <w14:schemeClr w14:val="dk1">
+                                <w14:alpha w14:val="60000"/>
+                              </w14:schemeClr>
+                            </w14:shadow>
+                            <w14:textOutline w14:w="0" w14:cap="flat" w14:cmpd="sng" w14:algn="ctr">
+                              <w14:noFill/>
+                              <w14:prstDash w14:val="solid"/>
+                              <w14:round/>
+                            </w14:textOutline>
+                          </w:rPr>
+                          <w:t>-</w:t>
+                        </w:r>
+                        <w:r>
+                          <w:rPr>
+                            <w:color w:val="000000" w:themeColor="text1"/>
+                            <w:sz w:val="16"/>
+                            <w:szCs w:val="16"/>
+                            <w:lang w:val="en-US"/>
+                            <w14:shadow w14:blurRad="38100" w14:dist="19050" w14:dir="2700000" w14:sx="100000" w14:sy="100000" w14:kx="0" w14:ky="0" w14:algn="tl">
+                              <w14:schemeClr w14:val="dk1">
+                                <w14:alpha w14:val="60000"/>
+                              </w14:schemeClr>
+                            </w14:shadow>
+                            <w14:textOutline w14:w="0" w14:cap="flat" w14:cmpd="sng" w14:algn="ctr">
+                              <w14:noFill/>
+                              <w14:prstDash w14:val="solid"/>
+                              <w14:round/>
+                            </w14:textOutline>
+                          </w:rPr>
+                          <w:t>front</w:t>
+                        </w:r>
+                        <w:r>
+                          <w:rPr>
+                            <w:color w:val="000000" w:themeColor="text1"/>
+                            <w:sz w:val="16"/>
+                            <w:szCs w:val="16"/>
+                            <w:lang w:val="en-US"/>
+                            <w14:shadow w14:blurRad="38100" w14:dist="19050" w14:dir="2700000" w14:sx="100000" w14:sy="100000" w14:kx="0" w14:ky="0" w14:algn="tl">
+                              <w14:schemeClr w14:val="dk1">
+                                <w14:alpha w14:val="60000"/>
+                              </w14:schemeClr>
+                            </w14:shadow>
+                            <w14:textOutline w14:w="0" w14:cap="flat" w14:cmpd="sng" w14:algn="ctr">
+                              <w14:noFill/>
+                              <w14:prstDash w14:val="solid"/>
+                              <w14:round/>
+                            </w14:textOutline>
+                          </w:rPr>
+                          <w:t xml:space="preserve">end </w:t>
+                        </w:r>
+                        <w:proofErr w:type="spellStart"/>
+                        <w:r>
+                          <w:rPr>
+                            <w:color w:val="000000" w:themeColor="text1"/>
+                            <w:sz w:val="16"/>
+                            <w:szCs w:val="16"/>
+                            <w:lang w:val="en-US"/>
+                            <w14:shadow w14:blurRad="38100" w14:dist="19050" w14:dir="2700000" w14:sx="100000" w14:sy="100000" w14:kx="0" w14:ky="0" w14:algn="tl">
+                              <w14:schemeClr w14:val="dk1">
+                                <w14:alpha w14:val="60000"/>
+                              </w14:schemeClr>
+                            </w14:shadow>
+                            <w14:textOutline w14:w="0" w14:cap="flat" w14:cmpd="sng" w14:algn="ctr">
+                              <w14:noFill/>
+                              <w14:prstDash w14:val="solid"/>
+                              <w14:round/>
+                            </w14:textOutline>
+                          </w:rPr>
+                          <w:t>Dockerfile</w:t>
+                        </w:r>
+                        <w:proofErr w:type="spellEnd"/>
+                      </w:p>
+                    </w:txbxContent>
+                  </v:textbox>
+                </v:shape>
+                <v:shape id="Text Box 2" o:spid="_x0000_s1034" type="#_x0000_t202" style="position:absolute;left:41519;top:36077;width:15375;height:2458;visibility:visible;mso-wrap-style:square;v-text-anchor:top" o:gfxdata="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" fillcolor="white [3201]" strokeweight=".5pt">
+                  <v:textbox>
+                    <w:txbxContent>
+                      <w:p>
+                        <w:pPr>
+                          <w:jc w:val="both"/>
+                          <w:rPr>
+                            <w:color w:val="000000" w:themeColor="text1"/>
+                            <w:sz w:val="16"/>
+                            <w:szCs w:val="16"/>
+                            <w:lang w:val="en-US"/>
+                            <w14:shadow w14:blurRad="38100" w14:dist="19050" w14:dir="2700000" w14:sx="100000" w14:sy="100000" w14:kx="0" w14:ky="0" w14:algn="tl">
+                              <w14:schemeClr w14:val="dk1">
+                                <w14:alpha w14:val="60000"/>
+                              </w14:schemeClr>
+                            </w14:shadow>
+                            <w14:textOutline w14:w="0" w14:cap="flat" w14:cmpd="sng" w14:algn="ctr">
+                              <w14:noFill/>
+                              <w14:prstDash w14:val="solid"/>
+                              <w14:round/>
+                            </w14:textOutline>
+                          </w:rPr>
+                        </w:pPr>
+                        <w:r>
+                          <w:rPr>
+                            <w:color w:val="000000" w:themeColor="text1"/>
+                            <w:sz w:val="16"/>
+                            <w:szCs w:val="16"/>
+                            <w:lang w:val="en-US"/>
+                            <w14:shadow w14:blurRad="38100" w14:dist="19050" w14:dir="2700000" w14:sx="100000" w14:sy="100000" w14:kx="0" w14:ky="0" w14:algn="tl">
+                              <w14:schemeClr w14:val="dk1">
+                                <w14:alpha w14:val="60000"/>
+                              </w14:schemeClr>
+                            </w14:shadow>
+                            <w14:textOutline w14:w="0" w14:cap="flat" w14:cmpd="sng" w14:algn="ctr">
+                              <w14:noFill/>
+                              <w14:prstDash w14:val="solid"/>
+                              <w14:round/>
+                            </w14:textOutline>
+                          </w:rPr>
+                          <w:t>Triage</w:t>
+                        </w:r>
+                        <w:r>
+                          <w:rPr>
+                            <w:color w:val="000000" w:themeColor="text1"/>
+                            <w:sz w:val="16"/>
+                            <w:szCs w:val="16"/>
+                            <w:lang w:val="en-US"/>
+                            <w14:shadow w14:blurRad="38100" w14:dist="19050" w14:dir="2700000" w14:sx="100000" w14:sy="100000" w14:kx="0" w14:ky="0" w14:algn="tl">
+                              <w14:schemeClr w14:val="dk1">
+                                <w14:alpha w14:val="60000"/>
+                              </w14:schemeClr>
+                            </w14:shadow>
+                            <w14:textOutline w14:w="0" w14:cap="flat" w14:cmpd="sng" w14:algn="ctr">
+                              <w14:noFill/>
+                              <w14:prstDash w14:val="solid"/>
+                              <w14:round/>
+                            </w14:textOutline>
+                          </w:rPr>
+                          <w:t xml:space="preserve">-backend </w:t>
+                        </w:r>
+                        <w:proofErr w:type="spellStart"/>
+                        <w:r>
+                          <w:rPr>
+                            <w:color w:val="000000" w:themeColor="text1"/>
+                            <w:sz w:val="16"/>
+                            <w:szCs w:val="16"/>
+                            <w:lang w:val="en-US"/>
+                            <w14:shadow w14:blurRad="38100" w14:dist="19050" w14:dir="2700000" w14:sx="100000" w14:sy="100000" w14:kx="0" w14:ky="0" w14:algn="tl">
+                              <w14:schemeClr w14:val="dk1">
+                                <w14:alpha w14:val="60000"/>
+                              </w14:schemeClr>
+                            </w14:shadow>
+                            <w14:textOutline w14:w="0" w14:cap="flat" w14:cmpd="sng" w14:algn="ctr">
+                              <w14:noFill/>
+                              <w14:prstDash w14:val="solid"/>
+                              <w14:round/>
+                            </w14:textOutline>
+                          </w:rPr>
+                          <w:t>Dockerfile</w:t>
+                        </w:r>
+                        <w:proofErr w:type="spellEnd"/>
+                      </w:p>
+                    </w:txbxContent>
+                  </v:textbox>
+                </v:shape>
+                <v:shape id="Text Box 2" o:spid="_x0000_s1035" type="#_x0000_t202" style="position:absolute;left:9490;top:36077;width:15377;height:2372;visibility:visible;mso-wrap-style:square;v-text-anchor:top" o:gfxdata="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" fillcolor="white [3201]" strokeweight=".5pt">
+                  <v:textbox>
+                    <w:txbxContent>
+                      <w:p>
+                        <w:pPr>
+                          <w:rPr>
+                            <w:color w:val="000000" w:themeColor="text1"/>
+                            <w:sz w:val="16"/>
+                            <w:szCs w:val="16"/>
+                            <w:lang w:val="en-US"/>
+                            <w14:shadow w14:blurRad="38100" w14:dist="19050" w14:dir="2700000" w14:sx="100000" w14:sy="100000" w14:kx="0" w14:ky="0" w14:algn="tl">
+                              <w14:schemeClr w14:val="dk1">
+                                <w14:alpha w14:val="60000"/>
+                              </w14:schemeClr>
+                            </w14:shadow>
+                            <w14:textOutline w14:w="0" w14:cap="flat" w14:cmpd="sng" w14:algn="ctr">
+                              <w14:noFill/>
+                              <w14:prstDash w14:val="solid"/>
+                              <w14:round/>
+                            </w14:textOutline>
+                          </w:rPr>
+                        </w:pPr>
+                        <w:r>
+                          <w:rPr>
+                            <w:color w:val="000000" w:themeColor="text1"/>
+                            <w:sz w:val="16"/>
+                            <w:szCs w:val="16"/>
+                            <w:lang w:val="en-US"/>
+                            <w14:shadow w14:blurRad="38100" w14:dist="19050" w14:dir="2700000" w14:sx="100000" w14:sy="100000" w14:kx="0" w14:ky="0" w14:algn="tl">
+                              <w14:schemeClr w14:val="dk1">
+                                <w14:alpha w14:val="60000"/>
+                              </w14:schemeClr>
+                            </w14:shadow>
+                            <w14:textOutline w14:w="0" w14:cap="flat" w14:cmpd="sng" w14:algn="ctr">
+                              <w14:noFill/>
+                              <w14:prstDash w14:val="solid"/>
+                              <w14:round/>
+                            </w14:textOutline>
+                          </w:rPr>
+                          <w:t>Triage</w:t>
+                        </w:r>
+                        <w:r>
+                          <w:rPr>
+                            <w:color w:val="000000" w:themeColor="text1"/>
+                            <w:sz w:val="16"/>
+                            <w:szCs w:val="16"/>
+                            <w:lang w:val="en-US"/>
+                            <w14:shadow w14:blurRad="38100" w14:dist="19050" w14:dir="2700000" w14:sx="100000" w14:sy="100000" w14:kx="0" w14:ky="0" w14:algn="tl">
+                              <w14:schemeClr w14:val="dk1">
+                                <w14:alpha w14:val="60000"/>
+                              </w14:schemeClr>
+                            </w14:shadow>
+                            <w14:textOutline w14:w="0" w14:cap="flat" w14:cmpd="sng" w14:algn="ctr">
+                              <w14:noFill/>
+                              <w14:prstDash w14:val="solid"/>
+                              <w14:round/>
+                            </w14:textOutline>
+                          </w:rPr>
+                          <w:t xml:space="preserve">-backend </w:t>
+                        </w:r>
+                        <w:proofErr w:type="spellStart"/>
+                        <w:r>
+                          <w:rPr>
+                            <w:color w:val="000000" w:themeColor="text1"/>
+                            <w:sz w:val="16"/>
+                            <w:szCs w:val="16"/>
+                            <w:lang w:val="en-US"/>
+                            <w14:shadow w14:blurRad="38100" w14:dist="19050" w14:dir="2700000" w14:sx="100000" w14:sy="100000" w14:kx="0" w14:ky="0" w14:algn="tl">
+                              <w14:schemeClr w14:val="dk1">
+                                <w14:alpha w14:val="60000"/>
+                              </w14:schemeClr>
+                            </w14:shadow>
+                            <w14:textOutline w14:w="0" w14:cap="flat" w14:cmpd="sng" w14:algn="ctr">
+                              <w14:noFill/>
+                              <w14:prstDash w14:val="solid"/>
+                              <w14:round/>
+                            </w14:textOutline>
+                          </w:rPr>
+                          <w:t>Dockerfile</w:t>
+                        </w:r>
+                        <w:proofErr w:type="spellEnd"/>
+                      </w:p>
+                    </w:txbxContent>
+                  </v:textbox>
+                </v:shape>
+                <w10:anchorlock/>
+              </v:group>
+            </w:pict>
+          </mc:Fallback>
+        </mc:AlternateContent>
+      </w:r>
+    </w:p>
+    <w:p>
+      <w:pPr>
+        <w:widowControl w:val="0"/>
+        <w:tabs>
+          <w:tab w:val="left" w:pos="790"/>
+          <w:tab w:val="right" w:leader="dot" w:pos="8954"/>
+        </w:tabs>
+        <w:autoSpaceDE w:val="0"/>
+        <w:autoSpaceDN w:val="0"/>
+        <w:spacing w:before="2" w:after="0" w:line="240" w:lineRule="auto"/>
+        <w:rPr>
+          <w:b/>
+          <w:bCs/>
+        </w:rPr>
+      </w:pPr>
+      <w:r>
+        <w:rPr>
+          <w:b/>
+          <w:bCs/>
+        </w:rPr>
+        <w:t xml:space="preserve">Nginx - </w:t>
+      </w:r>
+      <w:proofErr w:type="spellStart"/>
+      <w:r>
+        <w:rPr>
+          <w:b/>
+          <w:bCs/>
+        </w:rPr>
+        <w:t>Dockerfile</w:t>
+      </w:r>
+      <w:proofErr w:type="spellEnd"/>
+    </w:p>
+    <w:p>
+      <w:pPr>
+        <w:widowControl w:val="0"/>
+        <w:tabs>
+          <w:tab w:val="left" w:pos="790"/>
+          <w:tab w:val="right" w:leader="dot" w:pos="8954"/>
+        </w:tabs>
+        <w:autoSpaceDE w:val="0"/>
+        <w:autoSpaceDN w:val="0"/>
+        <w:spacing w:before="2" w:after="0" w:line="240" w:lineRule="auto"/>
+        <w:rPr>
+          <w:b/>
+          <w:bCs/>
+        </w:rPr>
+      </w:pPr>
+      <w:r>
+        <w:rPr>
+          <w:b/>
+          <w:bCs/>
+        </w:rPr>
+        <w:drawing>
+          <wp:inline distT="0" distB="0" distL="0" distR="0" wp14:anchorId="296374B9" wp14:editId="03E1B375">
+            <wp:extent cx="5731510" cy="1517073"/>
+            <wp:effectExtent l="0" t="0" r="2540" b="6985"/>
+            <wp:docPr id="3499246" name="Picture 1"/>
+            <wp:cNvGraphicFramePr>
+              <a:graphicFrameLocks xmlns:a="http://schemas.openxmlformats.org/drawingml/2006/main" noChangeAspect="1"/>
+            </wp:cNvGraphicFramePr>
+            <a:graphic xmlns:a="http://schemas.openxmlformats.org/drawingml/2006/main">
+              <a:graphicData uri="http://schemas.openxmlformats.org/drawingml/2006/picture">
+                <pic:pic xmlns:pic="http://schemas.openxmlformats.org/drawingml/2006/picture">
+                  <pic:nvPicPr>
+                    <pic:cNvPr id="3499246" name=""/>
+                    <pic:cNvPicPr/>
+                  </pic:nvPicPr>
+                  <pic:blipFill>
+                    <a:blip r:embed="rId19"/>
+                    <a:stretch>
+                      <a:fillRect/>
+                    </a:stretch>
+                  </pic:blipFill>
+                  <pic:spPr>
+                    <a:xfrm>
+                      <a:off x="0" y="0"/>
+                      <a:ext cx="5740219" cy="1519378"/>
+                    </a:xfrm>
+                    <a:prstGeom prst="rect">
+                      <a:avLst/>
+                    </a:prstGeom>
+                  </pic:spPr>
+                </pic:pic>
+              </a:graphicData>
+            </a:graphic>
+          </wp:inline>
+        </w:drawing>
+      </w:r>
+    </w:p>
+    <w:p>
+      <w:pPr>
+        <w:widowControl w:val="0"/>
+        <w:tabs>
+          <w:tab w:val="left" w:pos="790"/>
+          <w:tab w:val="right" w:leader="dot" w:pos="8954"/>
+        </w:tabs>
+        <w:autoSpaceDE w:val="0"/>
+        <w:autoSpaceDN w:val="0"/>
+        <w:spacing w:before="2" w:after="0" w:line="240" w:lineRule="auto"/>
+        <w:rPr>
+          <w:b/>
+          <w:bCs/>
+        </w:rPr>
+      </w:pPr>
+    </w:p>
+    <w:p>
+      <w:pPr>
+        <w:pStyle w:val="ListParagraph"/>
+        <w:widowControl w:val="0"/>
+        <w:numPr>
           <w:ilvl w:val="2"/>
           <w:numId w:val="8"/>
         </w:numPr>
@@ -6250,25 +7736,170 @@
           <w:bCs/>
           <w:spacing w:val="-2"/>
         </w:rPr>
-        <w:t>docker-</w:t>
-      </w:r>
-      <w:proofErr w:type="spellStart"/>
-      <w:r>
+        <w:lastRenderedPageBreak/>
+        <w:drawing>
+          <wp:anchor distT="0" distB="0" distL="114300" distR="114300" simplePos="0" relativeHeight="251658240" behindDoc="1" locked="0" layoutInCell="1" allowOverlap="1" wp14:anchorId="4E90FF7D" wp14:editId="060735BD">
+            <wp:simplePos x="0" y="0"/>
+            <wp:positionH relativeFrom="column">
+              <wp:posOffset>2849880</wp:posOffset>
+            </wp:positionH>
+            <wp:positionV relativeFrom="paragraph">
+              <wp:posOffset>114300</wp:posOffset>
+            </wp:positionV>
+            <wp:extent cx="2514600" cy="2689860"/>
+            <wp:effectExtent l="0" t="0" r="0" b="0"/>
+            <wp:wrapTight wrapText="bothSides">
+              <wp:wrapPolygon edited="0">
+                <wp:start x="0" y="0"/>
+                <wp:lineTo x="0" y="21416"/>
+                <wp:lineTo x="21436" y="21416"/>
+                <wp:lineTo x="21436" y="0"/>
+                <wp:lineTo x="0" y="0"/>
+              </wp:wrapPolygon>
+            </wp:wrapTight>
+            <wp:docPr id="1899976697" name="Picture 1"/>
+            <wp:cNvGraphicFramePr>
+              <a:graphicFrameLocks xmlns:a="http://schemas.openxmlformats.org/drawingml/2006/main" noChangeAspect="1"/>
+            </wp:cNvGraphicFramePr>
+            <a:graphic xmlns:a="http://schemas.openxmlformats.org/drawingml/2006/main">
+              <a:graphicData uri="http://schemas.openxmlformats.org/drawingml/2006/picture">
+                <pic:pic xmlns:pic="http://schemas.openxmlformats.org/drawingml/2006/picture">
+                  <pic:nvPicPr>
+                    <pic:cNvPr id="1899976697" name=""/>
+                    <pic:cNvPicPr/>
+                  </pic:nvPicPr>
+                  <pic:blipFill>
+                    <a:blip r:embed="rId20">
+                      <a:extLst>
+                        <a:ext uri="{28A0092B-C50C-407E-A947-70E740481C1C}">
+                          <a14:useLocalDpi xmlns:a14="http://schemas.microsoft.com/office/drawing/2010/main" val="0"/>
+                        </a:ext>
+                      </a:extLst>
+                    </a:blip>
+                    <a:stretch>
+                      <a:fillRect/>
+                    </a:stretch>
+                  </pic:blipFill>
+                  <pic:spPr>
+                    <a:xfrm>
+                      <a:off x="0" y="0"/>
+                      <a:ext cx="2514600" cy="2689860"/>
+                    </a:xfrm>
+                    <a:prstGeom prst="rect">
+                      <a:avLst/>
+                    </a:prstGeom>
+                  </pic:spPr>
+                </pic:pic>
+              </a:graphicData>
+            </a:graphic>
+            <wp14:sizeRelH relativeFrom="margin">
+              <wp14:pctWidth>0</wp14:pctWidth>
+            </wp14:sizeRelH>
+            <wp14:sizeRelV relativeFrom="margin">
+              <wp14:pctHeight>0</wp14:pctHeight>
+            </wp14:sizeRelV>
+          </wp:anchor>
+        </w:drawing>
+      </w:r>
+      <w:r>
+        <w:rPr>
+          <w:b/>
+          <w:bCs/>
+        </w:rPr>
+        <w:t xml:space="preserve">Docker Compose – Service </w:t>
+      </w:r>
+    </w:p>
+    <w:p>
+      <w:pPr>
+        <w:pStyle w:val="ListParagraph"/>
+        <w:widowControl w:val="0"/>
+        <w:tabs>
+          <w:tab w:val="left" w:pos="790"/>
+          <w:tab w:val="right" w:leader="dot" w:pos="8954"/>
+        </w:tabs>
+        <w:autoSpaceDE w:val="0"/>
+        <w:autoSpaceDN w:val="0"/>
+        <w:spacing w:before="2" w:after="0" w:line="240" w:lineRule="auto"/>
+        <w:rPr>
+          <w:b/>
+          <w:bCs/>
+        </w:rPr>
+      </w:pPr>
+      <w:r>
+        <w:rPr>
+          <w:b/>
+          <w:bCs/>
+        </w:rPr>
+        <w:t>Orchestration</w:t>
+      </w:r>
+    </w:p>
+    <w:p>
+      <w:pPr>
+        <w:widowControl w:val="0"/>
+        <w:tabs>
+          <w:tab w:val="left" w:pos="790"/>
+          <w:tab w:val="right" w:leader="dot" w:pos="8954"/>
+        </w:tabs>
+        <w:autoSpaceDE w:val="0"/>
+        <w:autoSpaceDN w:val="0"/>
+        <w:spacing w:before="2" w:after="0" w:line="240" w:lineRule="auto"/>
         <w:rPr>
           <w:b/>
           <w:bCs/>
           <w:spacing w:val="-2"/>
         </w:rPr>
-        <w:t>compose.yml</w:t>
-      </w:r>
-      <w:proofErr w:type="spellEnd"/>
-      <w:r>
-        <w:rPr>
-          <w:b/>
-          <w:bCs/>
-          <w:spacing w:val="-2"/>
-        </w:rPr>
-        <w:t xml:space="preserve"> Design</w:t>
+      </w:pPr>
+      <w:r>
+        <w:drawing>
+          <wp:inline distT="0" distB="0" distL="0" distR="0" wp14:anchorId="541BD260" wp14:editId="5DA552E6">
+            <wp:extent cx="2654300" cy="2232660"/>
+            <wp:effectExtent l="0" t="0" r="0" b="0"/>
+            <wp:docPr id="869331059" name="Picture 1"/>
+            <wp:cNvGraphicFramePr>
+              <a:graphicFrameLocks xmlns:a="http://schemas.openxmlformats.org/drawingml/2006/main" noChangeAspect="1"/>
+            </wp:cNvGraphicFramePr>
+            <a:graphic xmlns:a="http://schemas.openxmlformats.org/drawingml/2006/main">
+              <a:graphicData uri="http://schemas.openxmlformats.org/drawingml/2006/picture">
+                <pic:pic xmlns:pic="http://schemas.openxmlformats.org/drawingml/2006/picture">
+                  <pic:nvPicPr>
+                    <pic:cNvPr id="869331059" name=""/>
+                    <pic:cNvPicPr/>
+                  </pic:nvPicPr>
+                  <pic:blipFill rotWithShape="1">
+                    <a:blip r:embed="rId21" cstate="print">
+                      <a:extLst>
+                        <a:ext uri="{28A0092B-C50C-407E-A947-70E740481C1C}">
+                          <a14:useLocalDpi xmlns:a14="http://schemas.microsoft.com/office/drawing/2010/main" val="0"/>
+                        </a:ext>
+                      </a:extLst>
+                    </a:blip>
+                    <a:srcRect l="9664"/>
+                    <a:stretch>
+                      <a:fillRect/>
+                    </a:stretch>
+                  </pic:blipFill>
+                  <pic:spPr bwMode="auto">
+                    <a:xfrm>
+                      <a:off x="0" y="0"/>
+                      <a:ext cx="2658512" cy="2236203"/>
+                    </a:xfrm>
+                    <a:prstGeom prst="rect">
+                      <a:avLst/>
+                    </a:prstGeom>
+                    <a:ln>
+                      <a:noFill/>
+                    </a:ln>
+                    <a:extLst>
+                      <a:ext uri="{53640926-AAD7-44D8-BBD7-CCE9431645EC}">
+                        <a14:shadowObscured xmlns:a14="http://schemas.microsoft.com/office/drawing/2010/main"/>
+                      </a:ext>
+                    </a:extLst>
+                  </pic:spPr>
+                </pic:pic>
+              </a:graphicData>
+            </a:graphic>
+          </wp:inline>
+        </w:drawing>
       </w:r>
     </w:p>
     <w:p>
@@ -6281,39 +7912,20 @@
         <w:autoSpaceDE w:val="0"/>
         <w:autoSpaceDN w:val="0"/>
         <w:spacing w:before="2" w:after="0" w:line="240" w:lineRule="auto"/>
-      </w:pPr>
-      <w:r>
         <w:rPr>
           <w:b/>
           <w:bCs/>
         </w:rPr>
-        <w:t>Network:</w:t>
-      </w:r>
-      <w:r>
-        <w:t xml:space="preserve"> </w:t>
-      </w:r>
-      <w:proofErr w:type="spellStart"/>
-      <w:r>
-        <w:t>supporthub</w:t>
-      </w:r>
-      <w:proofErr w:type="spellEnd"/>
-      <w:r>
-        <w:t xml:space="preserve">-network (Docker bridge). All 5 containers communicate by service name. Environment variables are injected from the root </w:t>
-      </w:r>
-      <w:r>
-        <w:rPr>
-          <w:b/>
-          <w:bCs/>
-        </w:rPr>
-        <w:t>.env</w:t>
-      </w:r>
-      <w:r>
-        <w:t xml:space="preserve"> file.</w:t>
-      </w:r>
+      </w:pPr>
     </w:p>
     <w:p>
       <w:pPr>
+        <w:pStyle w:val="ListParagraph"/>
         <w:widowControl w:val="0"/>
+        <w:numPr>
+          <w:ilvl w:val="1"/>
+          <w:numId w:val="8"/>
+        </w:numPr>
         <w:tabs>
           <w:tab w:val="left" w:pos="790"/>
           <w:tab w:val="right" w:leader="dot" w:pos="8954"/>
@@ -6321,7 +7933,353 @@
         <w:autoSpaceDE w:val="0"/>
         <w:autoSpaceDN w:val="0"/>
         <w:spacing w:before="2" w:after="0" w:line="240" w:lineRule="auto"/>
-      </w:pPr>
+        <w:rPr>
+          <w:b/>
+          <w:bCs/>
+        </w:rPr>
+      </w:pPr>
+      <w:r>
+        <w:rPr>
+          <w:b/>
+          <w:bCs/>
+        </w:rPr>
+        <w:t>CI/CD Pipeline Design</w:t>
+      </w:r>
+      <w:r>
+        <w:rPr>
+          <w:b/>
+          <w:bCs/>
+        </w:rPr>
+        <w:t xml:space="preserve"> – GitHub Actions</w:t>
+      </w:r>
+    </w:p>
+    <w:p>
+      <w:pPr>
+        <w:widowControl w:val="0"/>
+        <w:tabs>
+          <w:tab w:val="left" w:pos="790"/>
+          <w:tab w:val="right" w:leader="dot" w:pos="8954"/>
+        </w:tabs>
+        <w:autoSpaceDE w:val="0"/>
+        <w:autoSpaceDN w:val="0"/>
+        <w:spacing w:before="2" w:after="0" w:line="240" w:lineRule="auto"/>
+        <w:jc w:val="both"/>
+      </w:pPr>
+      <w:r>
+        <w:t xml:space="preserve">The </w:t>
+      </w:r>
+      <w:proofErr w:type="spellStart"/>
+      <w:r>
+        <w:t>SupportHub</w:t>
+      </w:r>
+      <w:proofErr w:type="spellEnd"/>
+      <w:r>
+        <w:t xml:space="preserve"> CI/CD pipeline</w:t>
+      </w:r>
+      <w:r>
+        <w:t xml:space="preserve"> </w:t>
+      </w:r>
+      <w:r>
+        <w:t xml:space="preserve">in </w:t>
+      </w:r>
+      <w:r>
+        <w:rPr>
+          <w:b/>
+          <w:bCs/>
+        </w:rPr>
+        <w:t>.</w:t>
+      </w:r>
+      <w:proofErr w:type="spellStart"/>
+      <w:r>
+        <w:rPr>
+          <w:b/>
+          <w:bCs/>
+        </w:rPr>
+        <w:t>github</w:t>
+      </w:r>
+      <w:proofErr w:type="spellEnd"/>
+      <w:r>
+        <w:rPr>
+          <w:b/>
+          <w:bCs/>
+        </w:rPr>
+        <w:t>/workflows/ci-</w:t>
+      </w:r>
+      <w:proofErr w:type="spellStart"/>
+      <w:r>
+        <w:rPr>
+          <w:b/>
+          <w:bCs/>
+        </w:rPr>
+        <w:t>cd.yml</w:t>
+      </w:r>
+      <w:proofErr w:type="spellEnd"/>
+      <w:r>
+        <w:t xml:space="preserve"> uses GitHub Actions with 3 sequential jobs. Every push to the main branch triggers an automated workflow that </w:t>
+      </w:r>
+      <w:r>
+        <w:rPr>
+          <w:b/>
+          <w:bCs/>
+        </w:rPr>
+        <w:t>test</w:t>
+      </w:r>
+      <w:r>
+        <w:rPr>
+          <w:b/>
+          <w:bCs/>
+        </w:rPr>
+        <w:t>s</w:t>
+      </w:r>
+      <w:r>
+        <w:t xml:space="preserve"> (import validation), </w:t>
+      </w:r>
+      <w:r>
+        <w:rPr>
+          <w:b/>
+          <w:bCs/>
+        </w:rPr>
+        <w:t>build</w:t>
+      </w:r>
+      <w:r>
+        <w:rPr>
+          <w:b/>
+          <w:bCs/>
+        </w:rPr>
+        <w:t xml:space="preserve">s </w:t>
+      </w:r>
+      <w:r>
+        <w:rPr>
+          <w:b/>
+          <w:bCs/>
+        </w:rPr>
+        <w:t>and</w:t>
+      </w:r>
+      <w:r>
+        <w:rPr>
+          <w:b/>
+          <w:bCs/>
+        </w:rPr>
+        <w:t xml:space="preserve"> </w:t>
+      </w:r>
+      <w:r>
+        <w:rPr>
+          <w:b/>
+          <w:bCs/>
+        </w:rPr>
+        <w:t>push</w:t>
+      </w:r>
+      <w:r>
+        <w:t xml:space="preserve"> (Docker</w:t>
+      </w:r>
+      <w:r>
+        <w:t xml:space="preserve"> </w:t>
+      </w:r>
+      <w:r>
+        <w:t xml:space="preserve">images to </w:t>
+      </w:r>
+      <w:proofErr w:type="spellStart"/>
+      <w:r>
+        <w:t>DockerHub</w:t>
+      </w:r>
+      <w:proofErr w:type="spellEnd"/>
+      <w:r>
+        <w:t xml:space="preserve">), and </w:t>
+      </w:r>
+      <w:r>
+        <w:rPr>
+          <w:b/>
+          <w:bCs/>
+        </w:rPr>
+        <w:t>deploy</w:t>
+      </w:r>
+      <w:r>
+        <w:t xml:space="preserve"> </w:t>
+      </w:r>
+      <w:r>
+        <w:t xml:space="preserve">to server </w:t>
+      </w:r>
+      <w:r>
+        <w:t>(compose restart). Jobs 2 and 3 only run on pushes to main.</w:t>
+      </w:r>
+    </w:p>
+    <w:p>
+      <w:pPr>
+        <w:widowControl w:val="0"/>
+        <w:tabs>
+          <w:tab w:val="left" w:pos="790"/>
+          <w:tab w:val="right" w:leader="dot" w:pos="8954"/>
+        </w:tabs>
+        <w:autoSpaceDE w:val="0"/>
+        <w:autoSpaceDN w:val="0"/>
+        <w:spacing w:before="2" w:after="0" w:line="240" w:lineRule="auto"/>
+        <w:jc w:val="both"/>
+      </w:pPr>
+      <w:r>
+        <w:rPr>
+          <w:noProof/>
+        </w:rPr>
+        <w:drawing>
+          <wp:inline distT="0" distB="0" distL="0" distR="0" wp14:anchorId="4B2EBC3C" wp14:editId="021385A8">
+            <wp:extent cx="5730364" cy="2105891"/>
+            <wp:effectExtent l="0" t="0" r="3810" b="8890"/>
+            <wp:docPr id="1093225185" name="Picture 1"/>
+            <wp:cNvGraphicFramePr>
+              <a:graphicFrameLocks xmlns:a="http://schemas.openxmlformats.org/drawingml/2006/main" noChangeAspect="1"/>
+            </wp:cNvGraphicFramePr>
+            <a:graphic xmlns:a="http://schemas.openxmlformats.org/drawingml/2006/main">
+              <a:graphicData uri="http://schemas.openxmlformats.org/drawingml/2006/picture">
+                <pic:pic xmlns:pic="http://schemas.openxmlformats.org/drawingml/2006/picture">
+                  <pic:nvPicPr>
+                    <pic:cNvPr id="1093225185" name="Picture 1093225185"/>
+                    <pic:cNvPicPr/>
+                  </pic:nvPicPr>
+                  <pic:blipFill rotWithShape="1">
+                    <a:blip r:embed="rId22" cstate="print">
+                      <a:extLst>
+                        <a:ext uri="{28A0092B-C50C-407E-A947-70E740481C1C}">
+                          <a14:useLocalDpi xmlns:a14="http://schemas.microsoft.com/office/drawing/2010/main" val="0"/>
+                        </a:ext>
+                      </a:extLst>
+                    </a:blip>
+                    <a:srcRect b="35887"/>
+                    <a:stretch>
+                      <a:fillRect/>
+                    </a:stretch>
+                  </pic:blipFill>
+                  <pic:spPr bwMode="auto">
+                    <a:xfrm>
+                      <a:off x="0" y="0"/>
+                      <a:ext cx="5740063" cy="2109455"/>
+                    </a:xfrm>
+                    <a:prstGeom prst="rect">
+                      <a:avLst/>
+                    </a:prstGeom>
+                    <a:ln>
+                      <a:noFill/>
+                    </a:ln>
+                    <a:extLst>
+                      <a:ext uri="{53640926-AAD7-44D8-BBD7-CCE9431645EC}">
+                        <a14:shadowObscured xmlns:a14="http://schemas.microsoft.com/office/drawing/2010/main"/>
+                      </a:ext>
+                    </a:extLst>
+                  </pic:spPr>
+                </pic:pic>
+              </a:graphicData>
+            </a:graphic>
+          </wp:inline>
+        </w:drawing>
+      </w:r>
+    </w:p>
+    <w:p>
+      <w:pPr>
+        <w:widowControl w:val="0"/>
+        <w:tabs>
+          <w:tab w:val="left" w:pos="790"/>
+          <w:tab w:val="right" w:leader="dot" w:pos="8954"/>
+        </w:tabs>
+        <w:autoSpaceDE w:val="0"/>
+        <w:autoSpaceDN w:val="0"/>
+        <w:spacing w:before="2" w:after="0" w:line="240" w:lineRule="auto"/>
+      </w:pPr>
+    </w:p>
+    <w:p>
+      <w:pPr>
+        <w:pStyle w:val="ListParagraph"/>
+        <w:widowControl w:val="0"/>
+        <w:numPr>
+          <w:ilvl w:val="1"/>
+          <w:numId w:val="8"/>
+        </w:numPr>
+        <w:tabs>
+          <w:tab w:val="left" w:pos="790"/>
+          <w:tab w:val="right" w:leader="dot" w:pos="8954"/>
+        </w:tabs>
+        <w:autoSpaceDE w:val="0"/>
+        <w:autoSpaceDN w:val="0"/>
+        <w:spacing w:before="2" w:after="0" w:line="240" w:lineRule="auto"/>
+        <w:rPr>
+          <w:b/>
+          <w:bCs/>
+        </w:rPr>
+      </w:pPr>
+      <w:r>
+        <w:rPr>
+          <w:b/>
+          <w:bCs/>
+        </w:rPr>
+        <w:t xml:space="preserve">Terraform </w:t>
+      </w:r>
+      <w:proofErr w:type="spellStart"/>
+      <w:r>
+        <w:rPr>
+          <w:b/>
+          <w:bCs/>
+        </w:rPr>
+        <w:t>IaC</w:t>
+      </w:r>
+      <w:proofErr w:type="spellEnd"/>
+      <w:r>
+        <w:rPr>
+          <w:b/>
+          <w:bCs/>
+        </w:rPr>
+        <w:t xml:space="preserve"> Design</w:t>
+      </w:r>
+    </w:p>
+    <w:p>
+      <w:pPr>
+        <w:widowControl w:val="0"/>
+        <w:tabs>
+          <w:tab w:val="left" w:pos="790"/>
+          <w:tab w:val="right" w:leader="dot" w:pos="8954"/>
+        </w:tabs>
+        <w:autoSpaceDE w:val="0"/>
+        <w:autoSpaceDN w:val="0"/>
+        <w:spacing w:before="2" w:after="0" w:line="240" w:lineRule="auto"/>
+        <w:jc w:val="both"/>
+      </w:pPr>
+      <w:r>
+        <w:t xml:space="preserve">Terraform uses the </w:t>
+      </w:r>
+      <w:proofErr w:type="spellStart"/>
+      <w:r>
+        <w:rPr>
+          <w:b/>
+          <w:bCs/>
+        </w:rPr>
+        <w:t>hashicorp</w:t>
+      </w:r>
+      <w:proofErr w:type="spellEnd"/>
+      <w:r>
+        <w:rPr>
+          <w:b/>
+          <w:bCs/>
+        </w:rPr>
+        <w:t>/local</w:t>
+      </w:r>
+      <w:r>
+        <w:t xml:space="preserve"> and </w:t>
+      </w:r>
+      <w:proofErr w:type="spellStart"/>
+      <w:r>
+        <w:rPr>
+          <w:b/>
+          <w:bCs/>
+        </w:rPr>
+        <w:t>hashicorp</w:t>
+      </w:r>
+      <w:proofErr w:type="spellEnd"/>
+      <w:r>
+        <w:rPr>
+          <w:b/>
+          <w:bCs/>
+        </w:rPr>
+        <w:t>/null</w:t>
+      </w:r>
+      <w:r>
+        <w:t xml:space="preserve"> providers — no cloud account required. It provisions the local environment end-to-end by orchestrating shell scripts, making it runnable on any developer machine or Linux server.</w:t>
+      </w:r>
     </w:p>
     <w:tbl>
       <w:tblPr>
@@ -6330,16 +8288,13 @@
         <w:tblLook w:val="04A0" w:firstRow="1" w:lastRow="0" w:firstColumn="1" w:lastColumn="0" w:noHBand="0" w:noVBand="1"/>
       </w:tblPr>
       <w:tblGrid>
-        <w:gridCol w:w="1700"/>
-        <w:gridCol w:w="1600"/>
-        <w:gridCol w:w="1400"/>
-        <w:gridCol w:w="2060"/>
-        <w:gridCol w:w="2600"/>
+        <w:gridCol w:w="3114"/>
+        <w:gridCol w:w="6246"/>
       </w:tblGrid>
       <w:tr>
         <w:tc>
           <w:tcPr>
-            <w:tcW w:w="1700" w:type="dxa"/>
+            <w:tcW w:w="3114" w:type="dxa"/>
             <w:hideMark/>
           </w:tcPr>
           <w:p>
@@ -6358,13 +8313,13 @@
                 <w:b/>
                 <w:bCs/>
               </w:rPr>
-              <w:t>Service Name</w:t>
-            </w:r>
-          </w:p>
-        </w:tc>
-        <w:tc>
-          <w:tcPr>
-            <w:tcW w:w="1600" w:type="dxa"/>
+              <w:t>File</w:t>
+            </w:r>
+          </w:p>
+        </w:tc>
+        <w:tc>
+          <w:tcPr>
+            <w:tcW w:w="6246" w:type="dxa"/>
             <w:hideMark/>
           </w:tcPr>
           <w:p>
@@ -6383,82 +8338,7 @@
                 <w:b/>
                 <w:bCs/>
               </w:rPr>
-              <w:t>Depends On</w:t>
-            </w:r>
-          </w:p>
-        </w:tc>
-        <w:tc>
-          <w:tcPr>
-            <w:tcW w:w="1400" w:type="dxa"/>
-            <w:hideMark/>
-          </w:tcPr>
-          <w:p>
-            <w:pPr>
-              <w:widowControl w:val="0"/>
-              <w:tabs>
-                <w:tab w:val="left" w:pos="790"/>
-                <w:tab w:val="right" w:leader="dot" w:pos="8954"/>
-              </w:tabs>
-              <w:autoSpaceDE w:val="0"/>
-              <w:autoSpaceDN w:val="0"/>
-              <w:spacing w:before="2"/>
-            </w:pPr>
-            <w:r>
-              <w:rPr>
-                <w:b/>
-                <w:bCs/>
-              </w:rPr>
-              <w:t>Port Mapping</w:t>
-            </w:r>
-          </w:p>
-        </w:tc>
-        <w:tc>
-          <w:tcPr>
-            <w:tcW w:w="2060" w:type="dxa"/>
-            <w:hideMark/>
-          </w:tcPr>
-          <w:p>
-            <w:pPr>
-              <w:widowControl w:val="0"/>
-              <w:tabs>
-                <w:tab w:val="left" w:pos="790"/>
-                <w:tab w:val="right" w:leader="dot" w:pos="8954"/>
-              </w:tabs>
-              <w:autoSpaceDE w:val="0"/>
-              <w:autoSpaceDN w:val="0"/>
-              <w:spacing w:before="2"/>
-            </w:pPr>
-            <w:r>
-              <w:rPr>
-                <w:b/>
-                <w:bCs/>
-              </w:rPr>
-              <w:t>Volumes</w:t>
-            </w:r>
-          </w:p>
-        </w:tc>
-        <w:tc>
-          <w:tcPr>
-            <w:tcW w:w="2600" w:type="dxa"/>
-            <w:hideMark/>
-          </w:tcPr>
-          <w:p>
-            <w:pPr>
-              <w:widowControl w:val="0"/>
-              <w:tabs>
-                <w:tab w:val="left" w:pos="790"/>
-                <w:tab w:val="right" w:leader="dot" w:pos="8954"/>
-              </w:tabs>
-              <w:autoSpaceDE w:val="0"/>
-              <w:autoSpaceDN w:val="0"/>
-              <w:spacing w:before="2"/>
-            </w:pPr>
-            <w:r>
-              <w:rPr>
-                <w:b/>
-                <w:bCs/>
-              </w:rPr>
-              <w:t>Env Source</w:t>
+              <w:t>Purpose</w:t>
             </w:r>
           </w:p>
         </w:tc>
@@ -6466,7 +8346,7 @@
       <w:tr>
         <w:tc>
           <w:tcPr>
-            <w:tcW w:w="1700" w:type="dxa"/>
+            <w:tcW w:w="3114" w:type="dxa"/>
             <w:hideMark/>
           </w:tcPr>
           <w:p>
@@ -6481,13 +8361,13 @@
               <w:spacing w:before="2"/>
             </w:pPr>
             <w:r>
-              <w:t>triage-backend</w:t>
-            </w:r>
-          </w:p>
-        </w:tc>
-        <w:tc>
-          <w:tcPr>
-            <w:tcW w:w="1600" w:type="dxa"/>
+              <w:t>terraform/main.tf</w:t>
+            </w:r>
+          </w:p>
+        </w:tc>
+        <w:tc>
+          <w:tcPr>
+            <w:tcW w:w="6246" w:type="dxa"/>
             <w:hideMark/>
           </w:tcPr>
           <w:p>
@@ -6502,93 +8382,23 @@
               <w:spacing w:before="2"/>
             </w:pPr>
             <w:r>
-              <w:t>none</w:t>
-            </w:r>
-          </w:p>
-        </w:tc>
-        <w:tc>
-          <w:tcPr>
-            <w:tcW w:w="1400" w:type="dxa"/>
-            <w:hideMark/>
-          </w:tcPr>
-          <w:p>
-            <w:pPr>
-              <w:widowControl w:val="0"/>
-              <w:tabs>
-                <w:tab w:val="left" w:pos="790"/>
-                <w:tab w:val="right" w:leader="dot" w:pos="8954"/>
-              </w:tabs>
-              <w:autoSpaceDE w:val="0"/>
-              <w:autoSpaceDN w:val="0"/>
-              <w:spacing w:before="2"/>
-            </w:pPr>
-            <w:r>
-              <w:t>8000:8000</w:t>
-            </w:r>
-          </w:p>
-        </w:tc>
-        <w:tc>
-          <w:tcPr>
-            <w:tcW w:w="2060" w:type="dxa"/>
-            <w:hideMark/>
-          </w:tcPr>
-          <w:p>
-            <w:pPr>
-              <w:widowControl w:val="0"/>
-              <w:tabs>
-                <w:tab w:val="left" w:pos="790"/>
-                <w:tab w:val="right" w:leader="dot" w:pos="8954"/>
-              </w:tabs>
-              <w:autoSpaceDE w:val="0"/>
-              <w:autoSpaceDN w:val="0"/>
-              <w:spacing w:before="2"/>
-            </w:pPr>
-            <w:r>
-              <w:t>firebase-</w:t>
+              <w:t xml:space="preserve">Core </w:t>
             </w:r>
             <w:proofErr w:type="spellStart"/>
-            <w:proofErr w:type="gramStart"/>
-            <w:r>
-              <w:t>credentials.json</w:t>
+            <w:r>
+              <w:t>IaC</w:t>
             </w:r>
             <w:proofErr w:type="spellEnd"/>
-            <w:proofErr w:type="gramEnd"/>
-            <w:r>
-              <w:t xml:space="preserve"> (</w:t>
+            <w:r>
+              <w:t xml:space="preserve"> — defines </w:t>
             </w:r>
             <w:proofErr w:type="spellStart"/>
             <w:r>
-              <w:t>ro</w:t>
+              <w:t>null_resource</w:t>
             </w:r>
             <w:proofErr w:type="spellEnd"/>
             <w:r>
-              <w:t>)</w:t>
-            </w:r>
-          </w:p>
-        </w:tc>
-        <w:tc>
-          <w:tcPr>
-            <w:tcW w:w="2600" w:type="dxa"/>
-            <w:hideMark/>
-          </w:tcPr>
-          <w:p>
-            <w:pPr>
-              <w:widowControl w:val="0"/>
-              <w:tabs>
-                <w:tab w:val="left" w:pos="790"/>
-                <w:tab w:val="right" w:leader="dot" w:pos="8954"/>
-              </w:tabs>
-              <w:autoSpaceDE w:val="0"/>
-              <w:autoSpaceDN w:val="0"/>
-              <w:spacing w:before="2"/>
-            </w:pPr>
-            <w:proofErr w:type="gramStart"/>
-            <w:r>
-              <w:t>root .env</w:t>
-            </w:r>
-            <w:proofErr w:type="gramEnd"/>
-            <w:r>
-              <w:t xml:space="preserve"> → TRIAGE_* vars</w:t>
+              <w:t xml:space="preserve"> provisioners that run install.sh and deploy.sh</w:t>
             </w:r>
           </w:p>
         </w:tc>
@@ -6596,7 +8406,7 @@
       <w:tr>
         <w:tc>
           <w:tcPr>
-            <w:tcW w:w="1700" w:type="dxa"/>
+            <w:tcW w:w="3114" w:type="dxa"/>
             <w:hideMark/>
           </w:tcPr>
           <w:p>
@@ -6611,13 +8421,13 @@
               <w:spacing w:before="2"/>
             </w:pPr>
             <w:r>
-              <w:t>triage-frontend</w:t>
-            </w:r>
-          </w:p>
-        </w:tc>
-        <w:tc>
-          <w:tcPr>
-            <w:tcW w:w="1600" w:type="dxa"/>
+              <w:t>terraform/variables.tf</w:t>
+            </w:r>
+          </w:p>
+        </w:tc>
+        <w:tc>
+          <w:tcPr>
+            <w:tcW w:w="6246" w:type="dxa"/>
             <w:hideMark/>
           </w:tcPr>
           <w:p>
@@ -6632,80 +8442,23 @@
               <w:spacing w:before="2"/>
             </w:pPr>
             <w:r>
-              <w:t>triage-backend</w:t>
-            </w:r>
-          </w:p>
-        </w:tc>
-        <w:tc>
-          <w:tcPr>
-            <w:tcW w:w="1400" w:type="dxa"/>
-            <w:hideMark/>
-          </w:tcPr>
-          <w:p>
-            <w:pPr>
-              <w:widowControl w:val="0"/>
-              <w:tabs>
-                <w:tab w:val="left" w:pos="790"/>
-                <w:tab w:val="right" w:leader="dot" w:pos="8954"/>
-              </w:tabs>
-              <w:autoSpaceDE w:val="0"/>
-              <w:autoSpaceDN w:val="0"/>
-              <w:spacing w:before="2"/>
-            </w:pPr>
-            <w:r>
-              <w:t>3000:3000</w:t>
-            </w:r>
-          </w:p>
-        </w:tc>
-        <w:tc>
-          <w:tcPr>
-            <w:tcW w:w="2060" w:type="dxa"/>
-            <w:hideMark/>
-          </w:tcPr>
-          <w:p>
-            <w:pPr>
-              <w:widowControl w:val="0"/>
-              <w:tabs>
-                <w:tab w:val="left" w:pos="790"/>
-                <w:tab w:val="right" w:leader="dot" w:pos="8954"/>
-              </w:tabs>
-              <w:autoSpaceDE w:val="0"/>
-              <w:autoSpaceDN w:val="0"/>
-              <w:spacing w:before="2"/>
-            </w:pPr>
-            <w:r>
-              <w:t>none</w:t>
-            </w:r>
-          </w:p>
-        </w:tc>
-        <w:tc>
-          <w:tcPr>
-            <w:tcW w:w="2600" w:type="dxa"/>
-            <w:hideMark/>
-          </w:tcPr>
-          <w:p>
-            <w:pPr>
-              <w:widowControl w:val="0"/>
-              <w:tabs>
-                <w:tab w:val="left" w:pos="790"/>
-                <w:tab w:val="right" w:leader="dot" w:pos="8954"/>
-              </w:tabs>
-              <w:autoSpaceDE w:val="0"/>
-              <w:autoSpaceDN w:val="0"/>
-              <w:spacing w:before="2"/>
-            </w:pPr>
-            <w:proofErr w:type="gramStart"/>
-            <w:r>
-              <w:t>root .env</w:t>
-            </w:r>
-            <w:proofErr w:type="gramEnd"/>
+              <w:t xml:space="preserve">Input variables: </w:t>
+            </w:r>
+            <w:proofErr w:type="spellStart"/>
+            <w:r>
+              <w:t>project_name</w:t>
+            </w:r>
+            <w:proofErr w:type="spellEnd"/>
+            <w:r>
+              <w:t>, environment, port numbers with validation</w:t>
+            </w:r>
           </w:p>
         </w:tc>
       </w:tr>
       <w:tr>
         <w:tc>
           <w:tcPr>
-            <w:tcW w:w="1700" w:type="dxa"/>
+            <w:tcW w:w="3114" w:type="dxa"/>
             <w:hideMark/>
           </w:tcPr>
           <w:p>
@@ -6720,13 +8473,13 @@
               <w:spacing w:before="2"/>
             </w:pPr>
             <w:r>
-              <w:t>quiz-backend</w:t>
-            </w:r>
-          </w:p>
-        </w:tc>
-        <w:tc>
-          <w:tcPr>
-            <w:tcW w:w="1600" w:type="dxa"/>
+              <w:t>terraform/outputs.tf</w:t>
+            </w:r>
+          </w:p>
+        </w:tc>
+        <w:tc>
+          <w:tcPr>
+            <w:tcW w:w="6246" w:type="dxa"/>
             <w:hideMark/>
           </w:tcPr>
           <w:p>
@@ -6741,98 +8494,7 @@
               <w:spacing w:before="2"/>
             </w:pPr>
             <w:r>
-              <w:t>none</w:t>
-            </w:r>
-          </w:p>
-        </w:tc>
-        <w:tc>
-          <w:tcPr>
-            <w:tcW w:w="1400" w:type="dxa"/>
-            <w:hideMark/>
-          </w:tcPr>
-          <w:p>
-            <w:pPr>
-              <w:widowControl w:val="0"/>
-              <w:tabs>
-                <w:tab w:val="left" w:pos="790"/>
-                <w:tab w:val="right" w:leader="dot" w:pos="8954"/>
-              </w:tabs>
-              <w:autoSpaceDE w:val="0"/>
-              <w:autoSpaceDN w:val="0"/>
-              <w:spacing w:before="2"/>
-            </w:pPr>
-            <w:r>
-              <w:t>8001:8001</w:t>
-            </w:r>
-          </w:p>
-        </w:tc>
-        <w:tc>
-          <w:tcPr>
-            <w:tcW w:w="2060" w:type="dxa"/>
-            <w:hideMark/>
-          </w:tcPr>
-          <w:p>
-            <w:pPr>
-              <w:widowControl w:val="0"/>
-              <w:tabs>
-                <w:tab w:val="left" w:pos="790"/>
-                <w:tab w:val="right" w:leader="dot" w:pos="8954"/>
-              </w:tabs>
-              <w:autoSpaceDE w:val="0"/>
-              <w:autoSpaceDN w:val="0"/>
-              <w:spacing w:before="2"/>
-            </w:pPr>
-            <w:r>
-              <w:t>firebase-</w:t>
-            </w:r>
-            <w:proofErr w:type="spellStart"/>
-            <w:proofErr w:type="gramStart"/>
-            <w:r>
-              <w:t>credentials.json</w:t>
-            </w:r>
-            <w:proofErr w:type="spellEnd"/>
-            <w:proofErr w:type="gramEnd"/>
-            <w:r>
-              <w:t xml:space="preserve"> (</w:t>
-            </w:r>
-            <w:proofErr w:type="spellStart"/>
-            <w:r>
-              <w:t>ro</w:t>
-            </w:r>
-            <w:proofErr w:type="spellEnd"/>
-            <w:r>
-              <w:t>) + /app/data + /app/</w:t>
-            </w:r>
-            <w:proofErr w:type="spellStart"/>
-            <w:r>
-              <w:t>quizbot.db</w:t>
-            </w:r>
-            <w:proofErr w:type="spellEnd"/>
-          </w:p>
-        </w:tc>
-        <w:tc>
-          <w:tcPr>
-            <w:tcW w:w="2600" w:type="dxa"/>
-            <w:hideMark/>
-          </w:tcPr>
-          <w:p>
-            <w:pPr>
-              <w:widowControl w:val="0"/>
-              <w:tabs>
-                <w:tab w:val="left" w:pos="790"/>
-                <w:tab w:val="right" w:leader="dot" w:pos="8954"/>
-              </w:tabs>
-              <w:autoSpaceDE w:val="0"/>
-              <w:autoSpaceDN w:val="0"/>
-              <w:spacing w:before="2"/>
-            </w:pPr>
-            <w:proofErr w:type="gramStart"/>
-            <w:r>
-              <w:t>root .env</w:t>
-            </w:r>
-            <w:proofErr w:type="gramEnd"/>
-            <w:r>
-              <w:t xml:space="preserve"> → QUIZ_* vars</w:t>
+              <w:t>Output values: all service URLs after provisioning</w:t>
             </w:r>
           </w:p>
         </w:tc>
@@ -6840,7 +8502,7 @@
       <w:tr>
         <w:tc>
           <w:tcPr>
-            <w:tcW w:w="1700" w:type="dxa"/>
+            <w:tcW w:w="3114" w:type="dxa"/>
             <w:hideMark/>
           </w:tcPr>
           <w:p>
@@ -6855,13 +8517,13 @@
               <w:spacing w:before="2"/>
             </w:pPr>
             <w:r>
-              <w:t>quiz-frontend</w:t>
-            </w:r>
-          </w:p>
-        </w:tc>
-        <w:tc>
-          <w:tcPr>
-            <w:tcW w:w="1600" w:type="dxa"/>
+              <w:t>terraform/scripts/install.sh</w:t>
+            </w:r>
+          </w:p>
+        </w:tc>
+        <w:tc>
+          <w:tcPr>
+            <w:tcW w:w="6246" w:type="dxa"/>
             <w:hideMark/>
           </w:tcPr>
           <w:p>
@@ -6876,80 +8538,23 @@
               <w:spacing w:before="2"/>
             </w:pPr>
             <w:r>
-              <w:t>quiz-backend</w:t>
-            </w:r>
-          </w:p>
-        </w:tc>
-        <w:tc>
-          <w:tcPr>
-            <w:tcW w:w="1400" w:type="dxa"/>
-            <w:hideMark/>
-          </w:tcPr>
-          <w:p>
-            <w:pPr>
-              <w:widowControl w:val="0"/>
-              <w:tabs>
-                <w:tab w:val="left" w:pos="790"/>
-                <w:tab w:val="right" w:leader="dot" w:pos="8954"/>
-              </w:tabs>
-              <w:autoSpaceDE w:val="0"/>
-              <w:autoSpaceDN w:val="0"/>
-              <w:spacing w:before="2"/>
-            </w:pPr>
-            <w:r>
-              <w:t>3001:3001</w:t>
-            </w:r>
-          </w:p>
-        </w:tc>
-        <w:tc>
-          <w:tcPr>
-            <w:tcW w:w="2060" w:type="dxa"/>
-            <w:hideMark/>
-          </w:tcPr>
-          <w:p>
-            <w:pPr>
-              <w:widowControl w:val="0"/>
-              <w:tabs>
-                <w:tab w:val="left" w:pos="790"/>
-                <w:tab w:val="right" w:leader="dot" w:pos="8954"/>
-              </w:tabs>
-              <w:autoSpaceDE w:val="0"/>
-              <w:autoSpaceDN w:val="0"/>
-              <w:spacing w:before="2"/>
-            </w:pPr>
-            <w:r>
-              <w:t>none</w:t>
-            </w:r>
-          </w:p>
-        </w:tc>
-        <w:tc>
-          <w:tcPr>
-            <w:tcW w:w="2600" w:type="dxa"/>
-            <w:hideMark/>
-          </w:tcPr>
-          <w:p>
-            <w:pPr>
-              <w:widowControl w:val="0"/>
-              <w:tabs>
-                <w:tab w:val="left" w:pos="790"/>
-                <w:tab w:val="right" w:leader="dot" w:pos="8954"/>
-              </w:tabs>
-              <w:autoSpaceDE w:val="0"/>
-              <w:autoSpaceDN w:val="0"/>
-              <w:spacing w:before="2"/>
-            </w:pPr>
-            <w:proofErr w:type="gramStart"/>
-            <w:r>
-              <w:t>root .env</w:t>
-            </w:r>
-            <w:proofErr w:type="gramEnd"/>
+              <w:t xml:space="preserve">Bash script: auto-installs Docker, Terraform, </w:t>
+            </w:r>
+            <w:proofErr w:type="spellStart"/>
+            <w:r>
+              <w:t>kubectl</w:t>
+            </w:r>
+            <w:proofErr w:type="spellEnd"/>
+            <w:r>
+              <w:t xml:space="preserve"> on any Linux server</w:t>
+            </w:r>
           </w:p>
         </w:tc>
       </w:tr>
       <w:tr>
         <w:tc>
           <w:tcPr>
-            <w:tcW w:w="1700" w:type="dxa"/>
+            <w:tcW w:w="3114" w:type="dxa"/>
             <w:hideMark/>
           </w:tcPr>
           <w:p>
@@ -6964,21 +8569,13 @@
               <w:spacing w:before="2"/>
             </w:pPr>
             <w:r>
-              <w:t>nginx (</w:t>
-            </w:r>
-            <w:proofErr w:type="spellStart"/>
-            <w:r>
-              <w:t>supporthub</w:t>
-            </w:r>
-            <w:proofErr w:type="spellEnd"/>
-            <w:r>
-              <w:t>-nginx)</w:t>
-            </w:r>
-          </w:p>
-        </w:tc>
-        <w:tc>
-          <w:tcPr>
-            <w:tcW w:w="1600" w:type="dxa"/>
+              <w:t>terraform/scripts/deploy.sh</w:t>
+            </w:r>
+          </w:p>
+        </w:tc>
+        <w:tc>
+          <w:tcPr>
+            <w:tcW w:w="6246" w:type="dxa"/>
             <w:hideMark/>
           </w:tcPr>
           <w:p>
@@ -6993,70 +8590,7 @@
               <w:spacing w:before="2"/>
             </w:pPr>
             <w:r>
-              <w:t>all 4 services</w:t>
-            </w:r>
-          </w:p>
-        </w:tc>
-        <w:tc>
-          <w:tcPr>
-            <w:tcW w:w="1400" w:type="dxa"/>
-            <w:hideMark/>
-          </w:tcPr>
-          <w:p>
-            <w:pPr>
-              <w:widowControl w:val="0"/>
-              <w:tabs>
-                <w:tab w:val="left" w:pos="790"/>
-                <w:tab w:val="right" w:leader="dot" w:pos="8954"/>
-              </w:tabs>
-              <w:autoSpaceDE w:val="0"/>
-              <w:autoSpaceDN w:val="0"/>
-              <w:spacing w:before="2"/>
-            </w:pPr>
-            <w:r>
-              <w:t>80:80</w:t>
-            </w:r>
-          </w:p>
-        </w:tc>
-        <w:tc>
-          <w:tcPr>
-            <w:tcW w:w="2060" w:type="dxa"/>
-            <w:hideMark/>
-          </w:tcPr>
-          <w:p>
-            <w:pPr>
-              <w:widowControl w:val="0"/>
-              <w:tabs>
-                <w:tab w:val="left" w:pos="790"/>
-                <w:tab w:val="right" w:leader="dot" w:pos="8954"/>
-              </w:tabs>
-              <w:autoSpaceDE w:val="0"/>
-              <w:autoSpaceDN w:val="0"/>
-              <w:spacing w:before="2"/>
-            </w:pPr>
-            <w:r>
-              <w:t>none</w:t>
-            </w:r>
-          </w:p>
-        </w:tc>
-        <w:tc>
-          <w:tcPr>
-            <w:tcW w:w="2600" w:type="dxa"/>
-            <w:hideMark/>
-          </w:tcPr>
-          <w:p>
-            <w:pPr>
-              <w:widowControl w:val="0"/>
-              <w:tabs>
-                <w:tab w:val="left" w:pos="790"/>
-                <w:tab w:val="right" w:leader="dot" w:pos="8954"/>
-              </w:tabs>
-              <w:autoSpaceDE w:val="0"/>
-              <w:autoSpaceDN w:val="0"/>
-              <w:spacing w:before="2"/>
-            </w:pPr>
-            <w:r>
-              <w:t>none (static config)</w:t>
+              <w:t>Bash script: builds images, checks .env files, runs docker compose up</w:t>
             </w:r>
           </w:p>
         </w:tc>
@@ -7072,302 +8606,6 @@
         <w:autoSpaceDE w:val="0"/>
         <w:autoSpaceDN w:val="0"/>
         <w:spacing w:before="2" w:after="0" w:line="240" w:lineRule="auto"/>
-      </w:pPr>
-    </w:p>
-    <w:p>
-      <w:pPr>
-        <w:pStyle w:val="ListParagraph"/>
-        <w:widowControl w:val="0"/>
-        <w:numPr>
-          <w:ilvl w:val="2"/>
-          <w:numId w:val="8"/>
-        </w:numPr>
-        <w:tabs>
-          <w:tab w:val="left" w:pos="790"/>
-          <w:tab w:val="right" w:leader="dot" w:pos="8954"/>
-        </w:tabs>
-        <w:autoSpaceDE w:val="0"/>
-        <w:autoSpaceDN w:val="0"/>
-        <w:spacing w:before="2" w:after="0" w:line="240" w:lineRule="auto"/>
-        <w:rPr>
-          <w:b/>
-          <w:bCs/>
-        </w:rPr>
-      </w:pPr>
-      <w:r>
-        <w:rPr>
-          <w:b/>
-          <w:bCs/>
-        </w:rPr>
-        <w:lastRenderedPageBreak/>
-        <w:t>GitHub Actions CI/CD Pipeline Design</w:t>
-      </w:r>
-    </w:p>
-    <w:p>
-      <w:pPr>
-        <w:widowControl w:val="0"/>
-        <w:tabs>
-          <w:tab w:val="left" w:pos="790"/>
-          <w:tab w:val="right" w:leader="dot" w:pos="8954"/>
-        </w:tabs>
-        <w:autoSpaceDE w:val="0"/>
-        <w:autoSpaceDN w:val="0"/>
-        <w:spacing w:before="2" w:after="0" w:line="240" w:lineRule="auto"/>
-      </w:pPr>
-      <w:r>
-        <w:t xml:space="preserve">The pipeline in </w:t>
-      </w:r>
-      <w:r>
-        <w:rPr>
-          <w:b/>
-          <w:bCs/>
-        </w:rPr>
-        <w:t>.</w:t>
-      </w:r>
-      <w:proofErr w:type="spellStart"/>
-      <w:r>
-        <w:rPr>
-          <w:b/>
-          <w:bCs/>
-        </w:rPr>
-        <w:t>github</w:t>
-      </w:r>
-      <w:proofErr w:type="spellEnd"/>
-      <w:r>
-        <w:rPr>
-          <w:b/>
-          <w:bCs/>
-        </w:rPr>
-        <w:t>/workflows/ci-</w:t>
-      </w:r>
-      <w:proofErr w:type="spellStart"/>
-      <w:r>
-        <w:rPr>
-          <w:b/>
-          <w:bCs/>
-        </w:rPr>
-        <w:t>cd.yml</w:t>
-      </w:r>
-      <w:proofErr w:type="spellEnd"/>
-      <w:r>
-        <w:t xml:space="preserve"> runs 3 sequential jobs: </w:t>
-      </w:r>
-      <w:r>
-        <w:rPr>
-          <w:b/>
-          <w:bCs/>
-        </w:rPr>
-        <w:t>test</w:t>
-      </w:r>
-      <w:r>
-        <w:t xml:space="preserve"> (import validation), </w:t>
-      </w:r>
-      <w:r>
-        <w:rPr>
-          <w:b/>
-          <w:bCs/>
-        </w:rPr>
-        <w:t>build-and-push</w:t>
-      </w:r>
-      <w:r>
-        <w:t xml:space="preserve"> (Docker images to </w:t>
-      </w:r>
-      <w:proofErr w:type="spellStart"/>
-      <w:r>
-        <w:t>DockerHub</w:t>
-      </w:r>
-      <w:proofErr w:type="spellEnd"/>
-      <w:r>
-        <w:t xml:space="preserve">), and </w:t>
-      </w:r>
-      <w:r>
-        <w:rPr>
-          <w:b/>
-          <w:bCs/>
-        </w:rPr>
-        <w:t>deploy</w:t>
-      </w:r>
-      <w:r>
-        <w:t xml:space="preserve"> (compose restart). Jobs 2 and 3 only run on pushes to main.</w:t>
-      </w:r>
-    </w:p>
-    <w:p>
-      <w:pPr>
-        <w:widowControl w:val="0"/>
-        <w:tabs>
-          <w:tab w:val="left" w:pos="790"/>
-          <w:tab w:val="right" w:leader="dot" w:pos="8954"/>
-        </w:tabs>
-        <w:autoSpaceDE w:val="0"/>
-        <w:autoSpaceDN w:val="0"/>
-        <w:spacing w:before="2" w:after="0" w:line="240" w:lineRule="auto"/>
-      </w:pPr>
-    </w:p>
-    <w:p>
-      <w:pPr>
-        <w:pStyle w:val="ListParagraph"/>
-        <w:widowControl w:val="0"/>
-        <w:numPr>
-          <w:ilvl w:val="2"/>
-          <w:numId w:val="8"/>
-        </w:numPr>
-        <w:tabs>
-          <w:tab w:val="left" w:pos="790"/>
-          <w:tab w:val="right" w:leader="dot" w:pos="8954"/>
-        </w:tabs>
-        <w:autoSpaceDE w:val="0"/>
-        <w:autoSpaceDN w:val="0"/>
-        <w:spacing w:before="2" w:after="0" w:line="240" w:lineRule="auto"/>
-        <w:rPr>
-          <w:b/>
-          <w:bCs/>
-        </w:rPr>
-      </w:pPr>
-      <w:r>
-        <w:rPr>
-          <w:b/>
-          <w:bCs/>
-        </w:rPr>
-        <w:t xml:space="preserve">Terraform </w:t>
-      </w:r>
-      <w:proofErr w:type="spellStart"/>
-      <w:r>
-        <w:rPr>
-          <w:b/>
-          <w:bCs/>
-        </w:rPr>
-        <w:t>IaC</w:t>
-      </w:r>
-      <w:proofErr w:type="spellEnd"/>
-      <w:r>
-        <w:rPr>
-          <w:b/>
-          <w:bCs/>
-        </w:rPr>
-        <w:t xml:space="preserve"> Design</w:t>
-      </w:r>
-    </w:p>
-    <w:p>
-      <w:pPr>
-        <w:widowControl w:val="0"/>
-        <w:tabs>
-          <w:tab w:val="left" w:pos="790"/>
-          <w:tab w:val="right" w:leader="dot" w:pos="8954"/>
-        </w:tabs>
-        <w:autoSpaceDE w:val="0"/>
-        <w:autoSpaceDN w:val="0"/>
-        <w:spacing w:before="2" w:after="0" w:line="240" w:lineRule="auto"/>
-      </w:pPr>
-      <w:r>
-        <w:t xml:space="preserve">Terraform uses the </w:t>
-      </w:r>
-      <w:proofErr w:type="spellStart"/>
-      <w:r>
-        <w:rPr>
-          <w:b/>
-          <w:bCs/>
-        </w:rPr>
-        <w:t>hashicorp</w:t>
-      </w:r>
-      <w:proofErr w:type="spellEnd"/>
-      <w:r>
-        <w:rPr>
-          <w:b/>
-          <w:bCs/>
-        </w:rPr>
-        <w:t>/local</w:t>
-      </w:r>
-      <w:r>
-        <w:t xml:space="preserve"> and </w:t>
-      </w:r>
-      <w:proofErr w:type="spellStart"/>
-      <w:r>
-        <w:rPr>
-          <w:b/>
-          <w:bCs/>
-        </w:rPr>
-        <w:t>hashicorp</w:t>
-      </w:r>
-      <w:proofErr w:type="spellEnd"/>
-      <w:r>
-        <w:rPr>
-          <w:b/>
-          <w:bCs/>
-        </w:rPr>
-        <w:t>/null</w:t>
-      </w:r>
-      <w:r>
-        <w:t xml:space="preserve"> providers — no cloud account required. It provisions the local environment end-to-end by orchestrating shell scripts, making it runnable on any developer machine or Linux server.</w:t>
-      </w:r>
-    </w:p>
-    <w:p>
-      <w:pPr>
-        <w:widowControl w:val="0"/>
-        <w:tabs>
-          <w:tab w:val="left" w:pos="790"/>
-          <w:tab w:val="right" w:leader="dot" w:pos="8954"/>
-        </w:tabs>
-        <w:autoSpaceDE w:val="0"/>
-        <w:autoSpaceDN w:val="0"/>
-        <w:spacing w:before="2" w:after="0" w:line="240" w:lineRule="auto"/>
-      </w:pPr>
-    </w:p>
-    <w:p>
-      <w:pPr>
-        <w:pStyle w:val="ListParagraph"/>
-        <w:widowControl w:val="0"/>
-        <w:numPr>
-          <w:ilvl w:val="2"/>
-          <w:numId w:val="8"/>
-        </w:numPr>
-        <w:tabs>
-          <w:tab w:val="left" w:pos="790"/>
-          <w:tab w:val="right" w:leader="dot" w:pos="8954"/>
-        </w:tabs>
-        <w:autoSpaceDE w:val="0"/>
-        <w:autoSpaceDN w:val="0"/>
-        <w:spacing w:before="2" w:after="0" w:line="240" w:lineRule="auto"/>
-        <w:rPr>
-          <w:b/>
-          <w:bCs/>
-        </w:rPr>
-      </w:pPr>
-      <w:r>
-        <w:rPr>
-          <w:b/>
-          <w:bCs/>
-        </w:rPr>
-        <w:t>Kubernetes Components Design</w:t>
-      </w:r>
-    </w:p>
-    <w:p>
-      <w:pPr>
-        <w:widowControl w:val="0"/>
-        <w:tabs>
-          <w:tab w:val="left" w:pos="790"/>
-          <w:tab w:val="right" w:leader="dot" w:pos="8954"/>
-        </w:tabs>
-        <w:autoSpaceDE w:val="0"/>
-        <w:autoSpaceDN w:val="0"/>
-        <w:spacing w:before="2" w:after="0" w:line="240" w:lineRule="auto"/>
-      </w:pPr>
-    </w:p>
-    <w:p>
-      <w:pPr>
-        <w:widowControl w:val="0"/>
-        <w:tabs>
-          <w:tab w:val="left" w:pos="790"/>
-          <w:tab w:val="right" w:leader="dot" w:pos="8954"/>
-        </w:tabs>
-        <w:autoSpaceDE w:val="0"/>
-        <w:autoSpaceDN w:val="0"/>
-        <w:spacing w:before="2" w:after="0" w:line="240" w:lineRule="auto"/>
-        <w:rPr>
-          <w:b/>
-          <w:bCs/>
-          <w:sz w:val="18"/>
-          <w:szCs w:val="18"/>
-        </w:rPr>
       </w:pPr>
     </w:p>
     <w:p>
@@ -7388,6 +8626,891 @@
         <w:rPr>
           <w:b/>
           <w:bCs/>
+        </w:rPr>
+      </w:pPr>
+      <w:r>
+        <w:rPr>
+          <w:b/>
+          <w:bCs/>
+        </w:rPr>
+        <w:t>Kubernetes Co</w:t>
+      </w:r>
+      <w:r>
+        <w:rPr>
+          <w:b/>
+          <w:bCs/>
+        </w:rPr>
+        <w:t>nfiguration</w:t>
+      </w:r>
+    </w:p>
+    <w:tbl>
+      <w:tblPr>
+        <w:tblStyle w:val="TableGrid"/>
+        <w:tblW w:w="9360" w:type="dxa"/>
+        <w:tblLook w:val="04A0" w:firstRow="1" w:lastRow="0" w:firstColumn="1" w:lastColumn="0" w:noHBand="0" w:noVBand="1"/>
+      </w:tblPr>
+      <w:tblGrid>
+        <w:gridCol w:w="3200"/>
+        <w:gridCol w:w="1600"/>
+        <w:gridCol w:w="4560"/>
+      </w:tblGrid>
+      <w:tr>
+        <w:tc>
+          <w:tcPr>
+            <w:tcW w:w="3200" w:type="dxa"/>
+            <w:hideMark/>
+          </w:tcPr>
+          <w:p>
+            <w:pPr>
+              <w:widowControl w:val="0"/>
+              <w:tabs>
+                <w:tab w:val="left" w:pos="790"/>
+                <w:tab w:val="right" w:leader="dot" w:pos="8954"/>
+              </w:tabs>
+              <w:autoSpaceDE w:val="0"/>
+              <w:autoSpaceDN w:val="0"/>
+              <w:spacing w:before="2"/>
+            </w:pPr>
+            <w:r>
+              <w:rPr>
+                <w:b/>
+                <w:bCs/>
+              </w:rPr>
+              <w:t>File</w:t>
+            </w:r>
+          </w:p>
+        </w:tc>
+        <w:tc>
+          <w:tcPr>
+            <w:tcW w:w="1600" w:type="dxa"/>
+            <w:hideMark/>
+          </w:tcPr>
+          <w:p>
+            <w:pPr>
+              <w:widowControl w:val="0"/>
+              <w:tabs>
+                <w:tab w:val="left" w:pos="790"/>
+                <w:tab w:val="right" w:leader="dot" w:pos="8954"/>
+              </w:tabs>
+              <w:autoSpaceDE w:val="0"/>
+              <w:autoSpaceDN w:val="0"/>
+              <w:spacing w:before="2"/>
+            </w:pPr>
+            <w:r>
+              <w:rPr>
+                <w:b/>
+                <w:bCs/>
+              </w:rPr>
+              <w:t>Kind</w:t>
+            </w:r>
+          </w:p>
+        </w:tc>
+        <w:tc>
+          <w:tcPr>
+            <w:tcW w:w="4560" w:type="dxa"/>
+            <w:hideMark/>
+          </w:tcPr>
+          <w:p>
+            <w:pPr>
+              <w:widowControl w:val="0"/>
+              <w:tabs>
+                <w:tab w:val="left" w:pos="790"/>
+                <w:tab w:val="right" w:leader="dot" w:pos="8954"/>
+              </w:tabs>
+              <w:autoSpaceDE w:val="0"/>
+              <w:autoSpaceDN w:val="0"/>
+              <w:spacing w:before="2"/>
+            </w:pPr>
+            <w:r>
+              <w:rPr>
+                <w:b/>
+                <w:bCs/>
+              </w:rPr>
+              <w:t>Purpose</w:t>
+            </w:r>
+          </w:p>
+        </w:tc>
+      </w:tr>
+      <w:tr>
+        <w:tc>
+          <w:tcPr>
+            <w:tcW w:w="3200" w:type="dxa"/>
+            <w:hideMark/>
+          </w:tcPr>
+          <w:p>
+            <w:pPr>
+              <w:widowControl w:val="0"/>
+              <w:tabs>
+                <w:tab w:val="left" w:pos="790"/>
+                <w:tab w:val="right" w:leader="dot" w:pos="8954"/>
+              </w:tabs>
+              <w:autoSpaceDE w:val="0"/>
+              <w:autoSpaceDN w:val="0"/>
+              <w:spacing w:before="2"/>
+            </w:pPr>
+            <w:r>
+              <w:t>triage-backend-</w:t>
+            </w:r>
+            <w:proofErr w:type="spellStart"/>
+            <w:r>
+              <w:t>deployment.yml</w:t>
+            </w:r>
+            <w:proofErr w:type="spellEnd"/>
+          </w:p>
+        </w:tc>
+        <w:tc>
+          <w:tcPr>
+            <w:tcW w:w="1600" w:type="dxa"/>
+            <w:hideMark/>
+          </w:tcPr>
+          <w:p>
+            <w:pPr>
+              <w:widowControl w:val="0"/>
+              <w:tabs>
+                <w:tab w:val="left" w:pos="790"/>
+                <w:tab w:val="right" w:leader="dot" w:pos="8954"/>
+              </w:tabs>
+              <w:autoSpaceDE w:val="0"/>
+              <w:autoSpaceDN w:val="0"/>
+              <w:spacing w:before="2"/>
+            </w:pPr>
+            <w:r>
+              <w:t>Deployment</w:t>
+            </w:r>
+          </w:p>
+        </w:tc>
+        <w:tc>
+          <w:tcPr>
+            <w:tcW w:w="4560" w:type="dxa"/>
+            <w:hideMark/>
+          </w:tcPr>
+          <w:p>
+            <w:pPr>
+              <w:widowControl w:val="0"/>
+              <w:tabs>
+                <w:tab w:val="left" w:pos="790"/>
+                <w:tab w:val="right" w:leader="dot" w:pos="8954"/>
+              </w:tabs>
+              <w:autoSpaceDE w:val="0"/>
+              <w:autoSpaceDN w:val="0"/>
+              <w:spacing w:before="2"/>
+            </w:pPr>
+            <w:r>
+              <w:t>Runs triage-backend pod with health probes and resource limits</w:t>
+            </w:r>
+          </w:p>
+        </w:tc>
+      </w:tr>
+      <w:tr>
+        <w:tc>
+          <w:tcPr>
+            <w:tcW w:w="3200" w:type="dxa"/>
+            <w:hideMark/>
+          </w:tcPr>
+          <w:p>
+            <w:pPr>
+              <w:widowControl w:val="0"/>
+              <w:tabs>
+                <w:tab w:val="left" w:pos="790"/>
+                <w:tab w:val="right" w:leader="dot" w:pos="8954"/>
+              </w:tabs>
+              <w:autoSpaceDE w:val="0"/>
+              <w:autoSpaceDN w:val="0"/>
+              <w:spacing w:before="2"/>
+            </w:pPr>
+            <w:r>
+              <w:t>triage-backend-</w:t>
+            </w:r>
+            <w:proofErr w:type="spellStart"/>
+            <w:r>
+              <w:t>service.yml</w:t>
+            </w:r>
+            <w:proofErr w:type="spellEnd"/>
+          </w:p>
+        </w:tc>
+        <w:tc>
+          <w:tcPr>
+            <w:tcW w:w="1600" w:type="dxa"/>
+            <w:hideMark/>
+          </w:tcPr>
+          <w:p>
+            <w:pPr>
+              <w:widowControl w:val="0"/>
+              <w:tabs>
+                <w:tab w:val="left" w:pos="790"/>
+                <w:tab w:val="right" w:leader="dot" w:pos="8954"/>
+              </w:tabs>
+              <w:autoSpaceDE w:val="0"/>
+              <w:autoSpaceDN w:val="0"/>
+              <w:spacing w:before="2"/>
+            </w:pPr>
+            <w:r>
+              <w:t>Service (</w:t>
+            </w:r>
+            <w:proofErr w:type="spellStart"/>
+            <w:r>
+              <w:t>ClusterIP</w:t>
+            </w:r>
+            <w:proofErr w:type="spellEnd"/>
+            <w:r>
+              <w:t>)</w:t>
+            </w:r>
+          </w:p>
+        </w:tc>
+        <w:tc>
+          <w:tcPr>
+            <w:tcW w:w="4560" w:type="dxa"/>
+            <w:hideMark/>
+          </w:tcPr>
+          <w:p>
+            <w:pPr>
+              <w:widowControl w:val="0"/>
+              <w:tabs>
+                <w:tab w:val="left" w:pos="790"/>
+                <w:tab w:val="right" w:leader="dot" w:pos="8954"/>
+              </w:tabs>
+              <w:autoSpaceDE w:val="0"/>
+              <w:autoSpaceDN w:val="0"/>
+              <w:spacing w:before="2"/>
+            </w:pPr>
+            <w:r>
+              <w:t>Internal networking on port 8000</w:t>
+            </w:r>
+          </w:p>
+        </w:tc>
+      </w:tr>
+      <w:tr>
+        <w:tc>
+          <w:tcPr>
+            <w:tcW w:w="3200" w:type="dxa"/>
+            <w:hideMark/>
+          </w:tcPr>
+          <w:p>
+            <w:pPr>
+              <w:widowControl w:val="0"/>
+              <w:tabs>
+                <w:tab w:val="left" w:pos="790"/>
+                <w:tab w:val="right" w:leader="dot" w:pos="8954"/>
+              </w:tabs>
+              <w:autoSpaceDE w:val="0"/>
+              <w:autoSpaceDN w:val="0"/>
+              <w:spacing w:before="2"/>
+            </w:pPr>
+            <w:r>
+              <w:t>triage-frontend-</w:t>
+            </w:r>
+            <w:proofErr w:type="spellStart"/>
+            <w:r>
+              <w:t>deployment.yml</w:t>
+            </w:r>
+            <w:proofErr w:type="spellEnd"/>
+          </w:p>
+        </w:tc>
+        <w:tc>
+          <w:tcPr>
+            <w:tcW w:w="1600" w:type="dxa"/>
+            <w:hideMark/>
+          </w:tcPr>
+          <w:p>
+            <w:pPr>
+              <w:widowControl w:val="0"/>
+              <w:tabs>
+                <w:tab w:val="left" w:pos="790"/>
+                <w:tab w:val="right" w:leader="dot" w:pos="8954"/>
+              </w:tabs>
+              <w:autoSpaceDE w:val="0"/>
+              <w:autoSpaceDN w:val="0"/>
+              <w:spacing w:before="2"/>
+            </w:pPr>
+            <w:r>
+              <w:t>Deployment</w:t>
+            </w:r>
+          </w:p>
+        </w:tc>
+        <w:tc>
+          <w:tcPr>
+            <w:tcW w:w="4560" w:type="dxa"/>
+            <w:hideMark/>
+          </w:tcPr>
+          <w:p>
+            <w:pPr>
+              <w:widowControl w:val="0"/>
+              <w:tabs>
+                <w:tab w:val="left" w:pos="790"/>
+                <w:tab w:val="right" w:leader="dot" w:pos="8954"/>
+              </w:tabs>
+              <w:autoSpaceDE w:val="0"/>
+              <w:autoSpaceDN w:val="0"/>
+              <w:spacing w:before="2"/>
+            </w:pPr>
+            <w:r>
+              <w:t>Runs triage-frontend pod</w:t>
+            </w:r>
+          </w:p>
+        </w:tc>
+      </w:tr>
+      <w:tr>
+        <w:tc>
+          <w:tcPr>
+            <w:tcW w:w="3200" w:type="dxa"/>
+            <w:hideMark/>
+          </w:tcPr>
+          <w:p>
+            <w:pPr>
+              <w:widowControl w:val="0"/>
+              <w:tabs>
+                <w:tab w:val="left" w:pos="790"/>
+                <w:tab w:val="right" w:leader="dot" w:pos="8954"/>
+              </w:tabs>
+              <w:autoSpaceDE w:val="0"/>
+              <w:autoSpaceDN w:val="0"/>
+              <w:spacing w:before="2"/>
+            </w:pPr>
+            <w:r>
+              <w:t>triage-frontend-</w:t>
+            </w:r>
+            <w:proofErr w:type="spellStart"/>
+            <w:r>
+              <w:t>service.yml</w:t>
+            </w:r>
+            <w:proofErr w:type="spellEnd"/>
+          </w:p>
+        </w:tc>
+        <w:tc>
+          <w:tcPr>
+            <w:tcW w:w="1600" w:type="dxa"/>
+            <w:hideMark/>
+          </w:tcPr>
+          <w:p>
+            <w:pPr>
+              <w:widowControl w:val="0"/>
+              <w:tabs>
+                <w:tab w:val="left" w:pos="790"/>
+                <w:tab w:val="right" w:leader="dot" w:pos="8954"/>
+              </w:tabs>
+              <w:autoSpaceDE w:val="0"/>
+              <w:autoSpaceDN w:val="0"/>
+              <w:spacing w:before="2"/>
+            </w:pPr>
+            <w:r>
+              <w:t>Service (</w:t>
+            </w:r>
+            <w:proofErr w:type="spellStart"/>
+            <w:r>
+              <w:t>ClusterIP</w:t>
+            </w:r>
+            <w:proofErr w:type="spellEnd"/>
+            <w:r>
+              <w:t>)</w:t>
+            </w:r>
+          </w:p>
+        </w:tc>
+        <w:tc>
+          <w:tcPr>
+            <w:tcW w:w="4560" w:type="dxa"/>
+            <w:hideMark/>
+          </w:tcPr>
+          <w:p>
+            <w:pPr>
+              <w:widowControl w:val="0"/>
+              <w:tabs>
+                <w:tab w:val="left" w:pos="790"/>
+                <w:tab w:val="right" w:leader="dot" w:pos="8954"/>
+              </w:tabs>
+              <w:autoSpaceDE w:val="0"/>
+              <w:autoSpaceDN w:val="0"/>
+              <w:spacing w:before="2"/>
+            </w:pPr>
+            <w:r>
+              <w:t>Internal networking on port 3000</w:t>
+            </w:r>
+          </w:p>
+        </w:tc>
+      </w:tr>
+      <w:tr>
+        <w:tc>
+          <w:tcPr>
+            <w:tcW w:w="3200" w:type="dxa"/>
+            <w:hideMark/>
+          </w:tcPr>
+          <w:p>
+            <w:pPr>
+              <w:widowControl w:val="0"/>
+              <w:tabs>
+                <w:tab w:val="left" w:pos="790"/>
+                <w:tab w:val="right" w:leader="dot" w:pos="8954"/>
+              </w:tabs>
+              <w:autoSpaceDE w:val="0"/>
+              <w:autoSpaceDN w:val="0"/>
+              <w:spacing w:before="2"/>
+            </w:pPr>
+            <w:proofErr w:type="spellStart"/>
+            <w:r>
+              <w:t>quizbot</w:t>
+            </w:r>
+            <w:proofErr w:type="spellEnd"/>
+            <w:r>
+              <w:t>-backend-</w:t>
+            </w:r>
+            <w:proofErr w:type="spellStart"/>
+            <w:r>
+              <w:t>deployment.yml</w:t>
+            </w:r>
+            <w:proofErr w:type="spellEnd"/>
+          </w:p>
+        </w:tc>
+        <w:tc>
+          <w:tcPr>
+            <w:tcW w:w="1600" w:type="dxa"/>
+            <w:hideMark/>
+          </w:tcPr>
+          <w:p>
+            <w:pPr>
+              <w:widowControl w:val="0"/>
+              <w:tabs>
+                <w:tab w:val="left" w:pos="790"/>
+                <w:tab w:val="right" w:leader="dot" w:pos="8954"/>
+              </w:tabs>
+              <w:autoSpaceDE w:val="0"/>
+              <w:autoSpaceDN w:val="0"/>
+              <w:spacing w:before="2"/>
+            </w:pPr>
+            <w:r>
+              <w:t>Deployment</w:t>
+            </w:r>
+          </w:p>
+        </w:tc>
+        <w:tc>
+          <w:tcPr>
+            <w:tcW w:w="4560" w:type="dxa"/>
+            <w:hideMark/>
+          </w:tcPr>
+          <w:p>
+            <w:pPr>
+              <w:widowControl w:val="0"/>
+              <w:tabs>
+                <w:tab w:val="left" w:pos="790"/>
+                <w:tab w:val="right" w:leader="dot" w:pos="8954"/>
+              </w:tabs>
+              <w:autoSpaceDE w:val="0"/>
+              <w:autoSpaceDN w:val="0"/>
+              <w:spacing w:before="2"/>
+            </w:pPr>
+            <w:r>
+              <w:t>Runs quiz-backend with 512Mi memory request</w:t>
+            </w:r>
+          </w:p>
+        </w:tc>
+      </w:tr>
+      <w:tr>
+        <w:tc>
+          <w:tcPr>
+            <w:tcW w:w="3200" w:type="dxa"/>
+            <w:hideMark/>
+          </w:tcPr>
+          <w:p>
+            <w:pPr>
+              <w:widowControl w:val="0"/>
+              <w:tabs>
+                <w:tab w:val="left" w:pos="790"/>
+                <w:tab w:val="right" w:leader="dot" w:pos="8954"/>
+              </w:tabs>
+              <w:autoSpaceDE w:val="0"/>
+              <w:autoSpaceDN w:val="0"/>
+              <w:spacing w:before="2"/>
+            </w:pPr>
+            <w:proofErr w:type="spellStart"/>
+            <w:r>
+              <w:t>quizbot</w:t>
+            </w:r>
+            <w:proofErr w:type="spellEnd"/>
+            <w:r>
+              <w:t>-backend-</w:t>
+            </w:r>
+            <w:proofErr w:type="spellStart"/>
+            <w:r>
+              <w:t>service.yml</w:t>
+            </w:r>
+            <w:proofErr w:type="spellEnd"/>
+          </w:p>
+        </w:tc>
+        <w:tc>
+          <w:tcPr>
+            <w:tcW w:w="1600" w:type="dxa"/>
+            <w:hideMark/>
+          </w:tcPr>
+          <w:p>
+            <w:pPr>
+              <w:widowControl w:val="0"/>
+              <w:tabs>
+                <w:tab w:val="left" w:pos="790"/>
+                <w:tab w:val="right" w:leader="dot" w:pos="8954"/>
+              </w:tabs>
+              <w:autoSpaceDE w:val="0"/>
+              <w:autoSpaceDN w:val="0"/>
+              <w:spacing w:before="2"/>
+            </w:pPr>
+            <w:r>
+              <w:t>Service (</w:t>
+            </w:r>
+            <w:proofErr w:type="spellStart"/>
+            <w:r>
+              <w:t>ClusterIP</w:t>
+            </w:r>
+            <w:proofErr w:type="spellEnd"/>
+            <w:r>
+              <w:t>)</w:t>
+            </w:r>
+          </w:p>
+        </w:tc>
+        <w:tc>
+          <w:tcPr>
+            <w:tcW w:w="4560" w:type="dxa"/>
+            <w:hideMark/>
+          </w:tcPr>
+          <w:p>
+            <w:pPr>
+              <w:widowControl w:val="0"/>
+              <w:tabs>
+                <w:tab w:val="left" w:pos="790"/>
+                <w:tab w:val="right" w:leader="dot" w:pos="8954"/>
+              </w:tabs>
+              <w:autoSpaceDE w:val="0"/>
+              <w:autoSpaceDN w:val="0"/>
+              <w:spacing w:before="2"/>
+            </w:pPr>
+            <w:r>
+              <w:t>Internal networking on port 8001</w:t>
+            </w:r>
+          </w:p>
+        </w:tc>
+      </w:tr>
+      <w:tr>
+        <w:tc>
+          <w:tcPr>
+            <w:tcW w:w="3200" w:type="dxa"/>
+            <w:hideMark/>
+          </w:tcPr>
+          <w:p>
+            <w:pPr>
+              <w:widowControl w:val="0"/>
+              <w:tabs>
+                <w:tab w:val="left" w:pos="790"/>
+                <w:tab w:val="right" w:leader="dot" w:pos="8954"/>
+              </w:tabs>
+              <w:autoSpaceDE w:val="0"/>
+              <w:autoSpaceDN w:val="0"/>
+              <w:spacing w:before="2"/>
+            </w:pPr>
+            <w:proofErr w:type="spellStart"/>
+            <w:r>
+              <w:t>quizbot</w:t>
+            </w:r>
+            <w:proofErr w:type="spellEnd"/>
+            <w:r>
+              <w:t>-frontend-</w:t>
+            </w:r>
+            <w:proofErr w:type="spellStart"/>
+            <w:r>
+              <w:t>deployment.yml</w:t>
+            </w:r>
+            <w:proofErr w:type="spellEnd"/>
+          </w:p>
+        </w:tc>
+        <w:tc>
+          <w:tcPr>
+            <w:tcW w:w="1600" w:type="dxa"/>
+            <w:hideMark/>
+          </w:tcPr>
+          <w:p>
+            <w:pPr>
+              <w:widowControl w:val="0"/>
+              <w:tabs>
+                <w:tab w:val="left" w:pos="790"/>
+                <w:tab w:val="right" w:leader="dot" w:pos="8954"/>
+              </w:tabs>
+              <w:autoSpaceDE w:val="0"/>
+              <w:autoSpaceDN w:val="0"/>
+              <w:spacing w:before="2"/>
+            </w:pPr>
+            <w:r>
+              <w:t>Deployment</w:t>
+            </w:r>
+          </w:p>
+        </w:tc>
+        <w:tc>
+          <w:tcPr>
+            <w:tcW w:w="4560" w:type="dxa"/>
+            <w:hideMark/>
+          </w:tcPr>
+          <w:p>
+            <w:pPr>
+              <w:widowControl w:val="0"/>
+              <w:tabs>
+                <w:tab w:val="left" w:pos="790"/>
+                <w:tab w:val="right" w:leader="dot" w:pos="8954"/>
+              </w:tabs>
+              <w:autoSpaceDE w:val="0"/>
+              <w:autoSpaceDN w:val="0"/>
+              <w:spacing w:before="2"/>
+            </w:pPr>
+            <w:r>
+              <w:t>Runs quiz-frontend pod</w:t>
+            </w:r>
+          </w:p>
+        </w:tc>
+      </w:tr>
+      <w:tr>
+        <w:tc>
+          <w:tcPr>
+            <w:tcW w:w="3200" w:type="dxa"/>
+            <w:hideMark/>
+          </w:tcPr>
+          <w:p>
+            <w:pPr>
+              <w:widowControl w:val="0"/>
+              <w:tabs>
+                <w:tab w:val="left" w:pos="790"/>
+                <w:tab w:val="right" w:leader="dot" w:pos="8954"/>
+              </w:tabs>
+              <w:autoSpaceDE w:val="0"/>
+              <w:autoSpaceDN w:val="0"/>
+              <w:spacing w:before="2"/>
+            </w:pPr>
+            <w:proofErr w:type="spellStart"/>
+            <w:r>
+              <w:t>quizbot</w:t>
+            </w:r>
+            <w:proofErr w:type="spellEnd"/>
+            <w:r>
+              <w:t>-frontend-</w:t>
+            </w:r>
+            <w:proofErr w:type="spellStart"/>
+            <w:r>
+              <w:t>service.yml</w:t>
+            </w:r>
+            <w:proofErr w:type="spellEnd"/>
+          </w:p>
+        </w:tc>
+        <w:tc>
+          <w:tcPr>
+            <w:tcW w:w="1600" w:type="dxa"/>
+            <w:hideMark/>
+          </w:tcPr>
+          <w:p>
+            <w:pPr>
+              <w:widowControl w:val="0"/>
+              <w:tabs>
+                <w:tab w:val="left" w:pos="790"/>
+                <w:tab w:val="right" w:leader="dot" w:pos="8954"/>
+              </w:tabs>
+              <w:autoSpaceDE w:val="0"/>
+              <w:autoSpaceDN w:val="0"/>
+              <w:spacing w:before="2"/>
+            </w:pPr>
+            <w:r>
+              <w:t>Service (</w:t>
+            </w:r>
+            <w:proofErr w:type="spellStart"/>
+            <w:r>
+              <w:t>ClusterIP</w:t>
+            </w:r>
+            <w:proofErr w:type="spellEnd"/>
+            <w:r>
+              <w:t>)</w:t>
+            </w:r>
+          </w:p>
+        </w:tc>
+        <w:tc>
+          <w:tcPr>
+            <w:tcW w:w="4560" w:type="dxa"/>
+            <w:hideMark/>
+          </w:tcPr>
+          <w:p>
+            <w:pPr>
+              <w:widowControl w:val="0"/>
+              <w:tabs>
+                <w:tab w:val="left" w:pos="790"/>
+                <w:tab w:val="right" w:leader="dot" w:pos="8954"/>
+              </w:tabs>
+              <w:autoSpaceDE w:val="0"/>
+              <w:autoSpaceDN w:val="0"/>
+              <w:spacing w:before="2"/>
+            </w:pPr>
+            <w:r>
+              <w:t>Internal networking on port 3001</w:t>
+            </w:r>
+          </w:p>
+        </w:tc>
+      </w:tr>
+      <w:tr>
+        <w:tc>
+          <w:tcPr>
+            <w:tcW w:w="3200" w:type="dxa"/>
+            <w:hideMark/>
+          </w:tcPr>
+          <w:p>
+            <w:pPr>
+              <w:widowControl w:val="0"/>
+              <w:tabs>
+                <w:tab w:val="left" w:pos="790"/>
+                <w:tab w:val="right" w:leader="dot" w:pos="8954"/>
+              </w:tabs>
+              <w:autoSpaceDE w:val="0"/>
+              <w:autoSpaceDN w:val="0"/>
+              <w:spacing w:before="2"/>
+            </w:pPr>
+            <w:r>
+              <w:t>nginx-</w:t>
+            </w:r>
+            <w:proofErr w:type="spellStart"/>
+            <w:r>
+              <w:t>deployment.yml</w:t>
+            </w:r>
+            <w:proofErr w:type="spellEnd"/>
+          </w:p>
+        </w:tc>
+        <w:tc>
+          <w:tcPr>
+            <w:tcW w:w="1600" w:type="dxa"/>
+            <w:hideMark/>
+          </w:tcPr>
+          <w:p>
+            <w:pPr>
+              <w:widowControl w:val="0"/>
+              <w:tabs>
+                <w:tab w:val="left" w:pos="790"/>
+                <w:tab w:val="right" w:leader="dot" w:pos="8954"/>
+              </w:tabs>
+              <w:autoSpaceDE w:val="0"/>
+              <w:autoSpaceDN w:val="0"/>
+              <w:spacing w:before="2"/>
+            </w:pPr>
+            <w:r>
+              <w:t>Deployment</w:t>
+            </w:r>
+          </w:p>
+        </w:tc>
+        <w:tc>
+          <w:tcPr>
+            <w:tcW w:w="4560" w:type="dxa"/>
+            <w:hideMark/>
+          </w:tcPr>
+          <w:p>
+            <w:pPr>
+              <w:widowControl w:val="0"/>
+              <w:tabs>
+                <w:tab w:val="left" w:pos="790"/>
+                <w:tab w:val="right" w:leader="dot" w:pos="8954"/>
+              </w:tabs>
+              <w:autoSpaceDE w:val="0"/>
+              <w:autoSpaceDN w:val="0"/>
+              <w:spacing w:before="2"/>
+            </w:pPr>
+            <w:r>
+              <w:t>Runs Nginx API Gateway pod</w:t>
+            </w:r>
+          </w:p>
+        </w:tc>
+      </w:tr>
+      <w:tr>
+        <w:tc>
+          <w:tcPr>
+            <w:tcW w:w="3200" w:type="dxa"/>
+            <w:hideMark/>
+          </w:tcPr>
+          <w:p>
+            <w:pPr>
+              <w:widowControl w:val="0"/>
+              <w:tabs>
+                <w:tab w:val="left" w:pos="790"/>
+                <w:tab w:val="right" w:leader="dot" w:pos="8954"/>
+              </w:tabs>
+              <w:autoSpaceDE w:val="0"/>
+              <w:autoSpaceDN w:val="0"/>
+              <w:spacing w:before="2"/>
+            </w:pPr>
+            <w:proofErr w:type="spellStart"/>
+            <w:r>
+              <w:t>ingress.yml</w:t>
+            </w:r>
+            <w:proofErr w:type="spellEnd"/>
+          </w:p>
+        </w:tc>
+        <w:tc>
+          <w:tcPr>
+            <w:tcW w:w="1600" w:type="dxa"/>
+            <w:hideMark/>
+          </w:tcPr>
+          <w:p>
+            <w:pPr>
+              <w:widowControl w:val="0"/>
+              <w:tabs>
+                <w:tab w:val="left" w:pos="790"/>
+                <w:tab w:val="right" w:leader="dot" w:pos="8954"/>
+              </w:tabs>
+              <w:autoSpaceDE w:val="0"/>
+              <w:autoSpaceDN w:val="0"/>
+              <w:spacing w:before="2"/>
+            </w:pPr>
+            <w:r>
+              <w:t>Ingress</w:t>
+            </w:r>
+          </w:p>
+        </w:tc>
+        <w:tc>
+          <w:tcPr>
+            <w:tcW w:w="4560" w:type="dxa"/>
+            <w:hideMark/>
+          </w:tcPr>
+          <w:p>
+            <w:pPr>
+              <w:widowControl w:val="0"/>
+              <w:tabs>
+                <w:tab w:val="left" w:pos="790"/>
+                <w:tab w:val="right" w:leader="dot" w:pos="8954"/>
+              </w:tabs>
+              <w:autoSpaceDE w:val="0"/>
+              <w:autoSpaceDN w:val="0"/>
+              <w:spacing w:before="2"/>
+            </w:pPr>
+            <w:r>
+              <w:t>External access with path-based routing to all services</w:t>
+            </w:r>
+          </w:p>
+        </w:tc>
+      </w:tr>
+    </w:tbl>
+    <w:p>
+      <w:pPr>
+        <w:widowControl w:val="0"/>
+        <w:tabs>
+          <w:tab w:val="left" w:pos="790"/>
+          <w:tab w:val="right" w:leader="dot" w:pos="8954"/>
+        </w:tabs>
+        <w:autoSpaceDE w:val="0"/>
+        <w:autoSpaceDN w:val="0"/>
+        <w:spacing w:before="2" w:after="0" w:line="240" w:lineRule="auto"/>
+      </w:pPr>
+    </w:p>
+    <w:p>
+      <w:pPr>
+        <w:pStyle w:val="ListParagraph"/>
+        <w:widowControl w:val="0"/>
+        <w:numPr>
+          <w:ilvl w:val="1"/>
+          <w:numId w:val="8"/>
+        </w:numPr>
+        <w:tabs>
+          <w:tab w:val="left" w:pos="790"/>
+          <w:tab w:val="right" w:leader="dot" w:pos="8954"/>
+        </w:tabs>
+        <w:autoSpaceDE w:val="0"/>
+        <w:autoSpaceDN w:val="0"/>
+        <w:spacing w:before="2" w:after="0" w:line="240" w:lineRule="auto"/>
+        <w:rPr>
+          <w:b/>
+          <w:bCs/>
           <w:sz w:val="28"/>
           <w:szCs w:val="28"/>
         </w:rPr>
@@ -7440,18 +9563,6 @@
         </w:rPr>
         <w:t>Considerations</w:t>
       </w:r>
-    </w:p>
-    <w:p>
-      <w:pPr>
-        <w:widowControl w:val="0"/>
-        <w:tabs>
-          <w:tab w:val="left" w:pos="790"/>
-          <w:tab w:val="right" w:leader="dot" w:pos="8954"/>
-        </w:tabs>
-        <w:autoSpaceDE w:val="0"/>
-        <w:autoSpaceDN w:val="0"/>
-        <w:spacing w:before="2" w:after="0" w:line="240" w:lineRule="auto"/>
-      </w:pPr>
     </w:p>
     <w:tbl>
       <w:tblPr>
@@ -7461,14 +9572,14 @@
       </w:tblPr>
       <w:tblGrid>
         <w:gridCol w:w="596"/>
-        <w:gridCol w:w="2064"/>
-        <w:gridCol w:w="3038"/>
+        <w:gridCol w:w="1809"/>
+        <w:gridCol w:w="3293"/>
         <w:gridCol w:w="3662"/>
       </w:tblGrid>
       <w:tr>
         <w:tc>
           <w:tcPr>
-            <w:tcW w:w="480" w:type="dxa"/>
+            <w:tcW w:w="596" w:type="dxa"/>
             <w:hideMark/>
           </w:tcPr>
           <w:p>
@@ -7493,7 +9604,7 @@
         </w:tc>
         <w:tc>
           <w:tcPr>
-            <w:tcW w:w="2080" w:type="dxa"/>
+            <w:tcW w:w="1809" w:type="dxa"/>
             <w:hideMark/>
           </w:tcPr>
           <w:p>
@@ -7518,7 +9629,7 @@
         </w:tc>
         <w:tc>
           <w:tcPr>
-            <w:tcW w:w="3100" w:type="dxa"/>
+            <w:tcW w:w="3293" w:type="dxa"/>
             <w:hideMark/>
           </w:tcPr>
           <w:p>
@@ -7543,7 +9654,7 @@
         </w:tc>
         <w:tc>
           <w:tcPr>
-            <w:tcW w:w="3700" w:type="dxa"/>
+            <w:tcW w:w="3662" w:type="dxa"/>
             <w:hideMark/>
           </w:tcPr>
           <w:p>
@@ -7570,7 +9681,7 @@
       <w:tr>
         <w:tc>
           <w:tcPr>
-            <w:tcW w:w="480" w:type="dxa"/>
+            <w:tcW w:w="596" w:type="dxa"/>
             <w:hideMark/>
           </w:tcPr>
           <w:p>
@@ -7595,7 +9706,7 @@
         </w:tc>
         <w:tc>
           <w:tcPr>
-            <w:tcW w:w="2080" w:type="dxa"/>
+            <w:tcW w:w="1809" w:type="dxa"/>
             <w:hideMark/>
           </w:tcPr>
           <w:p>
@@ -7620,7 +9731,7 @@
         </w:tc>
         <w:tc>
           <w:tcPr>
-            <w:tcW w:w="3100" w:type="dxa"/>
+            <w:tcW w:w="3293" w:type="dxa"/>
             <w:hideMark/>
           </w:tcPr>
           <w:p>
@@ -7654,7 +9765,7 @@
         </w:tc>
         <w:tc>
           <w:tcPr>
-            <w:tcW w:w="3700" w:type="dxa"/>
+            <w:tcW w:w="3662" w:type="dxa"/>
             <w:hideMark/>
           </w:tcPr>
           <w:p>
@@ -7677,7 +9788,7 @@
       <w:tr>
         <w:tc>
           <w:tcPr>
-            <w:tcW w:w="480" w:type="dxa"/>
+            <w:tcW w:w="596" w:type="dxa"/>
             <w:hideMark/>
           </w:tcPr>
           <w:p>
@@ -7702,7 +9813,7 @@
         </w:tc>
         <w:tc>
           <w:tcPr>
-            <w:tcW w:w="2080" w:type="dxa"/>
+            <w:tcW w:w="1809" w:type="dxa"/>
             <w:hideMark/>
           </w:tcPr>
           <w:p>
@@ -7727,7 +9838,7 @@
         </w:tc>
         <w:tc>
           <w:tcPr>
-            <w:tcW w:w="3100" w:type="dxa"/>
+            <w:tcW w:w="3293" w:type="dxa"/>
             <w:hideMark/>
           </w:tcPr>
           <w:p>
@@ -7766,7 +9877,7 @@
         </w:tc>
         <w:tc>
           <w:tcPr>
-            <w:tcW w:w="3700" w:type="dxa"/>
+            <w:tcW w:w="3662" w:type="dxa"/>
             <w:hideMark/>
           </w:tcPr>
           <w:p>
@@ -7789,7 +9900,7 @@
       <w:tr>
         <w:tc>
           <w:tcPr>
-            <w:tcW w:w="480" w:type="dxa"/>
+            <w:tcW w:w="596" w:type="dxa"/>
             <w:hideMark/>
           </w:tcPr>
           <w:p>
@@ -7814,7 +9925,7 @@
         </w:tc>
         <w:tc>
           <w:tcPr>
-            <w:tcW w:w="2080" w:type="dxa"/>
+            <w:tcW w:w="1809" w:type="dxa"/>
             <w:hideMark/>
           </w:tcPr>
           <w:p>
@@ -7839,7 +9950,7 @@
         </w:tc>
         <w:tc>
           <w:tcPr>
-            <w:tcW w:w="3100" w:type="dxa"/>
+            <w:tcW w:w="3293" w:type="dxa"/>
             <w:hideMark/>
           </w:tcPr>
           <w:p>
@@ -7868,7 +9979,7 @@
         </w:tc>
         <w:tc>
           <w:tcPr>
-            <w:tcW w:w="3700" w:type="dxa"/>
+            <w:tcW w:w="3662" w:type="dxa"/>
             <w:hideMark/>
           </w:tcPr>
           <w:p>
@@ -7891,7 +10002,7 @@
       <w:tr>
         <w:tc>
           <w:tcPr>
-            <w:tcW w:w="480" w:type="dxa"/>
+            <w:tcW w:w="596" w:type="dxa"/>
             <w:hideMark/>
           </w:tcPr>
           <w:p>
@@ -7916,7 +10027,7 @@
         </w:tc>
         <w:tc>
           <w:tcPr>
-            <w:tcW w:w="2080" w:type="dxa"/>
+            <w:tcW w:w="1809" w:type="dxa"/>
             <w:hideMark/>
           </w:tcPr>
           <w:p>
@@ -7941,7 +10052,7 @@
         </w:tc>
         <w:tc>
           <w:tcPr>
-            <w:tcW w:w="3100" w:type="dxa"/>
+            <w:tcW w:w="3293" w:type="dxa"/>
             <w:hideMark/>
           </w:tcPr>
           <w:p>
@@ -7972,13 +10083,17 @@
             </w:r>
             <w:proofErr w:type="spellEnd"/>
             <w:r>
-              <w:t>/null providers — no cloud account required. Scripts provision the environment locally via shell.</w:t>
-            </w:r>
-          </w:p>
-        </w:tc>
-        <w:tc>
-          <w:tcPr>
-            <w:tcW w:w="3700" w:type="dxa"/>
+              <w:t xml:space="preserve">/null providers — no cloud account required. </w:t>
+            </w:r>
+            <w:r>
+              <w:lastRenderedPageBreak/>
+              <w:t>Scripts provision the environment locally via shell.</w:t>
+            </w:r>
+          </w:p>
+        </w:tc>
+        <w:tc>
+          <w:tcPr>
+            <w:tcW w:w="3662" w:type="dxa"/>
             <w:hideMark/>
           </w:tcPr>
           <w:p>
@@ -7993,10 +10108,12 @@
               <w:spacing w:before="2"/>
             </w:pPr>
             <w:r>
+              <w:lastRenderedPageBreak/>
               <w:t xml:space="preserve">Maximally accessible for evaluation. Any evaluator runs terraform apply on any Linux machine and gets the full </w:t>
             </w:r>
             <w:proofErr w:type="spellStart"/>
             <w:r>
+              <w:lastRenderedPageBreak/>
               <w:t>SupportHub</w:t>
             </w:r>
             <w:proofErr w:type="spellEnd"/>
@@ -8025,7 +10142,7 @@
       <w:tr>
         <w:tc>
           <w:tcPr>
-            <w:tcW w:w="480" w:type="dxa"/>
+            <w:tcW w:w="596" w:type="dxa"/>
             <w:hideMark/>
           </w:tcPr>
           <w:p>
@@ -8044,13 +10161,14 @@
                 <w:b/>
                 <w:bCs/>
               </w:rPr>
+              <w:lastRenderedPageBreak/>
               <w:t>5</w:t>
             </w:r>
           </w:p>
         </w:tc>
         <w:tc>
           <w:tcPr>
-            <w:tcW w:w="2080" w:type="dxa"/>
+            <w:tcW w:w="1809" w:type="dxa"/>
             <w:hideMark/>
           </w:tcPr>
           <w:p>
@@ -8091,7 +10209,7 @@
         </w:tc>
         <w:tc>
           <w:tcPr>
-            <w:tcW w:w="3100" w:type="dxa"/>
+            <w:tcW w:w="3293" w:type="dxa"/>
             <w:hideMark/>
           </w:tcPr>
           <w:p>
@@ -8118,7 +10236,6 @@
             </w:r>
             <w:proofErr w:type="gramStart"/>
             <w:r>
-              <w:lastRenderedPageBreak/>
               <w:t>proxies</w:t>
             </w:r>
             <w:proofErr w:type="gramEnd"/>
@@ -8129,7 +10246,7 @@
         </w:tc>
         <w:tc>
           <w:tcPr>
-            <w:tcW w:w="3700" w:type="dxa"/>
+            <w:tcW w:w="3662" w:type="dxa"/>
             <w:hideMark/>
           </w:tcPr>
           <w:p>
@@ -8144,12 +10261,7 @@
               <w:spacing w:before="2"/>
             </w:pPr>
             <w:r>
-              <w:lastRenderedPageBreak/>
-              <w:t xml:space="preserve">Single public port — backends never directly exposed. Path-based rewrites mean each app receives its original API paths </w:t>
-            </w:r>
-            <w:r>
-              <w:lastRenderedPageBreak/>
-              <w:t>without modification. Landing page is served at zero additional cost.</w:t>
+              <w:t>Single public port — backends never directly exposed. Path-based rewrites mean each app receives its original API paths without modification. Landing page is served at zero additional cost.</w:t>
             </w:r>
           </w:p>
         </w:tc>
@@ -8157,7 +10269,7 @@
       <w:tr>
         <w:tc>
           <w:tcPr>
-            <w:tcW w:w="480" w:type="dxa"/>
+            <w:tcW w:w="596" w:type="dxa"/>
             <w:hideMark/>
           </w:tcPr>
           <w:p>
@@ -8176,14 +10288,13 @@
                 <w:b/>
                 <w:bCs/>
               </w:rPr>
-              <w:lastRenderedPageBreak/>
               <w:t>6</w:t>
             </w:r>
           </w:p>
         </w:tc>
         <w:tc>
           <w:tcPr>
-            <w:tcW w:w="2080" w:type="dxa"/>
+            <w:tcW w:w="1809" w:type="dxa"/>
             <w:hideMark/>
           </w:tcPr>
           <w:p>
@@ -8208,7 +10319,7 @@
         </w:tc>
         <w:tc>
           <w:tcPr>
-            <w:tcW w:w="3100" w:type="dxa"/>
+            <w:tcW w:w="3293" w:type="dxa"/>
             <w:hideMark/>
           </w:tcPr>
           <w:p>
@@ -8237,7 +10348,7 @@
         </w:tc>
         <w:tc>
           <w:tcPr>
-            <w:tcW w:w="3700" w:type="dxa"/>
+            <w:tcW w:w="3662" w:type="dxa"/>
             <w:hideMark/>
           </w:tcPr>
           <w:p>
@@ -8260,7 +10371,7 @@
       <w:tr>
         <w:tc>
           <w:tcPr>
-            <w:tcW w:w="480" w:type="dxa"/>
+            <w:tcW w:w="596" w:type="dxa"/>
             <w:hideMark/>
           </w:tcPr>
           <w:p>
@@ -8285,7 +10396,7 @@
         </w:tc>
         <w:tc>
           <w:tcPr>
-            <w:tcW w:w="2080" w:type="dxa"/>
+            <w:tcW w:w="1809" w:type="dxa"/>
             <w:hideMark/>
           </w:tcPr>
           <w:p>
@@ -8326,7 +10437,7 @@
         </w:tc>
         <w:tc>
           <w:tcPr>
-            <w:tcW w:w="3100" w:type="dxa"/>
+            <w:tcW w:w="3293" w:type="dxa"/>
             <w:hideMark/>
           </w:tcPr>
           <w:p>
@@ -8355,7 +10466,7 @@
         </w:tc>
         <w:tc>
           <w:tcPr>
-            <w:tcW w:w="3700" w:type="dxa"/>
+            <w:tcW w:w="3662" w:type="dxa"/>
             <w:hideMark/>
           </w:tcPr>
           <w:p>
@@ -8379,165 +10490,11 @@
             <w:proofErr w:type="spellEnd"/>
             <w:r>
               <w:t>. CI/CD uses encrypted GitHub repository Secrets for DOCKERHUB_USERNAME and DOCKERHUB_TOKEN.</w:t>
-            </w:r>
-          </w:p>
-        </w:tc>
-      </w:tr>
-      <w:tr>
-        <w:tc>
-          <w:tcPr>
-            <w:tcW w:w="480" w:type="dxa"/>
-            <w:hideMark/>
-          </w:tcPr>
-          <w:p>
-            <w:pPr>
-              <w:widowControl w:val="0"/>
-              <w:tabs>
-                <w:tab w:val="left" w:pos="790"/>
-                <w:tab w:val="right" w:leader="dot" w:pos="8954"/>
-              </w:tabs>
-              <w:autoSpaceDE w:val="0"/>
-              <w:autoSpaceDN w:val="0"/>
-              <w:spacing w:before="2"/>
-            </w:pPr>
-            <w:r>
-              <w:rPr>
-                <w:b/>
-                <w:bCs/>
-              </w:rPr>
-              <w:t>8</w:t>
-            </w:r>
-          </w:p>
-        </w:tc>
-        <w:tc>
-          <w:tcPr>
-            <w:tcW w:w="2080" w:type="dxa"/>
-            <w:hideMark/>
-          </w:tcPr>
-          <w:p>
-            <w:pPr>
-              <w:widowControl w:val="0"/>
-              <w:tabs>
-                <w:tab w:val="left" w:pos="790"/>
-                <w:tab w:val="right" w:leader="dot" w:pos="8954"/>
-              </w:tabs>
-              <w:autoSpaceDE w:val="0"/>
-              <w:autoSpaceDN w:val="0"/>
-              <w:spacing w:before="2"/>
-            </w:pPr>
-            <w:r>
-              <w:rPr>
-                <w:b/>
-                <w:bCs/>
-              </w:rPr>
-              <w:t>install.sh Bootstrap Script</w:t>
-            </w:r>
-          </w:p>
-        </w:tc>
-        <w:tc>
-          <w:tcPr>
-            <w:tcW w:w="3100" w:type="dxa"/>
-            <w:hideMark/>
-          </w:tcPr>
-          <w:p>
-            <w:pPr>
-              <w:widowControl w:val="0"/>
-              <w:tabs>
-                <w:tab w:val="left" w:pos="790"/>
-                <w:tab w:val="right" w:leader="dot" w:pos="8954"/>
-              </w:tabs>
-              <w:autoSpaceDE w:val="0"/>
-              <w:autoSpaceDN w:val="0"/>
-              <w:spacing w:before="2"/>
-            </w:pPr>
-            <w:r>
-              <w:t xml:space="preserve">A shell script automatically detects the OS and installs Docker, Terraform, and </w:t>
-            </w:r>
-            <w:proofErr w:type="spellStart"/>
-            <w:r>
-              <w:t>kubectl</w:t>
-            </w:r>
-            <w:proofErr w:type="spellEnd"/>
-            <w:r>
-              <w:t xml:space="preserve"> on any fresh Linux machine.</w:t>
-            </w:r>
-          </w:p>
-        </w:tc>
-        <w:tc>
-          <w:tcPr>
-            <w:tcW w:w="3700" w:type="dxa"/>
-            <w:hideMark/>
-          </w:tcPr>
-          <w:p>
-            <w:pPr>
-              <w:widowControl w:val="0"/>
-              <w:tabs>
-                <w:tab w:val="left" w:pos="790"/>
-                <w:tab w:val="right" w:leader="dot" w:pos="8954"/>
-              </w:tabs>
-              <w:autoSpaceDE w:val="0"/>
-              <w:autoSpaceDN w:val="0"/>
-              <w:spacing w:before="2"/>
-            </w:pPr>
-            <w:r>
-              <w:t xml:space="preserve">Directly </w:t>
-            </w:r>
-            <w:proofErr w:type="spellStart"/>
-            <w:r>
-              <w:t>fulfills</w:t>
-            </w:r>
-            <w:proofErr w:type="spellEnd"/>
-            <w:r>
-              <w:t xml:space="preserve"> DO-15: automated installation of core dependencies. </w:t>
-            </w:r>
-            <w:proofErr w:type="spellStart"/>
-            <w:r>
-              <w:t>verify_</w:t>
-            </w:r>
-            <w:proofErr w:type="gramStart"/>
-            <w:r>
-              <w:t>installations</w:t>
-            </w:r>
-            <w:proofErr w:type="spellEnd"/>
-            <w:r>
-              <w:t>(</w:t>
-            </w:r>
-            <w:proofErr w:type="gramEnd"/>
-            <w:r>
-              <w:t>) function confirms all tools are working before deployment proceeds.</w:t>
             </w:r>
           </w:p>
         </w:tc>
       </w:tr>
     </w:tbl>
-    <w:p>
-      <w:pPr>
-        <w:widowControl w:val="0"/>
-        <w:tabs>
-          <w:tab w:val="left" w:pos="790"/>
-          <w:tab w:val="right" w:leader="dot" w:pos="8954"/>
-        </w:tabs>
-        <w:autoSpaceDE w:val="0"/>
-        <w:autoSpaceDN w:val="0"/>
-        <w:spacing w:before="2" w:after="0" w:line="240" w:lineRule="auto"/>
-      </w:pPr>
-    </w:p>
-    <w:p>
-      <w:pPr>
-        <w:widowControl w:val="0"/>
-        <w:tabs>
-          <w:tab w:val="left" w:pos="790"/>
-          <w:tab w:val="right" w:leader="dot" w:pos="8954"/>
-        </w:tabs>
-        <w:autoSpaceDE w:val="0"/>
-        <w:autoSpaceDN w:val="0"/>
-        <w:spacing w:before="2" w:after="0" w:line="240" w:lineRule="auto"/>
-        <w:rPr>
-          <w:sz w:val="10"/>
-          <w:szCs w:val="10"/>
-        </w:rPr>
-      </w:pPr>
-    </w:p>
     <w:p>
       <w:pPr>
         <w:widowControl w:val="0"/>
@@ -8644,6 +10601,7 @@
         <w:autoSpaceDE w:val="0"/>
         <w:autoSpaceDN w:val="0"/>
         <w:spacing w:before="2" w:after="0" w:line="240" w:lineRule="auto"/>
+        <w:jc w:val="both"/>
       </w:pPr>
       <w:r>
         <w:rPr>
@@ -8652,24 +10610,27 @@
         </w:rPr>
         <w:t xml:space="preserve">Base URL: </w:t>
       </w:r>
-      <w:proofErr w:type="gramStart"/>
-      <w:r>
-        <w:t>http://localhost:80</w:t>
-      </w:r>
+      <w:hyperlink r:id="rId23" w:history="1">
+        <w:r>
+          <w:rPr>
+            <w:rStyle w:val="Hyperlink"/>
+          </w:rPr>
+          <w:t>http://localhost:80</w:t>
+        </w:r>
+      </w:hyperlink>
       <w:r>
         <w:rPr>
           <w:b/>
           <w:bCs/>
         </w:rPr>
-        <w:t xml:space="preserve">  |</w:t>
-      </w:r>
-      <w:proofErr w:type="gramEnd"/>
+        <w:t xml:space="preserve">  </w:t>
+      </w:r>
       <w:r>
         <w:rPr>
           <w:b/>
           <w:bCs/>
         </w:rPr>
-        <w:t xml:space="preserve">  Network: </w:t>
+        <w:t xml:space="preserve">|  Network: </w:t>
       </w:r>
       <w:proofErr w:type="spellStart"/>
       <w:r>
@@ -8712,6 +10673,7 @@
         <w:autoSpaceDE w:val="0"/>
         <w:autoSpaceDN w:val="0"/>
         <w:spacing w:before="2" w:after="0" w:line="240" w:lineRule="auto"/>
+        <w:jc w:val="both"/>
       </w:pPr>
       <w:r>
         <w:rPr>
@@ -9971,6 +11933,76 @@
           </w:p>
         </w:tc>
       </w:tr>
+      <w:tr>
+        <w:tc>
+          <w:tcPr>
+            <w:tcW w:w="506" w:type="dxa"/>
+          </w:tcPr>
+          <w:p>
+            <w:pPr>
+              <w:widowControl w:val="0"/>
+              <w:tabs>
+                <w:tab w:val="left" w:pos="790"/>
+                <w:tab w:val="right" w:leader="dot" w:pos="8954"/>
+              </w:tabs>
+              <w:autoSpaceDE w:val="0"/>
+              <w:autoSpaceDN w:val="0"/>
+              <w:spacing w:before="2"/>
+            </w:pPr>
+            <w:r>
+              <w:t>9</w:t>
+            </w:r>
+          </w:p>
+        </w:tc>
+        <w:tc>
+          <w:tcPr>
+            <w:tcW w:w="2023" w:type="dxa"/>
+          </w:tcPr>
+          <w:p>
+            <w:pPr>
+              <w:widowControl w:val="0"/>
+              <w:tabs>
+                <w:tab w:val="left" w:pos="790"/>
+                <w:tab w:val="right" w:leader="dot" w:pos="8954"/>
+              </w:tabs>
+              <w:autoSpaceDE w:val="0"/>
+              <w:autoSpaceDN w:val="0"/>
+              <w:spacing w:before="2"/>
+            </w:pPr>
+            <w:proofErr w:type="spellStart"/>
+            <w:r>
+              <w:t>SupportHub</w:t>
+            </w:r>
+            <w:proofErr w:type="spellEnd"/>
+            <w:r>
+              <w:t xml:space="preserve"> GitHub Repository</w:t>
+            </w:r>
+          </w:p>
+        </w:tc>
+        <w:tc>
+          <w:tcPr>
+            <w:tcW w:w="6831" w:type="dxa"/>
+          </w:tcPr>
+          <w:p>
+            <w:pPr>
+              <w:widowControl w:val="0"/>
+              <w:tabs>
+                <w:tab w:val="left" w:pos="790"/>
+                <w:tab w:val="right" w:leader="dot" w:pos="8954"/>
+              </w:tabs>
+              <w:autoSpaceDE w:val="0"/>
+              <w:autoSpaceDN w:val="0"/>
+              <w:spacing w:before="2"/>
+            </w:pPr>
+            <w:r>
+              <w:t>https://github.com/anushkakashyap31/</w:t>
+            </w:r>
+            <w:r>
+              <w:t>SupportHub</w:t>
+            </w:r>
+          </w:p>
+        </w:tc>
+      </w:tr>
     </w:tbl>
     <w:p>
       <w:pPr>
@@ -10055,7 +12087,19 @@
         <w:autoSpaceDE w:val="0"/>
         <w:autoSpaceDN w:val="0"/>
         <w:spacing w:before="2" w:after="0" w:line="240" w:lineRule="auto"/>
-      </w:pPr>
+        <w:jc w:val="center"/>
+        <w:rPr>
+          <w:b/>
+          <w:bCs/>
+        </w:rPr>
+      </w:pPr>
+      <w:r>
+        <w:rPr>
+          <w:b/>
+          <w:bCs/>
+        </w:rPr>
+        <w:t>DevOps / Infrastructure</w:t>
+      </w:r>
     </w:p>
     <w:p>
       <w:pPr>
@@ -10067,14 +12111,12 @@
         <w:autoSpaceDE w:val="0"/>
         <w:autoSpaceDN w:val="0"/>
         <w:spacing w:before="2" w:after="0" w:line="240" w:lineRule="auto"/>
-      </w:pPr>
-      <w:r>
-        <w:rPr>
-          <w:b/>
-          <w:bCs/>
-        </w:rPr>
-        <w:t>DevOps / Infrastructure</w:t>
-      </w:r>
+        <w:jc w:val="center"/>
+        <w:rPr>
+          <w:sz w:val="12"/>
+          <w:szCs w:val="12"/>
+        </w:rPr>
+      </w:pPr>
     </w:p>
     <w:tbl>
       <w:tblPr>
@@ -10083,17 +12125,17 @@
         <w:tblLook w:val="04A0" w:firstRow="1" w:lastRow="0" w:firstColumn="1" w:lastColumn="0" w:noHBand="0" w:noVBand="1"/>
       </w:tblPr>
       <w:tblGrid>
-        <w:gridCol w:w="436"/>
-        <w:gridCol w:w="1934"/>
-        <w:gridCol w:w="1662"/>
-        <w:gridCol w:w="1148"/>
-        <w:gridCol w:w="1933"/>
+        <w:gridCol w:w="474"/>
+        <w:gridCol w:w="2056"/>
+        <w:gridCol w:w="1582"/>
+        <w:gridCol w:w="1127"/>
+        <w:gridCol w:w="1874"/>
         <w:gridCol w:w="2247"/>
       </w:tblGrid>
       <w:tr>
         <w:tc>
           <w:tcPr>
-            <w:tcW w:w="480" w:type="dxa"/>
+            <w:tcW w:w="473" w:type="dxa"/>
             <w:hideMark/>
           </w:tcPr>
           <w:p>
@@ -10118,7 +12160,7 @@
         </w:tc>
         <w:tc>
           <w:tcPr>
-            <w:tcW w:w="1700" w:type="dxa"/>
+            <w:tcW w:w="2074" w:type="dxa"/>
             <w:hideMark/>
           </w:tcPr>
           <w:p>
@@ -10143,7 +12185,7 @@
         </w:tc>
         <w:tc>
           <w:tcPr>
-            <w:tcW w:w="1700" w:type="dxa"/>
+            <w:tcW w:w="1516" w:type="dxa"/>
             <w:hideMark/>
           </w:tcPr>
           <w:p>
@@ -10168,7 +12210,7 @@
         </w:tc>
         <w:tc>
           <w:tcPr>
-            <w:tcW w:w="1200" w:type="dxa"/>
+            <w:tcW w:w="1140" w:type="dxa"/>
             <w:hideMark/>
           </w:tcPr>
           <w:p>
@@ -10193,7 +12235,7 @@
         </w:tc>
         <w:tc>
           <w:tcPr>
-            <w:tcW w:w="2080" w:type="dxa"/>
+            <w:tcW w:w="1910" w:type="dxa"/>
             <w:hideMark/>
           </w:tcPr>
           <w:p>
@@ -10218,7 +12260,7 @@
         </w:tc>
         <w:tc>
           <w:tcPr>
-            <w:tcW w:w="2200" w:type="dxa"/>
+            <w:tcW w:w="2247" w:type="dxa"/>
             <w:hideMark/>
           </w:tcPr>
           <w:p>
@@ -10245,7 +12287,7 @@
       <w:tr>
         <w:tc>
           <w:tcPr>
-            <w:tcW w:w="480" w:type="dxa"/>
+            <w:tcW w:w="473" w:type="dxa"/>
             <w:hideMark/>
           </w:tcPr>
           <w:p>
@@ -10266,7 +12308,7 @@
         </w:tc>
         <w:tc>
           <w:tcPr>
-            <w:tcW w:w="1700" w:type="dxa"/>
+            <w:tcW w:w="2074" w:type="dxa"/>
             <w:hideMark/>
           </w:tcPr>
           <w:p>
@@ -10287,7 +12329,7 @@
         </w:tc>
         <w:tc>
           <w:tcPr>
-            <w:tcW w:w="1700" w:type="dxa"/>
+            <w:tcW w:w="1516" w:type="dxa"/>
             <w:hideMark/>
           </w:tcPr>
           <w:p>
@@ -10312,7 +12354,7 @@
         </w:tc>
         <w:tc>
           <w:tcPr>
-            <w:tcW w:w="1200" w:type="dxa"/>
+            <w:tcW w:w="1140" w:type="dxa"/>
             <w:hideMark/>
           </w:tcPr>
           <w:p>
@@ -10327,13 +12369,13 @@
               <w:spacing w:before="2"/>
             </w:pPr>
             <w:r>
-              <w:t>24.x</w:t>
-            </w:r>
-          </w:p>
-        </w:tc>
-        <w:tc>
-          <w:tcPr>
-            <w:tcW w:w="2080" w:type="dxa"/>
+              <w:t>v29.3.1</w:t>
+            </w:r>
+          </w:p>
+        </w:tc>
+        <w:tc>
+          <w:tcPr>
+            <w:tcW w:w="1910" w:type="dxa"/>
             <w:hideMark/>
           </w:tcPr>
           <w:p>
@@ -10354,7 +12396,7 @@
         </w:tc>
         <w:tc>
           <w:tcPr>
-            <w:tcW w:w="2200" w:type="dxa"/>
+            <w:tcW w:w="2247" w:type="dxa"/>
             <w:hideMark/>
           </w:tcPr>
           <w:p>
@@ -10377,7 +12419,7 @@
       <w:tr>
         <w:tc>
           <w:tcPr>
-            <w:tcW w:w="480" w:type="dxa"/>
+            <w:tcW w:w="473" w:type="dxa"/>
             <w:hideMark/>
           </w:tcPr>
           <w:p>
@@ -10398,7 +12440,7 @@
         </w:tc>
         <w:tc>
           <w:tcPr>
-            <w:tcW w:w="1700" w:type="dxa"/>
+            <w:tcW w:w="2074" w:type="dxa"/>
             <w:hideMark/>
           </w:tcPr>
           <w:p>
@@ -10419,7 +12461,7 @@
         </w:tc>
         <w:tc>
           <w:tcPr>
-            <w:tcW w:w="1700" w:type="dxa"/>
+            <w:tcW w:w="1516" w:type="dxa"/>
             <w:hideMark/>
           </w:tcPr>
           <w:p>
@@ -10444,7 +12486,7 @@
         </w:tc>
         <w:tc>
           <w:tcPr>
-            <w:tcW w:w="1200" w:type="dxa"/>
+            <w:tcW w:w="1140" w:type="dxa"/>
             <w:hideMark/>
           </w:tcPr>
           <w:p>
@@ -10459,13 +12501,13 @@
               <w:spacing w:before="2"/>
             </w:pPr>
             <w:r>
-              <w:t>v2.x</w:t>
-            </w:r>
-          </w:p>
-        </w:tc>
-        <w:tc>
-          <w:tcPr>
-            <w:tcW w:w="2080" w:type="dxa"/>
+              <w:t>v5.1.1</w:t>
+            </w:r>
+          </w:p>
+        </w:tc>
+        <w:tc>
+          <w:tcPr>
+            <w:tcW w:w="1910" w:type="dxa"/>
             <w:hideMark/>
           </w:tcPr>
           <w:p>
@@ -10486,7 +12528,7 @@
         </w:tc>
         <w:tc>
           <w:tcPr>
-            <w:tcW w:w="2200" w:type="dxa"/>
+            <w:tcW w:w="2247" w:type="dxa"/>
             <w:hideMark/>
           </w:tcPr>
           <w:p>
@@ -10509,7 +12551,7 @@
       <w:tr>
         <w:tc>
           <w:tcPr>
-            <w:tcW w:w="480" w:type="dxa"/>
+            <w:tcW w:w="473" w:type="dxa"/>
             <w:hideMark/>
           </w:tcPr>
           <w:p>
@@ -10530,7 +12572,7 @@
         </w:tc>
         <w:tc>
           <w:tcPr>
-            <w:tcW w:w="1700" w:type="dxa"/>
+            <w:tcW w:w="2074" w:type="dxa"/>
             <w:hideMark/>
           </w:tcPr>
           <w:p>
@@ -10551,7 +12593,7 @@
         </w:tc>
         <w:tc>
           <w:tcPr>
-            <w:tcW w:w="1700" w:type="dxa"/>
+            <w:tcW w:w="1516" w:type="dxa"/>
             <w:hideMark/>
           </w:tcPr>
           <w:p>
@@ -10576,7 +12618,7 @@
         </w:tc>
         <w:tc>
           <w:tcPr>
-            <w:tcW w:w="1200" w:type="dxa"/>
+            <w:tcW w:w="1140" w:type="dxa"/>
             <w:hideMark/>
           </w:tcPr>
           <w:p>
@@ -10597,7 +12639,7 @@
         </w:tc>
         <w:tc>
           <w:tcPr>
-            <w:tcW w:w="2080" w:type="dxa"/>
+            <w:tcW w:w="1910" w:type="dxa"/>
             <w:hideMark/>
           </w:tcPr>
           <w:p>
@@ -10618,7 +12660,7 @@
         </w:tc>
         <w:tc>
           <w:tcPr>
-            <w:tcW w:w="2200" w:type="dxa"/>
+            <w:tcW w:w="2247" w:type="dxa"/>
             <w:hideMark/>
           </w:tcPr>
           <w:p>
@@ -10633,7 +12675,13 @@
               <w:spacing w:before="2"/>
             </w:pPr>
             <w:r>
-              <w:t>Lightweight, high-performance reverse proxy. Path-based routing. CORS handled at gateway.</w:t>
+              <w:t xml:space="preserve">Lightweight, high-performance reverse proxy. Path-based routing. CORS handled </w:t>
+            </w:r>
+            <w:r>
+              <w:t>it.</w:t>
+            </w:r>
+            <w:r>
+              <w:t xml:space="preserve"> </w:t>
             </w:r>
           </w:p>
         </w:tc>
@@ -10641,7 +12689,7 @@
       <w:tr>
         <w:tc>
           <w:tcPr>
-            <w:tcW w:w="480" w:type="dxa"/>
+            <w:tcW w:w="473" w:type="dxa"/>
             <w:hideMark/>
           </w:tcPr>
           <w:p>
@@ -10656,13 +12704,14 @@
               <w:spacing w:before="2"/>
             </w:pPr>
             <w:r>
+              <w:lastRenderedPageBreak/>
               <w:t>4</w:t>
             </w:r>
           </w:p>
         </w:tc>
         <w:tc>
           <w:tcPr>
-            <w:tcW w:w="1700" w:type="dxa"/>
+            <w:tcW w:w="2074" w:type="dxa"/>
             <w:hideMark/>
           </w:tcPr>
           <w:p>
@@ -10685,7 +12734,7 @@
         </w:tc>
         <w:tc>
           <w:tcPr>
-            <w:tcW w:w="1700" w:type="dxa"/>
+            <w:tcW w:w="1516" w:type="dxa"/>
             <w:hideMark/>
           </w:tcPr>
           <w:p>
@@ -10710,7 +12759,7 @@
         </w:tc>
         <w:tc>
           <w:tcPr>
-            <w:tcW w:w="1200" w:type="dxa"/>
+            <w:tcW w:w="1140" w:type="dxa"/>
             <w:hideMark/>
           </w:tcPr>
           <w:p>
@@ -10727,11 +12776,14 @@
             <w:r>
               <w:t>1.14</w:t>
             </w:r>
-          </w:p>
-        </w:tc>
-        <w:tc>
-          <w:tcPr>
-            <w:tcW w:w="2080" w:type="dxa"/>
+            <w:r>
+              <w:t>.8</w:t>
+            </w:r>
+          </w:p>
+        </w:tc>
+        <w:tc>
+          <w:tcPr>
+            <w:tcW w:w="1910" w:type="dxa"/>
             <w:hideMark/>
           </w:tcPr>
           <w:p>
@@ -10746,17 +12798,13 @@
               <w:spacing w:before="2"/>
             </w:pPr>
             <w:r>
-              <w:t xml:space="preserve">Provision all </w:t>
-            </w:r>
-            <w:r>
-              <w:lastRenderedPageBreak/>
-              <w:t>infrastructure as code</w:t>
-            </w:r>
-          </w:p>
-        </w:tc>
-        <w:tc>
-          <w:tcPr>
-            <w:tcW w:w="2200" w:type="dxa"/>
+              <w:t>Provision all infrastructure as code</w:t>
+            </w:r>
+          </w:p>
+        </w:tc>
+        <w:tc>
+          <w:tcPr>
+            <w:tcW w:w="2247" w:type="dxa"/>
             <w:hideMark/>
           </w:tcPr>
           <w:p>
@@ -10771,12 +12819,7 @@
               <w:spacing w:before="2"/>
             </w:pPr>
             <w:r>
-              <w:lastRenderedPageBreak/>
-              <w:t>Declarative, plan-</w:t>
-            </w:r>
-            <w:r>
-              <w:lastRenderedPageBreak/>
-              <w:t xml:space="preserve">before-apply. </w:t>
+              <w:t xml:space="preserve">Declarative, plan-before-apply. </w:t>
             </w:r>
             <w:proofErr w:type="spellStart"/>
             <w:r>
@@ -10792,7 +12835,7 @@
       <w:tr>
         <w:tc>
           <w:tcPr>
-            <w:tcW w:w="480" w:type="dxa"/>
+            <w:tcW w:w="473" w:type="dxa"/>
             <w:hideMark/>
           </w:tcPr>
           <w:p>
@@ -10807,14 +12850,13 @@
               <w:spacing w:before="2"/>
             </w:pPr>
             <w:r>
-              <w:lastRenderedPageBreak/>
               <w:t>5</w:t>
             </w:r>
           </w:p>
         </w:tc>
         <w:tc>
           <w:tcPr>
-            <w:tcW w:w="1700" w:type="dxa"/>
+            <w:tcW w:w="2074" w:type="dxa"/>
             <w:hideMark/>
           </w:tcPr>
           <w:p>
@@ -10829,13 +12871,16 @@
               <w:spacing w:before="2"/>
             </w:pPr>
             <w:r>
+              <w:t xml:space="preserve">Container </w:t>
+            </w:r>
+            <w:r>
               <w:t>Orchestration</w:t>
             </w:r>
           </w:p>
         </w:tc>
         <w:tc>
           <w:tcPr>
-            <w:tcW w:w="1700" w:type="dxa"/>
+            <w:tcW w:w="1516" w:type="dxa"/>
             <w:hideMark/>
           </w:tcPr>
           <w:p>
@@ -10860,7 +12905,7 @@
         </w:tc>
         <w:tc>
           <w:tcPr>
-            <w:tcW w:w="1200" w:type="dxa"/>
+            <w:tcW w:w="1140" w:type="dxa"/>
             <w:hideMark/>
           </w:tcPr>
           <w:p>
@@ -10875,13 +12920,13 @@
               <w:spacing w:before="2"/>
             </w:pPr>
             <w:r>
-              <w:t>1.29+</w:t>
-            </w:r>
-          </w:p>
-        </w:tc>
-        <w:tc>
-          <w:tcPr>
-            <w:tcW w:w="2080" w:type="dxa"/>
+              <w:t>v1.34.1</w:t>
+            </w:r>
+          </w:p>
+        </w:tc>
+        <w:tc>
+          <w:tcPr>
+            <w:tcW w:w="1910" w:type="dxa"/>
             <w:hideMark/>
           </w:tcPr>
           <w:p>
@@ -10902,7 +12947,7 @@
         </w:tc>
         <w:tc>
           <w:tcPr>
-            <w:tcW w:w="2200" w:type="dxa"/>
+            <w:tcW w:w="2247" w:type="dxa"/>
             <w:hideMark/>
           </w:tcPr>
           <w:p>
@@ -10925,7 +12970,7 @@
       <w:tr>
         <w:tc>
           <w:tcPr>
-            <w:tcW w:w="480" w:type="dxa"/>
+            <w:tcW w:w="473" w:type="dxa"/>
             <w:hideMark/>
           </w:tcPr>
           <w:p>
@@ -10946,7 +12991,7 @@
         </w:tc>
         <w:tc>
           <w:tcPr>
-            <w:tcW w:w="1700" w:type="dxa"/>
+            <w:tcW w:w="2074" w:type="dxa"/>
             <w:hideMark/>
           </w:tcPr>
           <w:p>
@@ -10967,7 +13012,7 @@
         </w:tc>
         <w:tc>
           <w:tcPr>
-            <w:tcW w:w="1700" w:type="dxa"/>
+            <w:tcW w:w="1516" w:type="dxa"/>
             <w:hideMark/>
           </w:tcPr>
           <w:p>
@@ -10992,7 +13037,7 @@
         </w:tc>
         <w:tc>
           <w:tcPr>
-            <w:tcW w:w="1200" w:type="dxa"/>
+            <w:tcW w:w="1140" w:type="dxa"/>
             <w:hideMark/>
           </w:tcPr>
           <w:p>
@@ -11007,13 +13052,13 @@
               <w:spacing w:before="2"/>
             </w:pPr>
             <w:r>
-              <w:t>—</w:t>
-            </w:r>
-          </w:p>
-        </w:tc>
-        <w:tc>
-          <w:tcPr>
-            <w:tcW w:w="2080" w:type="dxa"/>
+              <w:t>Latest</w:t>
+            </w:r>
+          </w:p>
+        </w:tc>
+        <w:tc>
+          <w:tcPr>
+            <w:tcW w:w="1910" w:type="dxa"/>
             <w:hideMark/>
           </w:tcPr>
           <w:p>
@@ -11034,7 +13079,7 @@
         </w:tc>
         <w:tc>
           <w:tcPr>
-            <w:tcW w:w="2200" w:type="dxa"/>
+            <w:tcW w:w="2247" w:type="dxa"/>
             <w:hideMark/>
           </w:tcPr>
           <w:p>
@@ -11057,7 +13102,7 @@
       <w:tr>
         <w:tc>
           <w:tcPr>
-            <w:tcW w:w="480" w:type="dxa"/>
+            <w:tcW w:w="473" w:type="dxa"/>
             <w:hideMark/>
           </w:tcPr>
           <w:p>
@@ -11078,7 +13123,7 @@
         </w:tc>
         <w:tc>
           <w:tcPr>
-            <w:tcW w:w="1700" w:type="dxa"/>
+            <w:tcW w:w="2074" w:type="dxa"/>
             <w:hideMark/>
           </w:tcPr>
           <w:p>
@@ -11099,7 +13144,7 @@
         </w:tc>
         <w:tc>
           <w:tcPr>
-            <w:tcW w:w="1700" w:type="dxa"/>
+            <w:tcW w:w="1516" w:type="dxa"/>
             <w:hideMark/>
           </w:tcPr>
           <w:p>
@@ -11124,7 +13169,7 @@
         </w:tc>
         <w:tc>
           <w:tcPr>
-            <w:tcW w:w="1200" w:type="dxa"/>
+            <w:tcW w:w="1140" w:type="dxa"/>
             <w:hideMark/>
           </w:tcPr>
           <w:p>
@@ -11145,7 +13190,7 @@
         </w:tc>
         <w:tc>
           <w:tcPr>
-            <w:tcW w:w="2080" w:type="dxa"/>
+            <w:tcW w:w="1910" w:type="dxa"/>
             <w:hideMark/>
           </w:tcPr>
           <w:p>
@@ -11166,7 +13211,7 @@
         </w:tc>
         <w:tc>
           <w:tcPr>
-            <w:tcW w:w="2200" w:type="dxa"/>
+            <w:tcW w:w="2247" w:type="dxa"/>
             <w:hideMark/>
           </w:tcPr>
           <w:p>
@@ -11213,7 +13258,7 @@
       <w:tr>
         <w:tc>
           <w:tcPr>
-            <w:tcW w:w="480" w:type="dxa"/>
+            <w:tcW w:w="473" w:type="dxa"/>
             <w:hideMark/>
           </w:tcPr>
           <w:p>
@@ -11234,7 +13279,7 @@
         </w:tc>
         <w:tc>
           <w:tcPr>
-            <w:tcW w:w="1700" w:type="dxa"/>
+            <w:tcW w:w="2074" w:type="dxa"/>
             <w:hideMark/>
           </w:tcPr>
           <w:p>
@@ -11255,7 +13300,7 @@
         </w:tc>
         <w:tc>
           <w:tcPr>
-            <w:tcW w:w="1700" w:type="dxa"/>
+            <w:tcW w:w="1516" w:type="dxa"/>
             <w:hideMark/>
           </w:tcPr>
           <w:p>
@@ -11280,7 +13325,7 @@
         </w:tc>
         <w:tc>
           <w:tcPr>
-            <w:tcW w:w="1200" w:type="dxa"/>
+            <w:tcW w:w="1140" w:type="dxa"/>
             <w:hideMark/>
           </w:tcPr>
           <w:p>
@@ -11301,7 +13346,7 @@
         </w:tc>
         <w:tc>
           <w:tcPr>
-            <w:tcW w:w="2080" w:type="dxa"/>
+            <w:tcW w:w="1910" w:type="dxa"/>
             <w:hideMark/>
           </w:tcPr>
           <w:p>
@@ -11322,7 +13367,7 @@
         </w:tc>
         <w:tc>
           <w:tcPr>
-            <w:tcW w:w="2200" w:type="dxa"/>
+            <w:tcW w:w="2247" w:type="dxa"/>
             <w:hideMark/>
           </w:tcPr>
           <w:p>
@@ -11345,7 +13390,7 @@
       <w:tr>
         <w:tc>
           <w:tcPr>
-            <w:tcW w:w="480" w:type="dxa"/>
+            <w:tcW w:w="473" w:type="dxa"/>
             <w:hideMark/>
           </w:tcPr>
           <w:p>
@@ -11366,7 +13411,7 @@
         </w:tc>
         <w:tc>
           <w:tcPr>
-            <w:tcW w:w="1700" w:type="dxa"/>
+            <w:tcW w:w="2074" w:type="dxa"/>
             <w:hideMark/>
           </w:tcPr>
           <w:p>
@@ -11387,7 +13432,7 @@
         </w:tc>
         <w:tc>
           <w:tcPr>
-            <w:tcW w:w="1700" w:type="dxa"/>
+            <w:tcW w:w="1516" w:type="dxa"/>
             <w:hideMark/>
           </w:tcPr>
           <w:p>
@@ -11416,7 +13461,7 @@
         </w:tc>
         <w:tc>
           <w:tcPr>
-            <w:tcW w:w="1200" w:type="dxa"/>
+            <w:tcW w:w="1140" w:type="dxa"/>
             <w:hideMark/>
           </w:tcPr>
           <w:p>
@@ -11437,7 +13482,7 @@
         </w:tc>
         <w:tc>
           <w:tcPr>
-            <w:tcW w:w="2080" w:type="dxa"/>
+            <w:tcW w:w="1910" w:type="dxa"/>
             <w:hideMark/>
           </w:tcPr>
           <w:p>
@@ -11458,7 +13503,7 @@
         </w:tc>
         <w:tc>
           <w:tcPr>
-            <w:tcW w:w="2200" w:type="dxa"/>
+            <w:tcW w:w="2247" w:type="dxa"/>
             <w:hideMark/>
           </w:tcPr>
           <w:p>
@@ -11474,6 +13519,160 @@
             </w:pPr>
             <w:r>
               <w:t>Purpose-built for static serving. No Node.js overhead in production image.</w:t>
+            </w:r>
+          </w:p>
+        </w:tc>
+      </w:tr>
+      <w:tr>
+        <w:tc>
+          <w:tcPr>
+            <w:tcW w:w="473" w:type="dxa"/>
+          </w:tcPr>
+          <w:p>
+            <w:pPr>
+              <w:widowControl w:val="0"/>
+              <w:tabs>
+                <w:tab w:val="left" w:pos="790"/>
+                <w:tab w:val="right" w:leader="dot" w:pos="8954"/>
+              </w:tabs>
+              <w:autoSpaceDE w:val="0"/>
+              <w:autoSpaceDN w:val="0"/>
+              <w:spacing w:before="2"/>
+            </w:pPr>
+            <w:r>
+              <w:t xml:space="preserve">10 </w:t>
+            </w:r>
+          </w:p>
+        </w:tc>
+        <w:tc>
+          <w:tcPr>
+            <w:tcW w:w="2074" w:type="dxa"/>
+          </w:tcPr>
+          <w:p>
+            <w:pPr>
+              <w:widowControl w:val="0"/>
+              <w:tabs>
+                <w:tab w:val="left" w:pos="790"/>
+                <w:tab w:val="right" w:leader="dot" w:pos="8954"/>
+              </w:tabs>
+              <w:autoSpaceDE w:val="0"/>
+              <w:autoSpaceDN w:val="0"/>
+              <w:spacing w:before="2"/>
+            </w:pPr>
+            <w:r>
+              <w:t>Version Control</w:t>
+            </w:r>
+          </w:p>
+          <w:p>
+            <w:pPr>
+              <w:widowControl w:val="0"/>
+              <w:tabs>
+                <w:tab w:val="left" w:pos="790"/>
+                <w:tab w:val="right" w:leader="dot" w:pos="8954"/>
+              </w:tabs>
+              <w:autoSpaceDE w:val="0"/>
+              <w:autoSpaceDN w:val="0"/>
+              <w:spacing w:before="2"/>
+            </w:pPr>
+            <w:r>
+              <w:t xml:space="preserve">GitHub Project Repository Link: </w:t>
+            </w:r>
+          </w:p>
+        </w:tc>
+        <w:tc>
+          <w:tcPr>
+            <w:tcW w:w="1516" w:type="dxa"/>
+          </w:tcPr>
+          <w:p>
+            <w:pPr>
+              <w:widowControl w:val="0"/>
+              <w:tabs>
+                <w:tab w:val="left" w:pos="790"/>
+                <w:tab w:val="right" w:leader="dot" w:pos="8954"/>
+              </w:tabs>
+              <w:autoSpaceDE w:val="0"/>
+              <w:autoSpaceDN w:val="0"/>
+              <w:spacing w:before="2"/>
+              <w:rPr>
+                <w:b/>
+                <w:bCs/>
+              </w:rPr>
+            </w:pPr>
+            <w:r>
+              <w:rPr>
+                <w:b/>
+                <w:bCs/>
+              </w:rPr>
+              <w:t xml:space="preserve">Git + </w:t>
+            </w:r>
+            <w:proofErr w:type="spellStart"/>
+            <w:r>
+              <w:rPr>
+                <w:b/>
+                <w:bCs/>
+              </w:rPr>
+              <w:t>GoitHub</w:t>
+            </w:r>
+            <w:proofErr w:type="spellEnd"/>
+          </w:p>
+        </w:tc>
+        <w:tc>
+          <w:tcPr>
+            <w:tcW w:w="1140" w:type="dxa"/>
+          </w:tcPr>
+          <w:p>
+            <w:pPr>
+              <w:widowControl w:val="0"/>
+              <w:tabs>
+                <w:tab w:val="left" w:pos="790"/>
+                <w:tab w:val="right" w:leader="dot" w:pos="8954"/>
+              </w:tabs>
+              <w:autoSpaceDE w:val="0"/>
+              <w:autoSpaceDN w:val="0"/>
+              <w:spacing w:before="2"/>
+            </w:pPr>
+            <w:r>
+              <w:t>v2.47.1</w:t>
+            </w:r>
+          </w:p>
+        </w:tc>
+        <w:tc>
+          <w:tcPr>
+            <w:tcW w:w="1910" w:type="dxa"/>
+          </w:tcPr>
+          <w:p>
+            <w:pPr>
+              <w:widowControl w:val="0"/>
+              <w:tabs>
+                <w:tab w:val="left" w:pos="790"/>
+                <w:tab w:val="right" w:leader="dot" w:pos="8954"/>
+              </w:tabs>
+              <w:autoSpaceDE w:val="0"/>
+              <w:autoSpaceDN w:val="0"/>
+              <w:spacing w:before="2"/>
+            </w:pPr>
+            <w:r>
+              <w:t>Source code versioning and collaboration</w:t>
+            </w:r>
+          </w:p>
+        </w:tc>
+        <w:tc>
+          <w:tcPr>
+            <w:tcW w:w="2247" w:type="dxa"/>
+          </w:tcPr>
+          <w:p>
+            <w:pPr>
+              <w:widowControl w:val="0"/>
+              <w:tabs>
+                <w:tab w:val="left" w:pos="790"/>
+                <w:tab w:val="right" w:leader="dot" w:pos="8954"/>
+              </w:tabs>
+              <w:autoSpaceDE w:val="0"/>
+              <w:autoSpaceDN w:val="0"/>
+              <w:spacing w:before="2"/>
+            </w:pPr>
+            <w:r>
+              <w:t>Industry standard. GitHub Actions CI/CD requires GitHub. Docker Hub secrets configured per repo.</w:t>
             </w:r>
           </w:p>
         </w:tc>
@@ -11492,8 +13691,8 @@
       </w:pPr>
     </w:p>
     <w:sectPr>
-      <w:headerReference w:type="default" r:id="rId11"/>
-      <w:footerReference w:type="default" r:id="rId12"/>
+      <w:headerReference w:type="default" r:id="rId24"/>
+      <w:footerReference w:type="default" r:id="rId25"/>
       <w:pgSz w:w="11906" w:h="16838"/>
       <w:pgMar w:top="1440" w:right="1440" w:bottom="1440" w:left="1440" w:header="708" w:footer="708" w:gutter="0"/>
       <w:pgBorders w:offsetFrom="page">
@@ -11779,6 +13978,119 @@
 <file path=word/numbering.xml><?xml version="1.0" encoding="utf-8"?>
 <w:numbering xmlns:wpc="http://schemas.microsoft.com/office/word/2010/wordprocessingCanvas" xmlns:cx="http://schemas.microsoft.com/office/drawing/2014/chartex" xmlns:cx1="http://schemas.microsoft.com/office/drawing/2015/9/8/chartex" xmlns:cx2="http://schemas.microsoft.com/office/drawing/2015/10/21/chartex" xmlns:cx3="http://schemas.microsoft.com/office/drawing/2016/5/9/chartex" xmlns:cx4="http://schemas.microsoft.com/office/drawing/2016/5/10/chartex" xmlns:cx5="http://schemas.microsoft.com/office/drawing/2016/5/11/chartex" xmlns:cx6="http://schemas.microsoft.com/office/drawing/2016/5/12/chartex" xmlns:cx7="http://schemas.microsoft.com/office/drawing/2016/5/13/chartex" xmlns:cx8="http://schemas.microsoft.com/office/drawing/2016/5/14/chartex" xmlns:mc="http://schemas.openxmlformats.org/markup-compatibility/2006" xmlns:aink="http://schemas.microsoft.com/office/drawing/2016/ink" xmlns:am3d="http://schemas.microsoft.com/office/drawing/2017/model3d" xmlns:o="urn:schemas-microsoft-com:office:office" xmlns:oel="http://schemas.microsoft.com/office/2019/extlst" xmlns:r="http://schemas.openxmlformats.org/officeDocument/2006/relationships" xmlns:m="http://schemas.openxmlformats.org/officeDocument/2006/math" xmlns:v="urn:schemas-microsoft-com:vml" xmlns:wp14="http://schemas.microsoft.com/office/word/2010/wordprocessingDrawing" xmlns:wp="http://schemas.openxmlformats.org/drawingml/2006/wordprocessingDrawing" xmlns:w10="urn:schemas-microsoft-com:office:word" xmlns:w="http://schemas.openxmlformats.org/wordprocessingml/2006/main" xmlns:w14="http://schemas.microsoft.com/office/word/2010/wordml" xmlns:w15="http://schemas.microsoft.com/office/word/2012/wordml" xmlns:w16cex="http://schemas.microsoft.com/office/word/2018/wordml/cex" xmlns:w16cid="http://schemas.microsoft.com/office/word/2016/wordml/cid" xmlns:w16="http://schemas.microsoft.com/office/word/2018/wordml" xmlns:w16du="http://schemas.microsoft.com/office/word/2023/wordml/word16du" xmlns:w16sdtdh="http://schemas.microsoft.com/office/word/2020/wordml/sdtdatahash" xmlns:w16sdtfl="http://schemas.microsoft.com/office/word/2024/wordml/sdtformatlock" xmlns:w16se="http://schemas.microsoft.com/office/word/2015/wordml/symex" xmlns:wpg="http://schemas.microsoft.com/office/word/2010/wordprocessingGroup" xmlns:wpi="http://schemas.microsoft.com/office/word/2010/wordprocessingInk" xmlns:wne="http://schemas.microsoft.com/office/word/2006/wordml" xmlns:wps="http://schemas.microsoft.com/office/word/2010/wordprocessingShape" mc:Ignorable="w14 w15 w16se w16cid w16 w16cex w16sdtdh w16sdtfl w16du wp14">
   <w:abstractNum w:abstractNumId="0" w15:restartNumberingAfterBreak="0">
+    <w:nsid w:val="000F677F"/>
+    <w:multiLevelType w:val="multilevel"/>
+    <w:tmpl w:val="68CCCA4C"/>
+    <w:lvl w:ilvl="0">
+      <w:start w:val="2"/>
+      <w:numFmt w:val="decimal"/>
+      <w:lvlText w:val="%1"/>
+      <w:lvlJc w:val="left"/>
+      <w:pPr>
+        <w:ind w:left="516" w:hanging="516"/>
+      </w:pPr>
+      <w:rPr>
+        <w:rFonts w:hint="default"/>
+      </w:rPr>
+    </w:lvl>
+    <w:lvl w:ilvl="1">
+      <w:start w:val="10"/>
+      <w:numFmt w:val="decimal"/>
+      <w:lvlText w:val="%1.%2"/>
+      <w:lvlJc w:val="left"/>
+      <w:pPr>
+        <w:ind w:left="720" w:hanging="720"/>
+      </w:pPr>
+      <w:rPr>
+        <w:rFonts w:hint="default"/>
+      </w:rPr>
+    </w:lvl>
+    <w:lvl w:ilvl="2">
+      <w:start w:val="1"/>
+      <w:numFmt w:val="decimal"/>
+      <w:lvlText w:val="%1.%2.%3"/>
+      <w:lvlJc w:val="left"/>
+      <w:pPr>
+        <w:ind w:left="720" w:hanging="720"/>
+      </w:pPr>
+      <w:rPr>
+        <w:rFonts w:hint="default"/>
+      </w:rPr>
+    </w:lvl>
+    <w:lvl w:ilvl="3">
+      <w:start w:val="1"/>
+      <w:numFmt w:val="decimal"/>
+      <w:lvlText w:val="%1.%2.%3.%4"/>
+      <w:lvlJc w:val="left"/>
+      <w:pPr>
+        <w:ind w:left="1080" w:hanging="1080"/>
+      </w:pPr>
+      <w:rPr>
+        <w:rFonts w:hint="default"/>
+      </w:rPr>
+    </w:lvl>
+    <w:lvl w:ilvl="4">
+      <w:start w:val="1"/>
+      <w:numFmt w:val="decimal"/>
+      <w:lvlText w:val="%1.%2.%3.%4.%5"/>
+      <w:lvlJc w:val="left"/>
+      <w:pPr>
+        <w:ind w:left="1080" w:hanging="1080"/>
+      </w:pPr>
+      <w:rPr>
+        <w:rFonts w:hint="default"/>
+      </w:rPr>
+    </w:lvl>
+    <w:lvl w:ilvl="5">
+      <w:start w:val="1"/>
+      <w:numFmt w:val="decimal"/>
+      <w:lvlText w:val="%1.%2.%3.%4.%5.%6"/>
+      <w:lvlJc w:val="left"/>
+      <w:pPr>
+        <w:ind w:left="1440" w:hanging="1440"/>
+      </w:pPr>
+      <w:rPr>
+        <w:rFonts w:hint="default"/>
+      </w:rPr>
+    </w:lvl>
+    <w:lvl w:ilvl="6">
+      <w:start w:val="1"/>
+      <w:numFmt w:val="decimal"/>
+      <w:lvlText w:val="%1.%2.%3.%4.%5.%6.%7"/>
+      <w:lvlJc w:val="left"/>
+      <w:pPr>
+        <w:ind w:left="1800" w:hanging="1800"/>
+      </w:pPr>
+      <w:rPr>
+        <w:rFonts w:hint="default"/>
+      </w:rPr>
+    </w:lvl>
+    <w:lvl w:ilvl="7">
+      <w:start w:val="1"/>
+      <w:numFmt w:val="decimal"/>
+      <w:lvlText w:val="%1.%2.%3.%4.%5.%6.%7.%8"/>
+      <w:lvlJc w:val="left"/>
+      <w:pPr>
+        <w:ind w:left="1800" w:hanging="1800"/>
+      </w:pPr>
+      <w:rPr>
+        <w:rFonts w:hint="default"/>
+      </w:rPr>
+    </w:lvl>
+    <w:lvl w:ilvl="8">
+      <w:start w:val="1"/>
+      <w:numFmt w:val="decimal"/>
+      <w:lvlText w:val="%1.%2.%3.%4.%5.%6.%7.%8.%9"/>
+      <w:lvlJc w:val="left"/>
+      <w:pPr>
+        <w:ind w:left="2160" w:hanging="2160"/>
+      </w:pPr>
+      <w:rPr>
+        <w:rFonts w:hint="default"/>
+      </w:rPr>
+    </w:lvl>
+  </w:abstractNum>
+  <w:abstractNum w:abstractNumId="1" w15:restartNumberingAfterBreak="0">
     <w:nsid w:val="053D1C3A"/>
     <w:multiLevelType w:val="hybridMultilevel"/>
     <w:tmpl w:val="0382DCDE"/>
@@ -11870,7 +14182,7 @@
       </w:pPr>
     </w:lvl>
   </w:abstractNum>
-  <w:abstractNum w:abstractNumId="1" w15:restartNumberingAfterBreak="0">
+  <w:abstractNum w:abstractNumId="2" w15:restartNumberingAfterBreak="0">
     <w:nsid w:val="065F089E"/>
     <w:multiLevelType w:val="multilevel"/>
     <w:tmpl w:val="7FD6B022"/>
@@ -12019,7 +14331,7 @@
       </w:rPr>
     </w:lvl>
   </w:abstractNum>
-  <w:abstractNum w:abstractNumId="2" w15:restartNumberingAfterBreak="0">
+  <w:abstractNum w:abstractNumId="3" w15:restartNumberingAfterBreak="0">
     <w:nsid w:val="076610C9"/>
     <w:multiLevelType w:val="multilevel"/>
     <w:tmpl w:val="31F2834A"/>
@@ -12168,7 +14480,7 @@
       </w:rPr>
     </w:lvl>
   </w:abstractNum>
-  <w:abstractNum w:abstractNumId="3" w15:restartNumberingAfterBreak="0">
+  <w:abstractNum w:abstractNumId="4" w15:restartNumberingAfterBreak="0">
     <w:nsid w:val="0AD421D4"/>
     <w:multiLevelType w:val="multilevel"/>
     <w:tmpl w:val="09F8CB78"/>
@@ -12317,7 +14629,7 @@
       </w:rPr>
     </w:lvl>
   </w:abstractNum>
-  <w:abstractNum w:abstractNumId="4" w15:restartNumberingAfterBreak="0">
+  <w:abstractNum w:abstractNumId="5" w15:restartNumberingAfterBreak="0">
     <w:nsid w:val="0CF36A06"/>
     <w:multiLevelType w:val="multilevel"/>
     <w:tmpl w:val="59D23A60"/>
@@ -12449,7 +14761,7 @@
       </w:rPr>
     </w:lvl>
   </w:abstractNum>
-  <w:abstractNum w:abstractNumId="5" w15:restartNumberingAfterBreak="0">
+  <w:abstractNum w:abstractNumId="6" w15:restartNumberingAfterBreak="0">
     <w:nsid w:val="0DE37AA4"/>
     <w:multiLevelType w:val="hybridMultilevel"/>
     <w:tmpl w:val="1BEC830E"/>
@@ -12541,7 +14853,7 @@
       </w:pPr>
     </w:lvl>
   </w:abstractNum>
-  <w:abstractNum w:abstractNumId="6" w15:restartNumberingAfterBreak="0">
+  <w:abstractNum w:abstractNumId="7" w15:restartNumberingAfterBreak="0">
     <w:nsid w:val="0E32525B"/>
     <w:multiLevelType w:val="multilevel"/>
     <w:tmpl w:val="7FD6B022"/>
@@ -12690,7 +15002,7 @@
       </w:rPr>
     </w:lvl>
   </w:abstractNum>
-  <w:abstractNum w:abstractNumId="7" w15:restartNumberingAfterBreak="0">
+  <w:abstractNum w:abstractNumId="8" w15:restartNumberingAfterBreak="0">
     <w:nsid w:val="0F3F1F9D"/>
     <w:multiLevelType w:val="multilevel"/>
     <w:tmpl w:val="28D628A4"/>
@@ -12839,7 +15151,7 @@
       </w:rPr>
     </w:lvl>
   </w:abstractNum>
-  <w:abstractNum w:abstractNumId="8" w15:restartNumberingAfterBreak="0">
+  <w:abstractNum w:abstractNumId="9" w15:restartNumberingAfterBreak="0">
     <w:nsid w:val="0FA30A53"/>
     <w:multiLevelType w:val="hybridMultilevel"/>
     <w:tmpl w:val="A8CE576A"/>
@@ -12849,7 +15161,7 @@
       <w:lvlText w:val=""/>
       <w:lvlJc w:val="left"/>
       <w:pPr>
-        <w:ind w:left="360" w:hanging="360"/>
+        <w:ind w:left="720" w:hanging="360"/>
       </w:pPr>
       <w:rPr>
         <w:rFonts w:ascii="Symbol" w:hAnsi="Symbol" w:hint="default"/>
@@ -12861,7 +15173,7 @@
       <w:lvlText w:val="o"/>
       <w:lvlJc w:val="left"/>
       <w:pPr>
-        <w:ind w:left="1080" w:hanging="360"/>
+        <w:ind w:left="1440" w:hanging="360"/>
       </w:pPr>
       <w:rPr>
         <w:rFonts w:ascii="Courier New" w:hAnsi="Courier New" w:cs="Courier New" w:hint="default"/>
@@ -12873,7 +15185,7 @@
       <w:lvlText w:val=""/>
       <w:lvlJc w:val="left"/>
       <w:pPr>
-        <w:ind w:left="1800" w:hanging="360"/>
+        <w:ind w:left="2160" w:hanging="360"/>
       </w:pPr>
       <w:rPr>
         <w:rFonts w:ascii="Wingdings" w:hAnsi="Wingdings" w:hint="default"/>
@@ -12885,7 +15197,7 @@
       <w:lvlText w:val=""/>
       <w:lvlJc w:val="left"/>
       <w:pPr>
-        <w:ind w:left="2520" w:hanging="360"/>
+        <w:ind w:left="2880" w:hanging="360"/>
       </w:pPr>
       <w:rPr>
         <w:rFonts w:ascii="Symbol" w:hAnsi="Symbol" w:hint="default"/>
@@ -12897,7 +15209,7 @@
       <w:lvlText w:val="o"/>
       <w:lvlJc w:val="left"/>
       <w:pPr>
-        <w:ind w:left="3240" w:hanging="360"/>
+        <w:ind w:left="3600" w:hanging="360"/>
       </w:pPr>
       <w:rPr>
         <w:rFonts w:ascii="Courier New" w:hAnsi="Courier New" w:cs="Courier New" w:hint="default"/>
@@ -12909,7 +15221,7 @@
       <w:lvlText w:val=""/>
       <w:lvlJc w:val="left"/>
       <w:pPr>
-        <w:ind w:left="3960" w:hanging="360"/>
+        <w:ind w:left="4320" w:hanging="360"/>
       </w:pPr>
       <w:rPr>
         <w:rFonts w:ascii="Wingdings" w:hAnsi="Wingdings" w:hint="default"/>
@@ -12921,7 +15233,7 @@
       <w:lvlText w:val=""/>
       <w:lvlJc w:val="left"/>
       <w:pPr>
-        <w:ind w:left="4680" w:hanging="360"/>
+        <w:ind w:left="5040" w:hanging="360"/>
       </w:pPr>
       <w:rPr>
         <w:rFonts w:ascii="Symbol" w:hAnsi="Symbol" w:hint="default"/>
@@ -12933,7 +15245,7 @@
       <w:lvlText w:val="o"/>
       <w:lvlJc w:val="left"/>
       <w:pPr>
-        <w:ind w:left="5400" w:hanging="360"/>
+        <w:ind w:left="5760" w:hanging="360"/>
       </w:pPr>
       <w:rPr>
         <w:rFonts w:ascii="Courier New" w:hAnsi="Courier New" w:cs="Courier New" w:hint="default"/>
@@ -12945,14 +15257,14 @@
       <w:lvlText w:val=""/>
       <w:lvlJc w:val="left"/>
       <w:pPr>
-        <w:ind w:left="6120" w:hanging="360"/>
+        <w:ind w:left="6480" w:hanging="360"/>
       </w:pPr>
       <w:rPr>
         <w:rFonts w:ascii="Wingdings" w:hAnsi="Wingdings" w:hint="default"/>
       </w:rPr>
     </w:lvl>
   </w:abstractNum>
-  <w:abstractNum w:abstractNumId="9" w15:restartNumberingAfterBreak="0">
+  <w:abstractNum w:abstractNumId="10" w15:restartNumberingAfterBreak="0">
     <w:nsid w:val="13C23114"/>
     <w:multiLevelType w:val="multilevel"/>
     <w:tmpl w:val="0D1EB39C"/>
@@ -13101,7 +15413,7 @@
       </w:rPr>
     </w:lvl>
   </w:abstractNum>
-  <w:abstractNum w:abstractNumId="10" w15:restartNumberingAfterBreak="0">
+  <w:abstractNum w:abstractNumId="11" w15:restartNumberingAfterBreak="0">
     <w:nsid w:val="22222437"/>
     <w:multiLevelType w:val="multilevel"/>
     <w:tmpl w:val="F3326394"/>
@@ -13250,7 +15562,7 @@
       </w:rPr>
     </w:lvl>
   </w:abstractNum>
-  <w:abstractNum w:abstractNumId="11" w15:restartNumberingAfterBreak="0">
+  <w:abstractNum w:abstractNumId="12" w15:restartNumberingAfterBreak="0">
     <w:nsid w:val="255A213F"/>
     <w:multiLevelType w:val="hybridMultilevel"/>
     <w:tmpl w:val="6A04ACA4"/>
@@ -13336,7 +15648,7 @@
       </w:pPr>
     </w:lvl>
   </w:abstractNum>
-  <w:abstractNum w:abstractNumId="12" w15:restartNumberingAfterBreak="0">
+  <w:abstractNum w:abstractNumId="13" w15:restartNumberingAfterBreak="0">
     <w:nsid w:val="26041ED7"/>
     <w:multiLevelType w:val="hybridMultilevel"/>
     <w:tmpl w:val="9C6E9B12"/>
@@ -13449,7 +15761,7 @@
       </w:rPr>
     </w:lvl>
   </w:abstractNum>
-  <w:abstractNum w:abstractNumId="13" w15:restartNumberingAfterBreak="0">
+  <w:abstractNum w:abstractNumId="14" w15:restartNumberingAfterBreak="0">
     <w:nsid w:val="29013BF4"/>
     <w:multiLevelType w:val="hybridMultilevel"/>
     <w:tmpl w:val="5E86C144"/>
@@ -13527,7 +15839,7 @@
       </w:pPr>
     </w:lvl>
   </w:abstractNum>
-  <w:abstractNum w:abstractNumId="14" w15:restartNumberingAfterBreak="0">
+  <w:abstractNum w:abstractNumId="15" w15:restartNumberingAfterBreak="0">
     <w:nsid w:val="2AC87F54"/>
     <w:multiLevelType w:val="multilevel"/>
     <w:tmpl w:val="26BA2B34"/>
@@ -13676,7 +15988,7 @@
       </w:rPr>
     </w:lvl>
   </w:abstractNum>
-  <w:abstractNum w:abstractNumId="15" w15:restartNumberingAfterBreak="0">
+  <w:abstractNum w:abstractNumId="16" w15:restartNumberingAfterBreak="0">
     <w:nsid w:val="2C8060D6"/>
     <w:multiLevelType w:val="multilevel"/>
     <w:tmpl w:val="7FD6B022"/>
@@ -13825,7 +16137,7 @@
       </w:rPr>
     </w:lvl>
   </w:abstractNum>
-  <w:abstractNum w:abstractNumId="16" w15:restartNumberingAfterBreak="0">
+  <w:abstractNum w:abstractNumId="17" w15:restartNumberingAfterBreak="0">
     <w:nsid w:val="308B7EBC"/>
     <w:multiLevelType w:val="multilevel"/>
     <w:tmpl w:val="7FD6B022"/>
@@ -13974,7 +16286,7 @@
       </w:rPr>
     </w:lvl>
   </w:abstractNum>
-  <w:abstractNum w:abstractNumId="17" w15:restartNumberingAfterBreak="0">
+  <w:abstractNum w:abstractNumId="18" w15:restartNumberingAfterBreak="0">
     <w:nsid w:val="322E40BF"/>
     <w:multiLevelType w:val="hybridMultilevel"/>
     <w:tmpl w:val="573C1376"/>
@@ -14052,7 +16364,7 @@
       </w:pPr>
     </w:lvl>
   </w:abstractNum>
-  <w:abstractNum w:abstractNumId="18" w15:restartNumberingAfterBreak="0">
+  <w:abstractNum w:abstractNumId="19" w15:restartNumberingAfterBreak="0">
     <w:nsid w:val="34A25A74"/>
     <w:multiLevelType w:val="hybridMultilevel"/>
     <w:tmpl w:val="D1FC5DA0"/>
@@ -14165,7 +16477,7 @@
       </w:rPr>
     </w:lvl>
   </w:abstractNum>
-  <w:abstractNum w:abstractNumId="19" w15:restartNumberingAfterBreak="0">
+  <w:abstractNum w:abstractNumId="20" w15:restartNumberingAfterBreak="0">
     <w:nsid w:val="36397212"/>
     <w:multiLevelType w:val="multilevel"/>
     <w:tmpl w:val="F1607EDA"/>
@@ -14314,7 +16626,7 @@
       </w:rPr>
     </w:lvl>
   </w:abstractNum>
-  <w:abstractNum w:abstractNumId="20" w15:restartNumberingAfterBreak="0">
+  <w:abstractNum w:abstractNumId="21" w15:restartNumberingAfterBreak="0">
     <w:nsid w:val="39536F92"/>
     <w:multiLevelType w:val="multilevel"/>
     <w:tmpl w:val="7FD6B022"/>
@@ -14463,7 +16775,120 @@
       </w:rPr>
     </w:lvl>
   </w:abstractNum>
-  <w:abstractNum w:abstractNumId="21" w15:restartNumberingAfterBreak="0">
+  <w:abstractNum w:abstractNumId="22" w15:restartNumberingAfterBreak="0">
+    <w:nsid w:val="3B974172"/>
+    <w:multiLevelType w:val="multilevel"/>
+    <w:tmpl w:val="E4EE1A9C"/>
+    <w:lvl w:ilvl="0">
+      <w:start w:val="2"/>
+      <w:numFmt w:val="decimal"/>
+      <w:lvlText w:val="%1"/>
+      <w:lvlJc w:val="left"/>
+      <w:pPr>
+        <w:ind w:left="516" w:hanging="516"/>
+      </w:pPr>
+      <w:rPr>
+        <w:rFonts w:hint="default"/>
+      </w:rPr>
+    </w:lvl>
+    <w:lvl w:ilvl="1">
+      <w:start w:val="10"/>
+      <w:numFmt w:val="decimal"/>
+      <w:lvlText w:val="%1.%2"/>
+      <w:lvlJc w:val="left"/>
+      <w:pPr>
+        <w:ind w:left="1510" w:hanging="720"/>
+      </w:pPr>
+      <w:rPr>
+        <w:rFonts w:hint="default"/>
+      </w:rPr>
+    </w:lvl>
+    <w:lvl w:ilvl="2">
+      <w:start w:val="1"/>
+      <w:numFmt w:val="decimal"/>
+      <w:lvlText w:val="%1.%2.%3"/>
+      <w:lvlJc w:val="left"/>
+      <w:pPr>
+        <w:ind w:left="2300" w:hanging="720"/>
+      </w:pPr>
+      <w:rPr>
+        <w:rFonts w:hint="default"/>
+      </w:rPr>
+    </w:lvl>
+    <w:lvl w:ilvl="3">
+      <w:start w:val="1"/>
+      <w:numFmt w:val="decimal"/>
+      <w:lvlText w:val="%1.%2.%3.%4"/>
+      <w:lvlJc w:val="left"/>
+      <w:pPr>
+        <w:ind w:left="3450" w:hanging="1080"/>
+      </w:pPr>
+      <w:rPr>
+        <w:rFonts w:hint="default"/>
+      </w:rPr>
+    </w:lvl>
+    <w:lvl w:ilvl="4">
+      <w:start w:val="1"/>
+      <w:numFmt w:val="decimal"/>
+      <w:lvlText w:val="%1.%2.%3.%4.%5"/>
+      <w:lvlJc w:val="left"/>
+      <w:pPr>
+        <w:ind w:left="4240" w:hanging="1080"/>
+      </w:pPr>
+      <w:rPr>
+        <w:rFonts w:hint="default"/>
+      </w:rPr>
+    </w:lvl>
+    <w:lvl w:ilvl="5">
+      <w:start w:val="1"/>
+      <w:numFmt w:val="decimal"/>
+      <w:lvlText w:val="%1.%2.%3.%4.%5.%6"/>
+      <w:lvlJc w:val="left"/>
+      <w:pPr>
+        <w:ind w:left="5390" w:hanging="1440"/>
+      </w:pPr>
+      <w:rPr>
+        <w:rFonts w:hint="default"/>
+      </w:rPr>
+    </w:lvl>
+    <w:lvl w:ilvl="6">
+      <w:start w:val="1"/>
+      <w:numFmt w:val="decimal"/>
+      <w:lvlText w:val="%1.%2.%3.%4.%5.%6.%7"/>
+      <w:lvlJc w:val="left"/>
+      <w:pPr>
+        <w:ind w:left="6540" w:hanging="1800"/>
+      </w:pPr>
+      <w:rPr>
+        <w:rFonts w:hint="default"/>
+      </w:rPr>
+    </w:lvl>
+    <w:lvl w:ilvl="7">
+      <w:start w:val="1"/>
+      <w:numFmt w:val="decimal"/>
+      <w:lvlText w:val="%1.%2.%3.%4.%5.%6.%7.%8"/>
+      <w:lvlJc w:val="left"/>
+      <w:pPr>
+        <w:ind w:left="7330" w:hanging="1800"/>
+      </w:pPr>
+      <w:rPr>
+        <w:rFonts w:hint="default"/>
+      </w:rPr>
+    </w:lvl>
+    <w:lvl w:ilvl="8">
+      <w:start w:val="1"/>
+      <w:numFmt w:val="decimal"/>
+      <w:lvlText w:val="%1.%2.%3.%4.%5.%6.%7.%8.%9"/>
+      <w:lvlJc w:val="left"/>
+      <w:pPr>
+        <w:ind w:left="8480" w:hanging="2160"/>
+      </w:pPr>
+      <w:rPr>
+        <w:rFonts w:hint="default"/>
+      </w:rPr>
+    </w:lvl>
+  </w:abstractNum>
+  <w:abstractNum w:abstractNumId="23" w15:restartNumberingAfterBreak="0">
     <w:nsid w:val="42864B04"/>
     <w:multiLevelType w:val="hybridMultilevel"/>
     <w:tmpl w:val="4BBE4F38"/>
@@ -14555,7 +16980,85 @@
       </w:pPr>
     </w:lvl>
   </w:abstractNum>
-  <w:abstractNum w:abstractNumId="22" w15:restartNumberingAfterBreak="0">
+  <w:abstractNum w:abstractNumId="24" w15:restartNumberingAfterBreak="0">
+    <w:nsid w:val="441A511D"/>
+    <w:multiLevelType w:val="hybridMultilevel"/>
+    <w:tmpl w:val="1714B018"/>
+    <w:lvl w:ilvl="0" w:tplc="26BC8754">
+      <w:start w:val="1"/>
+      <w:numFmt w:val="bullet"/>
+      <w:lvlText w:val="•"/>
+      <w:lvlJc w:val="left"/>
+      <w:pPr>
+        <w:ind w:left="720" w:hanging="360"/>
+      </w:pPr>
+    </w:lvl>
+    <w:lvl w:ilvl="1" w:tplc="465CAE7A">
+      <w:numFmt w:val="decimal"/>
+      <w:lvlText w:val=""/>
+      <w:lvlJc w:val="left"/>
+      <w:pPr>
+        <w:ind w:left="0" w:firstLine="0"/>
+      </w:pPr>
+    </w:lvl>
+    <w:lvl w:ilvl="2" w:tplc="0E0895CA">
+      <w:numFmt w:val="decimal"/>
+      <w:lvlText w:val=""/>
+      <w:lvlJc w:val="left"/>
+      <w:pPr>
+        <w:ind w:left="0" w:firstLine="0"/>
+      </w:pPr>
+    </w:lvl>
+    <w:lvl w:ilvl="3" w:tplc="D0F4E138">
+      <w:numFmt w:val="decimal"/>
+      <w:lvlText w:val=""/>
+      <w:lvlJc w:val="left"/>
+      <w:pPr>
+        <w:ind w:left="0" w:firstLine="0"/>
+      </w:pPr>
+    </w:lvl>
+    <w:lvl w:ilvl="4" w:tplc="B4827EFC">
+      <w:numFmt w:val="decimal"/>
+      <w:lvlText w:val=""/>
+      <w:lvlJc w:val="left"/>
+      <w:pPr>
+        <w:ind w:left="0" w:firstLine="0"/>
+      </w:pPr>
+    </w:lvl>
+    <w:lvl w:ilvl="5" w:tplc="2D5C8180">
+      <w:numFmt w:val="decimal"/>
+      <w:lvlText w:val=""/>
+      <w:lvlJc w:val="left"/>
+      <w:pPr>
+        <w:ind w:left="0" w:firstLine="0"/>
+      </w:pPr>
+    </w:lvl>
+    <w:lvl w:ilvl="6" w:tplc="87B46F74">
+      <w:numFmt w:val="decimal"/>
+      <w:lvlText w:val=""/>
+      <w:lvlJc w:val="left"/>
+      <w:pPr>
+        <w:ind w:left="0" w:firstLine="0"/>
+      </w:pPr>
+    </w:lvl>
+    <w:lvl w:ilvl="7" w:tplc="46929B16">
+      <w:numFmt w:val="decimal"/>
+      <w:lvlText w:val=""/>
+      <w:lvlJc w:val="left"/>
+      <w:pPr>
+        <w:ind w:left="0" w:firstLine="0"/>
+      </w:pPr>
+    </w:lvl>
+    <w:lvl w:ilvl="8" w:tplc="262A6C60">
+      <w:numFmt w:val="decimal"/>
+      <w:lvlText w:val=""/>
+      <w:lvlJc w:val="left"/>
+      <w:pPr>
+        <w:ind w:left="0" w:firstLine="0"/>
+      </w:pPr>
+    </w:lvl>
+  </w:abstractNum>
+  <w:abstractNum w:abstractNumId="25" w15:restartNumberingAfterBreak="0">
     <w:nsid w:val="45A87150"/>
     <w:multiLevelType w:val="multilevel"/>
     <w:tmpl w:val="131EDE14"/>
@@ -14684,7 +17187,7 @@
       </w:rPr>
     </w:lvl>
   </w:abstractNum>
-  <w:abstractNum w:abstractNumId="23" w15:restartNumberingAfterBreak="0">
+  <w:abstractNum w:abstractNumId="26" w15:restartNumberingAfterBreak="0">
     <w:nsid w:val="4C9C4873"/>
     <w:multiLevelType w:val="multilevel"/>
     <w:tmpl w:val="48683FE2"/>
@@ -14833,7 +17336,7 @@
       </w:rPr>
     </w:lvl>
   </w:abstractNum>
-  <w:abstractNum w:abstractNumId="24" w15:restartNumberingAfterBreak="0">
+  <w:abstractNum w:abstractNumId="27" w15:restartNumberingAfterBreak="0">
     <w:nsid w:val="53832066"/>
     <w:multiLevelType w:val="multilevel"/>
     <w:tmpl w:val="529A520C"/>
@@ -14982,7 +17485,7 @@
       </w:rPr>
     </w:lvl>
   </w:abstractNum>
-  <w:abstractNum w:abstractNumId="25" w15:restartNumberingAfterBreak="0">
+  <w:abstractNum w:abstractNumId="28" w15:restartNumberingAfterBreak="0">
     <w:nsid w:val="550D12E3"/>
     <w:multiLevelType w:val="multilevel"/>
     <w:tmpl w:val="7FD6B022"/>
@@ -15131,7 +17634,7 @@
       </w:rPr>
     </w:lvl>
   </w:abstractNum>
-  <w:abstractNum w:abstractNumId="26" w15:restartNumberingAfterBreak="0">
+  <w:abstractNum w:abstractNumId="29" w15:restartNumberingAfterBreak="0">
     <w:nsid w:val="55D220E1"/>
     <w:multiLevelType w:val="multilevel"/>
     <w:tmpl w:val="7FD6B022"/>
@@ -15280,7 +17783,7 @@
       </w:rPr>
     </w:lvl>
   </w:abstractNum>
-  <w:abstractNum w:abstractNumId="27" w15:restartNumberingAfterBreak="0">
+  <w:abstractNum w:abstractNumId="30" w15:restartNumberingAfterBreak="0">
     <w:nsid w:val="5DB70B39"/>
     <w:multiLevelType w:val="hybridMultilevel"/>
     <w:tmpl w:val="699C0398"/>
@@ -15366,7 +17869,7 @@
       </w:pPr>
     </w:lvl>
   </w:abstractNum>
-  <w:abstractNum w:abstractNumId="28" w15:restartNumberingAfterBreak="0">
+  <w:abstractNum w:abstractNumId="31" w15:restartNumberingAfterBreak="0">
     <w:nsid w:val="5F017840"/>
     <w:multiLevelType w:val="multilevel"/>
     <w:tmpl w:val="131EDE14"/>
@@ -15495,7 +17998,7 @@
       </w:rPr>
     </w:lvl>
   </w:abstractNum>
-  <w:abstractNum w:abstractNumId="29" w15:restartNumberingAfterBreak="0">
+  <w:abstractNum w:abstractNumId="32" w15:restartNumberingAfterBreak="0">
     <w:nsid w:val="62407852"/>
     <w:multiLevelType w:val="multilevel"/>
     <w:tmpl w:val="447CC72A"/>
@@ -15644,7 +18147,7 @@
       </w:rPr>
     </w:lvl>
   </w:abstractNum>
-  <w:abstractNum w:abstractNumId="30" w15:restartNumberingAfterBreak="0">
+  <w:abstractNum w:abstractNumId="33" w15:restartNumberingAfterBreak="0">
     <w:nsid w:val="63CC6824"/>
     <w:multiLevelType w:val="hybridMultilevel"/>
     <w:tmpl w:val="327AE018"/>
@@ -15736,7 +18239,7 @@
       </w:pPr>
     </w:lvl>
   </w:abstractNum>
-  <w:abstractNum w:abstractNumId="31" w15:restartNumberingAfterBreak="0">
+  <w:abstractNum w:abstractNumId="34" w15:restartNumberingAfterBreak="0">
     <w:nsid w:val="66477CA6"/>
     <w:multiLevelType w:val="multilevel"/>
     <w:tmpl w:val="97367090"/>
@@ -15849,7 +18352,7 @@
       </w:pPr>
     </w:lvl>
   </w:abstractNum>
-  <w:abstractNum w:abstractNumId="32" w15:restartNumberingAfterBreak="0">
+  <w:abstractNum w:abstractNumId="35" w15:restartNumberingAfterBreak="0">
     <w:nsid w:val="674B02B0"/>
     <w:multiLevelType w:val="multilevel"/>
     <w:tmpl w:val="7FD6B022"/>
@@ -15998,7 +18501,7 @@
       </w:rPr>
     </w:lvl>
   </w:abstractNum>
-  <w:abstractNum w:abstractNumId="33" w15:restartNumberingAfterBreak="0">
+  <w:abstractNum w:abstractNumId="36" w15:restartNumberingAfterBreak="0">
     <w:nsid w:val="6D510EE3"/>
     <w:multiLevelType w:val="hybridMultilevel"/>
     <w:tmpl w:val="BE787A3A"/>
@@ -16076,7 +18579,7 @@
       </w:pPr>
     </w:lvl>
   </w:abstractNum>
-  <w:abstractNum w:abstractNumId="34" w15:restartNumberingAfterBreak="0">
+  <w:abstractNum w:abstractNumId="37" w15:restartNumberingAfterBreak="0">
     <w:nsid w:val="6FBD7344"/>
     <w:multiLevelType w:val="hybridMultilevel"/>
     <w:tmpl w:val="8A4AA012"/>
@@ -16168,7 +18671,7 @@
       </w:pPr>
     </w:lvl>
   </w:abstractNum>
-  <w:abstractNum w:abstractNumId="35" w15:restartNumberingAfterBreak="0">
+  <w:abstractNum w:abstractNumId="38" w15:restartNumberingAfterBreak="0">
     <w:nsid w:val="720D39D4"/>
     <w:multiLevelType w:val="multilevel"/>
     <w:tmpl w:val="87F2D55A"/>
@@ -16317,7 +18820,7 @@
       </w:rPr>
     </w:lvl>
   </w:abstractNum>
-  <w:abstractNum w:abstractNumId="36" w15:restartNumberingAfterBreak="0">
+  <w:abstractNum w:abstractNumId="39" w15:restartNumberingAfterBreak="0">
     <w:nsid w:val="745C3087"/>
     <w:multiLevelType w:val="multilevel"/>
     <w:tmpl w:val="EBE8AE10"/>
@@ -16466,7 +18969,7 @@
       </w:rPr>
     </w:lvl>
   </w:abstractNum>
-  <w:abstractNum w:abstractNumId="37" w15:restartNumberingAfterBreak="0">
+  <w:abstractNum w:abstractNumId="40" w15:restartNumberingAfterBreak="0">
     <w:nsid w:val="782042DC"/>
     <w:multiLevelType w:val="hybridMultilevel"/>
     <w:tmpl w:val="8A14AB2A"/>
@@ -16579,7 +19082,7 @@
       </w:rPr>
     </w:lvl>
   </w:abstractNum>
-  <w:abstractNum w:abstractNumId="38" w15:restartNumberingAfterBreak="0">
+  <w:abstractNum w:abstractNumId="41" w15:restartNumberingAfterBreak="0">
     <w:nsid w:val="7DED400D"/>
     <w:multiLevelType w:val="hybridMultilevel"/>
     <w:tmpl w:val="07CA201A"/>
@@ -16671,7 +19174,7 @@
       </w:pPr>
     </w:lvl>
   </w:abstractNum>
-  <w:abstractNum w:abstractNumId="39" w15:restartNumberingAfterBreak="0">
+  <w:abstractNum w:abstractNumId="42" w15:restartNumberingAfterBreak="0">
     <w:nsid w:val="7E5600A6"/>
     <w:multiLevelType w:val="multilevel"/>
     <w:tmpl w:val="1BB085D8"/>
@@ -16820,7 +19323,7 @@
       </w:rPr>
     </w:lvl>
   </w:abstractNum>
-  <w:abstractNum w:abstractNumId="40" w15:restartNumberingAfterBreak="0">
+  <w:abstractNum w:abstractNumId="43" w15:restartNumberingAfterBreak="0">
     <w:nsid w:val="7F3C62A9"/>
     <w:multiLevelType w:val="multilevel"/>
     <w:tmpl w:val="7C3ECC9A"/>
@@ -16970,136 +19473,136 @@
     </w:lvl>
   </w:abstractNum>
   <w:num w:numId="1" w16cid:durableId="2031907421">
+    <w:abstractNumId w:val="12"/>
+  </w:num>
+  <w:num w:numId="2" w16cid:durableId="1768966849">
+    <w:abstractNumId w:val="6"/>
+  </w:num>
+  <w:num w:numId="3" w16cid:durableId="1460873615">
+    <w:abstractNumId w:val="1"/>
+  </w:num>
+  <w:num w:numId="4" w16cid:durableId="2027709558">
+    <w:abstractNumId w:val="23"/>
+  </w:num>
+  <w:num w:numId="5" w16cid:durableId="1107702099">
+    <w:abstractNumId w:val="41"/>
+  </w:num>
+  <w:num w:numId="6" w16cid:durableId="1113788032">
+    <w:abstractNumId w:val="37"/>
+  </w:num>
+  <w:num w:numId="7" w16cid:durableId="2136217931">
+    <w:abstractNumId w:val="5"/>
+  </w:num>
+  <w:num w:numId="8" w16cid:durableId="1982419179">
+    <w:abstractNumId w:val="31"/>
+  </w:num>
+  <w:num w:numId="9" w16cid:durableId="575633767">
+    <w:abstractNumId w:val="42"/>
+  </w:num>
+  <w:num w:numId="10" w16cid:durableId="798845302">
+    <w:abstractNumId w:val="13"/>
+  </w:num>
+  <w:num w:numId="11" w16cid:durableId="1398897872">
     <w:abstractNumId w:val="11"/>
   </w:num>
-  <w:num w:numId="2" w16cid:durableId="1768966849">
-    <w:abstractNumId w:val="5"/>
+  <w:num w:numId="12" w16cid:durableId="460343480">
+    <w:abstractNumId w:val="26"/>
   </w:num>
-  <w:num w:numId="3" w16cid:durableId="1460873615">
+  <w:num w:numId="13" w16cid:durableId="844248462">
+    <w:abstractNumId w:val="38"/>
+  </w:num>
+  <w:num w:numId="14" w16cid:durableId="631441801">
+    <w:abstractNumId w:val="4"/>
+  </w:num>
+  <w:num w:numId="15" w16cid:durableId="987830823">
+    <w:abstractNumId w:val="28"/>
+  </w:num>
+  <w:num w:numId="16" w16cid:durableId="463084835">
+    <w:abstractNumId w:val="3"/>
+  </w:num>
+  <w:num w:numId="17" w16cid:durableId="994138806">
+    <w:abstractNumId w:val="8"/>
+  </w:num>
+  <w:num w:numId="18" w16cid:durableId="1983732708">
+    <w:abstractNumId w:val="20"/>
+  </w:num>
+  <w:num w:numId="19" w16cid:durableId="1674600159">
+    <w:abstractNumId w:val="43"/>
+  </w:num>
+  <w:num w:numId="20" w16cid:durableId="455949909">
+    <w:abstractNumId w:val="2"/>
+  </w:num>
+  <w:num w:numId="21" w16cid:durableId="1888905677">
+    <w:abstractNumId w:val="16"/>
+  </w:num>
+  <w:num w:numId="22" w16cid:durableId="522137497">
+    <w:abstractNumId w:val="17"/>
+  </w:num>
+  <w:num w:numId="23" w16cid:durableId="1495562763">
+    <w:abstractNumId w:val="21"/>
+  </w:num>
+  <w:num w:numId="24" w16cid:durableId="1550921119">
+    <w:abstractNumId w:val="29"/>
+  </w:num>
+  <w:num w:numId="25" w16cid:durableId="1078483715">
+    <w:abstractNumId w:val="35"/>
+  </w:num>
+  <w:num w:numId="26" w16cid:durableId="1942297012">
+    <w:abstractNumId w:val="25"/>
+  </w:num>
+  <w:num w:numId="27" w16cid:durableId="1437561977">
+    <w:abstractNumId w:val="7"/>
+  </w:num>
+  <w:num w:numId="28" w16cid:durableId="12846567">
+    <w:abstractNumId w:val="14"/>
+  </w:num>
+  <w:num w:numId="29" w16cid:durableId="1449543567">
+    <w:abstractNumId w:val="34"/>
+  </w:num>
+  <w:num w:numId="30" w16cid:durableId="1515535930">
+    <w:abstractNumId w:val="40"/>
+  </w:num>
+  <w:num w:numId="31" w16cid:durableId="2070808774">
+    <w:abstractNumId w:val="10"/>
+  </w:num>
+  <w:num w:numId="32" w16cid:durableId="998075995">
+    <w:abstractNumId w:val="33"/>
+  </w:num>
+  <w:num w:numId="33" w16cid:durableId="1854151687">
+    <w:abstractNumId w:val="30"/>
+  </w:num>
+  <w:num w:numId="34" w16cid:durableId="1762487595">
+    <w:abstractNumId w:val="15"/>
+  </w:num>
+  <w:num w:numId="35" w16cid:durableId="458569372">
+    <w:abstractNumId w:val="39"/>
+  </w:num>
+  <w:num w:numId="36" w16cid:durableId="1471945584">
+    <w:abstractNumId w:val="18"/>
+  </w:num>
+  <w:num w:numId="37" w16cid:durableId="1074359214">
+    <w:abstractNumId w:val="19"/>
+  </w:num>
+  <w:num w:numId="38" w16cid:durableId="156962302">
+    <w:abstractNumId w:val="27"/>
+  </w:num>
+  <w:num w:numId="39" w16cid:durableId="52972535">
+    <w:abstractNumId w:val="9"/>
+  </w:num>
+  <w:num w:numId="40" w16cid:durableId="1707757182">
+    <w:abstractNumId w:val="36"/>
+  </w:num>
+  <w:num w:numId="41" w16cid:durableId="508062808">
+    <w:abstractNumId w:val="32"/>
+  </w:num>
+  <w:num w:numId="42" w16cid:durableId="195657498">
+    <w:abstractNumId w:val="22"/>
+  </w:num>
+  <w:num w:numId="43" w16cid:durableId="960309894">
     <w:abstractNumId w:val="0"/>
   </w:num>
-  <w:num w:numId="4" w16cid:durableId="2027709558">
-    <w:abstractNumId w:val="21"/>
-  </w:num>
-  <w:num w:numId="5" w16cid:durableId="1107702099">
-    <w:abstractNumId w:val="38"/>
-  </w:num>
-  <w:num w:numId="6" w16cid:durableId="1113788032">
-    <w:abstractNumId w:val="34"/>
-  </w:num>
-  <w:num w:numId="7" w16cid:durableId="2136217931">
-    <w:abstractNumId w:val="4"/>
-  </w:num>
-  <w:num w:numId="8" w16cid:durableId="1982419179">
-    <w:abstractNumId w:val="28"/>
-  </w:num>
-  <w:num w:numId="9" w16cid:durableId="575633767">
-    <w:abstractNumId w:val="39"/>
-  </w:num>
-  <w:num w:numId="10" w16cid:durableId="798845302">
-    <w:abstractNumId w:val="12"/>
-  </w:num>
-  <w:num w:numId="11" w16cid:durableId="1398897872">
-    <w:abstractNumId w:val="10"/>
-  </w:num>
-  <w:num w:numId="12" w16cid:durableId="460343480">
-    <w:abstractNumId w:val="23"/>
-  </w:num>
-  <w:num w:numId="13" w16cid:durableId="844248462">
-    <w:abstractNumId w:val="35"/>
-  </w:num>
-  <w:num w:numId="14" w16cid:durableId="631441801">
-    <w:abstractNumId w:val="3"/>
-  </w:num>
-  <w:num w:numId="15" w16cid:durableId="987830823">
-    <w:abstractNumId w:val="25"/>
-  </w:num>
-  <w:num w:numId="16" w16cid:durableId="463084835">
-    <w:abstractNumId w:val="2"/>
-  </w:num>
-  <w:num w:numId="17" w16cid:durableId="994138806">
-    <w:abstractNumId w:val="7"/>
-  </w:num>
-  <w:num w:numId="18" w16cid:durableId="1983732708">
-    <w:abstractNumId w:val="19"/>
-  </w:num>
-  <w:num w:numId="19" w16cid:durableId="1674600159">
-    <w:abstractNumId w:val="40"/>
-  </w:num>
-  <w:num w:numId="20" w16cid:durableId="455949909">
-    <w:abstractNumId w:val="1"/>
-  </w:num>
-  <w:num w:numId="21" w16cid:durableId="1888905677">
-    <w:abstractNumId w:val="15"/>
-  </w:num>
-  <w:num w:numId="22" w16cid:durableId="522137497">
-    <w:abstractNumId w:val="16"/>
-  </w:num>
-  <w:num w:numId="23" w16cid:durableId="1495562763">
-    <w:abstractNumId w:val="20"/>
-  </w:num>
-  <w:num w:numId="24" w16cid:durableId="1550921119">
-    <w:abstractNumId w:val="26"/>
-  </w:num>
-  <w:num w:numId="25" w16cid:durableId="1078483715">
-    <w:abstractNumId w:val="32"/>
-  </w:num>
-  <w:num w:numId="26" w16cid:durableId="1942297012">
-    <w:abstractNumId w:val="22"/>
-  </w:num>
-  <w:num w:numId="27" w16cid:durableId="1437561977">
-    <w:abstractNumId w:val="6"/>
-  </w:num>
-  <w:num w:numId="28" w16cid:durableId="12846567">
-    <w:abstractNumId w:val="13"/>
-  </w:num>
-  <w:num w:numId="29" w16cid:durableId="1449543567">
-    <w:abstractNumId w:val="31"/>
-  </w:num>
-  <w:num w:numId="30" w16cid:durableId="1515535930">
-    <w:abstractNumId w:val="37"/>
-  </w:num>
-  <w:num w:numId="31" w16cid:durableId="2070808774">
-    <w:abstractNumId w:val="9"/>
-  </w:num>
-  <w:num w:numId="32" w16cid:durableId="998075995">
-    <w:abstractNumId w:val="30"/>
-  </w:num>
-  <w:num w:numId="33" w16cid:durableId="1854151687">
-    <w:abstractNumId w:val="27"/>
-  </w:num>
-  <w:num w:numId="34" w16cid:durableId="1762487595">
-    <w:abstractNumId w:val="14"/>
-  </w:num>
-  <w:num w:numId="35" w16cid:durableId="458569372">
-    <w:abstractNumId w:val="36"/>
-  </w:num>
-  <w:num w:numId="36" w16cid:durableId="1471945584">
-    <w:abstractNumId w:val="17"/>
-  </w:num>
-  <w:num w:numId="37" w16cid:durableId="1074359214">
-    <w:abstractNumId w:val="18"/>
-  </w:num>
-  <w:num w:numId="38" w16cid:durableId="156962302">
+  <w:num w:numId="44" w16cid:durableId="1725134482">
     <w:abstractNumId w:val="24"/>
-  </w:num>
-  <w:num w:numId="39" w16cid:durableId="52972535">
-    <w:abstractNumId w:val="8"/>
-  </w:num>
-  <w:num w:numId="40" w16cid:durableId="1707757182">
-    <w:abstractNumId w:val="33"/>
-    <w:lvlOverride w:ilvl="0"/>
-    <w:lvlOverride w:ilvl="1"/>
-    <w:lvlOverride w:ilvl="2"/>
-    <w:lvlOverride w:ilvl="3"/>
-    <w:lvlOverride w:ilvl="4"/>
-    <w:lvlOverride w:ilvl="5"/>
-    <w:lvlOverride w:ilvl="6"/>
-    <w:lvlOverride w:ilvl="7"/>
-    <w:lvlOverride w:ilvl="8"/>
-  </w:num>
-  <w:num w:numId="41" w16cid:durableId="508062808">
-    <w:abstractNumId w:val="29"/>
   </w:num>
 </w:numbering>
 </file>
